--- a/downloads/teacher/ai-4-week-36.docx
+++ b/downloads/teacher/ai-4-week-36.docx
@@ -2967,6 +2967,396 @@
         <w:t>For your Responsible Plant Classifier, save the input, procedure, observed result and limitation of this check. Label this worked example as practice; use a different, previously unreviewed case when checking independent understanding.</w:t>
       </w:r>
     </w:p>
+    <w:p>
+      <w:pPr>
+        <w:pStyle w:val="Heading1"/>
+      </w:pPr>
+      <w:r>
+        <w:t>07. Prepare, teach and assess</w:t>
+      </w:r>
+    </w:p>
+    <w:p>
+      <w:r>
+        <w:t>Teaching target: Defend the project using traceable evidence</w:t>
+      </w:r>
+    </w:p>
+    <w:p>
+      <w:r>
+        <w:t>Prepare the labelled worked-case picture, the matching workbook, fictional input cards and a place for individual responses. Check a local Python 3 environment before class; have a paper-trace version ready.</w:t>
+      </w:r>
+    </w:p>
+    <w:tbl>
+      <w:tblPr>
+        <w:tblStyle w:val="LightShading-Accent1"/>
+        <w:tblW w:type="auto" w:w="0"/>
+        <w:tblLook w:firstColumn="1" w:firstRow="1" w:lastColumn="0" w:lastRow="0" w:noHBand="0" w:noVBand="1" w:val="04A0"/>
+      </w:tblPr>
+      <w:tblGrid>
+        <w:gridCol w:w="3408"/>
+        <w:gridCol w:w="3408"/>
+        <w:gridCol w:w="3408"/>
+      </w:tblGrid>
+      <w:tr>
+        <w:trPr>
+          <w:tblHeader/>
+        </w:trPr>
+        <w:tc>
+          <w:tcPr>
+            <w:tcW w:type="dxa" w:w="3408"/>
+          </w:tcPr>
+          <w:p>
+            <w:r>
+              <w:t>Session</w:t>
+            </w:r>
+          </w:p>
+        </w:tc>
+        <w:tc>
+          <w:tcPr>
+            <w:tcW w:type="dxa" w:w="3408"/>
+          </w:tcPr>
+          <w:p>
+            <w:r>
+              <w:t>Plan</w:t>
+            </w:r>
+          </w:p>
+        </w:tc>
+        <w:tc>
+          <w:tcPr>
+            <w:tcW w:type="dxa" w:w="3408"/>
+          </w:tcPr>
+          <w:p>
+            <w:r>
+              <w:t>Resources</w:t>
+            </w:r>
+          </w:p>
+        </w:tc>
+      </w:tr>
+      <w:tr>
+        <w:tc>
+          <w:tcPr>
+            <w:tcW w:type="dxa" w:w="3408"/>
+          </w:tcPr>
+          <w:p>
+            <w:r>
+              <w:t>Session 1 · Understand · 45 min</w:t>
+            </w:r>
+          </w:p>
+        </w:tc>
+        <w:tc>
+          <w:tcPr>
+            <w:tcW w:type="dxa" w:w="3408"/>
+          </w:tcPr>
+          <w:p>
+            <w:r>
+              <w:t>0–7: recall and prerequisite; 7–15: inspect the concrete case and predict; 15–30: teacher models the worked trace; 30–40: learners explain a step using the text and visual; 40–45: check the core idea.</w:t>
+            </w:r>
+          </w:p>
+        </w:tc>
+        <w:tc>
+          <w:tcPr>
+            <w:tcW w:type="dxa" w:w="3408"/>
+          </w:tcPr>
+          <w:p>
+            <w:r>
+              <w:t>Sections 1–6; record the brief recall in the workbook.</w:t>
+            </w:r>
+          </w:p>
+        </w:tc>
+      </w:tr>
+      <w:tr>
+        <w:tc>
+          <w:tcPr>
+            <w:tcW w:type="dxa" w:w="3408"/>
+          </w:tcPr>
+          <w:p>
+            <w:r>
+              <w:t>Session 2 · Practise · 45 min</w:t>
+            </w:r>
+          </w:p>
+        </w:tc>
+        <w:tc>
+          <w:tcPr>
+            <w:tcW w:type="dxa" w:w="3408"/>
+          </w:tcPr>
+          <w:p>
+            <w:r>
+              <w:t>0–5: retrieve the procedure; 5–15: W2 completion practice; 15–23: explain and check with a partner; 23–30: each learner answers the misconception check; 30–40: targeted reteaching or a harder variation; 40–45: prepare the investigation.</w:t>
+            </w:r>
+          </w:p>
+        </w:tc>
+        <w:tc>
+          <w:tcPr>
+            <w:tcW w:type="dxa" w:w="3408"/>
+          </w:tcPr>
+          <w:p>
+            <w:r>
+              <w:t>Sections 7–10; use the matching workbook W2 and misconception check.</w:t>
+            </w:r>
+          </w:p>
+        </w:tc>
+      </w:tr>
+      <w:tr>
+        <w:tc>
+          <w:tcPr>
+            <w:tcW w:type="dxa" w:w="3408"/>
+          </w:tcPr>
+          <w:p>
+            <w:r>
+              <w:t>Session 3 · Investigate and transfer · 45 min</w:t>
+            </w:r>
+          </w:p>
+        </w:tc>
+        <w:tc>
+          <w:tcPr>
+            <w:tcW w:type="dxa" w:w="3408"/>
+          </w:tcPr>
+          <w:p>
+            <w:r>
+              <w:t>0–5: retrieve the decision rule; 5–20: investigate or trace; 20–30: start the independent case; 30–38: connect the project; 38–43: act on feedback; 43–45: plan the return check.</w:t>
+            </w:r>
+          </w:p>
+        </w:tc>
+        <w:tc>
+          <w:tcPr>
+            <w:tcW w:type="dxa" w:w="3408"/>
+          </w:tcPr>
+          <w:p>
+            <w:r>
+              <w:t>Sections 9 and 11–14. Give extra time to finish the full task set; use Section 15 when the week includes a coding lab.</w:t>
+            </w:r>
+          </w:p>
+        </w:tc>
+      </w:tr>
+    </w:tbl>
+    <w:p>
+      <w:r>
+        <w:t>Before class, solve the supported practice: Name the files needed to audit one reported accuracy figure.</w:t>
+      </w:r>
+    </w:p>
+    <w:p>
+      <w:r>
+        <w:t>Reasoned practice answer: Teacher explanation: Prediction ledger with references and outputs, split membership, frozen model/run record and metric definition; count correct rows over all scored rows under the saved policy.</w:t>
+      </w:r>
+    </w:p>
+    <w:p>
+      <w:r>
+        <w:t>Check every learner before discussion: Use the worked case for Machine learning project defense. Proposed explanation: “A final answer is enough”. Decide whether this explanation is supported. Point to the step or supplied fact that decides; explain your repair if needed.</w:t>
+      </w:r>
+    </w:p>
+    <w:p>
+      <w:r>
+        <w:t>Misconception repair: Ask for the relevant counts, units, procedure or saved record. For this week: A valid response names the fictional task, reports an auditable baseline/candidate comparison with denominator, and restricts the claim to the evaluated setup.</w:t>
+      </w:r>
+    </w:p>
+    <w:p>
+      <w:r>
+        <w:t>Support: read the exact case aloud, enlarge the labelled picture, supply input cards and model only the first deciding step. Accept a spoken explanation or drawing; retain the reasoning goal.</w:t>
+      </w:r>
+    </w:p>
+    <w:p>
+      <w:r>
+        <w:t>Extension: The poster omits the baseline and calls the model “field ready”. Require a prediction and a reason before comparing. Expected result: The headline exceeds the supplied evidence. Reason: No outdoor evaluation is supplied, and the comparative benefit is obscured without the same-case baseline.</w:t>
+      </w:r>
+    </w:p>
+    <w:p>
+      <w:r>
+        <w:t>Independent assessment: withhold the reserved answer until the learner has attempted the new case. Record support separately from correctness.</w:t>
+      </w:r>
+    </w:p>
+    <w:tbl>
+      <w:tblPr>
+        <w:tblStyle w:val="LightShading-Accent1"/>
+        <w:tblW w:type="auto" w:w="0"/>
+        <w:tblLook w:firstColumn="1" w:firstRow="1" w:lastColumn="0" w:lastRow="0" w:noHBand="0" w:noVBand="1" w:val="04A0"/>
+      </w:tblPr>
+      <w:tblGrid>
+        <w:gridCol w:w="2556"/>
+        <w:gridCol w:w="2556"/>
+        <w:gridCol w:w="2556"/>
+        <w:gridCol w:w="2556"/>
+      </w:tblGrid>
+      <w:tr>
+        <w:trPr>
+          <w:tblHeader/>
+        </w:trPr>
+        <w:tc>
+          <w:tcPr>
+            <w:tcW w:type="dxa" w:w="2556"/>
+          </w:tcPr>
+          <w:p>
+            <w:r>
+              <w:t>Criterion</w:t>
+            </w:r>
+          </w:p>
+        </w:tc>
+        <w:tc>
+          <w:tcPr>
+            <w:tcW w:type="dxa" w:w="2556"/>
+          </w:tcPr>
+          <w:p>
+            <w:r>
+              <w:t>Not yet</w:t>
+            </w:r>
+          </w:p>
+        </w:tc>
+        <w:tc>
+          <w:tcPr>
+            <w:tcW w:type="dxa" w:w="2556"/>
+          </w:tcPr>
+          <w:p>
+            <w:r>
+              <w:t>With support</w:t>
+            </w:r>
+          </w:p>
+        </w:tc>
+        <w:tc>
+          <w:tcPr>
+            <w:tcW w:type="dxa" w:w="2556"/>
+          </w:tcPr>
+          <w:p>
+            <w:r>
+              <w:t>Independent</w:t>
+            </w:r>
+          </w:p>
+        </w:tc>
+      </w:tr>
+      <w:tr>
+        <w:tc>
+          <w:tcPr>
+            <w:tcW w:type="dxa" w:w="2556"/>
+          </w:tcPr>
+          <w:p>
+            <w:r>
+              <w:t>Explanation</w:t>
+            </w:r>
+          </w:p>
+        </w:tc>
+        <w:tc>
+          <w:tcPr>
+            <w:tcW w:type="dxa" w:w="2556"/>
+          </w:tcPr>
+          <w:p>
+            <w:r>
+              <w:t>Names an answer without a deciding fact</w:t>
+            </w:r>
+          </w:p>
+        </w:tc>
+        <w:tc>
+          <w:tcPr>
+            <w:tcW w:type="dxa" w:w="2556"/>
+          </w:tcPr>
+          <w:p>
+            <w:r>
+              <w:t>Uses a hint to link fact and decision</w:t>
+            </w:r>
+          </w:p>
+        </w:tc>
+        <w:tc>
+          <w:tcPr>
+            <w:tcW w:type="dxa" w:w="2556"/>
+          </w:tcPr>
+          <w:p>
+            <w:r>
+              <w:t>Explains the deciding fact in own words</w:t>
+            </w:r>
+          </w:p>
+        </w:tc>
+      </w:tr>
+      <w:tr>
+        <w:tc>
+          <w:tcPr>
+            <w:tcW w:type="dxa" w:w="2556"/>
+          </w:tcPr>
+          <w:p>
+            <w:r>
+              <w:t>Trace or test</w:t>
+            </w:r>
+          </w:p>
+        </w:tc>
+        <w:tc>
+          <w:tcPr>
+            <w:tcW w:type="dxa" w:w="2556"/>
+          </w:tcPr>
+          <w:p>
+            <w:r>
+              <w:t>Cannot connect input and result</w:t>
+            </w:r>
+          </w:p>
+        </w:tc>
+        <w:tc>
+          <w:tcPr>
+            <w:tcW w:type="dxa" w:w="2556"/>
+          </w:tcPr>
+          <w:p>
+            <w:r>
+              <w:t>Completes steps with prompts</w:t>
+            </w:r>
+          </w:p>
+        </w:tc>
+        <w:tc>
+          <w:tcPr>
+            <w:tcW w:type="dxa" w:w="2556"/>
+          </w:tcPr>
+          <w:p>
+            <w:r>
+              <w:t>Traces or tests a changed case accurately</w:t>
+            </w:r>
+          </w:p>
+        </w:tc>
+      </w:tr>
+      <w:tr>
+        <w:tc>
+          <w:tcPr>
+            <w:tcW w:type="dxa" w:w="2556"/>
+          </w:tcPr>
+          <w:p>
+            <w:r>
+              <w:t>Limits and revision</w:t>
+            </w:r>
+          </w:p>
+        </w:tc>
+        <w:tc>
+          <w:tcPr>
+            <w:tcW w:type="dxa" w:w="2556"/>
+          </w:tcPr>
+          <w:p>
+            <w:r>
+              <w:t>Claims more than evidence supports</w:t>
+            </w:r>
+          </w:p>
+        </w:tc>
+        <w:tc>
+          <w:tcPr>
+            <w:tcW w:type="dxa" w:w="2556"/>
+          </w:tcPr>
+          <w:p>
+            <w:r>
+              <w:t>Names a limit after a prompt</w:t>
+            </w:r>
+          </w:p>
+        </w:tc>
+        <w:tc>
+          <w:tcPr>
+            <w:tcW w:type="dxa" w:w="2556"/>
+          </w:tcPr>
+          <w:p>
+            <w:r>
+              <w:t>States a defensible limit and useful next test</w:t>
+            </w:r>
+          </w:p>
+        </w:tc>
+      </w:tr>
+    </w:tbl>
+    <w:p>
+      <w:r>
+        <w:t>Project checkpoint: Present and defend. Demonstrate the system, explain one failure and justify the next improvement with evidence.</w:t>
+      </w:r>
+    </w:p>
+    <w:p>
+      <w:r>
+        <w:t>Use the weekly teacher answer for topic-specific reasoning. A saved progress tick is an activity record; judge mastery from the learner’s explanation and evidence.</w:t>
+      </w:r>
+    </w:p>
     <w:sectPr>
       <w:pgSz w:w="12240" w:h="15840"/>
       <w:pgMar w:top="936" w:right="1008" w:bottom="936" w:left="1008" w:header="720" w:footer="720" w:gutter="0"/>

--- a/downloads/teacher/ai-4-week-36.docx
+++ b/downloads/teacher/ai-4-week-36.docx
@@ -3357,6 +3357,39 @@
         <w:t>Use the weekly teacher answer for topic-specific reasoning. A saved progress tick is an activity record; judge mastery from the learner’s explanation and evidence.</w:t>
       </w:r>
     </w:p>
+    <w:p>
+      <w:pPr>
+        <w:pStyle w:val="Heading1"/>
+      </w:pPr>
+      <w:r>
+        <w:t>08. Use feedback, labs and repair paths</w:t>
+      </w:r>
+    </w:p>
+    <w:p>
+      <w:r>
+        <w:t>Use the two formative questions as supported practice, not as independent mastery scores. Discuss the deciding evidence rather than accepting a guessed selection.</w:t>
+      </w:r>
+    </w:p>
+    <w:p>
+      <w:r>
+        <w:t>The feedback comes from the reviewed public worked case. Do not reveal the separately reserved independent teacher answer until the learner has attempted that case.</w:t>
+      </w:r>
+    </w:p>
+    <w:p>
+      <w:r>
+        <w:t>Ask students to predict before running code. Preserve errors and actual outputs; collect a changed test and an explanation. The branch-boundary and indexing lessons deliberately include failure cases.</w:t>
+      </w:r>
+    </w:p>
+    <w:p>
+      <w:r>
+        <w:t>Use the earlier worked-explanation links to address a specific missing building block, then return to the current question. Adapt this suggestion after observing the learner; it is not an automatic diagnosis.</w:t>
+      </w:r>
+    </w:p>
+    <w:p>
+      <w:r>
+        <w:t>Collect the completed-work portfolio as evidence. Record support separately from correctness, and assess explanation, trace/test and limitations. Progress ticks and quiz selections alone do not establish mastery.</w:t>
+      </w:r>
+    </w:p>
     <w:sectPr>
       <w:pgSz w:w="12240" w:h="15840"/>
       <w:pgMar w:top="936" w:right="1008" w:bottom="936" w:left="1008" w:header="720" w:footer="720" w:gutter="0"/>

--- a/downloads/teacher/ai-4-week-36.docx
+++ b/downloads/teacher/ai-4-week-36.docx
@@ -29,6 +29,11 @@
       </w:r>
     </w:p>
     <w:p>
+      <w:r>
+        <w:t>Prepare ML Builder Expo: check the target, prerequisites, resources and adaptable teaching schedule.</w:t>
+      </w:r>
+    </w:p>
+    <w:p>
       <w:pPr>
         <w:pStyle w:val="Heading3"/>
       </w:pPr>
@@ -37,8 +42,20 @@
       </w:r>
     </w:p>
     <w:p>
-      <w:r>
-        <w:t>Primary target: Defend the project using traceable evidence</w:t>
+      <w:pPr>
+        <w:spacing w:line="336" w:lineRule="auto" w:after="180"/>
+      </w:pPr>
+      <w:r>
+        <w:rPr>
+          <w:b w:val="0"/>
+        </w:rPr>
+        <w:t xml:space="preserve">Primary target: Defend the project using traceable </w:t>
+      </w:r>
+      <w:r>
+        <w:rPr>
+          <w:b/>
+        </w:rPr>
+        <w:t>evidence</w:t>
       </w:r>
     </w:p>
     <w:tbl>
@@ -185,8 +202,37 @@
       </w:tr>
     </w:tbl>
     <w:p>
-      <w:r>
-        <w:t>This is a starting allocation of 135 minutes, not a validated duration. Preserve all named topics. Schedule extra time for connected examples, the full investigation, independent cases and project building. Repeated copies of a case share one recorded attempt; they are not new evidence.</w:t>
+      <w:pPr>
+        <w:spacing w:line="336" w:lineRule="auto" w:after="180"/>
+      </w:pPr>
+      <w:r>
+        <w:rPr>
+          <w:b w:val="0"/>
+        </w:rPr>
+        <w:t>This is a starting allocation of 135 minutes, not a validated duration. Preserve all named topics. Schedule extra time for connected examples, the full investigation, independent cases and project building.</w:t>
+      </w:r>
+    </w:p>
+    <w:p>
+      <w:pPr>
+        <w:spacing w:line="336" w:lineRule="auto" w:after="180"/>
+      </w:pPr>
+      <w:r>
+        <w:rPr>
+          <w:b w:val="0"/>
+        </w:rPr>
+        <w:t xml:space="preserve">Repeated copies of a case share one recorded attempt; they are not new </w:t>
+      </w:r>
+      <w:r>
+        <w:rPr>
+          <w:b/>
+        </w:rPr>
+        <w:t>evidence</w:t>
+      </w:r>
+      <w:r>
+        <w:rPr>
+          <w:b w:val="0"/>
+        </w:rPr>
+        <w:t>.</w:t>
       </w:r>
     </w:p>
     <w:p>
@@ -206,17 +252,35 @@
       </w:r>
     </w:p>
     <w:p>
-      <w:r>
+      <w:pPr>
+        <w:spacing w:line="336" w:lineRule="auto" w:after="180"/>
+      </w:pPr>
+      <w:r>
+        <w:rPr>
+          <w:b w:val="0"/>
+        </w:rPr>
         <w:t>Without opening the old lesson, explain one key idea from Capstone Train, Analyze, Improve. Give an example and a mistake that the idea helps you avoid.</w:t>
       </w:r>
     </w:p>
     <w:p>
-      <w:r>
+      <w:pPr>
+        <w:spacing w:line="336" w:lineRule="auto" w:after="180"/>
+      </w:pPr>
+      <w:r>
+        <w:rPr>
+          <w:b w:val="0"/>
+        </w:rPr>
         <w:t>Look for: Run a frozen final evaluation with complete accounting</w:t>
       </w:r>
     </w:p>
     <w:p>
-      <w:r>
+      <w:pPr>
+        <w:spacing w:line="336" w:lineRule="auto" w:after="180"/>
+      </w:pPr>
+      <w:r>
+        <w:rPr>
+          <w:b w:val="0"/>
+        </w:rPr>
         <w:t>Reference example, not the only acceptable wording: Teacher explanation: Candidate accuracy 9/12=75 percent, precision 2/3, recall 2/4; baseline 8/12 about 66.7 percent, with all four blocked cases missed.</w:t>
       </w:r>
     </w:p>
@@ -229,18 +293,53 @@
       </w:r>
     </w:p>
     <w:p>
-      <w:r>
+      <w:pPr>
+        <w:spacing w:line="336" w:lineRule="auto" w:after="180"/>
+      </w:pPr>
+      <w:r>
+        <w:rPr>
+          <w:b w:val="0"/>
+        </w:rPr>
         <w:t>Without opening the old lesson, explain one key idea from Model Cards and Human Review. Give an example and a mistake that the idea helps you avoid.</w:t>
       </w:r>
     </w:p>
     <w:p>
-      <w:r>
-        <w:t>Look for: Write a model card whose claims match evidence</w:t>
-      </w:r>
-    </w:p>
-    <w:p>
-      <w:r>
-        <w:t>Reference example, not the only acceptable wording: Teacher explanation: Intended: compare toy classifiers on the documented fictional task. Not supported: real parcel handling, student assessment or decisions outside the evaluated setup.</w:t>
+      <w:pPr>
+        <w:spacing w:line="336" w:lineRule="auto" w:after="180"/>
+      </w:pPr>
+      <w:r>
+        <w:rPr>
+          <w:b w:val="0"/>
+        </w:rPr>
+        <w:t xml:space="preserve">Look for: Write a model card whose claims match </w:t>
+      </w:r>
+      <w:r>
+        <w:rPr>
+          <w:b/>
+        </w:rPr>
+        <w:t>evidence</w:t>
+      </w:r>
+    </w:p>
+    <w:p>
+      <w:pPr>
+        <w:spacing w:line="336" w:lineRule="auto" w:after="180"/>
+      </w:pPr>
+      <w:r>
+        <w:rPr>
+          <w:b w:val="0"/>
+        </w:rPr>
+        <w:t>Reference example, not the only acceptable wording: Teacher explanation: Intended: compare toy classifiers on the documented fictional task.</w:t>
+      </w:r>
+    </w:p>
+    <w:p>
+      <w:pPr>
+        <w:spacing w:line="336" w:lineRule="auto" w:after="180"/>
+      </w:pPr>
+      <w:r>
+        <w:rPr>
+          <w:b w:val="0"/>
+        </w:rPr>
+        <w:t>Not supported: real parcel handling, student assessment or decisions outside the evaluated setup.</w:t>
       </w:r>
     </w:p>
     <w:p>
@@ -252,22 +351,82 @@
       </w:r>
     </w:p>
     <w:p>
-      <w:r>
+      <w:pPr>
+        <w:spacing w:line="336" w:lineRule="auto" w:after="180"/>
+      </w:pPr>
+      <w:r>
+        <w:rPr>
+          <w:b w:val="0"/>
+        </w:rPr>
         <w:t>Without opening the old lesson, explain one key idea from Improve Generalization. Give an example and a mistake that the idea helps you avoid.</w:t>
       </w:r>
     </w:p>
     <w:p>
-      <w:r>
-        <w:t>Look for: Compare training and validation evidence for model capacity</w:t>
-      </w:r>
-    </w:p>
-    <w:p>
-      <w:r>
-        <w:t>Reference example, not the only acceptable wording: Teacher explanation: Choose the line with validation MAE 3. The curve training MAE 0 does not compensate for validation MAE 8.</w:t>
-      </w:r>
-    </w:p>
-    <w:p>
-      <w:r>
+      <w:pPr>
+        <w:spacing w:line="336" w:lineRule="auto" w:after="180"/>
+      </w:pPr>
+      <w:r>
+        <w:rPr>
+          <w:b w:val="0"/>
+        </w:rPr>
+        <w:t xml:space="preserve">Look for: Compare </w:t>
+      </w:r>
+      <w:r>
+        <w:rPr>
+          <w:b/>
+        </w:rPr>
+        <w:t>training</w:t>
+      </w:r>
+      <w:r>
+        <w:rPr>
+          <w:b w:val="0"/>
+        </w:rPr>
+        <w:t xml:space="preserve"> and validation </w:t>
+      </w:r>
+      <w:r>
+        <w:rPr>
+          <w:b/>
+        </w:rPr>
+        <w:t>evidence</w:t>
+      </w:r>
+      <w:r>
+        <w:rPr>
+          <w:b w:val="0"/>
+        </w:rPr>
+        <w:t xml:space="preserve"> for model capacity</w:t>
+      </w:r>
+    </w:p>
+    <w:p>
+      <w:pPr>
+        <w:spacing w:line="336" w:lineRule="auto" w:after="180"/>
+      </w:pPr>
+      <w:r>
+        <w:rPr>
+          <w:b w:val="0"/>
+        </w:rPr>
+        <w:t xml:space="preserve">Reference example, not the only acceptable wording: Teacher explanation: Choose the line with validation MAE 3. The curve </w:t>
+      </w:r>
+      <w:r>
+        <w:rPr>
+          <w:b/>
+        </w:rPr>
+        <w:t>training</w:t>
+      </w:r>
+      <w:r>
+        <w:rPr>
+          <w:b w:val="0"/>
+        </w:rPr>
+        <w:t xml:space="preserve"> MAE 0 does not compensate for validation MAE 8.</w:t>
+      </w:r>
+    </w:p>
+    <w:p>
+      <w:pPr>
+        <w:spacing w:line="336" w:lineRule="auto" w:after="180"/>
+      </w:pPr>
+      <w:r>
+        <w:rPr>
+          <w:b w:val="0"/>
+        </w:rPr>
         <w:t>Use the student module and workbook section with this exact week title. The worked case, independent question and answers below form one aligned lesson sequence.</w:t>
       </w:r>
     </w:p>
@@ -280,8 +439,38 @@
       </w:r>
     </w:p>
     <w:p>
-      <w:r>
-        <w:t>Final counts are TP=12,FN=3,FP=5,TN=20. Compute accuracy, precision and recall, then state one limitation and a review trigger for the model defense.</w:t>
+      <w:pPr>
+        <w:spacing w:line="336" w:lineRule="auto" w:after="180"/>
+      </w:pPr>
+      <w:r>
+        <w:rPr>
+          <w:b w:val="0"/>
+        </w:rPr>
+        <w:t xml:space="preserve">Final counts are TP=12,FN=3,FP=5,TN=20. Compute accuracy, precision and recall, then state one </w:t>
+      </w:r>
+      <w:r>
+        <w:rPr>
+          <w:b/>
+        </w:rPr>
+        <w:t>limitation</w:t>
+      </w:r>
+      <w:r>
+        <w:rPr>
+          <w:b w:val="0"/>
+        </w:rPr>
+        <w:t xml:space="preserve"> and a review trigger for the model </w:t>
+      </w:r>
+      <w:r>
+        <w:rPr>
+          <w:b/>
+        </w:rPr>
+        <w:t>defense</w:t>
+      </w:r>
+      <w:r>
+        <w:rPr>
+          <w:b w:val="0"/>
+        </w:rPr>
+        <w:t>.</w:t>
       </w:r>
     </w:p>
     <w:p>
@@ -293,8 +482,38 @@
       </w:r>
     </w:p>
     <w:p>
-      <w:r>
-        <w:t>A builder defends the complete evidence chain: problem, data, code, model, metrics, errors, fairness, limitations, and human oversight.</w:t>
+      <w:pPr>
+        <w:spacing w:line="336" w:lineRule="auto" w:after="180"/>
+      </w:pPr>
+      <w:r>
+        <w:rPr>
+          <w:b w:val="0"/>
+        </w:rPr>
+        <w:t xml:space="preserve">A builder defends the complete </w:t>
+      </w:r>
+      <w:r>
+        <w:rPr>
+          <w:b/>
+        </w:rPr>
+        <w:t>evidence</w:t>
+      </w:r>
+      <w:r>
+        <w:rPr>
+          <w:b w:val="0"/>
+        </w:rPr>
+        <w:t xml:space="preserve"> chain: problem, data, code, model, metrics, errors, fairness, </w:t>
+      </w:r>
+      <w:r>
+        <w:rPr>
+          <w:b/>
+        </w:rPr>
+        <w:t>limitation</w:t>
+      </w:r>
+      <w:r>
+        <w:rPr>
+          <w:b w:val="0"/>
+        </w:rPr>
+        <w:t>s, and human oversight.</w:t>
       </w:r>
     </w:p>
     <w:tbl>
@@ -430,26 +649,93 @@
       </w:r>
     </w:p>
     <w:p>
-      <w:r>
+      <w:pPr>
+        <w:spacing w:line="336" w:lineRule="auto" w:after="180"/>
+      </w:pPr>
+      <w:r>
+        <w:rPr>
+          <w:b w:val="0"/>
+        </w:rPr>
         <w:t>Use the supplied scenario, student illustrations and blank paper. For numeric work, offer counters or a calculator after learners show the setup. Fictional records are supplied; personal data and paid accounts are unnecessary.</w:t>
       </w:r>
     </w:p>
     <w:p>
-      <w:r>
-        <w:t>Allow 80 minutes: recall 8; explanation 12; worked demonstration 15; guided practice 20; independent assessment 15; project and reflection 10. Extend the lab into a second session when needed.</w:t>
-      </w:r>
-    </w:p>
-    <w:p>
       <w:pPr>
         <w:pStyle w:val="Heading3"/>
       </w:pPr>
       <w:r>
+        <w:t>Alternative compact allocation</w:t>
+      </w:r>
+    </w:p>
+    <w:p>
+      <w:r>
+        <w:t>This compact option is not the full-week schedule. Use the main teaching cycle and allow extra sessions for the investigation, independent work and project.</w:t>
+      </w:r>
+    </w:p>
+    <w:p>
+      <w:pPr>
+        <w:spacing w:line="336" w:lineRule="auto" w:after="180"/>
+        <w:shd w:fill="F1F6F8"/>
+      </w:pPr>
+      <w:r>
+        <w:rPr>
+          <w:b w:val="0"/>
+        </w:rPr>
+        <w:t xml:space="preserve">Allow 80 minutes: recall 8; explanation 12; worked demonstration 15; guided practice 20; independent assessment 15; project and </w:t>
+      </w:r>
+      <w:r>
+        <w:rPr>
+          <w:b/>
+        </w:rPr>
+        <w:t>reflection</w:t>
+      </w:r>
+      <w:r>
+        <w:rPr>
+          <w:b w:val="0"/>
+        </w:rPr>
+        <w:t xml:space="preserve"> 10. Extend the lab into a second session when needed.</w:t>
+      </w:r>
+    </w:p>
+    <w:p>
+      <w:pPr>
+        <w:pStyle w:val="Heading3"/>
+      </w:pPr>
+      <w:r>
         <w:t>Preparation for the connected explanation</w:t>
       </w:r>
     </w:p>
     <w:p>
-      <w:r>
-        <w:t>Teach two 45-minute sessions. This week focuses on machine learning project defense. Model the worked example first, collect the new W 4 case independently before feedback, and use the fresh retry to check transfer. Award credit for traceable reasoning and bounded claims, including justified uncertainty.</w:t>
+      <w:pPr>
+        <w:spacing w:line="336" w:lineRule="auto" w:after="180"/>
+      </w:pPr>
+      <w:r>
+        <w:rPr>
+          <w:b w:val="0"/>
+        </w:rPr>
+        <w:t xml:space="preserve">Teach two 45-minute sessions. This week focuses on machine learning project </w:t>
+      </w:r>
+      <w:r>
+        <w:rPr>
+          <w:b/>
+        </w:rPr>
+        <w:t>defense</w:t>
+      </w:r>
+      <w:r>
+        <w:rPr>
+          <w:b w:val="0"/>
+        </w:rPr>
+        <w:t>. Model the worked example first, collect the new W 4 case independently before feedback, and use the fresh retry to check transfer.</w:t>
+      </w:r>
+    </w:p>
+    <w:p>
+      <w:pPr>
+        <w:spacing w:line="336" w:lineRule="auto" w:after="180"/>
+      </w:pPr>
+      <w:r>
+        <w:rPr>
+          <w:b w:val="0"/>
+        </w:rPr>
+        <w:t>Award credit for traceable reasoning and bounded claims, including justified uncertainty.</w:t>
       </w:r>
     </w:p>
     <w:p>
@@ -461,27 +747,93 @@
       </w:r>
     </w:p>
     <w:p>
-      <w:r>
-        <w:t>A result describes observed evidence; a claim must not extend beyond what that evidence supports.</w:t>
-      </w:r>
-    </w:p>
-    <w:p>
-      <w:r>
+      <w:pPr>
+        <w:spacing w:line="336" w:lineRule="auto" w:after="180"/>
+      </w:pPr>
+      <w:r>
+        <w:rPr>
+          <w:b w:val="0"/>
+        </w:rPr>
+        <w:t xml:space="preserve">A result describes observed </w:t>
+      </w:r>
+      <w:r>
+        <w:rPr>
+          <w:b/>
+        </w:rPr>
+        <w:t>evidence</w:t>
+      </w:r>
+      <w:r>
+        <w:rPr>
+          <w:b w:val="0"/>
+        </w:rPr>
+        <w:t xml:space="preserve">; a claim must not extend beyond what that </w:t>
+      </w:r>
+      <w:r>
+        <w:rPr>
+          <w:b/>
+        </w:rPr>
+        <w:t>evidence</w:t>
+      </w:r>
+      <w:r>
+        <w:rPr>
+          <w:b w:val="0"/>
+        </w:rPr>
+        <w:t xml:space="preserve"> supports.</w:t>
+      </w:r>
+    </w:p>
+    <w:p>
+      <w:pPr>
+        <w:spacing w:line="336" w:lineRule="auto" w:after="180"/>
+      </w:pPr>
+      <w:r>
+        <w:rPr>
+          <w:b w:val="0"/>
+        </w:rPr>
         <w:t>Printed student lesson and workbook</w:t>
       </w:r>
     </w:p>
     <w:p>
-      <w:r>
+      <w:pPr>
+        <w:spacing w:line="336" w:lineRule="auto" w:after="180"/>
+      </w:pPr>
+      <w:r>
+        <w:rPr>
+          <w:b w:val="0"/>
+        </w:rPr>
         <w:t>Paper, pencils and a calculator for fractions</w:t>
       </w:r>
     </w:p>
     <w:p>
-      <w:r>
-        <w:t>The fictional examples and a blank evidence table</w:t>
-      </w:r>
-    </w:p>
-    <w:p>
-      <w:r>
+      <w:pPr>
+        <w:spacing w:line="336" w:lineRule="auto" w:after="180"/>
+      </w:pPr>
+      <w:r>
+        <w:rPr>
+          <w:b w:val="0"/>
+        </w:rPr>
+        <w:t xml:space="preserve">The fictional examples and a blank </w:t>
+      </w:r>
+      <w:r>
+        <w:rPr>
+          <w:b/>
+        </w:rPr>
+        <w:t>evidence</w:t>
+      </w:r>
+      <w:r>
+        <w:rPr>
+          <w:b w:val="0"/>
+        </w:rPr>
+        <w:t xml:space="preserve"> table</w:t>
+      </w:r>
+    </w:p>
+    <w:p>
+      <w:pPr>
+        <w:spacing w:line="336" w:lineRule="auto" w:after="180"/>
+      </w:pPr>
+      <w:r>
+        <w:rPr>
+          <w:b w:val="0"/>
+        </w:rPr>
         <w:t>Saved classroom project records for critique; no personal student dataset required</w:t>
       </w:r>
     </w:p>
@@ -494,12 +846,36 @@
       </w:r>
     </w:p>
     <w:p>
-      <w:r>
-        <w:t>By the end, I can explain ml builder expo using a traced example and a stated limitation.</w:t>
-      </w:r>
-    </w:p>
-    <w:p>
-      <w:r>
+      <w:pPr>
+        <w:spacing w:line="336" w:lineRule="auto" w:after="180"/>
+      </w:pPr>
+      <w:r>
+        <w:rPr>
+          <w:b w:val="0"/>
+        </w:rPr>
+        <w:t xml:space="preserve">By the end, I can explain ml builder expo using a traced example and a stated </w:t>
+      </w:r>
+      <w:r>
+        <w:rPr>
+          <w:b/>
+        </w:rPr>
+        <w:t>limitation</w:t>
+      </w:r>
+      <w:r>
+        <w:rPr>
+          <w:b w:val="0"/>
+        </w:rPr>
+        <w:t>.</w:t>
+      </w:r>
+    </w:p>
+    <w:p>
+      <w:pPr>
+        <w:spacing w:line="336" w:lineRule="auto" w:after="180"/>
+      </w:pPr>
+      <w:r>
+        <w:rPr>
+          <w:b w:val="0"/>
+        </w:rPr>
         <w:t>This added worked case illustrates the week’s main idea. Retain all original and connected topics; schedule its practice within the teaching cycle.</w:t>
       </w:r>
     </w:p>
@@ -512,76 +888,349 @@
       </w:r>
     </w:p>
     <w:p>
+      <w:r>
+        <w:t>Model ML Builder Expo using the supplied case, labelled mechanism and reasoning. Make the scope of each conclusion explicit.</w:t>
+      </w:r>
+    </w:p>
+    <w:p>
+      <w:pPr>
+        <w:spacing w:line="336" w:lineRule="auto" w:after="180"/>
+      </w:pPr>
+      <w:r>
+        <w:rPr>
+          <w:b w:val="0"/>
+        </w:rPr>
+        <w:t>Trace the information, fitted behavior, and evaluation proof separately.</w:t>
+      </w:r>
+    </w:p>
+    <w:p>
       <w:pPr>
         <w:pStyle w:val="Heading3"/>
       </w:pPr>
       <w:r>
-        <w:t>Explain the mechanism</w:t>
-      </w:r>
-    </w:p>
-    <w:p>
-      <w:r>
-        <w:t>Trace the information, fitted behavior, and evaluation proof separately.</w:t>
-      </w:r>
-    </w:p>
-    <w:p>
-      <w:r>
-        <w:t>QUESTION Recompute a fresh metric and answer an unseen failure case during the defense.</w:t>
-      </w:r>
-    </w:p>
-    <w:p>
-      <w:r>
-        <w:t>MODEL IDEA A builder defends the complete evidence chain: problem, data, code, model, metrics, errors, fairness, limitations, and human oversight.</w:t>
-      </w:r>
-    </w:p>
-    <w:p>
-      <w:r>
-        <w:t>PROOF NEEDED Use an unseen case, visible calculation, error analysis, and a stated limitation.</w:t>
-      </w:r>
-    </w:p>
-    <w:p>
-      <w:r>
-        <w:t>UNDER THE HOOD Trace one leaf from source and split through preprocessing, model, prediction, and review. Recompute precision or recall from a fresh confusion matrix without notes.</w:t>
-      </w:r>
-    </w:p>
-    <w:p>
-      <w:r>
-        <w:t>Draw a fresh data → model → prediction → evaluation trace:</w:t>
-      </w:r>
-    </w:p>
-    <w:p>
-      <w:r>
-        <w:t>Predict first. Then check each step. A correct answer without visible evidence cannot be audited.</w:t>
-      </w:r>
-    </w:p>
-    <w:p>
-      <w:r>
-        <w:t>STEP 1 Trace one leaf from source and split through preprocessing, model, prediction, and review.</w:t>
-      </w:r>
-    </w:p>
-    <w:p>
-      <w:r>
+        <w:t>Question to explain</w:t>
+      </w:r>
+    </w:p>
+    <w:p>
+      <w:pPr>
+        <w:spacing w:line="336" w:lineRule="auto" w:after="180"/>
+        <w:shd w:fill="F5F1FB"/>
+      </w:pPr>
+      <w:r>
+        <w:rPr>
+          <w:b w:val="0"/>
+        </w:rPr>
+        <w:t xml:space="preserve">QUESTION Recompute a fresh metric and answer an unseen failure case during the </w:t>
+      </w:r>
+      <w:r>
+        <w:rPr>
+          <w:b/>
+        </w:rPr>
+        <w:t>defense</w:t>
+      </w:r>
+      <w:r>
+        <w:rPr>
+          <w:b w:val="0"/>
+        </w:rPr>
+        <w:t>.</w:t>
+      </w:r>
+    </w:p>
+    <w:p>
+      <w:pPr>
+        <w:spacing w:line="336" w:lineRule="auto" w:after="180"/>
+      </w:pPr>
+      <w:r>
+        <w:rPr>
+          <w:b w:val="0"/>
+        </w:rPr>
+        <w:t xml:space="preserve">MODEL IDEA A builder defends the complete </w:t>
+      </w:r>
+      <w:r>
+        <w:rPr>
+          <w:b/>
+        </w:rPr>
+        <w:t>evidence</w:t>
+      </w:r>
+      <w:r>
+        <w:rPr>
+          <w:b w:val="0"/>
+        </w:rPr>
+        <w:t xml:space="preserve"> chain: problem, data, code, model, metrics, errors, fairness, </w:t>
+      </w:r>
+      <w:r>
+        <w:rPr>
+          <w:b/>
+        </w:rPr>
+        <w:t>limitation</w:t>
+      </w:r>
+      <w:r>
+        <w:rPr>
+          <w:b w:val="0"/>
+        </w:rPr>
+        <w:t>s, and human oversight.</w:t>
+      </w:r>
+    </w:p>
+    <w:p>
+      <w:pPr>
+        <w:spacing w:line="336" w:lineRule="auto" w:after="180"/>
+      </w:pPr>
+      <w:r>
+        <w:rPr>
+          <w:b w:val="0"/>
+        </w:rPr>
+        <w:t xml:space="preserve">PROOF NEEDED Use an unseen case, visible calculation, error analysis, and a stated </w:t>
+      </w:r>
+      <w:r>
+        <w:rPr>
+          <w:b/>
+        </w:rPr>
+        <w:t>limitation</w:t>
+      </w:r>
+      <w:r>
+        <w:rPr>
+          <w:b w:val="0"/>
+        </w:rPr>
+        <w:t>.</w:t>
+      </w:r>
+    </w:p>
+    <w:p>
+      <w:pPr>
+        <w:pStyle w:val="Heading3"/>
+      </w:pPr>
+      <w:r>
+        <w:t>How the mechanism works</w:t>
+      </w:r>
+    </w:p>
+    <w:p>
+      <w:pPr>
+        <w:spacing w:line="336" w:lineRule="auto" w:after="180"/>
+        <w:shd w:fill="F1F6F8"/>
+      </w:pPr>
+      <w:r>
+        <w:rPr>
+          <w:b w:val="0"/>
+        </w:rPr>
+        <w:t>UNDER THE HOOD Trace one leaf from source and split through pre</w:t>
+      </w:r>
+      <w:r>
+        <w:rPr>
+          <w:b/>
+        </w:rPr>
+        <w:t>process</w:t>
+      </w:r>
+      <w:r>
+        <w:rPr>
+          <w:b w:val="0"/>
+        </w:rPr>
+        <w:t xml:space="preserve">ing, model, </w:t>
+      </w:r>
+      <w:r>
+        <w:rPr>
+          <w:b/>
+        </w:rPr>
+        <w:t>prediction</w:t>
+      </w:r>
+      <w:r>
+        <w:rPr>
+          <w:b w:val="0"/>
+        </w:rPr>
+        <w:t>, and review. Recompute precision or recall from a fresh confusion matrix without notes.</w:t>
+      </w:r>
+    </w:p>
+    <w:p>
+      <w:pPr>
+        <w:spacing w:line="336" w:lineRule="auto" w:after="180"/>
+      </w:pPr>
+      <w:r>
+        <w:rPr>
+          <w:b w:val="0"/>
+        </w:rPr>
+        <w:t xml:space="preserve">Draw a fresh data → model → </w:t>
+      </w:r>
+      <w:r>
+        <w:rPr>
+          <w:b/>
+        </w:rPr>
+        <w:t>prediction</w:t>
+      </w:r>
+      <w:r>
+        <w:rPr>
+          <w:b w:val="0"/>
+        </w:rPr>
+        <w:t xml:space="preserve"> → evaluation trace:</w:t>
+      </w:r>
+    </w:p>
+    <w:p>
+      <w:pPr>
+        <w:spacing w:line="336" w:lineRule="auto" w:after="180"/>
+      </w:pPr>
+      <w:r>
+        <w:rPr>
+          <w:b w:val="0"/>
+        </w:rPr>
+        <w:t xml:space="preserve">Predict first. Then check each step. A correct answer without visible </w:t>
+      </w:r>
+      <w:r>
+        <w:rPr>
+          <w:b/>
+        </w:rPr>
+        <w:t>evidence</w:t>
+      </w:r>
+      <w:r>
+        <w:rPr>
+          <w:b w:val="0"/>
+        </w:rPr>
+        <w:t xml:space="preserve"> cannot be audited.</w:t>
+      </w:r>
+    </w:p>
+    <w:p>
+      <w:pPr>
+        <w:pStyle w:val="Heading3"/>
+      </w:pPr>
+      <w:r>
+        <w:t>Step 1</w:t>
+      </w:r>
+    </w:p>
+    <w:p>
+      <w:pPr>
+        <w:spacing w:line="336" w:lineRule="auto" w:after="180"/>
+        <w:shd w:fill="F4F9FC"/>
+      </w:pPr>
+      <w:r>
+        <w:rPr>
+          <w:b w:val="0"/>
+        </w:rPr>
+        <w:t>STEP 1 Trace one leaf from source and split through pre</w:t>
+      </w:r>
+      <w:r>
+        <w:rPr>
+          <w:b/>
+        </w:rPr>
+        <w:t>process</w:t>
+      </w:r>
+      <w:r>
+        <w:rPr>
+          <w:b w:val="0"/>
+        </w:rPr>
+        <w:t xml:space="preserve">ing, model, </w:t>
+      </w:r>
+      <w:r>
+        <w:rPr>
+          <w:b/>
+        </w:rPr>
+        <w:t>prediction</w:t>
+      </w:r>
+      <w:r>
+        <w:rPr>
+          <w:b w:val="0"/>
+        </w:rPr>
+        <w:t>, and review.</w:t>
+      </w:r>
+    </w:p>
+    <w:p>
+      <w:pPr>
+        <w:pStyle w:val="Heading3"/>
+      </w:pPr>
+      <w:r>
+        <w:t>Step 2</w:t>
+      </w:r>
+    </w:p>
+    <w:p>
+      <w:pPr>
+        <w:spacing w:line="336" w:lineRule="auto" w:after="180"/>
+        <w:shd w:fill="F4F9FC"/>
+      </w:pPr>
+      <w:r>
+        <w:rPr>
+          <w:b w:val="0"/>
+        </w:rPr>
         <w:t>STEP 2 Recompute precision or recall from a fresh confusion matrix without notes.</w:t>
       </w:r>
     </w:p>
     <w:p>
-      <w:r>
+      <w:pPr>
+        <w:pStyle w:val="Heading3"/>
+      </w:pPr>
+      <w:r>
+        <w:t>Step 3</w:t>
+      </w:r>
+    </w:p>
+    <w:p>
+      <w:pPr>
+        <w:spacing w:line="336" w:lineRule="auto" w:after="180"/>
+        <w:shd w:fill="F4F9FC"/>
+      </w:pPr>
+      <w:r>
+        <w:rPr>
+          <w:b w:val="0"/>
+        </w:rPr>
         <w:t>STEP 3 Run an unseen low-light or missing-feature case and follow the documented fallback.</w:t>
       </w:r>
     </w:p>
     <w:p>
-      <w:r>
-        <w:t>STEP 4 State intended use, do-not-use, subgroup limitation, provenance, and who remains accountable.</w:t>
-      </w:r>
-    </w:p>
-    <w:p>
-      <w:r>
+      <w:pPr>
+        <w:pStyle w:val="Heading3"/>
+      </w:pPr>
+      <w:r>
+        <w:t>Step 4</w:t>
+      </w:r>
+    </w:p>
+    <w:p>
+      <w:pPr>
+        <w:spacing w:line="336" w:lineRule="auto" w:after="180"/>
+        <w:shd w:fill="F4F9FC"/>
+      </w:pPr>
+      <w:r>
+        <w:rPr>
+          <w:b w:val="0"/>
+        </w:rPr>
+        <w:t xml:space="preserve">STEP 4 State intended use, do-not-use, subgroup </w:t>
+      </w:r>
+      <w:r>
+        <w:rPr>
+          <w:b/>
+        </w:rPr>
+        <w:t>limitation</w:t>
+      </w:r>
+      <w:r>
+        <w:rPr>
+          <w:b w:val="0"/>
+        </w:rPr>
+        <w:t>, provenance, and who remains accountable.</w:t>
+      </w:r>
+    </w:p>
+    <w:p>
+      <w:pPr>
+        <w:spacing w:line="336" w:lineRule="auto" w:after="180"/>
+      </w:pPr>
+      <w:r>
+        <w:rPr>
+          <w:b w:val="0"/>
+        </w:rPr>
         <w:t>CHECK Verify the denominator, unit, split, class definition, and data version before interpreting a score.</w:t>
       </w:r>
     </w:p>
     <w:p>
-      <w:r>
-        <w:t>Recalculate, retrace, or restate the evidence independently:</w:t>
+      <w:pPr>
+        <w:spacing w:line="336" w:lineRule="auto" w:after="180"/>
+      </w:pPr>
+      <w:r>
+        <w:rPr>
+          <w:b w:val="0"/>
+        </w:rPr>
+        <w:t xml:space="preserve">Recalculate, retrace, or restate the </w:t>
+      </w:r>
+      <w:r>
+        <w:rPr>
+          <w:b/>
+        </w:rPr>
+        <w:t>evidence</w:t>
+      </w:r>
+      <w:r>
+        <w:rPr>
+          <w:b w:val="0"/>
+        </w:rPr>
+        <w:t xml:space="preserve"> independently:</w:t>
       </w:r>
     </w:p>
     <w:p>
@@ -593,12 +1242,42 @@
       </w:r>
     </w:p>
     <w:p>
-      <w:r>
+      <w:pPr>
+        <w:pStyle w:val="Heading3"/>
+      </w:pPr>
+      <w:r>
+        <w:t>The teaching case</w:t>
+      </w:r>
+    </w:p>
+    <w:p>
+      <w:pPr>
+        <w:spacing w:line="336" w:lineRule="auto" w:after="180"/>
+        <w:shd w:fill="F1F6FC"/>
+      </w:pPr>
+      <w:r>
+        <w:rPr>
+          <w:b w:val="0"/>
+        </w:rPr>
         <w:t>Final classifier gets16/20 correct; two of four errors are false negatives.</w:t>
       </w:r>
     </w:p>
     <w:p>
-      <w:r>
+      <w:pPr>
+        <w:pStyle w:val="Heading3"/>
+      </w:pPr>
+      <w:r>
+        <w:t>The teaching case</w:t>
+      </w:r>
+    </w:p>
+    <w:p>
+      <w:pPr>
+        <w:spacing w:line="336" w:lineRule="auto" w:after="180"/>
+        <w:shd w:fill="F1F6FC"/>
+      </w:pPr>
+      <w:r>
+        <w:rPr>
+          <w:b w:val="0"/>
+        </w:rPr>
         <w:t>Report supported metrics and what is missing.</w:t>
       </w:r>
     </w:p>
@@ -611,36 +1290,219 @@
       </w:r>
     </w:p>
     <w:p>
-      <w:r>
-        <w:t>Accuracy80%. Recall cannot be computed from FN alone; actual positives or TP are needed. Show full matrix, limits and review path.</w:t>
-      </w:r>
-    </w:p>
-    <w:p>
       <w:pPr>
         <w:pStyle w:val="Heading3"/>
       </w:pPr>
       <w:r>
+        <w:t>Why the result follows</w:t>
+      </w:r>
+    </w:p>
+    <w:p>
+      <w:pPr>
+        <w:spacing w:line="336" w:lineRule="auto" w:after="180"/>
+        <w:shd w:fill="F1F6FC"/>
+      </w:pPr>
+      <w:r>
+        <w:rPr>
+          <w:b w:val="0"/>
+        </w:rPr>
+        <w:t>Accuracy</w:t>
+      </w:r>
+      <w:r>
+        <w:rPr>
+          <w:b/>
+        </w:rPr>
+        <w:t>80%</w:t>
+      </w:r>
+      <w:r>
+        <w:rPr>
+          <w:b w:val="0"/>
+        </w:rPr>
+        <w:t>. Recall cannot be computed from FN alone; actual positives or TP are needed. Show full matrix, limits and review path.</w:t>
+      </w:r>
+    </w:p>
+    <w:p>
+      <w:pPr>
+        <w:pStyle w:val="Heading3"/>
+      </w:pPr>
+      <w:r>
         <w:t>Explain the added worked example</w:t>
       </w:r>
     </w:p>
     <w:p>
-      <w:r>
-        <w:t>The final defense tells a coherent story: question, data, method, comparison, errors and limits. A strong project may conclude that the baseline is preferable or evidence is insufficient. The aim is sound reasoning and a reproducible investigation, not an impressive headline or polished unsupported claim.</w:t>
-      </w:r>
-    </w:p>
-    <w:p>
-      <w:r>
-        <w:t>Use fictional classroom data throughout this investigation. Keep the task, units, reference labels and data split visible as you reason. Earlier weeks supplied the model-building process; this week examines machine learning project defense.</w:t>
-      </w:r>
-    </w:p>
-    <w:p>
-      <w:r>
-        <w:t>Example opening: We compared a simple classifier with an always-clear training baseline on fictional parcels. We froze the procedure before a 12-case test. Candidate accuracy was 9/12 versus baseline 8/12; candidate FP 1 FN 2. These small synthetic results support a classroom comparison, not real parcel decisions. We would next investigate dim-condition coverage using new development data.</w:t>
-      </w:r>
-    </w:p>
-    <w:p>
-      <w:r>
-        <w:t>Before continuing, underline the decision rule and circle the evidence that supports the conclusion. Explain the example to a partner without replacing the counts or conditions with a stronger claim. Keep the distinction between an observed result and a proposed next step.</w:t>
+      <w:pPr>
+        <w:pStyle w:val="Heading3"/>
+      </w:pPr>
+      <w:r>
+        <w:t>Explain the added worked example · 1</w:t>
+      </w:r>
+    </w:p>
+    <w:p>
+      <w:pPr>
+        <w:spacing w:line="336" w:lineRule="auto" w:after="180"/>
+      </w:pPr>
+      <w:r>
+        <w:rPr>
+          <w:b w:val="0"/>
+        </w:rPr>
+        <w:t xml:space="preserve">The final </w:t>
+      </w:r>
+      <w:r>
+        <w:rPr>
+          <w:b/>
+        </w:rPr>
+        <w:t>defense</w:t>
+      </w:r>
+      <w:r>
+        <w:rPr>
+          <w:b w:val="0"/>
+        </w:rPr>
+        <w:t xml:space="preserve"> tells a coherent story: question, data, method, comparison, errors and limits. A strong project may conclude that the baseline is preferable or </w:t>
+      </w:r>
+      <w:r>
+        <w:rPr>
+          <w:b/>
+        </w:rPr>
+        <w:t>evidence</w:t>
+      </w:r>
+      <w:r>
+        <w:rPr>
+          <w:b w:val="0"/>
+        </w:rPr>
+        <w:t xml:space="preserve"> is insufficient.</w:t>
+      </w:r>
+    </w:p>
+    <w:p>
+      <w:pPr>
+        <w:spacing w:line="336" w:lineRule="auto" w:after="180"/>
+      </w:pPr>
+      <w:r>
+        <w:rPr>
+          <w:b w:val="0"/>
+        </w:rPr>
+        <w:t>The aim is sound reasoning and a reproducible investigation, not an impressive headline or polished unsupported claim.</w:t>
+      </w:r>
+    </w:p>
+    <w:p>
+      <w:pPr>
+        <w:spacing w:line="336" w:lineRule="auto" w:after="180"/>
+      </w:pPr>
+      <w:r>
+        <w:rPr>
+          <w:b w:val="0"/>
+        </w:rPr>
+        <w:t>Use fictional classroom data throughout this investigation. Keep the task, units, reference labels and data split visible as you reason.</w:t>
+      </w:r>
+    </w:p>
+    <w:p>
+      <w:pPr>
+        <w:spacing w:line="336" w:lineRule="auto" w:after="180"/>
+      </w:pPr>
+      <w:r>
+        <w:rPr>
+          <w:b w:val="0"/>
+        </w:rPr>
+        <w:t xml:space="preserve">Earlier weeks supplied the model-building </w:t>
+      </w:r>
+      <w:r>
+        <w:rPr>
+          <w:b/>
+        </w:rPr>
+        <w:t>process</w:t>
+      </w:r>
+      <w:r>
+        <w:rPr>
+          <w:b w:val="0"/>
+        </w:rPr>
+        <w:t xml:space="preserve">; this week examines machine learning project </w:t>
+      </w:r>
+      <w:r>
+        <w:rPr>
+          <w:b/>
+        </w:rPr>
+        <w:t>defense</w:t>
+      </w:r>
+      <w:r>
+        <w:rPr>
+          <w:b w:val="0"/>
+        </w:rPr>
+        <w:t>.</w:t>
+      </w:r>
+    </w:p>
+    <w:p>
+      <w:pPr>
+        <w:pStyle w:val="Heading3"/>
+      </w:pPr>
+      <w:r>
+        <w:t>Explain the added worked example · 2</w:t>
+      </w:r>
+    </w:p>
+    <w:p>
+      <w:pPr>
+        <w:spacing w:line="336" w:lineRule="auto" w:after="180"/>
+      </w:pPr>
+      <w:r>
+        <w:rPr>
+          <w:b w:val="0"/>
+        </w:rPr>
+        <w:t xml:space="preserve">Example opening: We compared a simple classifier with an always-clear </w:t>
+      </w:r>
+      <w:r>
+        <w:rPr>
+          <w:b/>
+        </w:rPr>
+        <w:t>training</w:t>
+      </w:r>
+      <w:r>
+        <w:rPr>
+          <w:b w:val="0"/>
+        </w:rPr>
+        <w:t xml:space="preserve"> baseline on fictional parcels. We froze the procedure before a 12-case test. Candidate accuracy was 9/12 versus baseline 8/12; candidate FP 1 FN 2.</w:t>
+      </w:r>
+    </w:p>
+    <w:p>
+      <w:pPr>
+        <w:spacing w:line="336" w:lineRule="auto" w:after="180"/>
+      </w:pPr>
+      <w:r>
+        <w:rPr>
+          <w:b w:val="0"/>
+        </w:rPr>
+        <w:t>These small synthetic results support a classroom comparison, not real parcel decisions. We would next investigate dim-condition coverage using new development data.</w:t>
+      </w:r>
+    </w:p>
+    <w:p>
+      <w:pPr>
+        <w:spacing w:line="336" w:lineRule="auto" w:after="180"/>
+      </w:pPr>
+      <w:r>
+        <w:rPr>
+          <w:b w:val="0"/>
+        </w:rPr>
+        <w:t xml:space="preserve">Before continuing, underline the decision rule and circle the </w:t>
+      </w:r>
+      <w:r>
+        <w:rPr>
+          <w:b/>
+        </w:rPr>
+        <w:t>evidence</w:t>
+      </w:r>
+      <w:r>
+        <w:rPr>
+          <w:b w:val="0"/>
+        </w:rPr>
+        <w:t xml:space="preserve"> that supports the conclusion. Explain the example to a partner without replacing the counts or conditions with a stronger claim.</w:t>
+      </w:r>
+    </w:p>
+    <w:p>
+      <w:pPr>
+        <w:spacing w:line="336" w:lineRule="auto" w:after="180"/>
+      </w:pPr>
+      <w:r>
+        <w:rPr>
+          <w:b w:val="0"/>
+        </w:rPr>
+        <w:t>Keep the distinction between an observed result and a proposed next step.</w:t>
       </w:r>
     </w:p>
     <w:p>
@@ -784,8 +1646,37 @@
       </w:r>
     </w:p>
     <w:p>
-      <w:r>
-        <w:t>Use the complete worked example below before asking learners to complete W2. Reveal a small part, invite a prediction, then explain the deciding step. These teacher notes contain solutions; do not reveal the independent case answer during modelling.</w:t>
+      <w:pPr>
+        <w:spacing w:line="336" w:lineRule="auto" w:after="180"/>
+      </w:pPr>
+      <w:r>
+        <w:rPr>
+          <w:b w:val="0"/>
+        </w:rPr>
+        <w:t xml:space="preserve">Use the complete worked example below before asking learners to complete W2. Reveal a small part, invite a </w:t>
+      </w:r>
+      <w:r>
+        <w:rPr>
+          <w:b/>
+        </w:rPr>
+        <w:t>prediction</w:t>
+      </w:r>
+      <w:r>
+        <w:rPr>
+          <w:b w:val="0"/>
+        </w:rPr>
+        <w:t>, then explain the deciding step.</w:t>
+      </w:r>
+    </w:p>
+    <w:p>
+      <w:pPr>
+        <w:spacing w:line="336" w:lineRule="auto" w:after="180"/>
+      </w:pPr>
+      <w:r>
+        <w:rPr>
+          <w:b w:val="0"/>
+        </w:rPr>
+        <w:t>These teacher notes contain solutions; do not reveal the independent case answer during modelling.</w:t>
       </w:r>
     </w:p>
     <w:p>
@@ -1075,7 +1966,13 @@
       </w:tr>
     </w:tbl>
     <w:p>
-      <w:r>
+      <w:pPr>
+        <w:spacing w:line="336" w:lineRule="auto" w:after="180"/>
+      </w:pPr>
+      <w:r>
+        <w:rPr>
+          <w:b w:val="0"/>
+        </w:rPr>
         <w:t>Use the diagram and verbal explanation together. Ask learners to match a sentence to a specific visual step; do not assign learners fixed visual or auditory learning styles.</w:t>
       </w:r>
     </w:p>
@@ -1088,7 +1985,13 @@
       </w:r>
     </w:p>
     <w:p>
-      <w:r>
+      <w:pPr>
+        <w:spacing w:line="336" w:lineRule="auto" w:after="180"/>
+      </w:pPr>
+      <w:r>
+        <w:rPr>
+          <w:b w:val="0"/>
+        </w:rPr>
         <w:t>Present a plant-classifier expo claim that another team could check.</w:t>
       </w:r>
     </w:p>
@@ -1101,13 +2004,67 @@
       </w:r>
     </w:p>
     <w:p>
-      <w:r>
-        <w:t>Toy expo evidence: 15 held-out photos from 5 plants; candidate12 correct, baseline10 correct. Three candidate failures are recorded; no outdoor trial exists.</w:t>
-      </w:r>
-    </w:p>
-    <w:p>
-      <w:r>
-        <w:t>All inputs and outcomes in this worked example are invented classroom data; no real model run is claimed.</w:t>
+      <w:pPr>
+        <w:pStyle w:val="Heading3"/>
+      </w:pPr>
+      <w:r>
+        <w:t>Supplied facts</w:t>
+      </w:r>
+    </w:p>
+    <w:p>
+      <w:pPr>
+        <w:spacing w:line="336" w:lineRule="auto" w:after="180"/>
+        <w:shd w:fill="F1F6FC"/>
+      </w:pPr>
+      <w:r>
+        <w:rPr>
+          <w:b w:val="0"/>
+        </w:rPr>
+        <w:t xml:space="preserve">Toy expo </w:t>
+      </w:r>
+      <w:r>
+        <w:rPr>
+          <w:b/>
+        </w:rPr>
+        <w:t>evidence</w:t>
+      </w:r>
+      <w:r>
+        <w:rPr>
+          <w:b w:val="0"/>
+        </w:rPr>
+        <w:t>: 15 held-out photos from 5 plants; candidate12 correct, baseline10 correct. Three candidate failures are recorded; no outdoor trial exists.</w:t>
+      </w:r>
+    </w:p>
+    <w:p>
+      <w:pPr>
+        <w:pStyle w:val="Heading3"/>
+      </w:pPr>
+      <w:r>
+        <w:t>Supplied facts</w:t>
+      </w:r>
+    </w:p>
+    <w:p>
+      <w:pPr>
+        <w:spacing w:line="336" w:lineRule="auto" w:after="180"/>
+        <w:shd w:fill="F1F6FC"/>
+      </w:pPr>
+      <w:r>
+        <w:rPr>
+          <w:b w:val="0"/>
+        </w:rPr>
+        <w:t xml:space="preserve">All </w:t>
+      </w:r>
+      <w:r>
+        <w:rPr>
+          <w:b/>
+        </w:rPr>
+        <w:t>input</w:t>
+      </w:r>
+      <w:r>
+        <w:rPr>
+          <w:b w:val="0"/>
+        </w:rPr>
+        <w:t>s and outcomes in this worked example are invented classroom data; no real model run is claimed.</w:t>
       </w:r>
     </w:p>
     <w:p>
@@ -1270,20 +2227,86 @@
       </w:r>
     </w:p>
     <w:p>
-      <w:r>
-        <w:t>Read the picture in order. Present the three failure records and indoor-only limitation beside the headline rate. The arrows show which recorded input or intermediate result each decision uses. Explain the deciding step aloud before checking the changed case; pointing to the final answer alone does not show how it follows.</w:t>
-      </w:r>
-    </w:p>
-    <w:p>
       <w:pPr>
         <w:pStyle w:val="Heading3"/>
       </w:pPr>
       <w:r>
+        <w:t>Why the result follows</w:t>
+      </w:r>
+    </w:p>
+    <w:p>
+      <w:pPr>
+        <w:spacing w:line="336" w:lineRule="auto" w:after="180"/>
+        <w:shd w:fill="F1F6FC"/>
+      </w:pPr>
+      <w:r>
+        <w:rPr>
+          <w:b w:val="0"/>
+        </w:rPr>
+        <w:t xml:space="preserve">Read the picture in order. Present the three failure records and indoor-only </w:t>
+      </w:r>
+      <w:r>
+        <w:rPr>
+          <w:b/>
+        </w:rPr>
+        <w:t>limitation</w:t>
+      </w:r>
+      <w:r>
+        <w:rPr>
+          <w:b w:val="0"/>
+        </w:rPr>
+        <w:t xml:space="preserve"> beside the headline rate. The arrows show which recorded </w:t>
+      </w:r>
+      <w:r>
+        <w:rPr>
+          <w:b/>
+        </w:rPr>
+        <w:t>input</w:t>
+      </w:r>
+      <w:r>
+        <w:rPr>
+          <w:b w:val="0"/>
+        </w:rPr>
+        <w:t xml:space="preserve"> or intermediate result each decision uses.</w:t>
+      </w:r>
+    </w:p>
+    <w:p>
+      <w:pPr>
+        <w:spacing w:line="336" w:lineRule="auto" w:after="180"/>
+        <w:shd w:fill="F1F6FC"/>
+      </w:pPr>
+      <w:r>
+        <w:rPr>
+          <w:b w:val="0"/>
+        </w:rPr>
+        <w:t>Explain the deciding step aloud before checking the changed case; pointing to the final answer alone does not show how it follows.</w:t>
+      </w:r>
+    </w:p>
+    <w:p>
+      <w:pPr>
+        <w:pStyle w:val="Heading3"/>
+      </w:pPr>
+      <w:r>
         <w:t>What this example does not establish</w:t>
       </w:r>
     </w:p>
     <w:p>
-      <w:r>
+      <w:pPr>
+        <w:pStyle w:val="Heading3"/>
+      </w:pPr>
+      <w:r>
+        <w:t>Keep the stated limit</w:t>
+      </w:r>
+    </w:p>
+    <w:p>
+      <w:pPr>
+        <w:spacing w:line="336" w:lineRule="auto" w:after="180"/>
+        <w:shd w:fill="FFF5E6"/>
+      </w:pPr>
+      <w:r>
+        <w:rPr>
+          <w:b w:val="0"/>
+        </w:rPr>
         <w:t>Clear presentation helps review but does not increase the strength of a tiny or unrepresentative evaluation.</w:t>
       </w:r>
     </w:p>
@@ -1296,17 +2319,80 @@
       </w:r>
     </w:p>
     <w:p>
-      <w:r>
+      <w:pPr>
+        <w:pStyle w:val="Heading3"/>
+      </w:pPr>
+      <w:r>
+        <w:t>Change one thing</w:t>
+      </w:r>
+    </w:p>
+    <w:p>
+      <w:pPr>
+        <w:spacing w:line="336" w:lineRule="auto" w:after="180"/>
+        <w:shd w:fill="F5F1FB"/>
+      </w:pPr>
+      <w:r>
+        <w:rPr>
+          <w:b w:val="0"/>
+        </w:rPr>
         <w:t>Change: The poster omits the baseline and calls the model “field ready”.</w:t>
       </w:r>
     </w:p>
     <w:p>
-      <w:r>
-        <w:t>Prediction: The headline exceeds the supplied evidence.</w:t>
-      </w:r>
-    </w:p>
-    <w:p>
-      <w:r>
+      <w:pPr>
+        <w:pStyle w:val="Heading3"/>
+      </w:pPr>
+      <w:r>
+        <w:t>Predicted result</w:t>
+      </w:r>
+    </w:p>
+    <w:p>
+      <w:pPr>
+        <w:spacing w:line="336" w:lineRule="auto" w:after="180"/>
+        <w:shd w:fill="F1F6FC"/>
+      </w:pPr>
+      <w:r>
+        <w:rPr>
+          <w:b/>
+        </w:rPr>
+        <w:t>Prediction</w:t>
+      </w:r>
+      <w:r>
+        <w:rPr>
+          <w:b w:val="0"/>
+        </w:rPr>
+        <w:t xml:space="preserve">: The headline exceeds the supplied </w:t>
+      </w:r>
+      <w:r>
+        <w:rPr>
+          <w:b/>
+        </w:rPr>
+        <w:t>evidence</w:t>
+      </w:r>
+      <w:r>
+        <w:rPr>
+          <w:b w:val="0"/>
+        </w:rPr>
+        <w:t>.</w:t>
+      </w:r>
+    </w:p>
+    <w:p>
+      <w:pPr>
+        <w:pStyle w:val="Heading3"/>
+      </w:pPr>
+      <w:r>
+        <w:t>Why the result follows</w:t>
+      </w:r>
+    </w:p>
+    <w:p>
+      <w:pPr>
+        <w:spacing w:line="336" w:lineRule="auto" w:after="180"/>
+        <w:shd w:fill="F1F6FC"/>
+      </w:pPr>
+      <w:r>
+        <w:rPr>
+          <w:b w:val="0"/>
+        </w:rPr>
         <w:t>Reason: No outdoor evaluation is supplied, and the comparative benefit is obscured without the same-case baseline.</w:t>
       </w:r>
     </w:p>
@@ -1319,8 +2405,57 @@
       </w:r>
     </w:p>
     <w:p>
-      <w:r>
-        <w:t>Cover the result. Ask learners to name the inputs and predict the next step. Uncover one step, connect the icon to the actual procedure, and explain its evidence. Then change the supplied condition and compare. The picture is a representation; it does not document execution of a real AI model.</w:t>
+      <w:pPr>
+        <w:pStyle w:val="Heading3"/>
+      </w:pPr>
+      <w:r>
+        <w:t>Ask while showing the picture · 3</w:t>
+      </w:r>
+    </w:p>
+    <w:p>
+      <w:pPr>
+        <w:spacing w:line="336" w:lineRule="auto" w:after="180"/>
+      </w:pPr>
+      <w:r>
+        <w:rPr>
+          <w:b w:val="0"/>
+        </w:rPr>
+        <w:t xml:space="preserve">Cover the result. Ask learners to name the </w:t>
+      </w:r>
+      <w:r>
+        <w:rPr>
+          <w:b/>
+        </w:rPr>
+        <w:t>input</w:t>
+      </w:r>
+      <w:r>
+        <w:rPr>
+          <w:b w:val="0"/>
+        </w:rPr>
+        <w:t xml:space="preserve">s and predict the next step. Uncover one step, connect the icon to the actual procedure, and explain its </w:t>
+      </w:r>
+      <w:r>
+        <w:rPr>
+          <w:b/>
+        </w:rPr>
+        <w:t>evidence</w:t>
+      </w:r>
+      <w:r>
+        <w:rPr>
+          <w:b w:val="0"/>
+        </w:rPr>
+        <w:t>. Then change the supplied condition and compare.</w:t>
+      </w:r>
+    </w:p>
+    <w:p>
+      <w:pPr>
+        <w:spacing w:line="336" w:lineRule="auto" w:after="180"/>
+      </w:pPr>
+      <w:r>
+        <w:rPr>
+          <w:b w:val="0"/>
+        </w:rPr>
+        <w:t>The picture is a representation; it does not document execution of a real AI model.</w:t>
       </w:r>
     </w:p>
     <w:p>
@@ -1332,11 +2467,16 @@
       </w:r>
     </w:p>
     <w:p>
+      <w:r>
+        <w:t>Demonstrate ML Builder Expo, reduce support deliberately and check individual reasoning before discussing answers.</w:t>
+      </w:r>
+    </w:p>
+    <w:p>
       <w:pPr>
         <w:pStyle w:val="Heading3"/>
       </w:pPr>
       <w:r>
-        <w:t>Demonstrate and guide practice</w:t>
+        <w:t>Board sequence</w:t>
       </w:r>
     </w:p>
     <w:p>
@@ -1344,55 +2484,209 @@
         <w:pStyle w:val="Heading3"/>
       </w:pPr>
       <w:r>
-        <w:t>Board sequence</w:t>
-      </w:r>
-    </w:p>
-    <w:p>
-      <w:r>
+        <w:t>1. Put the facts on the board</w:t>
+      </w:r>
+    </w:p>
+    <w:p>
+      <w:pPr>
+        <w:spacing w:line="336" w:lineRule="auto" w:after="180"/>
+        <w:shd w:fill="F4F9FC"/>
+      </w:pPr>
+      <w:r>
+        <w:rPr>
+          <w:b w:val="0"/>
+        </w:rPr>
         <w:t>Write the given facts: Final classifier gets16/20 correct; two of four errors are false negatives.</w:t>
       </w:r>
     </w:p>
     <w:p>
-      <w:r>
+      <w:pPr>
+        <w:pStyle w:val="Heading3"/>
+      </w:pPr>
+      <w:r>
+        <w:t>2. State the decision to explain</w:t>
+      </w:r>
+    </w:p>
+    <w:p>
+      <w:pPr>
+        <w:spacing w:line="336" w:lineRule="auto" w:after="180"/>
+        <w:shd w:fill="F4F9FC"/>
+      </w:pPr>
+      <w:r>
+        <w:rPr>
+          <w:b w:val="0"/>
+        </w:rPr>
         <w:t>Write the question to explain: Report supported metrics and what is missing.</w:t>
       </w:r>
     </w:p>
     <w:p>
-      <w:r>
-        <w:t>Reveal after predictions: Accuracy80%. Recall cannot be computed from FN alone; actual positives or TP are needed. Show full matrix, limits and review path.</w:t>
-      </w:r>
-    </w:p>
-    <w:p>
-      <w:r>
-        <w:t>Keep for an independent attempt: Your expo model succeeds on three demonstration plants. What evidence should accompany the demo and what limitation should you state?</w:t>
-      </w:r>
-    </w:p>
-    <w:p>
       <w:pPr>
         <w:pStyle w:val="Heading3"/>
       </w:pPr>
       <w:r>
+        <w:t>3. Reveal the worked reasoning</w:t>
+      </w:r>
+    </w:p>
+    <w:p>
+      <w:pPr>
+        <w:spacing w:line="336" w:lineRule="auto" w:after="180"/>
+        <w:shd w:fill="F1F6FC"/>
+      </w:pPr>
+      <w:r>
+        <w:rPr>
+          <w:b w:val="0"/>
+        </w:rPr>
+        <w:t xml:space="preserve">Reveal after </w:t>
+      </w:r>
+      <w:r>
+        <w:rPr>
+          <w:b/>
+        </w:rPr>
+        <w:t>prediction</w:t>
+      </w:r>
+      <w:r>
+        <w:rPr>
+          <w:b w:val="0"/>
+        </w:rPr>
+        <w:t>s: Accuracy</w:t>
+      </w:r>
+      <w:r>
+        <w:rPr>
+          <w:b/>
+        </w:rPr>
+        <w:t>80%</w:t>
+      </w:r>
+      <w:r>
+        <w:rPr>
+          <w:b w:val="0"/>
+        </w:rPr>
+        <w:t>. Recall cannot be computed from FN alone; actual positives or TP are needed. Show full matrix, limits and review path.</w:t>
+      </w:r>
+    </w:p>
+    <w:p>
+      <w:pPr>
+        <w:pStyle w:val="Heading3"/>
+      </w:pPr>
+      <w:r>
+        <w:t>Hold back the independent task</w:t>
+      </w:r>
+    </w:p>
+    <w:p>
+      <w:pPr>
+        <w:spacing w:line="336" w:lineRule="auto" w:after="180"/>
+        <w:shd w:fill="F5F1FB"/>
+      </w:pPr>
+      <w:r>
+        <w:rPr>
+          <w:b w:val="0"/>
+        </w:rPr>
+        <w:t xml:space="preserve">Keep for an independent attempt: Your expo model succeeds on three demonstration plants. What </w:t>
+      </w:r>
+      <w:r>
+        <w:rPr>
+          <w:b/>
+        </w:rPr>
+        <w:t>evidence</w:t>
+      </w:r>
+      <w:r>
+        <w:rPr>
+          <w:b w:val="0"/>
+        </w:rPr>
+        <w:t xml:space="preserve"> should accompany the demo and what </w:t>
+      </w:r>
+      <w:r>
+        <w:rPr>
+          <w:b/>
+        </w:rPr>
+        <w:t>limitation</w:t>
+      </w:r>
+      <w:r>
+        <w:rPr>
+          <w:b w:val="0"/>
+        </w:rPr>
+        <w:t xml:space="preserve"> should you state?</w:t>
+      </w:r>
+    </w:p>
+    <w:p>
+      <w:pPr>
+        <w:pStyle w:val="Heading3"/>
+      </w:pPr>
+      <w:r>
         <w:t>Classroom dialogue</w:t>
       </w:r>
     </w:p>
     <w:p>
-      <w:r>
+      <w:pPr>
+        <w:pStyle w:val="Heading3"/>
+      </w:pPr>
+      <w:r>
+        <w:t>Ask the class</w:t>
+      </w:r>
+    </w:p>
+    <w:p>
+      <w:pPr>
+        <w:spacing w:line="336" w:lineRule="auto" w:after="180"/>
+        <w:shd w:fill="F5F1FB"/>
+      </w:pPr>
+      <w:r>
+        <w:rPr>
+          <w:b w:val="0"/>
+        </w:rPr>
         <w:t>Ask: Which facts are given, and which would we have to assume? Learners mark relevant details before discussing answers.</w:t>
       </w:r>
     </w:p>
     <w:p>
-      <w:r>
+      <w:pPr>
+        <w:pStyle w:val="Heading3"/>
+      </w:pPr>
+      <w:r>
+        <w:t>Language to model</w:t>
+      </w:r>
+    </w:p>
+    <w:p>
+      <w:pPr>
+        <w:spacing w:line="336" w:lineRule="auto" w:after="180"/>
+        <w:shd w:fill="F1F6F8"/>
+      </w:pPr>
+      <w:r>
+        <w:rPr>
+          <w:b w:val="0"/>
+        </w:rPr>
         <w:t>Say: Predict first. Show the rule, information path or calculation that would produce the result. A correct guess is not yet an explanation.</w:t>
       </w:r>
     </w:p>
     <w:p>
-      <w:r>
+      <w:pPr>
+        <w:spacing w:line="336" w:lineRule="auto" w:after="180"/>
+      </w:pPr>
+      <w:r>
+        <w:rPr>
+          <w:b w:val="0"/>
+        </w:rPr>
         <w:t>Reveal reasoning one step at a time. Explain why a tempting alternative fails. Write units and denominators for arithmetic, trace conditions for decisions, and identify supporting sources for claims.</w:t>
       </w:r>
     </w:p>
     <w:p>
-      <w:r>
-        <w:t>In pairs, one learner solves while the other checks evidence; exchange roles. Remove the worked answer before independent assessment.</w:t>
+      <w:pPr>
+        <w:spacing w:line="336" w:lineRule="auto" w:after="180"/>
+      </w:pPr>
+      <w:r>
+        <w:rPr>
+          <w:b w:val="0"/>
+        </w:rPr>
+        <w:t xml:space="preserve">In pairs, one learner solves while the other checks </w:t>
+      </w:r>
+      <w:r>
+        <w:rPr>
+          <w:b/>
+        </w:rPr>
+        <w:t>evidence</w:t>
+      </w:r>
+      <w:r>
+        <w:rPr>
+          <w:b w:val="0"/>
+        </w:rPr>
+        <w:t>; exchange roles. Remove the worked answer before independent assessment.</w:t>
       </w:r>
     </w:p>
     <w:p>
@@ -1404,8 +2698,85 @@
       </w:r>
     </w:p>
     <w:p>
-      <w:r>
-        <w:t>Guided response: Prediction ledger with references and outputs, split membership, frozen model/run record and metric definition; count correct rows over all scored rows under the saved policy. Exit response: A valid response links a documented limitation to new development evidence, records any revised version, and reserves fresh independent final-test evidence for a later frozen evaluation.</w:t>
+      <w:pPr>
+        <w:spacing w:line="336" w:lineRule="auto" w:after="180"/>
+      </w:pPr>
+      <w:r>
+        <w:rPr>
+          <w:b w:val="0"/>
+        </w:rPr>
+        <w:t xml:space="preserve">Guided response: </w:t>
+      </w:r>
+      <w:r>
+        <w:rPr>
+          <w:b/>
+        </w:rPr>
+        <w:t>Prediction</w:t>
+      </w:r>
+      <w:r>
+        <w:rPr>
+          <w:b w:val="0"/>
+        </w:rPr>
+        <w:t xml:space="preserve"> ledger with references and </w:t>
+      </w:r>
+      <w:r>
+        <w:rPr>
+          <w:b/>
+        </w:rPr>
+        <w:t>output</w:t>
+      </w:r>
+      <w:r>
+        <w:rPr>
+          <w:b w:val="0"/>
+        </w:rPr>
+        <w:t>s, split membership, frozen model/run record and metric definition; count correct rows over all scored rows under the saved policy.</w:t>
+      </w:r>
+    </w:p>
+    <w:p>
+      <w:pPr>
+        <w:spacing w:line="336" w:lineRule="auto" w:after="180"/>
+      </w:pPr>
+      <w:r>
+        <w:rPr>
+          <w:b w:val="0"/>
+        </w:rPr>
+        <w:t xml:space="preserve">Exit response: A valid response links a documented </w:t>
+      </w:r>
+      <w:r>
+        <w:rPr>
+          <w:b/>
+        </w:rPr>
+        <w:t>limitation</w:t>
+      </w:r>
+      <w:r>
+        <w:rPr>
+          <w:b w:val="0"/>
+        </w:rPr>
+        <w:t xml:space="preserve"> to new development </w:t>
+      </w:r>
+      <w:r>
+        <w:rPr>
+          <w:b/>
+        </w:rPr>
+        <w:t>evidence</w:t>
+      </w:r>
+      <w:r>
+        <w:rPr>
+          <w:b w:val="0"/>
+        </w:rPr>
+        <w:t xml:space="preserve">, records any revised version, and reserves fresh independent final-test </w:t>
+      </w:r>
+      <w:r>
+        <w:rPr>
+          <w:b/>
+        </w:rPr>
+        <w:t>evidence</w:t>
+      </w:r>
+      <w:r>
+        <w:rPr>
+          <w:b w:val="0"/>
+        </w:rPr>
+        <w:t xml:space="preserve"> for a later frozen evaluation.</w:t>
       </w:r>
     </w:p>
     <w:p>
@@ -1637,41 +3008,143 @@
       </w:r>
     </w:p>
     <w:p>
-      <w:r>
+      <w:pPr>
+        <w:pStyle w:val="Heading3"/>
+      </w:pPr>
+      <w:r>
+        <w:t>Completion practice</w:t>
+      </w:r>
+    </w:p>
+    <w:p>
+      <w:pPr>
+        <w:spacing w:line="336" w:lineRule="auto" w:after="180"/>
+        <w:shd w:fill="F5F1FB"/>
+      </w:pPr>
+      <w:r>
+        <w:rPr>
+          <w:b w:val="0"/>
+        </w:rPr>
         <w:t>Completion task: Name the files needed to audit one reported accuracy figure.</w:t>
       </w:r>
     </w:p>
     <w:p>
-      <w:r>
-        <w:t>Teacher check: Teacher explanation: Prediction ledger with references and outputs, split membership, frozen model/run record and metric definition; count correct rows over all scored rows under the saved policy.</w:t>
-      </w:r>
-    </w:p>
-    <w:p>
-      <w:r>
-        <w:t>Start by identifying the given inputs together. Leave the intermediate steps blank. If needed, model one step, then withdraw that help on the next step. Move to a full trace only when the partial trace is understood. For partners, alternate explainer and checker; collect a response from every learner before discussion.</w:t>
-      </w:r>
-    </w:p>
-    <w:p>
       <w:pPr>
         <w:pStyle w:val="Heading3"/>
       </w:pPr>
       <w:r>
+        <w:t>Reasoning to listen for</w:t>
+      </w:r>
+    </w:p>
+    <w:p>
+      <w:pPr>
+        <w:spacing w:line="336" w:lineRule="auto" w:after="180"/>
+        <w:shd w:fill="F1F6FC"/>
+      </w:pPr>
+      <w:r>
+        <w:rPr>
+          <w:b w:val="0"/>
+        </w:rPr>
+        <w:t xml:space="preserve">Teacher check: Teacher explanation: </w:t>
+      </w:r>
+      <w:r>
+        <w:rPr>
+          <w:b/>
+        </w:rPr>
+        <w:t>Prediction</w:t>
+      </w:r>
+      <w:r>
+        <w:rPr>
+          <w:b w:val="0"/>
+        </w:rPr>
+        <w:t xml:space="preserve"> ledger with references and </w:t>
+      </w:r>
+      <w:r>
+        <w:rPr>
+          <w:b/>
+        </w:rPr>
+        <w:t>output</w:t>
+      </w:r>
+      <w:r>
+        <w:rPr>
+          <w:b w:val="0"/>
+        </w:rPr>
+        <w:t>s, split membership, frozen model/run record and metric definition; count correct rows over all scored rows under the saved policy.</w:t>
+      </w:r>
+    </w:p>
+    <w:p>
+      <w:pPr>
+        <w:spacing w:line="336" w:lineRule="auto" w:after="180"/>
+      </w:pPr>
+      <w:r>
+        <w:rPr>
+          <w:b w:val="0"/>
+        </w:rPr>
+        <w:t xml:space="preserve">Start by identifying the given </w:t>
+      </w:r>
+      <w:r>
+        <w:rPr>
+          <w:b/>
+        </w:rPr>
+        <w:t>input</w:t>
+      </w:r>
+      <w:r>
+        <w:rPr>
+          <w:b w:val="0"/>
+        </w:rPr>
+        <w:t>s together. Leave the intermediate steps blank. If needed, model one step, then withdraw that help on the next step. Move to a full trace only when the partial trace is understood.</w:t>
+      </w:r>
+    </w:p>
+    <w:p>
+      <w:pPr>
+        <w:spacing w:line="336" w:lineRule="auto" w:after="180"/>
+      </w:pPr>
+      <w:r>
+        <w:rPr>
+          <w:b w:val="0"/>
+        </w:rPr>
+        <w:t>For partners, alternate explainer and checker; collect a response from every learner before discussion.</w:t>
+      </w:r>
+    </w:p>
+    <w:p>
+      <w:pPr>
+        <w:pStyle w:val="Heading3"/>
+      </w:pPr>
+      <w:r>
         <w:t>Individual reasoning check</w:t>
       </w:r>
     </w:p>
     <w:p>
-      <w:r>
-        <w:t>Use the worked case for Machine learning project defense. Proposed explanation: “A final answer is enough”. Decide whether this explanation is supported. Point to the step or supplied fact that decides; explain your repair if needed.</w:t>
-      </w:r>
-    </w:p>
-    <w:p>
-      <w:r>
-        <w:t>Expected correction: Ask for the relevant counts, units, procedure or saved record. For this week: A valid response names the fictional task, reports an auditable baseline/candidate comparison with denominator, and restricts the claim to the evaluated setup.</w:t>
-      </w:r>
-    </w:p>
-    <w:p>
-      <w:r>
-        <w:t>Collect explanations, not only yes/no votes. If a misunderstanding is common, re-model the relevant step for the class. If it affects a few learners, give a short targeted group explanation while others solve a more demanding variation.</w:t>
+      <w:pPr>
+        <w:spacing w:line="336" w:lineRule="auto" w:after="180"/>
+      </w:pPr>
+      <w:r>
+        <w:rPr>
+          <w:b w:val="0"/>
+        </w:rPr>
+        <w:t xml:space="preserve">Use the worked case for Machine learning project </w:t>
+      </w:r>
+      <w:r>
+        <w:rPr>
+          <w:b/>
+        </w:rPr>
+        <w:t>defense</w:t>
+      </w:r>
+      <w:r>
+        <w:rPr>
+          <w:b w:val="0"/>
+        </w:rPr>
+        <w:t>. Proposed explanation: “A final answer is enough”. Decide whether this explanation is supported.</w:t>
+      </w:r>
+    </w:p>
+    <w:p>
+      <w:pPr>
+        <w:spacing w:line="336" w:lineRule="auto" w:after="180"/>
+      </w:pPr>
+      <w:r>
+        <w:rPr>
+          <w:b w:val="0"/>
+        </w:rPr>
+        <w:t>Point to the step or supplied fact that decides; explain your repair if needed.</w:t>
       </w:r>
     </w:p>
     <w:p>
@@ -1679,12 +3152,84 @@
         <w:pStyle w:val="Heading3"/>
       </w:pPr>
       <w:r>
+        <w:t>Expected repair</w:t>
+      </w:r>
+    </w:p>
+    <w:p>
+      <w:pPr>
+        <w:spacing w:line="336" w:lineRule="auto" w:after="180"/>
+        <w:shd w:fill="F1F6FC"/>
+      </w:pPr>
+      <w:r>
+        <w:rPr>
+          <w:b w:val="0"/>
+        </w:rPr>
+        <w:t>Expected correction: Ask for the relevant counts, units, procedure or saved record.</w:t>
+      </w:r>
+    </w:p>
+    <w:p>
+      <w:pPr>
+        <w:spacing w:line="336" w:lineRule="auto" w:after="180"/>
+        <w:shd w:fill="F1F6FC"/>
+      </w:pPr>
+      <w:r>
+        <w:rPr>
+          <w:b w:val="0"/>
+        </w:rPr>
+        <w:t>For this week: A valid response names the fictional task, reports an auditable baseline/candidate comparison with denominator, and restricts the claim to the evaluated setup.</w:t>
+      </w:r>
+    </w:p>
+    <w:p>
+      <w:pPr>
+        <w:spacing w:line="336" w:lineRule="auto" w:after="180"/>
+      </w:pPr>
+      <w:r>
+        <w:rPr>
+          <w:b w:val="0"/>
+        </w:rPr>
+        <w:t>Collect explanations, not only yes/no votes. If a misunderstanding is common, re-model the relevant step for the class.</w:t>
+      </w:r>
+    </w:p>
+    <w:p>
+      <w:pPr>
+        <w:spacing w:line="336" w:lineRule="auto" w:after="180"/>
+      </w:pPr>
+      <w:r>
+        <w:rPr>
+          <w:b w:val="0"/>
+        </w:rPr>
+        <w:t>If it affects a few learners, give a short targeted group explanation while others solve a more demanding variation.</w:t>
+      </w:r>
+    </w:p>
+    <w:p>
+      <w:pPr>
+        <w:pStyle w:val="Heading3"/>
+      </w:pPr>
+      <w:r>
         <w:t>Pictorial practice question</w:t>
       </w:r>
     </w:p>
     <w:p>
-      <w:r>
-        <w:t>Which three supporting items should be visible at the expo? Point to the relevant step in the picture, then write the changed result and the rule or evidence that supports it.</w:t>
+      <w:pPr>
+        <w:spacing w:line="336" w:lineRule="auto" w:after="180"/>
+      </w:pPr>
+      <w:r>
+        <w:rPr>
+          <w:b w:val="0"/>
+        </w:rPr>
+        <w:t xml:space="preserve">Which three supporting items should be visible at the expo? Point to the relevant step in the picture, then write the changed result and the rule or </w:t>
+      </w:r>
+      <w:r>
+        <w:rPr>
+          <w:b/>
+        </w:rPr>
+        <w:t>evidence</w:t>
+      </w:r>
+      <w:r>
+        <w:rPr>
+          <w:b w:val="0"/>
+        </w:rPr>
+        <w:t xml:space="preserve"> that supports it.</w:t>
       </w:r>
     </w:p>
     <w:p>
@@ -1696,18 +3241,95 @@
       </w:r>
     </w:p>
     <w:p>
-      <w:r>
-        <w:t>Show split/provenance, candidate-versus-baseline counts, and actual error records with the indoor-only scope. Changed-case check: The headline exceeds the supplied evidence. No outdoor evaluation is supplied, and the comparative benefit is obscured without the same-case baseline.</w:t>
-      </w:r>
-    </w:p>
-    <w:p>
-      <w:r>
-        <w:t>Changed-case reasoning: The headline exceeds the supplied evidence. No outdoor evaluation is supplied, and the comparative benefit is obscured without the same-case baseline.</w:t>
-      </w:r>
-    </w:p>
-    <w:p>
-      <w:r>
-        <w:t>Collect each learner’s explanation before discussion. Use the first missing connection between input, deciding step and result to choose support. This question is worked-case practice, not fresh mastery evidence.</w:t>
+      <w:pPr>
+        <w:spacing w:line="336" w:lineRule="auto" w:after="180"/>
+      </w:pPr>
+      <w:r>
+        <w:rPr>
+          <w:b w:val="0"/>
+        </w:rPr>
+        <w:t xml:space="preserve">Show split/provenance, candidate-versus-baseline counts, and actual error records with the indoor-only scope. Changed-case check: The headline exceeds the supplied </w:t>
+      </w:r>
+      <w:r>
+        <w:rPr>
+          <w:b/>
+        </w:rPr>
+        <w:t>evidence</w:t>
+      </w:r>
+      <w:r>
+        <w:rPr>
+          <w:b w:val="0"/>
+        </w:rPr>
+        <w:t>.</w:t>
+      </w:r>
+    </w:p>
+    <w:p>
+      <w:pPr>
+        <w:spacing w:line="336" w:lineRule="auto" w:after="180"/>
+      </w:pPr>
+      <w:r>
+        <w:rPr>
+          <w:b w:val="0"/>
+        </w:rPr>
+        <w:t>No outdoor evaluation is supplied, and the comparative benefit is obscured without the same-case baseline.</w:t>
+      </w:r>
+    </w:p>
+    <w:p>
+      <w:pPr>
+        <w:spacing w:line="336" w:lineRule="auto" w:after="180"/>
+      </w:pPr>
+      <w:r>
+        <w:rPr>
+          <w:b w:val="0"/>
+        </w:rPr>
+        <w:t xml:space="preserve">Changed-case reasoning: The headline exceeds the supplied </w:t>
+      </w:r>
+      <w:r>
+        <w:rPr>
+          <w:b/>
+        </w:rPr>
+        <w:t>evidence</w:t>
+      </w:r>
+      <w:r>
+        <w:rPr>
+          <w:b w:val="0"/>
+        </w:rPr>
+        <w:t>. No outdoor evaluation is supplied, and the comparative benefit is obscured without the same-case baseline.</w:t>
+      </w:r>
+    </w:p>
+    <w:p>
+      <w:pPr>
+        <w:spacing w:line="336" w:lineRule="auto" w:after="180"/>
+      </w:pPr>
+      <w:r>
+        <w:rPr>
+          <w:b w:val="0"/>
+        </w:rPr>
+        <w:t xml:space="preserve">Collect each learner’s explanation before discussion. Use the first missing connection between </w:t>
+      </w:r>
+      <w:r>
+        <w:rPr>
+          <w:b/>
+        </w:rPr>
+        <w:t>input</w:t>
+      </w:r>
+      <w:r>
+        <w:rPr>
+          <w:b w:val="0"/>
+        </w:rPr>
+        <w:t xml:space="preserve">, deciding step and result to choose support. This question is worked-case practice, not fresh mastery </w:t>
+      </w:r>
+      <w:r>
+        <w:rPr>
+          <w:b/>
+        </w:rPr>
+        <w:t>evidence</w:t>
+      </w:r>
+      <w:r>
+        <w:rPr>
+          <w:b w:val="0"/>
+        </w:rPr>
+        <w:t>.</w:t>
       </w:r>
     </w:p>
     <w:p>
@@ -1719,54 +3341,157 @@
       </w:r>
     </w:p>
     <w:p>
+      <w:r>
+        <w:t>Run the ML Builder Expo investigation and use the first unsupported step to choose a teaching response.</w:t>
+      </w:r>
+    </w:p>
+    <w:p>
+      <w:pPr>
+        <w:spacing w:line="336" w:lineRule="auto" w:after="180"/>
+      </w:pPr>
+      <w:r>
+        <w:rPr>
+          <w:b w:val="0"/>
+        </w:rPr>
+        <w:t>Keep the test conditions fixed, record every result, and change only one planned factor.</w:t>
+      </w:r>
+    </w:p>
+    <w:p>
+      <w:pPr>
+        <w:spacing w:line="336" w:lineRule="auto" w:after="180"/>
+        <w:shd w:fill="F4F9FC"/>
+      </w:pPr>
+      <w:r>
+        <w:rPr>
+          <w:b w:val="0"/>
+        </w:rPr>
+        <w:t xml:space="preserve">1. Write the hypothesis and expected </w:t>
+      </w:r>
+      <w:r>
+        <w:rPr>
+          <w:b/>
+        </w:rPr>
+        <w:t>evidence</w:t>
+      </w:r>
+      <w:r>
+        <w:rPr>
+          <w:b w:val="0"/>
+        </w:rPr>
+        <w:t xml:space="preserve"> before running.</w:t>
+      </w:r>
+    </w:p>
+    <w:p>
+      <w:pPr>
+        <w:spacing w:line="336" w:lineRule="auto" w:after="180"/>
+        <w:shd w:fill="F4F9FC"/>
+      </w:pPr>
+      <w:r>
+        <w:rPr>
+          <w:b w:val="0"/>
+        </w:rPr>
+        <w:t xml:space="preserve">2. Expo </w:t>
+      </w:r>
+      <w:r>
+        <w:rPr>
+          <w:b/>
+        </w:rPr>
+        <w:t>Defense</w:t>
+      </w:r>
+      <w:r>
+        <w:rPr>
+          <w:b w:val="0"/>
+        </w:rPr>
+        <w:t xml:space="preserve">: present the </w:t>
+      </w:r>
+      <w:r>
+        <w:rPr>
+          <w:b/>
+        </w:rPr>
+        <w:t>evidence</w:t>
+      </w:r>
+      <w:r>
+        <w:rPr>
+          <w:b w:val="0"/>
+        </w:rPr>
+        <w:t xml:space="preserve"> bundle, accept a fresh calculation and transfer case, explain one failure, and defend a </w:t>
+      </w:r>
+      <w:r>
+        <w:rPr>
+          <w:b/>
+        </w:rPr>
+        <w:t>release decision</w:t>
+      </w:r>
+      <w:r>
+        <w:rPr>
+          <w:b w:val="0"/>
+        </w:rPr>
+        <w:t>.</w:t>
+      </w:r>
+    </w:p>
+    <w:p>
+      <w:pPr>
+        <w:spacing w:line="336" w:lineRule="auto" w:after="180"/>
+        <w:shd w:fill="F4F9FC"/>
+      </w:pPr>
+      <w:r>
+        <w:rPr>
+          <w:b w:val="0"/>
+        </w:rPr>
+        <w:t>3. Run one normal, one boundary, one missing, and one shifted case.</w:t>
+      </w:r>
+    </w:p>
+    <w:p>
+      <w:pPr>
+        <w:spacing w:line="336" w:lineRule="auto" w:after="180"/>
+        <w:shd w:fill="F4F9FC"/>
+      </w:pPr>
+      <w:r>
+        <w:rPr>
+          <w:b w:val="0"/>
+        </w:rPr>
+        <w:t>4. Calculate the metric from raw counts or row-level errors.</w:t>
+      </w:r>
+    </w:p>
+    <w:p>
+      <w:pPr>
+        <w:spacing w:line="336" w:lineRule="auto" w:after="180"/>
+        <w:shd w:fill="F4F9FC"/>
+      </w:pPr>
+      <w:r>
+        <w:rPr>
+          <w:b w:val="0"/>
+        </w:rPr>
+        <w:t>5. Interpret what changed, what did not, and what remains unsafe or unknown.</w:t>
+      </w:r>
+    </w:p>
+    <w:p>
       <w:pPr>
         <w:pStyle w:val="Heading3"/>
       </w:pPr>
       <w:r>
-        <w:t>Run the weekly evidence lab</w:t>
-      </w:r>
-    </w:p>
-    <w:p>
-      <w:r>
-        <w:t>Keep the test conditions fixed, record every result, and change only one planned factor.</w:t>
-      </w:r>
-    </w:p>
-    <w:p>
-      <w:r>
-        <w:t>1. Write the hypothesis and expected evidence before running.</w:t>
-      </w:r>
-    </w:p>
-    <w:p>
-      <w:r>
-        <w:t>2. Expo Defense: present the evidence bundle, accept a fresh calculation and transfer case, explain one failure, and defend a release decision.</w:t>
-      </w:r>
-    </w:p>
-    <w:p>
-      <w:r>
-        <w:t>3. Run one normal, one boundary, one missing, and one shifted case.</w:t>
-      </w:r>
-    </w:p>
-    <w:p>
-      <w:r>
-        <w:t>4. Calculate the metric from raw counts or row-level errors.</w:t>
-      </w:r>
-    </w:p>
-    <w:p>
-      <w:r>
-        <w:t>5. Interpret what changed, what did not, and what remains unsafe or unknown.</w:t>
-      </w:r>
-    </w:p>
-    <w:p>
-      <w:pPr>
-        <w:pStyle w:val="Heading3"/>
-      </w:pPr>
-      <w:r>
         <w:t>Make the lab runnable</w:t>
       </w:r>
     </w:p>
     <w:p>
-      <w:r>
-        <w:t>Use the concrete case as the shared normal case and the independent question as a second case. Each pair creates a boundary or missing-information case and predicts its result before testing. Keep the expected result separate from an observed mistake.</w:t>
+      <w:pPr>
+        <w:spacing w:line="336" w:lineRule="auto" w:after="180"/>
+      </w:pPr>
+      <w:r>
+        <w:rPr>
+          <w:b w:val="0"/>
+        </w:rPr>
+        <w:t>Use the concrete case as the shared normal case and the independent question as a second case. Each pair creates a boundary or missing-information case and predicts its result before testing.</w:t>
+      </w:r>
+    </w:p>
+    <w:p>
+      <w:pPr>
+        <w:spacing w:line="336" w:lineRule="auto" w:after="180"/>
+      </w:pPr>
+      <w:r>
+        <w:rPr>
+          <w:b w:val="0"/>
+        </w:rPr>
+        <w:t>Keep the expected result separate from an observed mistake.</w:t>
       </w:r>
     </w:p>
     <w:tbl>
@@ -1924,13 +3649,36 @@
       </w:r>
     </w:p>
     <w:p>
-      <w:r>
+      <w:pPr>
+        <w:spacing w:line="336" w:lineRule="auto" w:after="180"/>
+      </w:pPr>
+      <w:r>
+        <w:rPr>
+          <w:b w:val="0"/>
+        </w:rPr>
         <w:t>MISCONCEPTION TO REPAIR A smooth prepared demo proves the model is reliable and ready for use.</w:t>
       </w:r>
     </w:p>
     <w:p>
-      <w:r>
-        <w:t>For guessing, return to given facts and request a trace. For vocabulary without application, use one example and one non-example. For arithmetic errors, check the setup before the calculation. Finish with a different uncoached case before recording mastery.</w:t>
+      <w:pPr>
+        <w:spacing w:line="336" w:lineRule="auto" w:after="180"/>
+      </w:pPr>
+      <w:r>
+        <w:rPr>
+          <w:b w:val="0"/>
+        </w:rPr>
+        <w:t>For guessing, return to given facts and request a trace. For vocabulary without application, use one example and one non-example. For arithmetic errors, check the setup before the calculation.</w:t>
+      </w:r>
+    </w:p>
+    <w:p>
+      <w:pPr>
+        <w:spacing w:line="336" w:lineRule="auto" w:after="180"/>
+      </w:pPr>
+      <w:r>
+        <w:rPr>
+          <w:b w:val="0"/>
+        </w:rPr>
+        <w:t>Finish with a different uncoached case before recording mastery.</w:t>
       </w:r>
     </w:p>
     <w:p>
@@ -1942,18 +3690,118 @@
       </w:r>
     </w:p>
     <w:p>
-      <w:r>
-        <w:t>A final answer is enough: Ask for the relevant counts, units, procedure or saved record. For this week: A valid response names the fictional task, reports an auditable baseline/candidate comparison with denominator, and restricts the claim to the evaluated setup.</w:t>
-      </w:r>
-    </w:p>
-    <w:p>
-      <w:r>
-        <w:t>A stronger claim makes a stronger project: A valid response links a documented limitation to new development evidence, records any revised version, and reserves fresh independent final-test evidence for a later frozen evaluation.</w:t>
-      </w:r>
-    </w:p>
-    <w:p>
-      <w:r>
-        <w:t>The new case can be copied from the example: The independent task changes the evidence. Require a fresh explanation: Request the baseline on the same cases, split/development history and full error counts/limits. A polished presentation cannot establish validity or supported use without auditable evidence.</w:t>
+      <w:pPr>
+        <w:spacing w:line="336" w:lineRule="auto" w:after="180"/>
+      </w:pPr>
+      <w:r>
+        <w:rPr>
+          <w:b w:val="0"/>
+        </w:rPr>
+        <w:t>A final answer is enough: Ask for the relevant counts, units, procedure or saved record.</w:t>
+      </w:r>
+    </w:p>
+    <w:p>
+      <w:pPr>
+        <w:spacing w:line="336" w:lineRule="auto" w:after="180"/>
+      </w:pPr>
+      <w:r>
+        <w:rPr>
+          <w:b w:val="0"/>
+        </w:rPr>
+        <w:t>For this week: A valid response names the fictional task, reports an auditable baseline/candidate comparison with denominator, and restricts the claim to the evaluated setup.</w:t>
+      </w:r>
+    </w:p>
+    <w:p>
+      <w:pPr>
+        <w:spacing w:line="336" w:lineRule="auto" w:after="180"/>
+      </w:pPr>
+      <w:r>
+        <w:rPr>
+          <w:b w:val="0"/>
+        </w:rPr>
+        <w:t xml:space="preserve">A stronger claim makes a stronger project: A valid response links a documented </w:t>
+      </w:r>
+      <w:r>
+        <w:rPr>
+          <w:b/>
+        </w:rPr>
+        <w:t>limitation</w:t>
+      </w:r>
+      <w:r>
+        <w:rPr>
+          <w:b w:val="0"/>
+        </w:rPr>
+        <w:t xml:space="preserve"> to new development </w:t>
+      </w:r>
+      <w:r>
+        <w:rPr>
+          <w:b/>
+        </w:rPr>
+        <w:t>evidence</w:t>
+      </w:r>
+      <w:r>
+        <w:rPr>
+          <w:b w:val="0"/>
+        </w:rPr>
+        <w:t xml:space="preserve">, records any revised version, and reserves fresh independent final-test </w:t>
+      </w:r>
+      <w:r>
+        <w:rPr>
+          <w:b/>
+        </w:rPr>
+        <w:t>evidence</w:t>
+      </w:r>
+      <w:r>
+        <w:rPr>
+          <w:b w:val="0"/>
+        </w:rPr>
+        <w:t xml:space="preserve"> for a later frozen evaluation.</w:t>
+      </w:r>
+    </w:p>
+    <w:p>
+      <w:pPr>
+        <w:spacing w:line="336" w:lineRule="auto" w:after="180"/>
+      </w:pPr>
+      <w:r>
+        <w:rPr>
+          <w:b w:val="0"/>
+        </w:rPr>
+        <w:t xml:space="preserve">The new case can be copied from the example: The independent task changes the </w:t>
+      </w:r>
+      <w:r>
+        <w:rPr>
+          <w:b/>
+        </w:rPr>
+        <w:t>evidence</w:t>
+      </w:r>
+      <w:r>
+        <w:rPr>
+          <w:b w:val="0"/>
+        </w:rPr>
+        <w:t>. Require a fresh explanation: Request the baseline on the same cases, split/development history and full error counts/limits.</w:t>
+      </w:r>
+    </w:p>
+    <w:p>
+      <w:pPr>
+        <w:spacing w:line="336" w:lineRule="auto" w:after="180"/>
+      </w:pPr>
+      <w:r>
+        <w:rPr>
+          <w:b w:val="0"/>
+        </w:rPr>
+        <w:t xml:space="preserve">A polished presentation cannot establish validity or supported use without auditable </w:t>
+      </w:r>
+      <w:r>
+        <w:rPr>
+          <w:b/>
+        </w:rPr>
+        <w:t>evidence</w:t>
+      </w:r>
+      <w:r>
+        <w:rPr>
+          <w:b w:val="0"/>
+        </w:rPr>
+        <w:t>.</w:t>
       </w:r>
     </w:p>
     <w:p>
@@ -2111,8 +3959,25 @@
       </w:tr>
     </w:tbl>
     <w:p>
-      <w:r>
-        <w:t>Offer an oral explanation, drawing, enlarged visual or fewer examples when that removes a reading/writing barrier. Keep the same reasoning goal. Stretch secure learners by changing a boundary or assumption and asking them to defend the effect, not simply by assigning more of the same questions.</w:t>
+      <w:pPr>
+        <w:spacing w:line="336" w:lineRule="auto" w:after="180"/>
+      </w:pPr>
+      <w:r>
+        <w:rPr>
+          <w:b w:val="0"/>
+        </w:rPr>
+        <w:t>Offer an oral explanation, drawing, enlarged visual or fewer examples when that removes a reading/writing barrier. Keep the same reasoning goal.</w:t>
+      </w:r>
+    </w:p>
+    <w:p>
+      <w:pPr>
+        <w:spacing w:line="336" w:lineRule="auto" w:after="180"/>
+      </w:pPr>
+      <w:r>
+        <w:rPr>
+          <w:b w:val="0"/>
+        </w:rPr>
+        <w:t>Stretch secure learners by changing a boundary or assumption and asking them to defend the effect, not simply by assigning more of the same questions.</w:t>
       </w:r>
     </w:p>
     <w:p>
@@ -2124,11 +3989,16 @@
       </w:r>
     </w:p>
     <w:p>
+      <w:r>
+        <w:t>Use the ML Builder Expo questions, teacher keys and criteria after the relevant attempts. Previously discussed cases are practice; protect the separately selected independent task.</w:t>
+      </w:r>
+    </w:p>
+    <w:p>
       <w:pPr>
         <w:pStyle w:val="Heading3"/>
       </w:pPr>
       <w:r>
-        <w:t>Assess and explain the answers</w:t>
+        <w:t>Worked case answer</w:t>
       </w:r>
     </w:p>
     <w:p>
@@ -2136,12 +4006,31 @@
         <w:pStyle w:val="Heading3"/>
       </w:pPr>
       <w:r>
-        <w:t>Worked case answer</w:t>
-      </w:r>
-    </w:p>
-    <w:p>
-      <w:r>
-        <w:t>Accuracy80%. Recall cannot be computed from FN alone; actual positives or TP are needed. Show full matrix, limits and review path.</w:t>
+        <w:t>Teacher key · Worked case answer</w:t>
+      </w:r>
+    </w:p>
+    <w:p>
+      <w:pPr>
+        <w:spacing w:line="336" w:lineRule="auto" w:after="180"/>
+        <w:shd w:fill="F1F6FC"/>
+      </w:pPr>
+      <w:r>
+        <w:rPr>
+          <w:b w:val="0"/>
+        </w:rPr>
+        <w:t>Accuracy</w:t>
+      </w:r>
+      <w:r>
+        <w:rPr>
+          <w:b/>
+        </w:rPr>
+        <w:t>80%</w:t>
+      </w:r>
+      <w:r>
+        <w:rPr>
+          <w:b w:val="0"/>
+        </w:rPr>
+        <w:t>. Recall cannot be computed from FN alone; actual positives or TP are needed. Show full matrix, limits and review path.</w:t>
       </w:r>
     </w:p>
     <w:p>
@@ -2153,20 +4042,74 @@
       </w:r>
     </w:p>
     <w:p>
-      <w:r>
-        <w:t>Your expo model succeeds on three demonstration plants. What evidence should accompany the demo and what limitation should you state?</w:t>
-      </w:r>
-    </w:p>
-    <w:p>
       <w:pPr>
         <w:pStyle w:val="Heading3"/>
       </w:pPr>
       <w:r>
+        <w:t>Independent question · withhold the key</w:t>
+      </w:r>
+    </w:p>
+    <w:p>
+      <w:pPr>
+        <w:spacing w:line="336" w:lineRule="auto" w:after="180"/>
+        <w:shd w:fill="F5F1FB"/>
+      </w:pPr>
+      <w:r>
+        <w:rPr>
+          <w:b w:val="0"/>
+        </w:rPr>
+        <w:t xml:space="preserve">Your expo model succeeds on three demonstration plants. What </w:t>
+      </w:r>
+      <w:r>
+        <w:rPr>
+          <w:b/>
+        </w:rPr>
+        <w:t>evidence</w:t>
+      </w:r>
+      <w:r>
+        <w:rPr>
+          <w:b w:val="0"/>
+        </w:rPr>
+        <w:t xml:space="preserve"> should accompany the demo and what </w:t>
+      </w:r>
+      <w:r>
+        <w:rPr>
+          <w:b/>
+        </w:rPr>
+        <w:t>limitation</w:t>
+      </w:r>
+      <w:r>
+        <w:rPr>
+          <w:b w:val="0"/>
+        </w:rPr>
+        <w:t xml:space="preserve"> should you state?</w:t>
+      </w:r>
+    </w:p>
+    <w:p>
+      <w:pPr>
+        <w:pStyle w:val="Heading3"/>
+      </w:pPr>
+      <w:r>
         <w:t>Expected independent answer</w:t>
       </w:r>
     </w:p>
     <w:p>
-      <w:r>
+      <w:pPr>
+        <w:pStyle w:val="Heading3"/>
+      </w:pPr>
+      <w:r>
+        <w:t>Teacher key · Expected independent answer</w:t>
+      </w:r>
+    </w:p>
+    <w:p>
+      <w:pPr>
+        <w:spacing w:line="336" w:lineRule="auto" w:after="180"/>
+        <w:shd w:fill="F1F6FC"/>
+      </w:pPr>
+      <w:r>
+        <w:rPr>
+          <w:b w:val="0"/>
+        </w:rPr>
         <w:t>Present dataset and split records, baseline, held-out results, errors, subgroup checks, revisions and model-card limits. Three demonstrations do not establish performance across all plants.</w:t>
       </w:r>
     </w:p>
@@ -2405,8 +4348,25 @@
       </w:tr>
     </w:tbl>
     <w:p>
-      <w:r>
-        <w:t>Use 6/8 as a classroom checkpoint, with 2 required for both Result and Reasoning. This is a proposed teaching rule, not a validated certification threshold. Do not count a coached answer as independent mastery; correct unsafe or unsupported claims regardless of total.</w:t>
+      <w:pPr>
+        <w:spacing w:line="336" w:lineRule="auto" w:after="180"/>
+      </w:pPr>
+      <w:r>
+        <w:rPr>
+          <w:b w:val="0"/>
+        </w:rPr>
+        <w:t>Use 6/8 as a classroom checkpoint, with 2 required for both Result and Reasoning. This is a proposed teaching rule, not a validated certification threshold.</w:t>
+      </w:r>
+    </w:p>
+    <w:p>
+      <w:pPr>
+        <w:spacing w:line="336" w:lineRule="auto" w:after="180"/>
+      </w:pPr>
+      <w:r>
+        <w:rPr>
+          <w:b w:val="0"/>
+        </w:rPr>
+        <w:t>Do not count a coached answer as independent mastery; correct unsafe or unsupported claims regardless of total.</w:t>
       </w:r>
     </w:p>
     <w:p>
@@ -2418,8 +4378,26 @@
       </w:r>
     </w:p>
     <w:p>
-      <w:r>
-        <w:t>Ask the learner to find the evidence that challenges this claim: “A smooth demonstration replaces an independent evaluation and model card.” Keep the first attempt and an uncoached retry separate.</w:t>
+      <w:pPr>
+        <w:spacing w:line="336" w:lineRule="auto" w:after="180"/>
+      </w:pPr>
+      <w:r>
+        <w:rPr>
+          <w:b w:val="0"/>
+        </w:rPr>
+        <w:t xml:space="preserve">Ask the learner to find the </w:t>
+      </w:r>
+      <w:r>
+        <w:rPr>
+          <w:b/>
+        </w:rPr>
+        <w:t>evidence</w:t>
+      </w:r>
+      <w:r>
+        <w:rPr>
+          <w:b w:val="0"/>
+        </w:rPr>
+        <w:t xml:space="preserve"> that challenges this claim: “A smooth demonstration replaces an independent evaluation and model card.” Keep the first attempt and an uncoached retry separate.</w:t>
       </w:r>
     </w:p>
     <w:p>
@@ -2431,15 +4409,66 @@
       </w:r>
     </w:p>
     <w:p>
-      <w:r>
-        <w:t>Total=40; accuracy=32/40=80%; precision=12/17≈70.6%; recall=12/15=80%. These describe the tested set only. Show conditions and subgroup counts, and route missing or out-of-scope inputs to review under a predefined policy.</w:t>
-      </w:r>
-    </w:p>
-    <w:p>
       <w:pPr>
         <w:pStyle w:val="Heading3"/>
       </w:pPr>
       <w:r>
+        <w:t>Teacher key · Original transfer answer</w:t>
+      </w:r>
+    </w:p>
+    <w:p>
+      <w:pPr>
+        <w:spacing w:line="336" w:lineRule="auto" w:after="180"/>
+        <w:shd w:fill="F1F6FC"/>
+      </w:pPr>
+      <w:r>
+        <w:rPr>
+          <w:b w:val="0"/>
+        </w:rPr>
+        <w:t>Total=40; accuracy=32/40=</w:t>
+      </w:r>
+      <w:r>
+        <w:rPr>
+          <w:b/>
+        </w:rPr>
+        <w:t>80%</w:t>
+      </w:r>
+      <w:r>
+        <w:rPr>
+          <w:b w:val="0"/>
+        </w:rPr>
+        <w:t>; precision=12/17≈70.6%; recall=12/15=</w:t>
+      </w:r>
+      <w:r>
+        <w:rPr>
+          <w:b/>
+        </w:rPr>
+        <w:t>80%</w:t>
+      </w:r>
+      <w:r>
+        <w:rPr>
+          <w:b w:val="0"/>
+        </w:rPr>
+        <w:t xml:space="preserve">. These describe the tested set only. Show conditions and subgroup counts, and route missing or out-of-scope </w:t>
+      </w:r>
+      <w:r>
+        <w:rPr>
+          <w:b/>
+        </w:rPr>
+        <w:t>input</w:t>
+      </w:r>
+      <w:r>
+        <w:rPr>
+          <w:b w:val="0"/>
+        </w:rPr>
+        <w:t>s to review under a predefined policy.</w:t>
+      </w:r>
+    </w:p>
+    <w:p>
+      <w:pPr>
+        <w:pStyle w:val="Heading3"/>
+      </w:pPr>
+      <w:r>
         <w:t>Explanations for the additional workbook examples</w:t>
       </w:r>
     </w:p>
@@ -2452,12 +4481,42 @@
       </w:r>
     </w:p>
     <w:p>
-      <w:r>
+      <w:pPr>
+        <w:pStyle w:val="Heading3"/>
+      </w:pPr>
+      <w:r>
+        <w:t>Workbook question · W1</w:t>
+      </w:r>
+    </w:p>
+    <w:p>
+      <w:pPr>
+        <w:spacing w:line="336" w:lineRule="auto" w:after="180"/>
+        <w:shd w:fill="F5F1FB"/>
+      </w:pPr>
+      <w:r>
+        <w:rPr>
+          <w:b w:val="0"/>
+        </w:rPr>
         <w:t>Draft a three-sentence opening with purpose, a result and a limit.</w:t>
       </w:r>
     </w:p>
     <w:p>
-      <w:r>
+      <w:pPr>
+        <w:pStyle w:val="Heading3"/>
+      </w:pPr>
+      <w:r>
+        <w:t>Teacher reasoning · W1</w:t>
+      </w:r>
+    </w:p>
+    <w:p>
+      <w:pPr>
+        <w:spacing w:line="336" w:lineRule="auto" w:after="180"/>
+        <w:shd w:fill="F1F6FC"/>
+      </w:pPr>
+      <w:r>
+        <w:rPr>
+          <w:b w:val="0"/>
+        </w:rPr>
         <w:t>Teacher explanation: A valid response names the fictional task, reports an auditable baseline/candidate comparison with denominator, and restricts the claim to the evaluated setup.</w:t>
       </w:r>
     </w:p>
@@ -2470,93 +4529,375 @@
       </w:r>
     </w:p>
     <w:p>
-      <w:r>
+      <w:pPr>
+        <w:pStyle w:val="Heading3"/>
+      </w:pPr>
+      <w:r>
+        <w:t>Workbook question · W2</w:t>
+      </w:r>
+    </w:p>
+    <w:p>
+      <w:pPr>
+        <w:spacing w:line="336" w:lineRule="auto" w:after="180"/>
+        <w:shd w:fill="F5F1FB"/>
+      </w:pPr>
+      <w:r>
+        <w:rPr>
+          <w:b w:val="0"/>
+        </w:rPr>
         <w:t>Name the files needed to audit one reported accuracy figure.</w:t>
       </w:r>
     </w:p>
     <w:p>
-      <w:r>
-        <w:t>Teacher explanation: Prediction ledger with references and outputs, split membership, frozen model/run record and metric definition; count correct rows over all scored rows under the saved policy.</w:t>
-      </w:r>
-    </w:p>
-    <w:p>
       <w:pPr>
         <w:pStyle w:val="Heading3"/>
       </w:pPr>
       <w:r>
+        <w:t>Teacher reasoning · W2</w:t>
+      </w:r>
+    </w:p>
+    <w:p>
+      <w:pPr>
+        <w:spacing w:line="336" w:lineRule="auto" w:after="180"/>
+        <w:shd w:fill="F1F6FC"/>
+      </w:pPr>
+      <w:r>
+        <w:rPr>
+          <w:b w:val="0"/>
+        </w:rPr>
+        <w:t xml:space="preserve">Teacher explanation: </w:t>
+      </w:r>
+      <w:r>
+        <w:rPr>
+          <w:b/>
+        </w:rPr>
+        <w:t>Prediction</w:t>
+      </w:r>
+      <w:r>
+        <w:rPr>
+          <w:b w:val="0"/>
+        </w:rPr>
+        <w:t xml:space="preserve"> ledger with references and </w:t>
+      </w:r>
+      <w:r>
+        <w:rPr>
+          <w:b/>
+        </w:rPr>
+        <w:t>output</w:t>
+      </w:r>
+      <w:r>
+        <w:rPr>
+          <w:b w:val="0"/>
+        </w:rPr>
+        <w:t>s, split membership, frozen model/run record and metric definition; count correct rows over all scored rows under the saved policy.</w:t>
+      </w:r>
+    </w:p>
+    <w:p>
+      <w:pPr>
+        <w:pStyle w:val="Heading3"/>
+      </w:pPr>
+      <w:r>
         <w:t>W3 Answer critique</w:t>
       </w:r>
     </w:p>
     <w:p>
-      <w:r>
+      <w:pPr>
+        <w:pStyle w:val="Heading3"/>
+      </w:pPr>
+      <w:r>
+        <w:t>Workbook question · W3</w:t>
+      </w:r>
+    </w:p>
+    <w:p>
+      <w:pPr>
+        <w:spacing w:line="336" w:lineRule="auto" w:after="180"/>
+        <w:shd w:fill="F5F1FB"/>
+      </w:pPr>
+      <w:r>
+        <w:rPr>
+          <w:b w:val="0"/>
+        </w:rPr>
         <w:t>A peer asks whether your model works for every school. Give a supported response.</w:t>
       </w:r>
     </w:p>
     <w:p>
-      <w:r>
-        <w:t>Teacher explanation: No universal conclusion is supported. State the actual synthetic dataset and conditions, missing coverage and what additional appropriate evidence would be needed.</w:t>
-      </w:r>
-    </w:p>
-    <w:p>
       <w:pPr>
         <w:pStyle w:val="Heading3"/>
       </w:pPr>
       <w:r>
+        <w:t>Teacher reasoning · W3</w:t>
+      </w:r>
+    </w:p>
+    <w:p>
+      <w:pPr>
+        <w:spacing w:line="336" w:lineRule="auto" w:after="180"/>
+        <w:shd w:fill="F1F6FC"/>
+      </w:pPr>
+      <w:r>
+        <w:rPr>
+          <w:b w:val="0"/>
+        </w:rPr>
+        <w:t xml:space="preserve">Teacher explanation: No universal conclusion is supported. State the actual synthetic dataset and conditions, missing coverage and what additional appropriate </w:t>
+      </w:r>
+      <w:r>
+        <w:rPr>
+          <w:b/>
+        </w:rPr>
+        <w:t>evidence</w:t>
+      </w:r>
+      <w:r>
+        <w:rPr>
+          <w:b w:val="0"/>
+        </w:rPr>
+        <w:t xml:space="preserve"> would be needed.</w:t>
+      </w:r>
+    </w:p>
+    <w:p>
+      <w:pPr>
+        <w:pStyle w:val="Heading3"/>
+      </w:pPr>
+      <w:r>
         <w:t>W4 Apply independently</w:t>
       </w:r>
     </w:p>
     <w:p>
-      <w:r>
-        <w:t>Review a defense claiming 95 percent success on 20 cases but omitting the baseline, split history and errors. Give three revision requests and explain why polish is insufficient.</w:t>
-      </w:r>
-    </w:p>
-    <w:p>
-      <w:r>
-        <w:t>Teacher explanation: Request the baseline on the same cases, split/development history and full error counts/limits. A polished presentation cannot establish validity or supported use without auditable evidence.</w:t>
-      </w:r>
-    </w:p>
-    <w:p>
       <w:pPr>
         <w:pStyle w:val="Heading3"/>
       </w:pPr>
       <w:r>
+        <w:t>Workbook question · W4</w:t>
+      </w:r>
+    </w:p>
+    <w:p>
+      <w:pPr>
+        <w:spacing w:line="336" w:lineRule="auto" w:after="180"/>
+        <w:shd w:fill="F5F1FB"/>
+      </w:pPr>
+      <w:r>
+        <w:rPr>
+          <w:b w:val="0"/>
+        </w:rPr>
+        <w:t xml:space="preserve">Review a </w:t>
+      </w:r>
+      <w:r>
+        <w:rPr>
+          <w:b/>
+        </w:rPr>
+        <w:t>defense</w:t>
+      </w:r>
+      <w:r>
+        <w:rPr>
+          <w:b w:val="0"/>
+        </w:rPr>
+        <w:t xml:space="preserve"> claiming 95 percent success on 20 cases but omitting the baseline, split history and errors. Give three revision requests and explain why polish is insufficient.</w:t>
+      </w:r>
+    </w:p>
+    <w:p>
+      <w:pPr>
+        <w:pStyle w:val="Heading3"/>
+      </w:pPr>
+      <w:r>
+        <w:t>Teacher reasoning · W4</w:t>
+      </w:r>
+    </w:p>
+    <w:p>
+      <w:pPr>
+        <w:spacing w:line="336" w:lineRule="auto" w:after="180"/>
+        <w:shd w:fill="F1F6FC"/>
+      </w:pPr>
+      <w:r>
+        <w:rPr>
+          <w:b w:val="0"/>
+        </w:rPr>
+        <w:t xml:space="preserve">Teacher explanation: Request the baseline on the same cases, split/development history and full error counts/limits. A polished presentation cannot establish validity or supported use without auditable </w:t>
+      </w:r>
+      <w:r>
+        <w:rPr>
+          <w:b/>
+        </w:rPr>
+        <w:t>evidence</w:t>
+      </w:r>
+      <w:r>
+        <w:rPr>
+          <w:b w:val="0"/>
+        </w:rPr>
+        <w:t>.</w:t>
+      </w:r>
+    </w:p>
+    <w:p>
+      <w:pPr>
+        <w:pStyle w:val="Heading3"/>
+      </w:pPr>
+      <w:r>
         <w:t>W5 Plan the next step</w:t>
       </w:r>
     </w:p>
     <w:p>
-      <w:r>
-        <w:t>Write one next investigation tied to an observed limitation, and identify what must stay held out.</w:t>
-      </w:r>
-    </w:p>
-    <w:p>
-      <w:r>
-        <w:t>Teacher explanation: A valid response links a documented limitation to new development evidence, records any revised version, and reserves fresh independent final-test evidence for a later frozen evaluation.</w:t>
-      </w:r>
-    </w:p>
-    <w:p>
       <w:pPr>
         <w:pStyle w:val="Heading3"/>
       </w:pPr>
       <w:r>
+        <w:t>Workbook question · W5</w:t>
+      </w:r>
+    </w:p>
+    <w:p>
+      <w:pPr>
+        <w:spacing w:line="336" w:lineRule="auto" w:after="180"/>
+        <w:shd w:fill="F5F1FB"/>
+      </w:pPr>
+      <w:r>
+        <w:rPr>
+          <w:b w:val="0"/>
+        </w:rPr>
+        <w:t xml:space="preserve">Write one next investigation tied to an observed </w:t>
+      </w:r>
+      <w:r>
+        <w:rPr>
+          <w:b/>
+        </w:rPr>
+        <w:t>limitation</w:t>
+      </w:r>
+      <w:r>
+        <w:rPr>
+          <w:b w:val="0"/>
+        </w:rPr>
+        <w:t>, and identify what must stay held out.</w:t>
+      </w:r>
+    </w:p>
+    <w:p>
+      <w:pPr>
+        <w:pStyle w:val="Heading3"/>
+      </w:pPr>
+      <w:r>
+        <w:t>Teacher reasoning · W5</w:t>
+      </w:r>
+    </w:p>
+    <w:p>
+      <w:pPr>
+        <w:spacing w:line="336" w:lineRule="auto" w:after="180"/>
+        <w:shd w:fill="F1F6FC"/>
+      </w:pPr>
+      <w:r>
+        <w:rPr>
+          <w:b w:val="0"/>
+        </w:rPr>
+        <w:t xml:space="preserve">Teacher explanation: A valid response links a documented </w:t>
+      </w:r>
+      <w:r>
+        <w:rPr>
+          <w:b/>
+        </w:rPr>
+        <w:t>limitation</w:t>
+      </w:r>
+      <w:r>
+        <w:rPr>
+          <w:b w:val="0"/>
+        </w:rPr>
+        <w:t xml:space="preserve"> to new development </w:t>
+      </w:r>
+      <w:r>
+        <w:rPr>
+          <w:b/>
+        </w:rPr>
+        <w:t>evidence</w:t>
+      </w:r>
+      <w:r>
+        <w:rPr>
+          <w:b w:val="0"/>
+        </w:rPr>
+        <w:t xml:space="preserve">, records any revised version, and reserves fresh independent final-test </w:t>
+      </w:r>
+      <w:r>
+        <w:rPr>
+          <w:b/>
+        </w:rPr>
+        <w:t>evidence</w:t>
+      </w:r>
+      <w:r>
+        <w:rPr>
+          <w:b w:val="0"/>
+        </w:rPr>
+        <w:t xml:space="preserve"> for a later frozen evaluation.</w:t>
+      </w:r>
+    </w:p>
+    <w:p>
+      <w:pPr>
+        <w:pStyle w:val="Heading3"/>
+      </w:pPr>
+      <w:r>
         <w:t>Assess independent transfer</w:t>
       </w:r>
     </w:p>
     <w:p>
-      <w:r>
-        <w:t>Selected case: Review a defense claiming 95 percent success on 20 cases but omitting the baseline, split history and errors. Give three revision requests and explain why polish is insufficient.</w:t>
-      </w:r>
-    </w:p>
-    <w:p>
       <w:pPr>
         <w:pStyle w:val="Heading3"/>
       </w:pPr>
       <w:r>
+        <w:t>Independent question · withhold the key</w:t>
+      </w:r>
+    </w:p>
+    <w:p>
+      <w:pPr>
+        <w:spacing w:line="336" w:lineRule="auto" w:after="180"/>
+        <w:shd w:fill="F5F1FB"/>
+      </w:pPr>
+      <w:r>
+        <w:rPr>
+          <w:b w:val="0"/>
+        </w:rPr>
+        <w:t xml:space="preserve">Selected case: Review a </w:t>
+      </w:r>
+      <w:r>
+        <w:rPr>
+          <w:b/>
+        </w:rPr>
+        <w:t>defense</w:t>
+      </w:r>
+      <w:r>
+        <w:rPr>
+          <w:b w:val="0"/>
+        </w:rPr>
+        <w:t xml:space="preserve"> claiming 95 percent success on 20 cases but omitting the baseline, split history and errors. Give three revision requests and explain why polish is insufficient.</w:t>
+      </w:r>
+    </w:p>
+    <w:p>
+      <w:pPr>
+        <w:pStyle w:val="Heading3"/>
+      </w:pPr>
+      <w:r>
         <w:t>Selected case answer</w:t>
       </w:r>
     </w:p>
     <w:p>
-      <w:r>
-        <w:t>Teacher explanation: Request the baseline on the same cases, split/development history and full error counts/limits. A polished presentation cannot establish validity or supported use without auditable evidence.</w:t>
+      <w:pPr>
+        <w:pStyle w:val="Heading3"/>
+      </w:pPr>
+      <w:r>
+        <w:t>Teacher key · Selected case answer</w:t>
+      </w:r>
+    </w:p>
+    <w:p>
+      <w:pPr>
+        <w:spacing w:line="336" w:lineRule="auto" w:after="180"/>
+        <w:shd w:fill="F1F6FC"/>
+      </w:pPr>
+      <w:r>
+        <w:rPr>
+          <w:b w:val="0"/>
+        </w:rPr>
+        <w:t xml:space="preserve">Teacher explanation: Request the baseline on the same cases, split/development history and full error counts/limits. A polished presentation cannot establish validity or supported use without auditable </w:t>
+      </w:r>
+      <w:r>
+        <w:rPr>
+          <w:b/>
+        </w:rPr>
+        <w:t>evidence</w:t>
+      </w:r>
+      <w:r>
+        <w:rPr>
+          <w:b w:val="0"/>
+        </w:rPr>
+        <w:t>.</w:t>
       </w:r>
     </w:p>
     <w:tbl>
@@ -2662,21 +5003,77 @@
       </w:tr>
     </w:tbl>
     <w:p>
-      <w:r>
-        <w:t>Record each dimension as not yet, with support, or independent. Accept a valid alternative procedure with a defensible trace. Do not penalise an honestly recorded model failure if the learner correctly explains its evidence and limits.</w:t>
-      </w:r>
-    </w:p>
-    <w:p>
       <w:pPr>
         <w:pStyle w:val="Heading3"/>
       </w:pPr>
       <w:r>
+        <w:t>Teacher key · Selected case answer</w:t>
+      </w:r>
+    </w:p>
+    <w:p>
+      <w:pPr>
+        <w:spacing w:line="336" w:lineRule="auto" w:after="180"/>
+        <w:shd w:fill="F1F6FC"/>
+      </w:pPr>
+      <w:r>
+        <w:rPr>
+          <w:b w:val="0"/>
+        </w:rPr>
+        <w:t>Record each dimension as not yet, with support, or independent. Accept a valid alternative procedure with a defensible trace.</w:t>
+      </w:r>
+    </w:p>
+    <w:p>
+      <w:pPr>
+        <w:spacing w:line="336" w:lineRule="auto" w:after="180"/>
+        <w:shd w:fill="F1F6FC"/>
+      </w:pPr>
+      <w:r>
+        <w:rPr>
+          <w:b w:val="0"/>
+        </w:rPr>
+        <w:t xml:space="preserve">Do not penalise an honestly recorded model failure if the learner correctly explains its </w:t>
+      </w:r>
+      <w:r>
+        <w:rPr>
+          <w:b/>
+        </w:rPr>
+        <w:t>evidence</w:t>
+      </w:r>
+      <w:r>
+        <w:rPr>
+          <w:b w:val="0"/>
+        </w:rPr>
+        <w:t xml:space="preserve"> and limits.</w:t>
+      </w:r>
+    </w:p>
+    <w:p>
+      <w:pPr>
+        <w:pStyle w:val="Heading3"/>
+      </w:pPr>
+      <w:r>
         <w:t>Feedback that the learner uses</w:t>
       </w:r>
     </w:p>
     <w:p>
-      <w:r>
-        <w:t>Name the earliest unsupported step and give one action to repair it. Have the learner make that repair now and explain why. Then assess the relevant skill on a fresh, fully specified case. Confirm it was not previously practised with feedback; solve and check the new case before assigning it. A follow-up design prompt is a starting brief, not automatically an equivalent test.</w:t>
+      <w:pPr>
+        <w:spacing w:line="336" w:lineRule="auto" w:after="180"/>
+      </w:pPr>
+      <w:r>
+        <w:rPr>
+          <w:b w:val="0"/>
+        </w:rPr>
+        <w:t>Name the earliest unsupported step and give one action to repair it. Have the learner make that repair now and explain why. Then assess the relevant skill on a fresh, fully specified case.</w:t>
+      </w:r>
+    </w:p>
+    <w:p>
+      <w:pPr>
+        <w:spacing w:line="336" w:lineRule="auto" w:after="180"/>
+      </w:pPr>
+      <w:r>
+        <w:rPr>
+          <w:b w:val="0"/>
+        </w:rPr>
+        <w:t>Confirm it was not previously practised with feedback; solve and check the new case before assigning it. A follow-up design prompt is a starting brief, not automatically an equivalent test.</w:t>
       </w:r>
     </w:p>
     <w:p>
@@ -2688,11 +5085,86 @@
       </w:r>
     </w:p>
     <w:p>
+      <w:r>
+        <w:t>Connect ML Builder Expo to Responsible Plant Classifier, adapt support and plan a later changed-case check.</w:t>
+      </w:r>
+    </w:p>
+    <w:p>
       <w:pPr>
         <w:pStyle w:val="Heading3"/>
       </w:pPr>
       <w:r>
-        <w:t>Connect and extend learning</w:t>
+        <w:t>Responsible Plant Classifier</w:t>
+      </w:r>
+    </w:p>
+    <w:p>
+      <w:pPr>
+        <w:spacing w:line="336" w:lineRule="auto" w:after="180"/>
+      </w:pPr>
+      <w:r>
+        <w:rPr>
+          <w:b w:val="0"/>
+        </w:rPr>
+        <w:t xml:space="preserve">Deliver the final Responsible Plant Classifier product card, live </w:t>
+      </w:r>
+      <w:r>
+        <w:rPr>
+          <w:b/>
+        </w:rPr>
+        <w:t>evidence</w:t>
+      </w:r>
+      <w:r>
+        <w:rPr>
+          <w:b w:val="0"/>
+        </w:rPr>
+        <w:t xml:space="preserve"> trace, model card, and human-oversight commitment.</w:t>
+      </w:r>
+    </w:p>
+    <w:p>
+      <w:pPr>
+        <w:spacing w:line="336" w:lineRule="auto" w:after="180"/>
+      </w:pPr>
+      <w:r>
+        <w:rPr>
+          <w:b w:val="0"/>
+        </w:rPr>
+        <w:t xml:space="preserve">Keep the decision, </w:t>
+      </w:r>
+      <w:r>
+        <w:rPr>
+          <w:b/>
+        </w:rPr>
+        <w:t>input</w:t>
+      </w:r>
+      <w:r>
+        <w:rPr>
+          <w:b w:val="0"/>
+        </w:rPr>
+        <w:t xml:space="preserve">, result, explanation and remaining </w:t>
+      </w:r>
+      <w:r>
+        <w:rPr>
+          <w:b/>
+        </w:rPr>
+        <w:t>limitation</w:t>
+      </w:r>
+      <w:r>
+        <w:rPr>
+          <w:b w:val="0"/>
+        </w:rPr>
+        <w:t xml:space="preserve"> in the project </w:t>
+      </w:r>
+      <w:r>
+        <w:rPr>
+          <w:b/>
+        </w:rPr>
+        <w:t>evidence</w:t>
+      </w:r>
+      <w:r>
+        <w:rPr>
+          <w:b w:val="0"/>
+        </w:rPr>
+        <w:t xml:space="preserve"> record. Retrieve this record next week rather than restarting the project.</w:t>
       </w:r>
     </w:p>
     <w:p>
@@ -2700,17 +5172,18 @@
         <w:pStyle w:val="Heading3"/>
       </w:pPr>
       <w:r>
-        <w:t>Responsible Plant Classifier</w:t>
-      </w:r>
-    </w:p>
-    <w:p>
-      <w:r>
-        <w:t>Deliver the final Responsible Plant Classifier product card, live evidence trace, model card, and human-oversight commitment.</w:t>
-      </w:r>
-    </w:p>
-    <w:p>
-      <w:r>
-        <w:t>Keep the decision, input, result, explanation and remaining limitation in the project evidence record. Retrieve this record next week rather than restarting the project.</w:t>
+        <w:t>Support and stretch</w:t>
+      </w:r>
+    </w:p>
+    <w:p>
+      <w:pPr>
+        <w:spacing w:line="336" w:lineRule="auto" w:after="180"/>
+      </w:pPr>
+      <w:r>
+        <w:rPr>
+          <w:b w:val="0"/>
+        </w:rPr>
+        <w:t>Use a tiny labelled dataset, explicit units and a named positive class. Stretch: require a baseline, held-out evaluation and subgroup or shifted-condition analysis with denominators.</w:t>
       </w:r>
     </w:p>
     <w:p>
@@ -2718,12 +5191,30 @@
         <w:pStyle w:val="Heading3"/>
       </w:pPr>
       <w:r>
-        <w:t>Support and stretch</w:t>
-      </w:r>
-    </w:p>
-    <w:p>
-      <w:r>
-        <w:t>Use a tiny labelled dataset, explicit units and a named positive class. Stretch: require a baseline, held-out evaluation and subgroup or shifted-condition analysis with denominators.</w:t>
+        <w:t>Exit reflection</w:t>
+      </w:r>
+    </w:p>
+    <w:p>
+      <w:pPr>
+        <w:spacing w:line="336" w:lineRule="auto" w:after="180"/>
+      </w:pPr>
+      <w:r>
+        <w:rPr>
+          <w:b w:val="0"/>
+        </w:rPr>
+        <w:t xml:space="preserve">Ask for one decision the learner can now justify and one situation requiring more </w:t>
+      </w:r>
+      <w:r>
+        <w:rPr>
+          <w:b/>
+        </w:rPr>
+        <w:t>evidence</w:t>
+      </w:r>
+      <w:r>
+        <w:rPr>
+          <w:b w:val="0"/>
+        </w:rPr>
+        <w:t xml:space="preserve"> or human review. Confidence ratings are separate from correct independent performance.</w:t>
       </w:r>
     </w:p>
     <w:p>
@@ -2731,12 +5222,30 @@
         <w:pStyle w:val="Heading3"/>
       </w:pPr>
       <w:r>
-        <w:t>Exit reflection</w:t>
-      </w:r>
-    </w:p>
-    <w:p>
-      <w:r>
-        <w:t>Ask for one decision the learner can now justify and one situation requiring more evidence or human review. Confidence ratings are separate from correct independent performance.</w:t>
+        <w:t>Bridge to the next week</w:t>
+      </w:r>
+    </w:p>
+    <w:p>
+      <w:pPr>
+        <w:spacing w:line="336" w:lineRule="auto" w:after="180"/>
+      </w:pPr>
+      <w:r>
+        <w:rPr>
+          <w:b w:val="0"/>
+        </w:rPr>
+        <w:t xml:space="preserve">Review the full project </w:t>
+      </w:r>
+      <w:r>
+        <w:rPr>
+          <w:b/>
+        </w:rPr>
+        <w:t>evidence</w:t>
+      </w:r>
+      <w:r>
+        <w:rPr>
+          <w:b w:val="0"/>
+        </w:rPr>
+        <w:t xml:space="preserve"> and choose concepts needing another independent attempt before the next level. One expo is not proof of mastery of all AI.</w:t>
       </w:r>
     </w:p>
     <w:p>
@@ -2744,12 +5253,169 @@
         <w:pStyle w:val="Heading3"/>
       </w:pPr>
       <w:r>
-        <w:t>Bridge to the next week</w:t>
-      </w:r>
-    </w:p>
-    <w:p>
-      <w:r>
-        <w:t>Review the full project evidence and choose concepts needing another independent attempt before the next level. One expo is not proof of mastery of all AI.</w:t>
+        <w:t>Support and fresh reassessment</w:t>
+      </w:r>
+    </w:p>
+    <w:p>
+      <w:pPr>
+        <w:spacing w:line="336" w:lineRule="auto" w:after="180"/>
+      </w:pPr>
+      <w:r>
+        <w:rPr>
+          <w:b w:val="0"/>
+        </w:rPr>
+        <w:t xml:space="preserve">Provide a blank </w:t>
+      </w:r>
+      <w:r>
+        <w:rPr>
+          <w:b/>
+        </w:rPr>
+        <w:t>evidence</w:t>
+      </w:r>
+      <w:r>
+        <w:rPr>
+          <w:b w:val="0"/>
+        </w:rPr>
+        <w:t xml:space="preserve"> table and allow a verbal explanation before writing. Highlight the given conditions without supplying the W 4 conclusion. Use </w:t>
+      </w:r>
+      <w:r>
+        <w:rPr>
+          <w:b/>
+        </w:rPr>
+        <w:t>defense</w:t>
+      </w:r>
+      <w:r>
+        <w:rPr>
+          <w:b w:val="0"/>
+        </w:rPr>
+        <w:t xml:space="preserve"> and </w:t>
+      </w:r>
+      <w:r>
+        <w:rPr>
+          <w:b/>
+        </w:rPr>
+        <w:t>traceability</w:t>
+      </w:r>
+      <w:r>
+        <w:rPr>
+          <w:b w:val="0"/>
+        </w:rPr>
+        <w:t xml:space="preserve"> in full sentences.</w:t>
+      </w:r>
+    </w:p>
+    <w:p>
+      <w:pPr>
+        <w:spacing w:line="336" w:lineRule="auto" w:after="180"/>
+      </w:pPr>
+      <w:r>
+        <w:rPr>
+          <w:b w:val="0"/>
+        </w:rPr>
+        <w:t>Extension: alter one condition in the worked example and explain which conclusion changes and which remains supported.</w:t>
+      </w:r>
+    </w:p>
+    <w:p>
+      <w:pPr>
+        <w:spacing w:line="336" w:lineRule="auto" w:after="180"/>
+      </w:pPr>
+      <w:r>
+        <w:rPr>
+          <w:b w:val="0"/>
+        </w:rPr>
+        <w:t xml:space="preserve">For independent W 4, require: Request the baseline on the same cases, split/development history and full error counts/limits. A polished presentation cannot establish validity or supported use without auditable </w:t>
+      </w:r>
+      <w:r>
+        <w:rPr>
+          <w:b/>
+        </w:rPr>
+        <w:t>evidence</w:t>
+      </w:r>
+      <w:r>
+        <w:rPr>
+          <w:b w:val="0"/>
+        </w:rPr>
+        <w:t>.</w:t>
+      </w:r>
+    </w:p>
+    <w:p>
+      <w:pPr>
+        <w:spacing w:line="336" w:lineRule="auto" w:after="180"/>
+      </w:pPr>
+      <w:r>
+        <w:rPr>
+          <w:b w:val="0"/>
+        </w:rPr>
+        <w:t xml:space="preserve">Fresh retry: a learner says our baseline won, so the project failed. Ask for a </w:t>
+      </w:r>
+      <w:r>
+        <w:rPr>
+          <w:b/>
+        </w:rPr>
+        <w:t>defense</w:t>
+      </w:r>
+      <w:r>
+        <w:rPr>
+          <w:b w:val="0"/>
+        </w:rPr>
+        <w:t xml:space="preserve"> explaining the valid comparison, retained baseline, limits and an </w:t>
+      </w:r>
+      <w:r>
+        <w:rPr>
+          <w:b/>
+        </w:rPr>
+        <w:t>evidence</w:t>
+      </w:r>
+      <w:r>
+        <w:rPr>
+          <w:b w:val="0"/>
+        </w:rPr>
+        <w:t>-based next investigation; do not reward invented improvement.</w:t>
+      </w:r>
+    </w:p>
+    <w:p>
+      <w:pPr>
+        <w:spacing w:line="336" w:lineRule="auto" w:after="180"/>
+      </w:pPr>
+      <w:r>
+        <w:rPr>
+          <w:b w:val="0"/>
+        </w:rPr>
+        <w:t>Mark each criterion as independent, supported or not yet demonstrated. Reassess the reasoning after feedback; do not replace the first attempt silently.</w:t>
+      </w:r>
+    </w:p>
+    <w:p>
+      <w:pPr>
+        <w:spacing w:line="336" w:lineRule="auto" w:after="180"/>
+      </w:pPr>
+      <w:r>
+        <w:rPr>
+          <w:b w:val="0"/>
+        </w:rPr>
+        <w:t xml:space="preserve">Grade 8 is complete. Use the project </w:t>
+      </w:r>
+      <w:r>
+        <w:rPr>
+          <w:b/>
+        </w:rPr>
+        <w:t>defense</w:t>
+      </w:r>
+      <w:r>
+        <w:rPr>
+          <w:b w:val="0"/>
+        </w:rPr>
+        <w:t xml:space="preserve"> and independent work to assess readiness for the next level. Revisit split integrity, model </w:t>
+      </w:r>
+      <w:r>
+        <w:rPr>
+          <w:b/>
+        </w:rPr>
+        <w:t>fitting</w:t>
+      </w:r>
+      <w:r>
+        <w:rPr>
+          <w:b w:val="0"/>
+        </w:rPr>
+        <w:t xml:space="preserve"> and evaluation before advancing if those foundations are not yet secure.</w:t>
       </w:r>
     </w:p>
     <w:p>
@@ -2757,40 +5423,40 @@
         <w:pStyle w:val="Heading3"/>
       </w:pPr>
       <w:r>
-        <w:t>Support and fresh reassessment</w:t>
-      </w:r>
-    </w:p>
-    <w:p>
-      <w:r>
-        <w:t>Provide a blank evidence table and allow a verbal explanation before writing. Highlight the given conditions without supplying the W 4 conclusion. Use defense and traceability in full sentences. Extension: alter one condition in the worked example and explain which conclusion changes and which remains supported.</w:t>
-      </w:r>
-    </w:p>
-    <w:p>
-      <w:r>
-        <w:t>For independent W 4, require: Request the baseline on the same cases, split/development history and full error counts/limits. A polished presentation cannot establish validity or supported use without auditable evidence. Fresh retry: a learner says our baseline won, so the project failed. Ask for a defense explaining the valid comparison, retained baseline, limits and an evidence-based next investigation; do not reward invented improvement. Mark each criterion as independent, supported or not yet demonstrated. Reassess the reasoning after feedback; do not replace the first attempt silently.</w:t>
-      </w:r>
-    </w:p>
-    <w:p>
-      <w:r>
-        <w:t>Grade 8 is complete. Use the project defense and independent work to assess readiness for the next level. Revisit split integrity, model fitting and evaluation before advancing if those foundations are not yet secure.</w:t>
-      </w:r>
-    </w:p>
-    <w:p>
-      <w:pPr>
-        <w:pStyle w:val="Heading3"/>
-      </w:pPr>
-      <w:r>
         <w:t>Plan the delayed return</w:t>
       </w:r>
     </w:p>
     <w:p>
-      <w:r>
+      <w:pPr>
+        <w:spacing w:line="336" w:lineRule="auto" w:after="180"/>
+      </w:pPr>
+      <w:r>
+        <w:rPr>
+          <w:b w:val="0"/>
+        </w:rPr>
         <w:t>Suggested return points in this level: plan a review after the level ends. Use actual classroom dates, adjusting for holidays and gaps. One, three and six teaching weeks are scheduling choices, not a claimed optimal spacing.</w:t>
       </w:r>
     </w:p>
     <w:p>
-      <w:r>
-        <w:t>At a delayed check, ask for the idea from memory and a changed application. Compare with the earlier independent response and record support used. For a new level, revisit the previous capstone before checking the new prerequisites.</w:t>
+      <w:pPr>
+        <w:spacing w:line="336" w:lineRule="auto" w:after="180"/>
+      </w:pPr>
+      <w:r>
+        <w:rPr>
+          <w:b w:val="0"/>
+        </w:rPr>
+        <w:t>At a delayed check, ask for the idea from memory and a changed application. Compare with the earlier independent response and record support used.</w:t>
+      </w:r>
+    </w:p>
+    <w:p>
+      <w:pPr>
+        <w:spacing w:line="336" w:lineRule="auto" w:after="180"/>
+      </w:pPr>
+      <w:r>
+        <w:rPr>
+          <w:b w:val="0"/>
+        </w:rPr>
+        <w:t>For a new level, revisit the previous capstone before checking the new prerequisites.</w:t>
       </w:r>
     </w:p>
     <w:tbl>
@@ -2950,8 +5616,26 @@
       </w:tr>
     </w:tbl>
     <w:p>
-      <w:r>
-        <w:t>Use the evidence to choose reteaching or the next step. A completed page, confidence rating or attractive project does not by itself demonstrate understanding.</w:t>
+      <w:pPr>
+        <w:spacing w:line="336" w:lineRule="auto" w:after="180"/>
+      </w:pPr>
+      <w:r>
+        <w:rPr>
+          <w:b w:val="0"/>
+        </w:rPr>
+        <w:t xml:space="preserve">Use the </w:t>
+      </w:r>
+      <w:r>
+        <w:rPr>
+          <w:b/>
+        </w:rPr>
+        <w:t>evidence</w:t>
+      </w:r>
+      <w:r>
+        <w:rPr>
+          <w:b w:val="0"/>
+        </w:rPr>
+        <w:t xml:space="preserve"> to choose reteaching or the next step. A completed page, confidence rating or attractive project does not by itself demonstrate understanding.</w:t>
       </w:r>
     </w:p>
     <w:p>
@@ -2963,8 +5647,49 @@
       </w:r>
     </w:p>
     <w:p>
-      <w:r>
-        <w:t>For your Responsible Plant Classifier, save the input, procedure, observed result and limitation of this check. Label this worked example as practice; use a different, previously unreviewed case when checking independent understanding.</w:t>
+      <w:pPr>
+        <w:spacing w:line="336" w:lineRule="auto" w:after="180"/>
+      </w:pPr>
+      <w:r>
+        <w:rPr>
+          <w:b w:val="0"/>
+        </w:rPr>
+        <w:t xml:space="preserve">For your Responsible Plant Classifier, save the </w:t>
+      </w:r>
+      <w:r>
+        <w:rPr>
+          <w:b/>
+        </w:rPr>
+        <w:t>input</w:t>
+      </w:r>
+      <w:r>
+        <w:rPr>
+          <w:b w:val="0"/>
+        </w:rPr>
+        <w:t xml:space="preserve">, procedure, observed result and </w:t>
+      </w:r>
+      <w:r>
+        <w:rPr>
+          <w:b/>
+        </w:rPr>
+        <w:t>limitation</w:t>
+      </w:r>
+      <w:r>
+        <w:rPr>
+          <w:b w:val="0"/>
+        </w:rPr>
+        <w:t xml:space="preserve"> of this check.</w:t>
+      </w:r>
+    </w:p>
+    <w:p>
+      <w:pPr>
+        <w:spacing w:line="336" w:lineRule="auto" w:after="180"/>
+      </w:pPr>
+      <w:r>
+        <w:rPr>
+          <w:b w:val="0"/>
+        </w:rPr>
+        <w:t>Label this worked example as practice; use a different, previously unreviewed case when checking independent understanding.</w:t>
       </w:r>
     </w:p>
     <w:p>
@@ -2977,12 +5702,56 @@
     </w:p>
     <w:p>
       <w:r>
-        <w:t>Teaching target: Defend the project using traceable evidence</w:t>
-      </w:r>
-    </w:p>
-    <w:p>
-      <w:r>
-        <w:t>Prepare the labelled worked-case picture, the matching workbook, fictional input cards and a place for individual responses. Check a local Python 3 environment before class; have a paper-trace version ready.</w:t>
+        <w:t>Use this preparation summary alongside the detailed ML Builder Expo lesson; it is a checklist rather than a replacement for the full sequence.</w:t>
+      </w:r>
+    </w:p>
+    <w:p>
+      <w:pPr>
+        <w:pStyle w:val="Heading3"/>
+      </w:pPr>
+      <w:r>
+        <w:t>Teaching target</w:t>
+      </w:r>
+    </w:p>
+    <w:p>
+      <w:pPr>
+        <w:spacing w:line="336" w:lineRule="auto" w:after="180"/>
+        <w:shd w:fill="EDF7F3"/>
+      </w:pPr>
+      <w:r>
+        <w:rPr>
+          <w:b w:val="0"/>
+        </w:rPr>
+        <w:t xml:space="preserve">Teaching target: Defend the project using traceable </w:t>
+      </w:r>
+      <w:r>
+        <w:rPr>
+          <w:b/>
+        </w:rPr>
+        <w:t>evidence</w:t>
+      </w:r>
+    </w:p>
+    <w:p>
+      <w:pPr>
+        <w:spacing w:line="336" w:lineRule="auto" w:after="180"/>
+      </w:pPr>
+      <w:r>
+        <w:rPr>
+          <w:b w:val="0"/>
+        </w:rPr>
+        <w:t xml:space="preserve">Prepare the labelled worked-case picture, the matching workbook, fictional </w:t>
+      </w:r>
+      <w:r>
+        <w:rPr>
+          <w:b/>
+        </w:rPr>
+        <w:t>input</w:t>
+      </w:r>
+      <w:r>
+        <w:rPr>
+          <w:b w:val="0"/>
+        </w:rPr>
+        <w:t xml:space="preserve"> cards and a place for individual responses. Check a local Python 3 environment before class; have a paper-trace version ready.</w:t>
       </w:r>
     </w:p>
     <w:tbl>
@@ -3129,37 +5898,231 @@
       </w:tr>
     </w:tbl>
     <w:p>
-      <w:r>
+      <w:pPr>
+        <w:spacing w:line="336" w:lineRule="auto" w:after="180"/>
+      </w:pPr>
+      <w:r>
+        <w:rPr>
+          <w:b w:val="0"/>
+        </w:rPr>
         <w:t>Before class, solve the supported practice: Name the files needed to audit one reported accuracy figure.</w:t>
       </w:r>
     </w:p>
     <w:p>
-      <w:r>
-        <w:t>Reasoned practice answer: Teacher explanation: Prediction ledger with references and outputs, split membership, frozen model/run record and metric definition; count correct rows over all scored rows under the saved policy.</w:t>
-      </w:r>
-    </w:p>
-    <w:p>
-      <w:r>
-        <w:t>Check every learner before discussion: Use the worked case for Machine learning project defense. Proposed explanation: “A final answer is enough”. Decide whether this explanation is supported. Point to the step or supplied fact that decides; explain your repair if needed.</w:t>
-      </w:r>
-    </w:p>
-    <w:p>
-      <w:r>
-        <w:t>Misconception repair: Ask for the relevant counts, units, procedure or saved record. For this week: A valid response names the fictional task, reports an auditable baseline/candidate comparison with denominator, and restricts the claim to the evaluated setup.</w:t>
-      </w:r>
-    </w:p>
-    <w:p>
-      <w:r>
-        <w:t>Support: read the exact case aloud, enlarge the labelled picture, supply input cards and model only the first deciding step. Accept a spoken explanation or drawing; retain the reasoning goal.</w:t>
-      </w:r>
-    </w:p>
-    <w:p>
-      <w:r>
-        <w:t>Extension: The poster omits the baseline and calls the model “field ready”. Require a prediction and a reason before comparing. Expected result: The headline exceeds the supplied evidence. Reason: No outdoor evaluation is supplied, and the comparative benefit is obscured without the same-case baseline.</w:t>
-      </w:r>
-    </w:p>
-    <w:p>
-      <w:r>
+      <w:pPr>
+        <w:pStyle w:val="Heading3"/>
+      </w:pPr>
+      <w:r>
+        <w:t>Supported practice answer</w:t>
+      </w:r>
+    </w:p>
+    <w:p>
+      <w:pPr>
+        <w:spacing w:line="336" w:lineRule="auto" w:after="180"/>
+        <w:shd w:fill="F1F6FC"/>
+      </w:pPr>
+      <w:r>
+        <w:rPr>
+          <w:b w:val="0"/>
+        </w:rPr>
+        <w:t xml:space="preserve">Reasoned practice answer: Teacher explanation: </w:t>
+      </w:r>
+      <w:r>
+        <w:rPr>
+          <w:b/>
+        </w:rPr>
+        <w:t>Prediction</w:t>
+      </w:r>
+      <w:r>
+        <w:rPr>
+          <w:b w:val="0"/>
+        </w:rPr>
+        <w:t xml:space="preserve"> ledger with references and </w:t>
+      </w:r>
+      <w:r>
+        <w:rPr>
+          <w:b/>
+        </w:rPr>
+        <w:t>output</w:t>
+      </w:r>
+      <w:r>
+        <w:rPr>
+          <w:b w:val="0"/>
+        </w:rPr>
+        <w:t>s, split membership, frozen model/run record and metric definition; count correct rows over all scored rows under the saved policy.</w:t>
+      </w:r>
+    </w:p>
+    <w:p>
+      <w:pPr>
+        <w:spacing w:line="336" w:lineRule="auto" w:after="180"/>
+      </w:pPr>
+      <w:r>
+        <w:rPr>
+          <w:b w:val="0"/>
+        </w:rPr>
+        <w:t xml:space="preserve">Check every learner before discussion: Use the worked case for Machine learning project </w:t>
+      </w:r>
+      <w:r>
+        <w:rPr>
+          <w:b/>
+        </w:rPr>
+        <w:t>defense</w:t>
+      </w:r>
+      <w:r>
+        <w:rPr>
+          <w:b w:val="0"/>
+        </w:rPr>
+        <w:t>. Proposed explanation: “A final answer is enough”. Decide whether this explanation is supported.</w:t>
+      </w:r>
+    </w:p>
+    <w:p>
+      <w:pPr>
+        <w:spacing w:line="336" w:lineRule="auto" w:after="180"/>
+      </w:pPr>
+      <w:r>
+        <w:rPr>
+          <w:b w:val="0"/>
+        </w:rPr>
+        <w:t>Point to the step or supplied fact that decides; explain your repair if needed.</w:t>
+      </w:r>
+    </w:p>
+    <w:p>
+      <w:pPr>
+        <w:pStyle w:val="Heading3"/>
+      </w:pPr>
+      <w:r>
+        <w:t>Repair the misconception</w:t>
+      </w:r>
+    </w:p>
+    <w:p>
+      <w:pPr>
+        <w:spacing w:line="336" w:lineRule="auto" w:after="180"/>
+        <w:shd w:fill="FFF5E6"/>
+      </w:pPr>
+      <w:r>
+        <w:rPr>
+          <w:b w:val="0"/>
+        </w:rPr>
+        <w:t>Misconception repair: Ask for the relevant counts, units, procedure or saved record.</w:t>
+      </w:r>
+    </w:p>
+    <w:p>
+      <w:pPr>
+        <w:spacing w:line="336" w:lineRule="auto" w:after="180"/>
+        <w:shd w:fill="FFF5E6"/>
+      </w:pPr>
+      <w:r>
+        <w:rPr>
+          <w:b w:val="0"/>
+        </w:rPr>
+        <w:t>For this week: A valid response names the fictional task, reports an auditable baseline/candidate comparison with denominator, and restricts the claim to the evaluated setup.</w:t>
+      </w:r>
+    </w:p>
+    <w:p>
+      <w:pPr>
+        <w:pStyle w:val="Heading3"/>
+      </w:pPr>
+      <w:r>
+        <w:t>Support without giving away the answer</w:t>
+      </w:r>
+    </w:p>
+    <w:p>
+      <w:pPr>
+        <w:spacing w:line="336" w:lineRule="auto" w:after="180"/>
+        <w:shd w:fill="F1F6F8"/>
+      </w:pPr>
+      <w:r>
+        <w:rPr>
+          <w:b w:val="0"/>
+        </w:rPr>
+        <w:t xml:space="preserve">Support: read the exact case aloud, enlarge the labelled picture, supply </w:t>
+      </w:r>
+      <w:r>
+        <w:rPr>
+          <w:b/>
+        </w:rPr>
+        <w:t>input</w:t>
+      </w:r>
+      <w:r>
+        <w:rPr>
+          <w:b w:val="0"/>
+        </w:rPr>
+        <w:t xml:space="preserve"> cards and model only the first deciding step. Accept a spoken explanation or drawing; retain the reasoning goal.</w:t>
+      </w:r>
+    </w:p>
+    <w:p>
+      <w:pPr>
+        <w:pStyle w:val="Heading3"/>
+      </w:pPr>
+      <w:r>
+        <w:t>Extend the reasoning</w:t>
+      </w:r>
+    </w:p>
+    <w:p>
+      <w:pPr>
+        <w:spacing w:line="336" w:lineRule="auto" w:after="180"/>
+        <w:shd w:fill="F5F1FB"/>
+      </w:pPr>
+      <w:r>
+        <w:rPr>
+          <w:b w:val="0"/>
+        </w:rPr>
+        <w:t xml:space="preserve">Extension: The poster omits the baseline and calls the model “field ready”. Require a </w:t>
+      </w:r>
+      <w:r>
+        <w:rPr>
+          <w:b/>
+        </w:rPr>
+        <w:t>prediction</w:t>
+      </w:r>
+      <w:r>
+        <w:rPr>
+          <w:b w:val="0"/>
+        </w:rPr>
+        <w:t xml:space="preserve"> and a reason before comparing. Expected result: The headline exceeds the supplied </w:t>
+      </w:r>
+      <w:r>
+        <w:rPr>
+          <w:b/>
+        </w:rPr>
+        <w:t>evidence</w:t>
+      </w:r>
+      <w:r>
+        <w:rPr>
+          <w:b w:val="0"/>
+        </w:rPr>
+        <w:t>.</w:t>
+      </w:r>
+    </w:p>
+    <w:p>
+      <w:pPr>
+        <w:spacing w:line="336" w:lineRule="auto" w:after="180"/>
+        <w:shd w:fill="F5F1FB"/>
+      </w:pPr>
+      <w:r>
+        <w:rPr>
+          <w:b w:val="0"/>
+        </w:rPr>
+        <w:t>Reason: No outdoor evaluation is supplied, and the comparative benefit is obscured without the same-case baseline.</w:t>
+      </w:r>
+    </w:p>
+    <w:p>
+      <w:pPr>
+        <w:pStyle w:val="Heading3"/>
+      </w:pPr>
+      <w:r>
+        <w:t>Protect the independent attempt</w:t>
+      </w:r>
+    </w:p>
+    <w:p>
+      <w:pPr>
+        <w:spacing w:line="336" w:lineRule="auto" w:after="180"/>
+        <w:shd w:fill="FFF5E6"/>
+      </w:pPr>
+      <w:r>
+        <w:rPr>
+          <w:b w:val="0"/>
+        </w:rPr>
         <w:t>Independent assessment: withhold the reserved answer until the learner has attempted the new case. Record support separately from correctness.</w:t>
       </w:r>
     </w:p>
@@ -3348,13 +6311,58 @@
       </w:tr>
     </w:tbl>
     <w:p>
-      <w:r>
-        <w:t>Project checkpoint: Present and defend. Demonstrate the system, explain one failure and justify the next improvement with evidence.</w:t>
-      </w:r>
-    </w:p>
-    <w:p>
-      <w:r>
-        <w:t>Use the weekly teacher answer for topic-specific reasoning. A saved progress tick is an activity record; judge mastery from the learner’s explanation and evidence.</w:t>
+      <w:pPr>
+        <w:pStyle w:val="Heading3"/>
+      </w:pPr>
+      <w:r>
+        <w:t>Project checkpoint</w:t>
+      </w:r>
+    </w:p>
+    <w:p>
+      <w:pPr>
+        <w:spacing w:line="336" w:lineRule="auto" w:after="180"/>
+        <w:shd w:fill="EDF7F3"/>
+      </w:pPr>
+      <w:r>
+        <w:rPr>
+          <w:b w:val="0"/>
+        </w:rPr>
+        <w:t xml:space="preserve">Project checkpoint: Present and defend. Demonstrate the system, explain one failure and justify the next improvement with </w:t>
+      </w:r>
+      <w:r>
+        <w:rPr>
+          <w:b/>
+        </w:rPr>
+        <w:t>evidence</w:t>
+      </w:r>
+      <w:r>
+        <w:rPr>
+          <w:b w:val="0"/>
+        </w:rPr>
+        <w:t>.</w:t>
+      </w:r>
+    </w:p>
+    <w:p>
+      <w:pPr>
+        <w:spacing w:line="336" w:lineRule="auto" w:after="180"/>
+      </w:pPr>
+      <w:r>
+        <w:rPr>
+          <w:b w:val="0"/>
+        </w:rPr>
+        <w:t xml:space="preserve">Use the weekly teacher answer for topic-specific reasoning. A saved progress tick is an activity record; judge mastery from the learner’s explanation and </w:t>
+      </w:r>
+      <w:r>
+        <w:rPr>
+          <w:b/>
+        </w:rPr>
+        <w:t>evidence</w:t>
+      </w:r>
+      <w:r>
+        <w:rPr>
+          <w:b w:val="0"/>
+        </w:rPr>
+        <w:t>.</w:t>
       </w:r>
     </w:p>
     <w:p>
@@ -3367,27 +6375,1059 @@
     </w:p>
     <w:p>
       <w:r>
-        <w:t>Use the two formative questions as supported practice, not as independent mastery scores. Discuss the deciding evidence rather than accepting a guessed selection.</w:t>
-      </w:r>
-    </w:p>
-    <w:p>
-      <w:r>
+        <w:t>Use feedback, earlier review and portfolios purposefully. Apply the coding routine only when this lesson has an executable lab.</w:t>
+      </w:r>
+    </w:p>
+    <w:p>
+      <w:pPr>
+        <w:spacing w:line="336" w:lineRule="auto" w:after="180"/>
+      </w:pPr>
+      <w:r>
+        <w:rPr>
+          <w:b w:val="0"/>
+        </w:rPr>
+        <w:t xml:space="preserve">Use the two formative questions as supported practice, not as independent mastery scores. Discuss the deciding </w:t>
+      </w:r>
+      <w:r>
+        <w:rPr>
+          <w:b/>
+        </w:rPr>
+        <w:t>evidence</w:t>
+      </w:r>
+      <w:r>
+        <w:rPr>
+          <w:b w:val="0"/>
+        </w:rPr>
+        <w:t xml:space="preserve"> rather than accepting a guessed selection.</w:t>
+      </w:r>
+    </w:p>
+    <w:p>
+      <w:pPr>
+        <w:spacing w:line="336" w:lineRule="auto" w:after="180"/>
+      </w:pPr>
+      <w:r>
+        <w:rPr>
+          <w:b w:val="0"/>
+        </w:rPr>
         <w:t>The feedback comes from the reviewed public worked case. Do not reveal the separately reserved independent teacher answer until the learner has attempted that case.</w:t>
       </w:r>
     </w:p>
     <w:p>
-      <w:r>
-        <w:t>Ask students to predict before running code. Preserve errors and actual outputs; collect a changed test and an explanation. The branch-boundary and indexing lessons deliberately include failure cases.</w:t>
-      </w:r>
-    </w:p>
-    <w:p>
-      <w:r>
+      <w:pPr>
+        <w:pStyle w:val="Heading3"/>
+      </w:pPr>
+      <w:r>
+        <w:t>For later coding lessons</w:t>
+      </w:r>
+    </w:p>
+    <w:p>
+      <w:r>
+        <w:t>This week has no code block. Use this routine when a later lesson includes an executable lab.</w:t>
+      </w:r>
+    </w:p>
+    <w:p>
+      <w:pPr>
+        <w:spacing w:line="336" w:lineRule="auto" w:after="180"/>
+        <w:shd w:fill="F1F6F8"/>
+      </w:pPr>
+      <w:r>
+        <w:rPr>
+          <w:b w:val="0"/>
+        </w:rPr>
+        <w:t xml:space="preserve">Ask students to predict before running code. Preserve errors and actual </w:t>
+      </w:r>
+      <w:r>
+        <w:rPr>
+          <w:b/>
+        </w:rPr>
+        <w:t>output</w:t>
+      </w:r>
+      <w:r>
+        <w:rPr>
+          <w:b w:val="0"/>
+        </w:rPr>
+        <w:t>s; collect a changed test and an explanation. The branch-boundary and indexing lessons deliberately include failure cases.</w:t>
+      </w:r>
+    </w:p>
+    <w:p>
+      <w:pPr>
+        <w:spacing w:line="336" w:lineRule="auto" w:after="180"/>
+      </w:pPr>
+      <w:r>
+        <w:rPr>
+          <w:b w:val="0"/>
+        </w:rPr>
         <w:t>Use the earlier worked-explanation links to address a specific missing building block, then return to the current question. Adapt this suggestion after observing the learner; it is not an automatic diagnosis.</w:t>
       </w:r>
     </w:p>
     <w:p>
-      <w:r>
-        <w:t>Collect the completed-work portfolio as evidence. Record support separately from correctness, and assess explanation, trace/test and limitations. Progress ticks and quiz selections alone do not establish mastery.</w:t>
+      <w:pPr>
+        <w:spacing w:line="336" w:lineRule="auto" w:after="180"/>
+      </w:pPr>
+      <w:r>
+        <w:rPr>
+          <w:b w:val="0"/>
+        </w:rPr>
+        <w:t xml:space="preserve">Collect the completed-work portfolio as </w:t>
+      </w:r>
+      <w:r>
+        <w:rPr>
+          <w:b/>
+        </w:rPr>
+        <w:t>evidence</w:t>
+      </w:r>
+      <w:r>
+        <w:rPr>
+          <w:b w:val="0"/>
+        </w:rPr>
+        <w:t xml:space="preserve">. Record support separately from correctness, and assess explanation, trace/test and </w:t>
+      </w:r>
+      <w:r>
+        <w:rPr>
+          <w:b/>
+        </w:rPr>
+        <w:t>limitation</w:t>
+      </w:r>
+      <w:r>
+        <w:rPr>
+          <w:b w:val="0"/>
+        </w:rPr>
+        <w:t>s. Progress ticks and quiz selections alone do not establish mastery.</w:t>
+      </w:r>
+    </w:p>
+    <w:p>
+      <w:pPr>
+        <w:pStyle w:val="Heading1"/>
+      </w:pPr>
+      <w:r>
+        <w:t>09. Visual concept journey</w:t>
+      </w:r>
+    </w:p>
+    <w:p>
+      <w:r>
+        <w:t>Show one ML Builder Expo graphic at a time, request a prediction and discuss its trace before the independent assessment.</w:t>
+      </w:r>
+    </w:p>
+    <w:p>
+      <w:pPr>
+        <w:spacing w:line="336" w:lineRule="auto" w:after="180"/>
+      </w:pPr>
+      <w:r>
+        <w:rPr>
+          <w:b w:val="0"/>
+        </w:rPr>
+        <w:t xml:space="preserve">Use one picture at a time. Hide a worked result before asking for a </w:t>
+      </w:r>
+      <w:r>
+        <w:rPr>
+          <w:b/>
+        </w:rPr>
+        <w:t>prediction</w:t>
+      </w:r>
+      <w:r>
+        <w:rPr>
+          <w:b w:val="0"/>
+        </w:rPr>
+        <w:t>, then reveal it for feedback. These are supported teaching cases; retain the separate independent assessment for a fresh first attempt.</w:t>
+      </w:r>
+    </w:p>
+    <w:p>
+      <w:pPr>
+        <w:pStyle w:val="Heading3"/>
+      </w:pPr>
+      <w:r>
+        <w:t>01. ML Builder Expo: the case</w:t>
+      </w:r>
+    </w:p>
+    <w:p>
+      <w:r>
+        <w:drawing>
+          <wp:inline xmlns:a="http://schemas.openxmlformats.org/drawingml/2006/main" xmlns:pic="http://schemas.openxmlformats.org/drawingml/2006/picture">
+            <wp:extent cx="5486400" cy="3142488"/>
+            <wp:docPr id="2" name="Picture 2" descr="Present a plant-classifier expo claim that another team could check. Supplied facts: Toy expo evidence: 15 held-out photos from 5 plants; candidate12 correct, baseline10 correct. Three candidate failures are recorded; no outdoor trial exists. All inputs and outcomes in this worked example are invented classroom data; no real model run is claimed."/>
+            <wp:cNvGraphicFramePr>
+              <a:graphicFrameLocks noChangeAspect="1"/>
+            </wp:cNvGraphicFramePr>
+            <a:graphic>
+              <a:graphicData uri="http://schemas.openxmlformats.org/drawingml/2006/picture">
+                <pic:pic>
+                  <pic:nvPicPr>
+                    <pic:cNvPr id="0" name="academy-story-ai-4-36-01.png"/>
+                    <pic:cNvPicPr/>
+                  </pic:nvPicPr>
+                  <pic:blipFill>
+                    <a:blip r:embed="rId10"/>
+                    <a:stretch>
+                      <a:fillRect/>
+                    </a:stretch>
+                  </pic:blipFill>
+                  <pic:spPr>
+                    <a:xfrm>
+                      <a:off x="0" y="0"/>
+                      <a:ext cx="5486400" cy="3142488"/>
+                    </a:xfrm>
+                    <a:prstGeom prst="rect"/>
+                  </pic:spPr>
+                </pic:pic>
+              </a:graphicData>
+            </a:graphic>
+          </wp:inline>
+        </w:drawing>
+      </w:r>
+    </w:p>
+    <w:p>
+      <w:pPr>
+        <w:spacing w:line="336" w:lineRule="auto" w:after="180"/>
+      </w:pPr>
+      <w:r>
+        <w:rPr>
+          <w:b w:val="0"/>
+        </w:rPr>
+        <w:t xml:space="preserve">Present a plant-classifier expo claim that another team could check. Supplied facts: Toy expo </w:t>
+      </w:r>
+      <w:r>
+        <w:rPr>
+          <w:b/>
+        </w:rPr>
+        <w:t>evidence</w:t>
+      </w:r>
+      <w:r>
+        <w:rPr>
+          <w:b w:val="0"/>
+        </w:rPr>
+        <w:t>: 15 held-out photos from 5 plants; candidate12 correct, baseline10 correct.</w:t>
+      </w:r>
+    </w:p>
+    <w:p>
+      <w:pPr>
+        <w:spacing w:line="336" w:lineRule="auto" w:after="180"/>
+      </w:pPr>
+      <w:r>
+        <w:rPr>
+          <w:b w:val="0"/>
+        </w:rPr>
+        <w:t xml:space="preserve">Three candidate failures are recorded; no outdoor trial exists. All </w:t>
+      </w:r>
+      <w:r>
+        <w:rPr>
+          <w:b/>
+        </w:rPr>
+        <w:t>input</w:t>
+      </w:r>
+      <w:r>
+        <w:rPr>
+          <w:b w:val="0"/>
+        </w:rPr>
+        <w:t>s and outcomes in this worked example are invented classroom data; no real model run is claimed.</w:t>
+      </w:r>
+    </w:p>
+    <w:p>
+      <w:pPr>
+        <w:spacing w:line="336" w:lineRule="auto" w:after="180"/>
+        <w:shd w:fill="F5F1FB"/>
+      </w:pPr>
+      <w:r>
+        <w:rPr>
+          <w:b w:val="0"/>
+        </w:rPr>
+        <w:t>Point to the given fact that matters most. Explain why it matters.</w:t>
+      </w:r>
+    </w:p>
+    <w:p>
+      <w:pPr>
+        <w:pStyle w:val="Heading3"/>
+      </w:pPr>
+      <w:r>
+        <w:t>Discuss while showing the picture</w:t>
+      </w:r>
+    </w:p>
+    <w:p>
+      <w:pPr>
+        <w:spacing w:line="336" w:lineRule="auto" w:after="180"/>
+        <w:shd w:fill="F1F6F8"/>
+      </w:pPr>
+      <w:r>
+        <w:rPr>
+          <w:b w:val="0"/>
+        </w:rPr>
+        <w:t>Teacher prompt: Point to the given fact that matters most. Explain why it matters. Ask learners to describe one label or arrow in ordinary words. Use the adjacent transcript if the image is difficult to see.</w:t>
+      </w:r>
+    </w:p>
+    <w:p>
+      <w:pPr>
+        <w:pStyle w:val="Heading3"/>
+      </w:pPr>
+      <w:r>
+        <w:t>02. Follow the deciding steps</w:t>
+      </w:r>
+    </w:p>
+    <w:p>
+      <w:r>
+        <w:drawing>
+          <wp:inline xmlns:a="http://schemas.openxmlformats.org/drawingml/2006/main" xmlns:pic="http://schemas.openxmlformats.org/drawingml/2006/picture">
+            <wp:extent cx="5486400" cy="3337560"/>
+            <wp:docPr id="3" name="Picture 3" descr="Show denominator: Candidate12/15=80%; baseline10/15≈66.7% on the same cases. → Show independence: Explain five held-out plant identities and three related views per plant. → Show failures: Present the three failure records and indoor-only limitation beside the headline rate."/>
+            <wp:cNvGraphicFramePr>
+              <a:graphicFrameLocks noChangeAspect="1"/>
+            </wp:cNvGraphicFramePr>
+            <a:graphic>
+              <a:graphicData uri="http://schemas.openxmlformats.org/drawingml/2006/picture">
+                <pic:pic>
+                  <pic:nvPicPr>
+                    <pic:cNvPr id="0" name="academy-story-ai-4-36-02.png"/>
+                    <pic:cNvPicPr/>
+                  </pic:nvPicPr>
+                  <pic:blipFill>
+                    <a:blip r:embed="rId11"/>
+                    <a:stretch>
+                      <a:fillRect/>
+                    </a:stretch>
+                  </pic:blipFill>
+                  <pic:spPr>
+                    <a:xfrm>
+                      <a:off x="0" y="0"/>
+                      <a:ext cx="5486400" cy="3337560"/>
+                    </a:xfrm>
+                    <a:prstGeom prst="rect"/>
+                  </pic:spPr>
+                </pic:pic>
+              </a:graphicData>
+            </a:graphic>
+          </wp:inline>
+        </w:drawing>
+      </w:r>
+    </w:p>
+    <w:p>
+      <w:pPr>
+        <w:spacing w:line="336" w:lineRule="auto" w:after="180"/>
+      </w:pPr>
+      <w:r>
+        <w:rPr>
+          <w:b w:val="0"/>
+        </w:rPr>
+        <w:t>Show denominator: Candidate12/15=</w:t>
+      </w:r>
+      <w:r>
+        <w:rPr>
+          <w:b/>
+        </w:rPr>
+        <w:t>80%</w:t>
+      </w:r>
+      <w:r>
+        <w:rPr>
+          <w:b w:val="0"/>
+        </w:rPr>
+        <w:t xml:space="preserve">; baseline10/15≈66.7% on the same cases. → Show independence: Explain five held-out plant identities and three related views per plant. → Show failures: Present the three failure records and indoor-only </w:t>
+      </w:r>
+      <w:r>
+        <w:rPr>
+          <w:b/>
+        </w:rPr>
+        <w:t>limitation</w:t>
+      </w:r>
+      <w:r>
+        <w:rPr>
+          <w:b w:val="0"/>
+        </w:rPr>
+        <w:t xml:space="preserve"> beside the headline rate.</w:t>
+      </w:r>
+    </w:p>
+    <w:p>
+      <w:pPr>
+        <w:spacing w:line="336" w:lineRule="auto" w:after="180"/>
+        <w:shd w:fill="F5F1FB"/>
+      </w:pPr>
+      <w:r>
+        <w:rPr>
+          <w:b w:val="0"/>
+        </w:rPr>
+        <w:t xml:space="preserve">Point to each numbered stage and explain which recorded </w:t>
+      </w:r>
+      <w:r>
+        <w:rPr>
+          <w:b/>
+        </w:rPr>
+        <w:t>input</w:t>
+      </w:r>
+      <w:r>
+        <w:rPr>
+          <w:b w:val="0"/>
+        </w:rPr>
+        <w:t xml:space="preserve"> it uses.</w:t>
+      </w:r>
+    </w:p>
+    <w:p>
+      <w:pPr>
+        <w:pStyle w:val="Heading3"/>
+      </w:pPr>
+      <w:r>
+        <w:t>Discuss while showing the picture</w:t>
+      </w:r>
+    </w:p>
+    <w:p>
+      <w:pPr>
+        <w:spacing w:line="336" w:lineRule="auto" w:after="180"/>
+        <w:shd w:fill="F1F6F8"/>
+      </w:pPr>
+      <w:r>
+        <w:rPr>
+          <w:b w:val="0"/>
+        </w:rPr>
+        <w:t xml:space="preserve">Teacher prompt: Point to each numbered stage and explain which recorded </w:t>
+      </w:r>
+      <w:r>
+        <w:rPr>
+          <w:b/>
+        </w:rPr>
+        <w:t>input</w:t>
+      </w:r>
+      <w:r>
+        <w:rPr>
+          <w:b w:val="0"/>
+        </w:rPr>
+        <w:t xml:space="preserve"> it uses. Ask learners to describe one label or arrow in ordinary words. Use the adjacent transcript if the image is difficult to see.</w:t>
+      </w:r>
+    </w:p>
+    <w:p>
+      <w:pPr>
+        <w:pStyle w:val="Heading3"/>
+      </w:pPr>
+      <w:r>
+        <w:t>03. Machine learning project defense at a glance</w:t>
+      </w:r>
+    </w:p>
+    <w:p>
+      <w:r>
+        <w:drawing>
+          <wp:inline xmlns:a="http://schemas.openxmlformats.org/drawingml/2006/main" xmlns:pic="http://schemas.openxmlformats.org/drawingml/2006/picture">
+            <wp:extent cx="5486400" cy="2834640"/>
+            <wp:docPr id="4" name="Picture 4" descr="Machine learning project defense at a glance. Show the process | Task data splits versions | Explain one prediction. Show the evidence | Baseline metrics errors | Trace one reported number. Show the limits | Unsupported uses next step | Answer peer questions"/>
+            <wp:cNvGraphicFramePr>
+              <a:graphicFrameLocks noChangeAspect="1"/>
+            </wp:cNvGraphicFramePr>
+            <a:graphic>
+              <a:graphicData uri="http://schemas.openxmlformats.org/drawingml/2006/picture">
+                <pic:pic>
+                  <pic:nvPicPr>
+                    <pic:cNvPr id="0" name="academy-story-ai-4-36-03.png"/>
+                    <pic:cNvPicPr/>
+                  </pic:nvPicPr>
+                  <pic:blipFill>
+                    <a:blip r:embed="rId12"/>
+                    <a:stretch>
+                      <a:fillRect/>
+                    </a:stretch>
+                  </pic:blipFill>
+                  <pic:spPr>
+                    <a:xfrm>
+                      <a:off x="0" y="0"/>
+                      <a:ext cx="5486400" cy="2834640"/>
+                    </a:xfrm>
+                    <a:prstGeom prst="rect"/>
+                  </pic:spPr>
+                </pic:pic>
+              </a:graphicData>
+            </a:graphic>
+          </wp:inline>
+        </w:drawing>
+      </w:r>
+    </w:p>
+    <w:p>
+      <w:pPr>
+        <w:spacing w:line="336" w:lineRule="auto" w:after="180"/>
+      </w:pPr>
+      <w:r>
+        <w:rPr>
+          <w:b w:val="0"/>
+        </w:rPr>
+        <w:t xml:space="preserve">Machine learning project </w:t>
+      </w:r>
+      <w:r>
+        <w:rPr>
+          <w:b/>
+        </w:rPr>
+        <w:t>defense</w:t>
+      </w:r>
+      <w:r>
+        <w:rPr>
+          <w:b w:val="0"/>
+        </w:rPr>
+        <w:t xml:space="preserve"> at a glance. Show the </w:t>
+      </w:r>
+      <w:r>
+        <w:rPr>
+          <w:b/>
+        </w:rPr>
+        <w:t>process</w:t>
+      </w:r>
+      <w:r>
+        <w:rPr>
+          <w:b w:val="0"/>
+        </w:rPr>
+        <w:t xml:space="preserve"> | Task data splits versions | Explain one </w:t>
+      </w:r>
+      <w:r>
+        <w:rPr>
+          <w:b/>
+        </w:rPr>
+        <w:t>prediction</w:t>
+      </w:r>
+      <w:r>
+        <w:rPr>
+          <w:b w:val="0"/>
+        </w:rPr>
+        <w:t xml:space="preserve">. Show the </w:t>
+      </w:r>
+      <w:r>
+        <w:rPr>
+          <w:b/>
+        </w:rPr>
+        <w:t>evidence</w:t>
+      </w:r>
+      <w:r>
+        <w:rPr>
+          <w:b w:val="0"/>
+        </w:rPr>
+        <w:t xml:space="preserve"> | Baseline metrics errors | Trace one reported number.</w:t>
+      </w:r>
+    </w:p>
+    <w:p>
+      <w:pPr>
+        <w:spacing w:line="336" w:lineRule="auto" w:after="180"/>
+      </w:pPr>
+      <w:r>
+        <w:rPr>
+          <w:b w:val="0"/>
+        </w:rPr>
+        <w:t>Show the limits | Unsupported uses next step | Answer peer questions</w:t>
+      </w:r>
+    </w:p>
+    <w:p>
+      <w:pPr>
+        <w:spacing w:line="336" w:lineRule="auto" w:after="180"/>
+        <w:shd w:fill="F5F1FB"/>
+      </w:pPr>
+      <w:r>
+        <w:rPr>
+          <w:b w:val="0"/>
+        </w:rPr>
+        <w:t>Read the labels and values. Explain the relationship the model shows.</w:t>
+      </w:r>
+    </w:p>
+    <w:p>
+      <w:pPr>
+        <w:pStyle w:val="Heading3"/>
+      </w:pPr>
+      <w:r>
+        <w:t>Discuss while showing the picture</w:t>
+      </w:r>
+    </w:p>
+    <w:p>
+      <w:pPr>
+        <w:spacing w:line="336" w:lineRule="auto" w:after="180"/>
+        <w:shd w:fill="F1F6F8"/>
+      </w:pPr>
+      <w:r>
+        <w:rPr>
+          <w:b w:val="0"/>
+        </w:rPr>
+        <w:t>Teacher prompt: Read the labels and values. Explain the relationship the model shows. Ask learners to describe one label or arrow in ordinary words. Use the adjacent transcript if the image is difficult to see.</w:t>
+      </w:r>
+    </w:p>
+    <w:p>
+      <w:pPr>
+        <w:pStyle w:val="Heading3"/>
+      </w:pPr>
+      <w:r>
+        <w:t>04. Change one thing. Trace what follows.</w:t>
+      </w:r>
+    </w:p>
+    <w:p>
+      <w:r>
+        <w:drawing>
+          <wp:inline xmlns:a="http://schemas.openxmlformats.org/drawingml/2006/main" xmlns:pic="http://schemas.openxmlformats.org/drawingml/2006/picture">
+            <wp:extent cx="5486400" cy="3191256"/>
+            <wp:docPr id="5" name="Picture 5" descr="Original case: Present the three failure records and indoor-only limitation beside the headline rate. Changed condition: The poster omits the baseline and calls the model “field ready”. Expected result: The headline exceeds the supplied evidence. Reason: No outdoor evaluation is supplied, and the comparative benefit is obscured without the same-case baseline."/>
+            <wp:cNvGraphicFramePr>
+              <a:graphicFrameLocks noChangeAspect="1"/>
+            </wp:cNvGraphicFramePr>
+            <a:graphic>
+              <a:graphicData uri="http://schemas.openxmlformats.org/drawingml/2006/picture">
+                <pic:pic>
+                  <pic:nvPicPr>
+                    <pic:cNvPr id="0" name="academy-story-ai-4-36-04.png"/>
+                    <pic:cNvPicPr/>
+                  </pic:nvPicPr>
+                  <pic:blipFill>
+                    <a:blip r:embed="rId13"/>
+                    <a:stretch>
+                      <a:fillRect/>
+                    </a:stretch>
+                  </pic:blipFill>
+                  <pic:spPr>
+                    <a:xfrm>
+                      <a:off x="0" y="0"/>
+                      <a:ext cx="5486400" cy="3191256"/>
+                    </a:xfrm>
+                    <a:prstGeom prst="rect"/>
+                  </pic:spPr>
+                </pic:pic>
+              </a:graphicData>
+            </a:graphic>
+          </wp:inline>
+        </w:drawing>
+      </w:r>
+    </w:p>
+    <w:p>
+      <w:pPr>
+        <w:spacing w:line="336" w:lineRule="auto" w:after="180"/>
+      </w:pPr>
+      <w:r>
+        <w:rPr>
+          <w:b w:val="0"/>
+        </w:rPr>
+        <w:t xml:space="preserve">Original case: Present the three failure records and indoor-only </w:t>
+      </w:r>
+      <w:r>
+        <w:rPr>
+          <w:b/>
+        </w:rPr>
+        <w:t>limitation</w:t>
+      </w:r>
+      <w:r>
+        <w:rPr>
+          <w:b w:val="0"/>
+        </w:rPr>
+        <w:t xml:space="preserve"> beside the headline rate. Changed condition: The poster omits the baseline and calls the model “field ready”.</w:t>
+      </w:r>
+    </w:p>
+    <w:p>
+      <w:pPr>
+        <w:spacing w:line="336" w:lineRule="auto" w:after="180"/>
+      </w:pPr>
+      <w:r>
+        <w:rPr>
+          <w:b w:val="0"/>
+        </w:rPr>
+        <w:t xml:space="preserve">Expected result: The headline exceeds the supplied </w:t>
+      </w:r>
+      <w:r>
+        <w:rPr>
+          <w:b/>
+        </w:rPr>
+        <w:t>evidence</w:t>
+      </w:r>
+      <w:r>
+        <w:rPr>
+          <w:b w:val="0"/>
+        </w:rPr>
+        <w:t>. Reason: No outdoor evaluation is supplied, and the comparative benefit is obscured without the same-case baseline.</w:t>
+      </w:r>
+    </w:p>
+    <w:p>
+      <w:pPr>
+        <w:spacing w:line="336" w:lineRule="auto" w:after="180"/>
+        <w:shd w:fill="F5F1FB"/>
+      </w:pPr>
+      <w:r>
+        <w:rPr>
+          <w:b w:val="0"/>
+        </w:rPr>
+        <w:t>Predict before checking the worked changed-case result. Name what changed and what the supplied facts allow you to conclude.</w:t>
+      </w:r>
+    </w:p>
+    <w:p>
+      <w:pPr>
+        <w:pStyle w:val="Heading3"/>
+      </w:pPr>
+      <w:r>
+        <w:t>Discuss while showing the picture</w:t>
+      </w:r>
+    </w:p>
+    <w:p>
+      <w:pPr>
+        <w:spacing w:line="336" w:lineRule="auto" w:after="180"/>
+        <w:shd w:fill="F1F6F8"/>
+      </w:pPr>
+      <w:r>
+        <w:rPr>
+          <w:b w:val="0"/>
+        </w:rPr>
+        <w:t>Teacher prompt: Predict before checking the worked changed-case result. Name what changed and what the supplied facts allow you to conclude. Ask learners to describe one label or arrow in ordinary words.</w:t>
+      </w:r>
+    </w:p>
+    <w:p>
+      <w:pPr>
+        <w:spacing w:line="336" w:lineRule="auto" w:after="180"/>
+        <w:shd w:fill="F1F6F8"/>
+      </w:pPr>
+      <w:r>
+        <w:rPr>
+          <w:b w:val="0"/>
+        </w:rPr>
+        <w:t>Use the adjacent transcript if the image is difficult to see. Changed-case reasoning: No outdoor evaluation is supplied, and the comparative benefit is obscured without the same-case baseline.</w:t>
+      </w:r>
+    </w:p>
+    <w:p>
+      <w:pPr>
+        <w:pStyle w:val="Heading3"/>
+      </w:pPr>
+      <w:r>
+        <w:t>05. Connect the explanation to its limit</w:t>
+      </w:r>
+    </w:p>
+    <w:p>
+      <w:r>
+        <w:drawing>
+          <wp:inline xmlns:a="http://schemas.openxmlformats.org/drawingml/2006/main" xmlns:pic="http://schemas.openxmlformats.org/drawingml/2006/picture">
+            <wp:extent cx="5486400" cy="2834640"/>
+            <wp:docPr id="6" name="Picture 6" descr="Read the picture in order. Present the three failure records and indoor-only limitation beside the headline rate. The arrows show which recorded input or intermediate result each decision uses. Explain the deciding step aloud before checking the changed case; pointing to the final answer alone does not show how it follows. Limit: Clear presentation helps review but does not increase the strength of a tiny or unrepresentative evaluation."/>
+            <wp:cNvGraphicFramePr>
+              <a:graphicFrameLocks noChangeAspect="1"/>
+            </wp:cNvGraphicFramePr>
+            <a:graphic>
+              <a:graphicData uri="http://schemas.openxmlformats.org/drawingml/2006/picture">
+                <pic:pic>
+                  <pic:nvPicPr>
+                    <pic:cNvPr id="0" name="academy-story-ai-4-36-05.png"/>
+                    <pic:cNvPicPr/>
+                  </pic:nvPicPr>
+                  <pic:blipFill>
+                    <a:blip r:embed="rId14"/>
+                    <a:stretch>
+                      <a:fillRect/>
+                    </a:stretch>
+                  </pic:blipFill>
+                  <pic:spPr>
+                    <a:xfrm>
+                      <a:off x="0" y="0"/>
+                      <a:ext cx="5486400" cy="2834640"/>
+                    </a:xfrm>
+                    <a:prstGeom prst="rect"/>
+                  </pic:spPr>
+                </pic:pic>
+              </a:graphicData>
+            </a:graphic>
+          </wp:inline>
+        </w:drawing>
+      </w:r>
+    </w:p>
+    <w:p>
+      <w:pPr>
+        <w:spacing w:line="336" w:lineRule="auto" w:after="180"/>
+      </w:pPr>
+      <w:r>
+        <w:rPr>
+          <w:b w:val="0"/>
+        </w:rPr>
+        <w:t xml:space="preserve">Read the picture in order. Present the three failure records and indoor-only </w:t>
+      </w:r>
+      <w:r>
+        <w:rPr>
+          <w:b/>
+        </w:rPr>
+        <w:t>limitation</w:t>
+      </w:r>
+      <w:r>
+        <w:rPr>
+          <w:b w:val="0"/>
+        </w:rPr>
+        <w:t xml:space="preserve"> beside the headline rate. The arrows show which recorded </w:t>
+      </w:r>
+      <w:r>
+        <w:rPr>
+          <w:b/>
+        </w:rPr>
+        <w:t>input</w:t>
+      </w:r>
+      <w:r>
+        <w:rPr>
+          <w:b w:val="0"/>
+        </w:rPr>
+        <w:t xml:space="preserve"> or intermediate result each decision uses.</w:t>
+      </w:r>
+    </w:p>
+    <w:p>
+      <w:pPr>
+        <w:spacing w:line="336" w:lineRule="auto" w:after="180"/>
+      </w:pPr>
+      <w:r>
+        <w:rPr>
+          <w:b w:val="0"/>
+        </w:rPr>
+        <w:t>Explain the deciding step aloud before checking the changed case; pointing to the final answer alone does not show how it follows.</w:t>
+      </w:r>
+    </w:p>
+    <w:p>
+      <w:pPr>
+        <w:spacing w:line="336" w:lineRule="auto" w:after="180"/>
+      </w:pPr>
+      <w:r>
+        <w:rPr>
+          <w:b w:val="0"/>
+        </w:rPr>
+        <w:t>Limit: Clear presentation helps review but does not increase the strength of a tiny or unrepresentative evaluation.</w:t>
+      </w:r>
+    </w:p>
+    <w:p>
+      <w:pPr>
+        <w:spacing w:line="336" w:lineRule="auto" w:after="180"/>
+        <w:shd w:fill="F5F1FB"/>
+      </w:pPr>
+      <w:r>
+        <w:rPr>
+          <w:b w:val="0"/>
+        </w:rPr>
+        <w:t>Explain the case, then point to a limit on the claim.</w:t>
+      </w:r>
+    </w:p>
+    <w:p>
+      <w:pPr>
+        <w:pStyle w:val="Heading3"/>
+      </w:pPr>
+      <w:r>
+        <w:t>Discuss while showing the picture</w:t>
+      </w:r>
+    </w:p>
+    <w:p>
+      <w:pPr>
+        <w:spacing w:line="336" w:lineRule="auto" w:after="180"/>
+        <w:shd w:fill="F1F6F8"/>
+      </w:pPr>
+      <w:r>
+        <w:rPr>
+          <w:b w:val="0"/>
+        </w:rPr>
+        <w:t>Teacher prompt: Explain the case, then point to a limit on the claim. Ask learners to describe one label or arrow in ordinary words. Use the adjacent transcript if the image is difficult to see.</w:t>
+      </w:r>
+    </w:p>
+    <w:p>
+      <w:pPr>
+        <w:spacing w:line="336" w:lineRule="auto" w:after="180"/>
+        <w:shd w:fill="F1F6F8"/>
+      </w:pPr>
+      <w:r>
+        <w:rPr>
+          <w:b w:val="0"/>
+        </w:rPr>
+        <w:t>Keep the stated scope: Clear presentation helps review but does not increase the strength of a tiny or unrepresentative evaluation.</w:t>
+      </w:r>
+    </w:p>
+    <w:p>
+      <w:pPr>
+        <w:pStyle w:val="Heading3"/>
+      </w:pPr>
+      <w:r>
+        <w:t>06. Make the idea visible in your project</w:t>
+      </w:r>
+    </w:p>
+    <w:p>
+      <w:r>
+        <w:drawing>
+          <wp:inline xmlns:a="http://schemas.openxmlformats.org/drawingml/2006/main" xmlns:pic="http://schemas.openxmlformats.org/drawingml/2006/picture">
+            <wp:extent cx="5486400" cy="3681984"/>
+            <wp:docPr id="7" name="Picture 7" descr="For your Responsible Plant Classifier, save the input, procedure, observed result and limitation of this check. Label this worked example as practice; use a different, previously unreviewed case when checking independent understanding. Draw your input, deciding step, result and limit. Supported question: Which three supporting items should be visible at the expo? Point to the relevant step in the picture, then write the changed result and the rule or evidence that supports it."/>
+            <wp:cNvGraphicFramePr>
+              <a:graphicFrameLocks noChangeAspect="1"/>
+            </wp:cNvGraphicFramePr>
+            <a:graphic>
+              <a:graphicData uri="http://schemas.openxmlformats.org/drawingml/2006/picture">
+                <pic:pic>
+                  <pic:nvPicPr>
+                    <pic:cNvPr id="0" name="academy-story-ai-4-36-06.png"/>
+                    <pic:cNvPicPr/>
+                  </pic:nvPicPr>
+                  <pic:blipFill>
+                    <a:blip r:embed="rId15"/>
+                    <a:stretch>
+                      <a:fillRect/>
+                    </a:stretch>
+                  </pic:blipFill>
+                  <pic:spPr>
+                    <a:xfrm>
+                      <a:off x="0" y="0"/>
+                      <a:ext cx="5486400" cy="3681984"/>
+                    </a:xfrm>
+                    <a:prstGeom prst="rect"/>
+                  </pic:spPr>
+                </pic:pic>
+              </a:graphicData>
+            </a:graphic>
+          </wp:inline>
+        </w:drawing>
+      </w:r>
+    </w:p>
+    <w:p>
+      <w:pPr>
+        <w:spacing w:line="336" w:lineRule="auto" w:after="180"/>
+      </w:pPr>
+      <w:r>
+        <w:rPr>
+          <w:b w:val="0"/>
+        </w:rPr>
+        <w:t xml:space="preserve">For your Responsible Plant Classifier, save the </w:t>
+      </w:r>
+      <w:r>
+        <w:rPr>
+          <w:b/>
+        </w:rPr>
+        <w:t>input</w:t>
+      </w:r>
+      <w:r>
+        <w:rPr>
+          <w:b w:val="0"/>
+        </w:rPr>
+        <w:t xml:space="preserve">, procedure, observed result and </w:t>
+      </w:r>
+      <w:r>
+        <w:rPr>
+          <w:b/>
+        </w:rPr>
+        <w:t>limitation</w:t>
+      </w:r>
+      <w:r>
+        <w:rPr>
+          <w:b w:val="0"/>
+        </w:rPr>
+        <w:t xml:space="preserve"> of this check.</w:t>
+      </w:r>
+    </w:p>
+    <w:p>
+      <w:pPr>
+        <w:spacing w:line="336" w:lineRule="auto" w:after="180"/>
+      </w:pPr>
+      <w:r>
+        <w:rPr>
+          <w:b w:val="0"/>
+        </w:rPr>
+        <w:t xml:space="preserve">Label this worked example as practice; use a different, previously unreviewed case when checking independent understanding. Draw your </w:t>
+      </w:r>
+      <w:r>
+        <w:rPr>
+          <w:b/>
+        </w:rPr>
+        <w:t>input</w:t>
+      </w:r>
+      <w:r>
+        <w:rPr>
+          <w:b w:val="0"/>
+        </w:rPr>
+        <w:t>, deciding step, result and limit.</w:t>
+      </w:r>
+    </w:p>
+    <w:p>
+      <w:pPr>
+        <w:spacing w:line="336" w:lineRule="auto" w:after="180"/>
+      </w:pPr>
+      <w:r>
+        <w:rPr>
+          <w:b w:val="0"/>
+        </w:rPr>
+        <w:t xml:space="preserve">Supported question: Which three supporting items should be visible at the expo? Point to the relevant step in the picture, then write the changed result and the rule or </w:t>
+      </w:r>
+      <w:r>
+        <w:rPr>
+          <w:b/>
+        </w:rPr>
+        <w:t>evidence</w:t>
+      </w:r>
+      <w:r>
+        <w:rPr>
+          <w:b w:val="0"/>
+        </w:rPr>
+        <w:t xml:space="preserve"> that supports it.</w:t>
+      </w:r>
+    </w:p>
+    <w:p>
+      <w:pPr>
+        <w:spacing w:line="336" w:lineRule="auto" w:after="180"/>
+        <w:shd w:fill="F5F1FB"/>
+      </w:pPr>
+      <w:r>
+        <w:rPr>
+          <w:b w:val="0"/>
+        </w:rPr>
+        <w:t xml:space="preserve">Draw your project trace and justify the deciding step using </w:t>
+      </w:r>
+      <w:r>
+        <w:rPr>
+          <w:b/>
+        </w:rPr>
+        <w:t>evidence</w:t>
+      </w:r>
+      <w:r>
+        <w:rPr>
+          <w:b w:val="0"/>
+        </w:rPr>
+        <w:t>.</w:t>
+      </w:r>
+    </w:p>
+    <w:p>
+      <w:pPr>
+        <w:pStyle w:val="Heading3"/>
+      </w:pPr>
+      <w:r>
+        <w:t>Discuss while showing the picture</w:t>
+      </w:r>
+    </w:p>
+    <w:p>
+      <w:pPr>
+        <w:spacing w:line="336" w:lineRule="auto" w:after="180"/>
+        <w:shd w:fill="F1F6F8"/>
+      </w:pPr>
+      <w:r>
+        <w:rPr>
+          <w:b w:val="0"/>
+        </w:rPr>
+        <w:t xml:space="preserve">Teacher prompt: Draw your project trace and justify the deciding step using </w:t>
+      </w:r>
+      <w:r>
+        <w:rPr>
+          <w:b/>
+        </w:rPr>
+        <w:t>evidence</w:t>
+      </w:r>
+      <w:r>
+        <w:rPr>
+          <w:b w:val="0"/>
+        </w:rPr>
+        <w:t>. Ask learners to describe one label or arrow in ordinary words. Use the adjacent transcript if the image is difficult to see.</w:t>
+      </w:r>
+    </w:p>
+    <w:p>
+      <w:pPr>
+        <w:spacing w:line="336" w:lineRule="auto" w:after="180"/>
+        <w:shd w:fill="F1F6F8"/>
+      </w:pPr>
+      <w:r>
+        <w:rPr>
+          <w:b w:val="0"/>
+        </w:rPr>
+        <w:t xml:space="preserve">Supported practice key: Show split/provenance, candidate-versus-baseline counts, and actual error records with the indoor-only scope. Changed-case check: The headline exceeds the supplied </w:t>
+      </w:r>
+      <w:r>
+        <w:rPr>
+          <w:b/>
+        </w:rPr>
+        <w:t>evidence</w:t>
+      </w:r>
+      <w:r>
+        <w:rPr>
+          <w:b w:val="0"/>
+        </w:rPr>
+        <w:t>.</w:t>
+      </w:r>
+    </w:p>
+    <w:p>
+      <w:pPr>
+        <w:spacing w:line="336" w:lineRule="auto" w:after="180"/>
+        <w:shd w:fill="F1F6F8"/>
+      </w:pPr>
+      <w:r>
+        <w:rPr>
+          <w:b w:val="0"/>
+        </w:rPr>
+        <w:t>No outdoor evaluation is supplied, and the comparative benefit is obscured without the same-case baseline.</w:t>
       </w:r>
     </w:p>
     <w:sectPr>

--- a/downloads/teacher/ai-4-week-36.docx
+++ b/downloads/teacher/ai-4-week-36.docx
@@ -195,7 +195,7 @@
           </w:tcPr>
           <w:p>
             <w:r>
-              <w:t>Sections 9 and 11–14. Give extra time to finish the full task set; use Section 15 when the week includes a coding lab.</w:t>
+              <w:t>Use “Run the investigation”, “Connect your project”, “Show what you know”, “Study a complete case” and “Try a new case independently”. Give extra time for the full task set. If this week has a coding lab, use its named section; section numbers can change when extra explanations are included.</w:t>
             </w:r>
           </w:p>
         </w:tc>
@@ -2469,6 +2469,26 @@
     <w:p>
       <w:r>
         <w:t>Demonstrate ML Builder Expo, reduce support deliberately and check individual reasoning before discussing answers.</w:t>
+      </w:r>
+    </w:p>
+    <w:p>
+      <w:pPr>
+        <w:pStyle w:val="Heading3"/>
+      </w:pPr>
+      <w:r>
+        <w:t>Choose the pacing route</w:t>
+      </w:r>
+    </w:p>
+    <w:p>
+      <w:pPr>
+        <w:spacing w:line="336" w:lineRule="auto" w:after="180"/>
+        <w:shd w:fill="F1F6F8"/>
+      </w:pPr>
+      <w:r>
+        <w:rPr>
+          <w:b w:val="0"/>
+        </w:rPr>
+        <w:t>Compact alternative: this two-session sequence covers selected core tasks. Use the three-session weekly plan for the full lesson, independent transfer, feedback and project work; allow extra time for extensions.</w:t>
       </w:r>
     </w:p>
     <w:p>
@@ -5391,7 +5411,7 @@
         <w:rPr>
           <w:b w:val="0"/>
         </w:rPr>
-        <w:t xml:space="preserve">Grade 8 is complete. Use the project </w:t>
+        <w:t xml:space="preserve">Level 4 (Grade 9) is complete. Use the project </w:t>
       </w:r>
       <w:r>
         <w:rPr>
@@ -5891,7 +5911,7 @@
           </w:tcPr>
           <w:p>
             <w:r>
-              <w:t>Sections 9 and 11–14. Give extra time to finish the full task set; use Section 15 when the week includes a coding lab.</w:t>
+              <w:t>Use “Run the investigation”, “Connect your project”, “Show what you know”, “Study a complete case” and “Try a new case independently”. Give extra time for the full task set. If this week has a coding lab, use its named section; section numbers can change when extra explanations are included.</w:t>
             </w:r>
           </w:p>
         </w:tc>

--- a/downloads/teacher/ai-4-week-36.docx
+++ b/downloads/teacher/ai-4-week-36.docx
@@ -25,20 +25,38 @@
         <w:pStyle w:val="Heading1"/>
       </w:pPr>
       <w:r>
-        <w:t>01. ML Builder Expo</w:t>
-      </w:r>
-    </w:p>
-    <w:p>
-      <w:r>
-        <w:t>Prepare ML Builder Expo: check the target, prerequisites, resources and adaptable teaching schedule.</w:t>
-      </w:r>
-    </w:p>
-    <w:p>
-      <w:pPr>
-        <w:pStyle w:val="Heading3"/>
-      </w:pPr>
-      <w:r>
-        <w:t>Teach the learning cycle</w:t>
+        <w:t>Teach a defense as a checkable explanation.</w:t>
+      </w:r>
+    </w:p>
+    <w:p>
+      <w:r>
+        <w:t>Supply full paper ledgers and reviewer questions,keep actual project artifacts distinct and score dimensions separately.</w:t>
+      </w:r>
+    </w:p>
+    <w:p>
+      <w:r>
+        <w:t>Require honest missing-evidence statements,actual review status and an uncoached selected claim review.</w:t>
+      </w:r>
+    </w:p>
+    <w:p>
+      <w:pPr>
+        <w:pStyle w:val="Heading1"/>
+      </w:pPr>
+      <w:r>
+        <w:t>01. Prepare the connected experiment</w:t>
+      </w:r>
+    </w:p>
+    <w:p>
+      <w:r>
+        <w:t>Keep prior exposure, shared practice and independent evidence distinct.</w:t>
+      </w:r>
+    </w:p>
+    <w:p>
+      <w:pPr>
+        <w:pStyle w:val="Heading2"/>
+      </w:pPr>
+      <w:r>
+        <w:t>Goal and main teaching plan</w:t>
       </w:r>
     </w:p>
     <w:p>
@@ -237,9 +255,348 @@
     </w:p>
     <w:p>
       <w:pPr>
+        <w:pStyle w:val="Heading2"/>
+      </w:pPr>
+      <w:r>
+        <w:t>Materials and prerequisite</w:t>
+      </w:r>
+    </w:p>
+    <w:p>
+      <w:pPr>
+        <w:spacing w:line="336" w:lineRule="auto" w:after="180"/>
+      </w:pPr>
+      <w:r>
+        <w:rPr>
+          <w:b w:val="0"/>
+        </w:rPr>
+        <w:t xml:space="preserve">Teach two 45-minute sessions. This week focuses on machine learning project </w:t>
+      </w:r>
+      <w:r>
+        <w:rPr>
+          <w:b/>
+        </w:rPr>
+        <w:t>defense</w:t>
+      </w:r>
+      <w:r>
+        <w:rPr>
+          <w:b w:val="0"/>
+        </w:rPr>
+        <w:t>. Model the worked example first, collect the new W 4 case independently before feedback, and use the fresh retry to check transfer.</w:t>
+      </w:r>
+    </w:p>
+    <w:p>
+      <w:pPr>
+        <w:spacing w:line="336" w:lineRule="auto" w:after="180"/>
+      </w:pPr>
+      <w:r>
+        <w:rPr>
+          <w:b w:val="0"/>
+        </w:rPr>
+        <w:t>Award credit for traceable reasoning and bounded claims, including justified uncertainty.</w:t>
+      </w:r>
+    </w:p>
+    <w:p>
+      <w:pPr>
+        <w:spacing w:line="336" w:lineRule="auto" w:after="180"/>
+      </w:pPr>
+      <w:r>
+        <w:rPr>
+          <w:b w:val="0"/>
+        </w:rPr>
+        <w:t>Use the supplied scenario, student illustrations and blank paper. For numeric work, offer counters or a calculator after learners show the setup. Fictional records are supplied; personal data and paid accounts are unnecessary.</w:t>
+      </w:r>
+    </w:p>
+    <w:p>
+      <w:pPr>
+        <w:spacing w:line="336" w:lineRule="auto" w:after="180"/>
+      </w:pPr>
+      <w:r>
+        <w:rPr>
+          <w:b w:val="0"/>
+        </w:rPr>
+        <w:t xml:space="preserve">A result describes observed </w:t>
+      </w:r>
+      <w:r>
+        <w:rPr>
+          <w:b/>
+        </w:rPr>
+        <w:t>evidence</w:t>
+      </w:r>
+      <w:r>
+        <w:rPr>
+          <w:b w:val="0"/>
+        </w:rPr>
+        <w:t xml:space="preserve">; a claim must not extend beyond what that </w:t>
+      </w:r>
+      <w:r>
+        <w:rPr>
+          <w:b/>
+        </w:rPr>
+        <w:t>evidence</w:t>
+      </w:r>
+      <w:r>
+        <w:rPr>
+          <w:b w:val="0"/>
+        </w:rPr>
+        <w:t xml:space="preserve"> supports.</w:t>
+      </w:r>
+    </w:p>
+    <w:p>
+      <w:pPr>
+        <w:spacing w:line="336" w:lineRule="auto" w:after="180"/>
+      </w:pPr>
+      <w:r>
+        <w:rPr>
+          <w:b w:val="0"/>
+        </w:rPr>
+        <w:t>Printed student lesson and workbook</w:t>
+      </w:r>
+    </w:p>
+    <w:p>
+      <w:pPr>
+        <w:spacing w:line="336" w:lineRule="auto" w:after="180"/>
+      </w:pPr>
+      <w:r>
+        <w:rPr>
+          <w:b w:val="0"/>
+        </w:rPr>
+        <w:t>Paper, pencils and a calculator for fractions</w:t>
+      </w:r>
+    </w:p>
+    <w:p>
+      <w:pPr>
+        <w:spacing w:line="336" w:lineRule="auto" w:after="180"/>
+      </w:pPr>
+      <w:r>
+        <w:rPr>
+          <w:b w:val="0"/>
+        </w:rPr>
+        <w:t xml:space="preserve">The fictional examples and a blank </w:t>
+      </w:r>
+      <w:r>
+        <w:rPr>
+          <w:b/>
+        </w:rPr>
+        <w:t>evidence</w:t>
+      </w:r>
+      <w:r>
+        <w:rPr>
+          <w:b w:val="0"/>
+        </w:rPr>
+        <w:t xml:space="preserve"> table</w:t>
+      </w:r>
+    </w:p>
+    <w:p>
+      <w:pPr>
+        <w:spacing w:line="336" w:lineRule="auto" w:after="180"/>
+      </w:pPr>
+      <w:r>
+        <w:rPr>
+          <w:b w:val="0"/>
+        </w:rPr>
+        <w:t>Saved classroom project records for critique; no personal student dataset required</w:t>
+      </w:r>
+    </w:p>
+    <w:p>
+      <w:pPr>
+        <w:pStyle w:val="Heading2"/>
+      </w:pPr>
+      <w:r>
+        <w:t>Opening retrieval</w:t>
+      </w:r>
+    </w:p>
+    <w:p>
+      <w:pPr>
+        <w:spacing w:line="336" w:lineRule="auto" w:after="180"/>
+      </w:pPr>
+      <w:r>
+        <w:rPr>
+          <w:b w:val="0"/>
+        </w:rPr>
+        <w:t>Without opening the old lesson, explain one key idea from Capstone Train, Analyze, Improve. Give an example and a mistake that the idea helps you avoid.</w:t>
+      </w:r>
+    </w:p>
+    <w:p>
+      <w:pPr>
+        <w:spacing w:line="336" w:lineRule="auto" w:after="180"/>
+      </w:pPr>
+      <w:r>
+        <w:rPr>
+          <w:b w:val="0"/>
+        </w:rPr>
+        <w:t>Look for: Run a frozen final evaluation with complete accounting</w:t>
+      </w:r>
+    </w:p>
+    <w:p>
+      <w:pPr>
+        <w:spacing w:line="336" w:lineRule="auto" w:after="180"/>
+      </w:pPr>
+      <w:r>
+        <w:rPr>
+          <w:b w:val="0"/>
+        </w:rPr>
+        <w:t>Reference example, not the only acceptable wording: Teacher explanation: Candidate accuracy 9/12=75 percent, precision 2/3, recall 2/4; baseline 8/12 about 66.7 percent, with all four blocked cases missed.</w:t>
+      </w:r>
+    </w:p>
+    <w:p>
+      <w:pPr>
+        <w:spacing w:line="336" w:lineRule="auto" w:after="180"/>
+      </w:pPr>
+      <w:r>
+        <w:rPr>
+          <w:b w:val="0"/>
+        </w:rPr>
+        <w:t>Without opening the old lesson, explain one key idea from Model Cards and Human Review. Give an example and a mistake that the idea helps you avoid.</w:t>
+      </w:r>
+    </w:p>
+    <w:p>
+      <w:pPr>
+        <w:spacing w:line="336" w:lineRule="auto" w:after="180"/>
+      </w:pPr>
+      <w:r>
+        <w:rPr>
+          <w:b w:val="0"/>
+        </w:rPr>
+        <w:t xml:space="preserve">Look for: Write a model card whose claims match </w:t>
+      </w:r>
+      <w:r>
+        <w:rPr>
+          <w:b/>
+        </w:rPr>
+        <w:t>evidence</w:t>
+      </w:r>
+    </w:p>
+    <w:p>
+      <w:pPr>
+        <w:spacing w:line="336" w:lineRule="auto" w:after="180"/>
+      </w:pPr>
+      <w:r>
+        <w:rPr>
+          <w:b w:val="0"/>
+        </w:rPr>
+        <w:t>Reference example, not the only acceptable wording: Teacher explanation: Intended: compare toy classifiers on the documented fictional task.</w:t>
+      </w:r>
+    </w:p>
+    <w:p>
+      <w:pPr>
+        <w:spacing w:line="336" w:lineRule="auto" w:after="180"/>
+      </w:pPr>
+      <w:r>
+        <w:rPr>
+          <w:b w:val="0"/>
+        </w:rPr>
+        <w:t>Not supported: real parcel handling, student assessment or decisions outside the evaluated setup.</w:t>
+      </w:r>
+    </w:p>
+    <w:p>
+      <w:pPr>
+        <w:spacing w:line="336" w:lineRule="auto" w:after="180"/>
+      </w:pPr>
+      <w:r>
+        <w:rPr>
+          <w:b w:val="0"/>
+        </w:rPr>
+        <w:t>Without opening the old lesson, explain one key idea from Improve Generalization. Give an example and a mistake that the idea helps you avoid.</w:t>
+      </w:r>
+    </w:p>
+    <w:p>
+      <w:pPr>
+        <w:spacing w:line="336" w:lineRule="auto" w:after="180"/>
+      </w:pPr>
+      <w:r>
+        <w:rPr>
+          <w:b w:val="0"/>
+        </w:rPr>
+        <w:t xml:space="preserve">Look for: Plan one </w:t>
+      </w:r>
+      <w:r>
+        <w:rPr>
+          <w:b/>
+        </w:rPr>
+        <w:t>evidence</w:t>
+      </w:r>
+      <w:r>
+        <w:rPr>
+          <w:b w:val="0"/>
+        </w:rPr>
+        <w:t>-led change and test it on source-separated validation cases</w:t>
+      </w:r>
+    </w:p>
+    <w:p>
+      <w:pPr>
+        <w:spacing w:line="336" w:lineRule="auto" w:after="180"/>
+      </w:pPr>
+      <w:r>
+        <w:rPr>
+          <w:b w:val="0"/>
+        </w:rPr>
+        <w:t>Reference example, not the only acceptable wording: Name the exact hypothesis,changed factor and fixed comparison protocol. In the synthetic crossed-background trial,</w:t>
+      </w:r>
+      <w:r>
+        <w:rPr>
+          <w:b/>
+        </w:rPr>
+        <w:t>training</w:t>
+      </w:r>
+      <w:r>
+        <w:rPr>
+          <w:b w:val="0"/>
+        </w:rPr>
+        <w:t xml:space="preserve"> additions change the chosen feature and improve four validation views from two plants;this does not establish real diagnosis or final reliability. Preserve all outputs,source groups and fresh final-evaluation needs.</w:t>
+      </w:r>
+    </w:p>
+    <w:p>
+      <w:pPr>
+        <w:pStyle w:val="Heading2"/>
+      </w:pPr>
+      <w:r>
+        <w:t>End goal</w:t>
+      </w:r>
+    </w:p>
+    <w:p>
+      <w:pPr>
+        <w:spacing w:line="336" w:lineRule="auto" w:after="180"/>
+      </w:pPr>
+      <w:r>
+        <w:rPr>
+          <w:b w:val="0"/>
+        </w:rPr>
+        <w:t xml:space="preserve">By the end, I can explain ml builder expo using a traced example and a stated </w:t>
+      </w:r>
+      <w:r>
+        <w:rPr>
+          <w:b/>
+        </w:rPr>
+        <w:t>limitation</w:t>
+      </w:r>
+      <w:r>
+        <w:rPr>
+          <w:b w:val="0"/>
+        </w:rPr>
+        <w:t>.</w:t>
+      </w:r>
+    </w:p>
+    <w:p>
+      <w:pPr>
+        <w:pStyle w:val="Heading2"/>
+      </w:pPr>
+      <w:r>
+        <w:t>Earlier wording, alternatives and picture transcripts · reference / check after trying</w:t>
+      </w:r>
+    </w:p>
+    <w:p>
+      <w:pPr>
         <w:pStyle w:val="Heading3"/>
       </w:pPr>
       <w:r>
+        <w:t>Teach the learning cycle</w:t>
+      </w:r>
+    </w:p>
+    <w:p>
+      <w:pPr>
+        <w:pStyle w:val="Heading3"/>
+      </w:pPr>
+      <w:r>
         <w:t>Retrieval answer guidance</w:t>
       </w:r>
     </w:p>
@@ -253,39 +610,6 @@
     </w:p>
     <w:p>
       <w:pPr>
-        <w:spacing w:line="336" w:lineRule="auto" w:after="180"/>
-      </w:pPr>
-      <w:r>
-        <w:rPr>
-          <w:b w:val="0"/>
-        </w:rPr>
-        <w:t>Without opening the old lesson, explain one key idea from Capstone Train, Analyze, Improve. Give an example and a mistake that the idea helps you avoid.</w:t>
-      </w:r>
-    </w:p>
-    <w:p>
-      <w:pPr>
-        <w:spacing w:line="336" w:lineRule="auto" w:after="180"/>
-      </w:pPr>
-      <w:r>
-        <w:rPr>
-          <w:b w:val="0"/>
-        </w:rPr>
-        <w:t>Look for: Run a frozen final evaluation with complete accounting</w:t>
-      </w:r>
-    </w:p>
-    <w:p>
-      <w:pPr>
-        <w:spacing w:line="336" w:lineRule="auto" w:after="180"/>
-      </w:pPr>
-      <w:r>
-        <w:rPr>
-          <w:b w:val="0"/>
-        </w:rPr>
-        <w:t>Reference example, not the only acceptable wording: Teacher explanation: Candidate accuracy 9/12=75 percent, precision 2/3, recall 2/4; baseline 8/12 about 66.7 percent, with all four blocked cases missed.</w:t>
-      </w:r>
-    </w:p>
-    <w:p>
-      <w:pPr>
         <w:pStyle w:val="Heading3"/>
       </w:pPr>
       <w:r>
@@ -294,129 +618,10 @@
     </w:p>
     <w:p>
       <w:pPr>
-        <w:spacing w:line="336" w:lineRule="auto" w:after="180"/>
-      </w:pPr>
-      <w:r>
-        <w:rPr>
-          <w:b w:val="0"/>
-        </w:rPr>
-        <w:t>Without opening the old lesson, explain one key idea from Model Cards and Human Review. Give an example and a mistake that the idea helps you avoid.</w:t>
-      </w:r>
-    </w:p>
-    <w:p>
-      <w:pPr>
-        <w:spacing w:line="336" w:lineRule="auto" w:after="180"/>
-      </w:pPr>
-      <w:r>
-        <w:rPr>
-          <w:b w:val="0"/>
-        </w:rPr>
-        <w:t xml:space="preserve">Look for: Write a model card whose claims match </w:t>
-      </w:r>
-      <w:r>
-        <w:rPr>
-          <w:b/>
-        </w:rPr>
-        <w:t>evidence</w:t>
-      </w:r>
-    </w:p>
-    <w:p>
-      <w:pPr>
-        <w:spacing w:line="336" w:lineRule="auto" w:after="180"/>
-      </w:pPr>
-      <w:r>
-        <w:rPr>
-          <w:b w:val="0"/>
-        </w:rPr>
-        <w:t>Reference example, not the only acceptable wording: Teacher explanation: Intended: compare toy classifiers on the documented fictional task.</w:t>
-      </w:r>
-    </w:p>
-    <w:p>
-      <w:pPr>
-        <w:spacing w:line="336" w:lineRule="auto" w:after="180"/>
-      </w:pPr>
-      <w:r>
-        <w:rPr>
-          <w:b w:val="0"/>
-        </w:rPr>
-        <w:t>Not supported: real parcel handling, student assessment or decisions outside the evaluated setup.</w:t>
-      </w:r>
-    </w:p>
-    <w:p>
-      <w:pPr>
         <w:pStyle w:val="Heading3"/>
       </w:pPr>
       <w:r>
         <w:t>Improve Generalization</w:t>
-      </w:r>
-    </w:p>
-    <w:p>
-      <w:pPr>
-        <w:spacing w:line="336" w:lineRule="auto" w:after="180"/>
-      </w:pPr>
-      <w:r>
-        <w:rPr>
-          <w:b w:val="0"/>
-        </w:rPr>
-        <w:t>Without opening the old lesson, explain one key idea from Improve Generalization. Give an example and a mistake that the idea helps you avoid.</w:t>
-      </w:r>
-    </w:p>
-    <w:p>
-      <w:pPr>
-        <w:spacing w:line="336" w:lineRule="auto" w:after="180"/>
-      </w:pPr>
-      <w:r>
-        <w:rPr>
-          <w:b w:val="0"/>
-        </w:rPr>
-        <w:t xml:space="preserve">Look for: Compare </w:t>
-      </w:r>
-      <w:r>
-        <w:rPr>
-          <w:b/>
-        </w:rPr>
-        <w:t>training</w:t>
-      </w:r>
-      <w:r>
-        <w:rPr>
-          <w:b w:val="0"/>
-        </w:rPr>
-        <w:t xml:space="preserve"> and validation </w:t>
-      </w:r>
-      <w:r>
-        <w:rPr>
-          <w:b/>
-        </w:rPr>
-        <w:t>evidence</w:t>
-      </w:r>
-      <w:r>
-        <w:rPr>
-          <w:b w:val="0"/>
-        </w:rPr>
-        <w:t xml:space="preserve"> for model capacity</w:t>
-      </w:r>
-    </w:p>
-    <w:p>
-      <w:pPr>
-        <w:spacing w:line="336" w:lineRule="auto" w:after="180"/>
-      </w:pPr>
-      <w:r>
-        <w:rPr>
-          <w:b w:val="0"/>
-        </w:rPr>
-        <w:t xml:space="preserve">Reference example, not the only acceptable wording: Teacher explanation: Choose the line with validation MAE 3. The curve </w:t>
-      </w:r>
-      <w:r>
-        <w:rPr>
-          <w:b/>
-        </w:rPr>
-        <w:t>training</w:t>
-      </w:r>
-      <w:r>
-        <w:rPr>
-          <w:b w:val="0"/>
-        </w:rPr>
-        <w:t xml:space="preserve"> MAE 0 does not compensate for validation MAE 8.</w:t>
       </w:r>
     </w:p>
     <w:p>
@@ -649,6 +854,11 @@
       </w:r>
     </w:p>
     <w:p>
+      <w:r>
+        <w:t>This compact option is not the full-week schedule. Use the main teaching cycle and allow extra sessions for the investigation, independent work and project.</w:t>
+      </w:r>
+    </w:p>
+    <w:p>
       <w:pPr>
         <w:spacing w:line="336" w:lineRule="auto" w:after="180"/>
       </w:pPr>
@@ -656,7 +866,19 @@
         <w:rPr>
           <w:b w:val="0"/>
         </w:rPr>
-        <w:t>Use the supplied scenario, student illustrations and blank paper. For numeric work, offer counters or a calculator after learners show the setup. Fictional records are supplied; personal data and paid accounts are unnecessary.</w:t>
+        <w:t xml:space="preserve">Allow 80 minutes: recall 8; explanation 12; worked demonstration 15; guided practice 20; independent assessment 15; project and </w:t>
+      </w:r>
+      <w:r>
+        <w:rPr>
+          <w:b/>
+        </w:rPr>
+        <w:t>reflection</w:t>
+      </w:r>
+      <w:r>
+        <w:rPr>
+          <w:b w:val="0"/>
+        </w:rPr>
+        <w:t xml:space="preserve"> 10. Extend the lab into a second session when needed.</w:t>
       </w:r>
     </w:p>
     <w:p>
@@ -664,36 +886,1786 @@
         <w:pStyle w:val="Heading3"/>
       </w:pPr>
       <w:r>
-        <w:t>Alternative compact allocation</w:t>
-      </w:r>
-    </w:p>
-    <w:p>
-      <w:r>
-        <w:t>This compact option is not the full-week schedule. Use the main teaching cycle and allow extra sessions for the investigation, independent work and project.</w:t>
+        <w:t>Preparation for the connected explanation</w:t>
+      </w:r>
+    </w:p>
+    <w:p>
+      <w:pPr>
+        <w:pStyle w:val="Heading3"/>
+      </w:pPr>
+      <w:r>
+        <w:t>Readiness answer</w:t>
+      </w:r>
+    </w:p>
+    <w:p>
+      <w:pPr>
+        <w:pStyle w:val="Heading3"/>
+      </w:pPr>
+      <w:r>
+        <w:t>End goal for the pictorial case</w:t>
       </w:r>
     </w:p>
     <w:p>
       <w:pPr>
         <w:spacing w:line="336" w:lineRule="auto" w:after="180"/>
-        <w:shd w:fill="F1F6F8"/>
-      </w:pPr>
-      <w:r>
-        <w:rPr>
-          <w:b w:val="0"/>
-        </w:rPr>
-        <w:t xml:space="preserve">Allow 80 minutes: recall 8; explanation 12; worked demonstration 15; guided practice 20; independent assessment 15; project and </w:t>
+      </w:pPr>
+      <w:r>
+        <w:rPr>
+          <w:b w:val="0"/>
+        </w:rPr>
+        <w:t>This added worked case illustrates the week’s main idea. Retain all original and connected topics; schedule its practice within the teaching cycle.</w:t>
+      </w:r>
+    </w:p>
+    <w:p>
+      <w:pPr>
+        <w:pStyle w:val="Heading1"/>
+      </w:pPr>
+      <w:r>
+        <w:t>02. Teach a defensible story from complete records</w:t>
+      </w:r>
+    </w:p>
+    <w:p>
+      <w:r>
+        <w:t>Keep main paper,photo picture and actual project versions separate.</w:t>
+      </w:r>
+    </w:p>
+    <w:p>
+      <w:pPr>
+        <w:pStyle w:val="Heading2"/>
+      </w:pPr>
+      <w:r>
+        <w:t>Purpose and complete main paper defense</w:t>
+      </w:r>
+    </w:p>
+    <w:p>
+      <w:pPr>
+        <w:spacing w:line="336" w:lineRule="auto" w:after="180"/>
+      </w:pPr>
+      <w:r>
+        <w:rPr>
+          <w:b w:val="0"/>
+        </w:rPr>
+        <w:t xml:space="preserve">The final </w:t>
       </w:r>
       <w:r>
         <w:rPr>
           <w:b/>
         </w:rPr>
-        <w:t>reflection</w:t>
-      </w:r>
-      <w:r>
-        <w:rPr>
-          <w:b w:val="0"/>
-        </w:rPr>
-        <w:t xml:space="preserve"> 10. Extend the lab into a second session when needed.</w:t>
+        <w:t>defense</w:t>
+      </w:r>
+      <w:r>
+        <w:rPr>
+          <w:b w:val="0"/>
+        </w:rPr>
+        <w:t xml:space="preserve"> tells a coherent story: question, data, method, comparison, errors and limits. A strong project may conclude that the baseline is preferable or </w:t>
+      </w:r>
+      <w:r>
+        <w:rPr>
+          <w:b/>
+        </w:rPr>
+        <w:t>evidence</w:t>
+      </w:r>
+      <w:r>
+        <w:rPr>
+          <w:b w:val="0"/>
+        </w:rPr>
+        <w:t xml:space="preserve"> is insufficient.</w:t>
+      </w:r>
+    </w:p>
+    <w:p>
+      <w:pPr>
+        <w:spacing w:line="336" w:lineRule="auto" w:after="180"/>
+      </w:pPr>
+      <w:r>
+        <w:rPr>
+          <w:b w:val="0"/>
+        </w:rPr>
+        <w:t>The aim is sound reasoning and a reproducible investigation, not an impressive headline or polished unsupported claim.</w:t>
+      </w:r>
+    </w:p>
+    <w:p>
+      <w:pPr>
+        <w:spacing w:line="336" w:lineRule="auto" w:after="180"/>
+      </w:pPr>
+      <w:r>
+        <w:rPr>
+          <w:b w:val="0"/>
+        </w:rPr>
+        <w:t>Use fictional classroom data throughout this investigation. Keep the task, units, reference labels and data split visible as you reason.</w:t>
+      </w:r>
+    </w:p>
+    <w:p>
+      <w:pPr>
+        <w:spacing w:line="336" w:lineRule="auto" w:after="180"/>
+      </w:pPr>
+      <w:r>
+        <w:rPr>
+          <w:b w:val="0"/>
+        </w:rPr>
+        <w:t xml:space="preserve">Earlier weeks supplied the model-building </w:t>
+      </w:r>
+      <w:r>
+        <w:rPr>
+          <w:b/>
+        </w:rPr>
+        <w:t>process</w:t>
+      </w:r>
+      <w:r>
+        <w:rPr>
+          <w:b w:val="0"/>
+        </w:rPr>
+        <w:t xml:space="preserve">; this week examines machine learning project </w:t>
+      </w:r>
+      <w:r>
+        <w:rPr>
+          <w:b/>
+        </w:rPr>
+        <w:t>defense</w:t>
+      </w:r>
+      <w:r>
+        <w:rPr>
+          <w:b w:val="0"/>
+        </w:rPr>
+        <w:t>.</w:t>
+      </w:r>
+    </w:p>
+    <w:tbl>
+      <w:tblPr>
+        <w:tblStyle w:val="LightShading-Accent1"/>
+        <w:tblW w:type="auto" w:w="0"/>
+        <w:tblLook w:firstColumn="1" w:firstRow="1" w:lastColumn="0" w:lastRow="0" w:noHBand="0" w:noVBand="1" w:val="04A0"/>
+      </w:tblPr>
+      <w:tblGrid>
+        <w:gridCol w:w="5112"/>
+        <w:gridCol w:w="5112"/>
+      </w:tblGrid>
+      <w:tr>
+        <w:trPr>
+          <w:tblHeader/>
+        </w:trPr>
+        <w:tc>
+          <w:tcPr>
+            <w:tcW w:type="dxa" w:w="5112"/>
+          </w:tcPr>
+          <w:p>
+            <w:r>
+              <w:t>Complete paper defense field</w:t>
+            </w:r>
+          </w:p>
+        </w:tc>
+        <w:tc>
+          <w:tcPr>
+            <w:tcW w:type="dxa" w:w="5112"/>
+          </w:tcPr>
+          <w:p>
+            <w:r>
+              <w:t>Evidence / explicit status</w:t>
+            </w:r>
+          </w:p>
+        </w:tc>
+      </w:tr>
+      <w:tr>
+        <w:tc>
+          <w:tcPr>
+            <w:tcW w:type="dxa" w:w="5112"/>
+          </w:tcPr>
+          <w:p>
+            <w:r>
+              <w:t>Task and version</w:t>
+            </w:r>
+          </w:p>
+        </w:tc>
+        <w:tc>
+          <w:tcPr>
+            <w:tcW w:type="dxa" w:w="5112"/>
+          </w:tcPr>
+          <w:p>
+            <w:r>
+              <w:t>Fictional parcel clear/blocked comparisonV1; blocked positive; no real handling decision.</w:t>
+            </w:r>
+          </w:p>
+        </w:tc>
+      </w:tr>
+      <w:tr>
+        <w:tc>
+          <w:tcPr>
+            <w:tcW w:type="dxa" w:w="5112"/>
+          </w:tcPr>
+          <w:p>
+            <w:r>
+              <w:t>Supplied test premise</w:t>
+            </w:r>
+          </w:p>
+        </w:tc>
+        <w:tc>
+          <w:tcPr>
+            <w:tcW w:type="dxa" w:w="5112"/>
+          </w:tcPr>
+          <w:p>
+            <w:r>
+              <w:t>12 source-separated test cases under a frozen-procedure premise; exact training/split/code artifacts are not supplied.</w:t>
+            </w:r>
+          </w:p>
+        </w:tc>
+      </w:tr>
+      <w:tr>
+        <w:tc>
+          <w:tcPr>
+            <w:tcW w:type="dxa" w:w="5112"/>
+          </w:tcPr>
+          <w:p>
+            <w:r>
+              <w:t>Candidate arithmetic</w:t>
+            </w:r>
+          </w:p>
+        </w:tc>
+        <w:tc>
+          <w:tcPr>
+            <w:tcW w:type="dxa" w:w="5112"/>
+          </w:tcPr>
+          <w:p>
+            <w:r>
+              <w:t>TN 7, FP 1, FN 2, TP 2; 9/12=75%accuracy, 2/3 precision, 2/4 recall.</w:t>
+            </w:r>
+          </w:p>
+        </w:tc>
+      </w:tr>
+      <w:tr>
+        <w:tc>
+          <w:tcPr>
+            <w:tcW w:type="dxa" w:w="5112"/>
+          </w:tcPr>
+          <w:p>
+            <w:r>
+              <w:t>Same-case baseline</w:t>
+            </w:r>
+          </w:p>
+        </w:tc>
+        <w:tc>
+          <w:tcPr>
+            <w:tcW w:type="dxa" w:w="5112"/>
+          </w:tcPr>
+          <w:p>
+            <w:r>
+              <w:t>Fixed-clear 8/12≈66.7%; all 4 blocked cases missed. Actual training-majority counts are not supplied for this separate paper fixture.</w:t>
+            </w:r>
+          </w:p>
+        </w:tc>
+      </w:tr>
+      <w:tr>
+        <w:tc>
+          <w:tcPr>
+            <w:tcW w:type="dxa" w:w="5112"/>
+          </w:tcPr>
+          <w:p>
+            <w:r>
+              <w:t>Complete error records</w:t>
+            </w:r>
+          </w:p>
+        </w:tc>
+        <w:tc>
+          <w:tcPr>
+            <w:tcW w:type="dxa" w:w="5112"/>
+          </w:tcPr>
+          <w:p>
+            <w:r>
+              <w:t>R08 clear→blocked:false alarm; R09/R10 blocked→clear:misses. Lighting/causes are not supplied.</w:t>
+            </w:r>
+          </w:p>
+        </w:tc>
+      </w:tr>
+      <w:tr>
+        <w:tc>
+          <w:tcPr>
+            <w:tcW w:type="dxa" w:w="5112"/>
+          </w:tcPr>
+          <w:p>
+            <w:r>
+              <w:t>Readiness and next request</w:t>
+            </w:r>
+          </w:p>
+        </w:tc>
+        <w:tc>
+          <w:tcPr>
+            <w:tcW w:type="dxa" w:w="5112"/>
+          </w:tcPr>
+          <w:p>
+            <w:r>
+              <w:t>Paper arithmetic can be checked; actual reproducible model/split provenance and human review status remain unprovided. Request these records before a release claim.</w:t>
+            </w:r>
+          </w:p>
+        </w:tc>
+      </w:tr>
+      <w:tr>
+        <w:tc>
+          <w:tcPr>
+            <w:tcW w:type="dxa" w:w="5112"/>
+          </w:tcPr>
+          <w:p>
+            <w:r>
+              <w:t>Next investigation</w:t>
+            </w:r>
+          </w:p>
+        </w:tc>
+        <w:tc>
+          <w:tcPr>
+            <w:tcW w:type="dxa" w:w="5112"/>
+          </w:tcPr>
+          <w:p>
+            <w:r>
+              <w:t>If dim-condition coverage is a concern, collect labelled development evidence under a declared protocol; these rows do not identify dim-light failures.</w:t>
+            </w:r>
+          </w:p>
+        </w:tc>
+      </w:tr>
+    </w:tbl>
+    <w:tbl>
+      <w:tblPr>
+        <w:tblStyle w:val="LightShading-Accent1"/>
+        <w:tblW w:type="auto" w:w="0"/>
+        <w:tblLook w:firstColumn="1" w:firstRow="1" w:lastColumn="0" w:lastRow="0" w:noHBand="0" w:noVBand="1" w:val="04A0"/>
+      </w:tblPr>
+      <w:tblGrid>
+        <w:gridCol w:w="2556"/>
+        <w:gridCol w:w="2556"/>
+        <w:gridCol w:w="2556"/>
+        <w:gridCol w:w="2556"/>
+      </w:tblGrid>
+      <w:tr>
+        <w:trPr>
+          <w:tblHeader/>
+        </w:trPr>
+        <w:tc>
+          <w:tcPr>
+            <w:tcW w:type="dxa" w:w="2556"/>
+          </w:tcPr>
+          <w:p>
+            <w:r>
+              <w:t>Paper test ID</w:t>
+            </w:r>
+          </w:p>
+        </w:tc>
+        <w:tc>
+          <w:tcPr>
+            <w:tcW w:type="dxa" w:w="2556"/>
+          </w:tcPr>
+          <w:p>
+            <w:r>
+              <w:t>Reference</w:t>
+            </w:r>
+          </w:p>
+        </w:tc>
+        <w:tc>
+          <w:tcPr>
+            <w:tcW w:type="dxa" w:w="2556"/>
+          </w:tcPr>
+          <w:p>
+            <w:r>
+              <w:t>Frozen candidate</w:t>
+            </w:r>
+          </w:p>
+        </w:tc>
+        <w:tc>
+          <w:tcPr>
+            <w:tcW w:type="dxa" w:w="2556"/>
+          </w:tcPr>
+          <w:p>
+            <w:r>
+              <w:t>Fixed clear baseline</w:t>
+            </w:r>
+          </w:p>
+        </w:tc>
+      </w:tr>
+      <w:tr>
+        <w:tc>
+          <w:tcPr>
+            <w:tcW w:type="dxa" w:w="2556"/>
+          </w:tcPr>
+          <w:p>
+            <w:r>
+              <w:t>R01</w:t>
+            </w:r>
+          </w:p>
+        </w:tc>
+        <w:tc>
+          <w:tcPr>
+            <w:tcW w:type="dxa" w:w="2556"/>
+          </w:tcPr>
+          <w:p>
+            <w:r>
+              <w:t>clear</w:t>
+            </w:r>
+          </w:p>
+        </w:tc>
+        <w:tc>
+          <w:tcPr>
+            <w:tcW w:type="dxa" w:w="2556"/>
+          </w:tcPr>
+          <w:p>
+            <w:r>
+              <w:t>clear</w:t>
+            </w:r>
+          </w:p>
+        </w:tc>
+        <w:tc>
+          <w:tcPr>
+            <w:tcW w:type="dxa" w:w="2556"/>
+          </w:tcPr>
+          <w:p>
+            <w:r>
+              <w:t>clear</w:t>
+            </w:r>
+          </w:p>
+        </w:tc>
+      </w:tr>
+      <w:tr>
+        <w:tc>
+          <w:tcPr>
+            <w:tcW w:type="dxa" w:w="2556"/>
+          </w:tcPr>
+          <w:p>
+            <w:r>
+              <w:t>R02</w:t>
+            </w:r>
+          </w:p>
+        </w:tc>
+        <w:tc>
+          <w:tcPr>
+            <w:tcW w:type="dxa" w:w="2556"/>
+          </w:tcPr>
+          <w:p>
+            <w:r>
+              <w:t>clear</w:t>
+            </w:r>
+          </w:p>
+        </w:tc>
+        <w:tc>
+          <w:tcPr>
+            <w:tcW w:type="dxa" w:w="2556"/>
+          </w:tcPr>
+          <w:p>
+            <w:r>
+              <w:t>clear</w:t>
+            </w:r>
+          </w:p>
+        </w:tc>
+        <w:tc>
+          <w:tcPr>
+            <w:tcW w:type="dxa" w:w="2556"/>
+          </w:tcPr>
+          <w:p>
+            <w:r>
+              <w:t>clear</w:t>
+            </w:r>
+          </w:p>
+        </w:tc>
+      </w:tr>
+      <w:tr>
+        <w:tc>
+          <w:tcPr>
+            <w:tcW w:type="dxa" w:w="2556"/>
+          </w:tcPr>
+          <w:p>
+            <w:r>
+              <w:t>R03</w:t>
+            </w:r>
+          </w:p>
+        </w:tc>
+        <w:tc>
+          <w:tcPr>
+            <w:tcW w:type="dxa" w:w="2556"/>
+          </w:tcPr>
+          <w:p>
+            <w:r>
+              <w:t>clear</w:t>
+            </w:r>
+          </w:p>
+        </w:tc>
+        <w:tc>
+          <w:tcPr>
+            <w:tcW w:type="dxa" w:w="2556"/>
+          </w:tcPr>
+          <w:p>
+            <w:r>
+              <w:t>clear</w:t>
+            </w:r>
+          </w:p>
+        </w:tc>
+        <w:tc>
+          <w:tcPr>
+            <w:tcW w:type="dxa" w:w="2556"/>
+          </w:tcPr>
+          <w:p>
+            <w:r>
+              <w:t>clear</w:t>
+            </w:r>
+          </w:p>
+        </w:tc>
+      </w:tr>
+      <w:tr>
+        <w:tc>
+          <w:tcPr>
+            <w:tcW w:type="dxa" w:w="2556"/>
+          </w:tcPr>
+          <w:p>
+            <w:r>
+              <w:t>R04</w:t>
+            </w:r>
+          </w:p>
+        </w:tc>
+        <w:tc>
+          <w:tcPr>
+            <w:tcW w:type="dxa" w:w="2556"/>
+          </w:tcPr>
+          <w:p>
+            <w:r>
+              <w:t>clear</w:t>
+            </w:r>
+          </w:p>
+        </w:tc>
+        <w:tc>
+          <w:tcPr>
+            <w:tcW w:type="dxa" w:w="2556"/>
+          </w:tcPr>
+          <w:p>
+            <w:r>
+              <w:t>clear</w:t>
+            </w:r>
+          </w:p>
+        </w:tc>
+        <w:tc>
+          <w:tcPr>
+            <w:tcW w:type="dxa" w:w="2556"/>
+          </w:tcPr>
+          <w:p>
+            <w:r>
+              <w:t>clear</w:t>
+            </w:r>
+          </w:p>
+        </w:tc>
+      </w:tr>
+      <w:tr>
+        <w:tc>
+          <w:tcPr>
+            <w:tcW w:type="dxa" w:w="2556"/>
+          </w:tcPr>
+          <w:p>
+            <w:r>
+              <w:t>R05</w:t>
+            </w:r>
+          </w:p>
+        </w:tc>
+        <w:tc>
+          <w:tcPr>
+            <w:tcW w:type="dxa" w:w="2556"/>
+          </w:tcPr>
+          <w:p>
+            <w:r>
+              <w:t>clear</w:t>
+            </w:r>
+          </w:p>
+        </w:tc>
+        <w:tc>
+          <w:tcPr>
+            <w:tcW w:type="dxa" w:w="2556"/>
+          </w:tcPr>
+          <w:p>
+            <w:r>
+              <w:t>clear</w:t>
+            </w:r>
+          </w:p>
+        </w:tc>
+        <w:tc>
+          <w:tcPr>
+            <w:tcW w:type="dxa" w:w="2556"/>
+          </w:tcPr>
+          <w:p>
+            <w:r>
+              <w:t>clear</w:t>
+            </w:r>
+          </w:p>
+        </w:tc>
+      </w:tr>
+      <w:tr>
+        <w:tc>
+          <w:tcPr>
+            <w:tcW w:type="dxa" w:w="2556"/>
+          </w:tcPr>
+          <w:p>
+            <w:r>
+              <w:t>R06</w:t>
+            </w:r>
+          </w:p>
+        </w:tc>
+        <w:tc>
+          <w:tcPr>
+            <w:tcW w:type="dxa" w:w="2556"/>
+          </w:tcPr>
+          <w:p>
+            <w:r>
+              <w:t>clear</w:t>
+            </w:r>
+          </w:p>
+        </w:tc>
+        <w:tc>
+          <w:tcPr>
+            <w:tcW w:type="dxa" w:w="2556"/>
+          </w:tcPr>
+          <w:p>
+            <w:r>
+              <w:t>clear</w:t>
+            </w:r>
+          </w:p>
+        </w:tc>
+        <w:tc>
+          <w:tcPr>
+            <w:tcW w:type="dxa" w:w="2556"/>
+          </w:tcPr>
+          <w:p>
+            <w:r>
+              <w:t>clear</w:t>
+            </w:r>
+          </w:p>
+        </w:tc>
+      </w:tr>
+      <w:tr>
+        <w:tc>
+          <w:tcPr>
+            <w:tcW w:type="dxa" w:w="2556"/>
+          </w:tcPr>
+          <w:p>
+            <w:r>
+              <w:t>R07</w:t>
+            </w:r>
+          </w:p>
+        </w:tc>
+        <w:tc>
+          <w:tcPr>
+            <w:tcW w:type="dxa" w:w="2556"/>
+          </w:tcPr>
+          <w:p>
+            <w:r>
+              <w:t>clear</w:t>
+            </w:r>
+          </w:p>
+        </w:tc>
+        <w:tc>
+          <w:tcPr>
+            <w:tcW w:type="dxa" w:w="2556"/>
+          </w:tcPr>
+          <w:p>
+            <w:r>
+              <w:t>clear</w:t>
+            </w:r>
+          </w:p>
+        </w:tc>
+        <w:tc>
+          <w:tcPr>
+            <w:tcW w:type="dxa" w:w="2556"/>
+          </w:tcPr>
+          <w:p>
+            <w:r>
+              <w:t>clear</w:t>
+            </w:r>
+          </w:p>
+        </w:tc>
+      </w:tr>
+      <w:tr>
+        <w:tc>
+          <w:tcPr>
+            <w:tcW w:type="dxa" w:w="2556"/>
+          </w:tcPr>
+          <w:p>
+            <w:r>
+              <w:t>R08</w:t>
+            </w:r>
+          </w:p>
+        </w:tc>
+        <w:tc>
+          <w:tcPr>
+            <w:tcW w:type="dxa" w:w="2556"/>
+          </w:tcPr>
+          <w:p>
+            <w:r>
+              <w:t>clear</w:t>
+            </w:r>
+          </w:p>
+        </w:tc>
+        <w:tc>
+          <w:tcPr>
+            <w:tcW w:type="dxa" w:w="2556"/>
+          </w:tcPr>
+          <w:p>
+            <w:r>
+              <w:t>blocked</w:t>
+            </w:r>
+          </w:p>
+        </w:tc>
+        <w:tc>
+          <w:tcPr>
+            <w:tcW w:type="dxa" w:w="2556"/>
+          </w:tcPr>
+          <w:p>
+            <w:r>
+              <w:t>clear</w:t>
+            </w:r>
+          </w:p>
+        </w:tc>
+      </w:tr>
+      <w:tr>
+        <w:tc>
+          <w:tcPr>
+            <w:tcW w:type="dxa" w:w="2556"/>
+          </w:tcPr>
+          <w:p>
+            <w:r>
+              <w:t>R09</w:t>
+            </w:r>
+          </w:p>
+        </w:tc>
+        <w:tc>
+          <w:tcPr>
+            <w:tcW w:type="dxa" w:w="2556"/>
+          </w:tcPr>
+          <w:p>
+            <w:r>
+              <w:t>blocked</w:t>
+            </w:r>
+          </w:p>
+        </w:tc>
+        <w:tc>
+          <w:tcPr>
+            <w:tcW w:type="dxa" w:w="2556"/>
+          </w:tcPr>
+          <w:p>
+            <w:r>
+              <w:t>clear</w:t>
+            </w:r>
+          </w:p>
+        </w:tc>
+        <w:tc>
+          <w:tcPr>
+            <w:tcW w:type="dxa" w:w="2556"/>
+          </w:tcPr>
+          <w:p>
+            <w:r>
+              <w:t>clear</w:t>
+            </w:r>
+          </w:p>
+        </w:tc>
+      </w:tr>
+      <w:tr>
+        <w:tc>
+          <w:tcPr>
+            <w:tcW w:type="dxa" w:w="2556"/>
+          </w:tcPr>
+          <w:p>
+            <w:r>
+              <w:t>R10</w:t>
+            </w:r>
+          </w:p>
+        </w:tc>
+        <w:tc>
+          <w:tcPr>
+            <w:tcW w:type="dxa" w:w="2556"/>
+          </w:tcPr>
+          <w:p>
+            <w:r>
+              <w:t>blocked</w:t>
+            </w:r>
+          </w:p>
+        </w:tc>
+        <w:tc>
+          <w:tcPr>
+            <w:tcW w:type="dxa" w:w="2556"/>
+          </w:tcPr>
+          <w:p>
+            <w:r>
+              <w:t>clear</w:t>
+            </w:r>
+          </w:p>
+        </w:tc>
+        <w:tc>
+          <w:tcPr>
+            <w:tcW w:type="dxa" w:w="2556"/>
+          </w:tcPr>
+          <w:p>
+            <w:r>
+              <w:t>clear</w:t>
+            </w:r>
+          </w:p>
+        </w:tc>
+      </w:tr>
+      <w:tr>
+        <w:tc>
+          <w:tcPr>
+            <w:tcW w:type="dxa" w:w="2556"/>
+          </w:tcPr>
+          <w:p>
+            <w:r>
+              <w:t>R11</w:t>
+            </w:r>
+          </w:p>
+        </w:tc>
+        <w:tc>
+          <w:tcPr>
+            <w:tcW w:type="dxa" w:w="2556"/>
+          </w:tcPr>
+          <w:p>
+            <w:r>
+              <w:t>blocked</w:t>
+            </w:r>
+          </w:p>
+        </w:tc>
+        <w:tc>
+          <w:tcPr>
+            <w:tcW w:type="dxa" w:w="2556"/>
+          </w:tcPr>
+          <w:p>
+            <w:r>
+              <w:t>blocked</w:t>
+            </w:r>
+          </w:p>
+        </w:tc>
+        <w:tc>
+          <w:tcPr>
+            <w:tcW w:type="dxa" w:w="2556"/>
+          </w:tcPr>
+          <w:p>
+            <w:r>
+              <w:t>clear</w:t>
+            </w:r>
+          </w:p>
+        </w:tc>
+      </w:tr>
+      <w:tr>
+        <w:tc>
+          <w:tcPr>
+            <w:tcW w:type="dxa" w:w="2556"/>
+          </w:tcPr>
+          <w:p>
+            <w:r>
+              <w:t>R12</w:t>
+            </w:r>
+          </w:p>
+        </w:tc>
+        <w:tc>
+          <w:tcPr>
+            <w:tcW w:type="dxa" w:w="2556"/>
+          </w:tcPr>
+          <w:p>
+            <w:r>
+              <w:t>blocked</w:t>
+            </w:r>
+          </w:p>
+        </w:tc>
+        <w:tc>
+          <w:tcPr>
+            <w:tcW w:type="dxa" w:w="2556"/>
+          </w:tcPr>
+          <w:p>
+            <w:r>
+              <w:t>blocked</w:t>
+            </w:r>
+          </w:p>
+        </w:tc>
+        <w:tc>
+          <w:tcPr>
+            <w:tcW w:type="dxa" w:w="2556"/>
+          </w:tcPr>
+          <w:p>
+            <w:r>
+              <w:t>clear</w:t>
+            </w:r>
+          </w:p>
+        </w:tc>
+      </w:tr>
+    </w:tbl>
+    <w:p>
+      <w:pPr>
+        <w:spacing w:line="336" w:lineRule="auto" w:after="180"/>
+      </w:pPr>
+      <w:r>
+        <w:rPr>
+          <w:b w:val="0"/>
+        </w:rPr>
+        <w:t xml:space="preserve">Example opening: We compared a simple classifier with an always-clear </w:t>
+      </w:r>
+      <w:r>
+        <w:rPr>
+          <w:b/>
+        </w:rPr>
+        <w:t>training</w:t>
+      </w:r>
+      <w:r>
+        <w:rPr>
+          <w:b w:val="0"/>
+        </w:rPr>
+        <w:t xml:space="preserve"> baseline on fictional parcels. We froze the procedure before a 12-case test. Candidate accuracy was 9/12 versus baseline 8/12; candidate FP 1 FN 2.</w:t>
+      </w:r>
+    </w:p>
+    <w:p>
+      <w:pPr>
+        <w:spacing w:line="336" w:lineRule="auto" w:after="180"/>
+      </w:pPr>
+      <w:r>
+        <w:rPr>
+          <w:b w:val="0"/>
+        </w:rPr>
+        <w:t>These small synthetic results support a classroom comparison, not real parcel decisions. We would next investigate dim-condition coverage using new development data.</w:t>
+      </w:r>
+    </w:p>
+    <w:p>
+      <w:pPr>
+        <w:spacing w:line="336" w:lineRule="auto" w:after="180"/>
+      </w:pPr>
+      <w:r>
+        <w:rPr>
+          <w:b w:val="0"/>
+        </w:rPr>
+        <w:t xml:space="preserve">Before continuing, underline the decision rule and circle the </w:t>
+      </w:r>
+      <w:r>
+        <w:rPr>
+          <w:b/>
+        </w:rPr>
+        <w:t>evidence</w:t>
+      </w:r>
+      <w:r>
+        <w:rPr>
+          <w:b w:val="0"/>
+        </w:rPr>
+        <w:t xml:space="preserve"> that supports the conclusion. Explain the example to a partner without replacing the counts or conditions with a stronger claim.</w:t>
+      </w:r>
+    </w:p>
+    <w:p>
+      <w:pPr>
+        <w:spacing w:line="336" w:lineRule="auto" w:after="180"/>
+      </w:pPr>
+      <w:r>
+        <w:rPr>
+          <w:b w:val="0"/>
+        </w:rPr>
+        <w:t>Keep the distinction between an observed result and a proposed next step.</w:t>
+      </w:r>
+    </w:p>
+    <w:p>
+      <w:pPr>
+        <w:pStyle w:val="Heading2"/>
+      </w:pPr>
+      <w:r>
+        <w:t>Read separate indoor photo facts and full ledger</w:t>
+      </w:r>
+    </w:p>
+    <w:p>
+      <w:pPr>
+        <w:spacing w:line="336" w:lineRule="auto" w:after="180"/>
+      </w:pPr>
+      <w:r>
+        <w:rPr>
+          <w:b w:val="0"/>
+        </w:rPr>
+        <w:t>Present a plant-classifier expo claim that another team could check.</w:t>
+      </w:r>
+    </w:p>
+    <w:p>
+      <w:pPr>
+        <w:spacing w:line="336" w:lineRule="auto" w:after="180"/>
+      </w:pPr>
+      <w:r>
+        <w:rPr>
+          <w:b w:val="0"/>
+        </w:rPr>
+        <w:t xml:space="preserve">Toy expo </w:t>
+      </w:r>
+      <w:r>
+        <w:rPr>
+          <w:b/>
+        </w:rPr>
+        <w:t>evidence</w:t>
+      </w:r>
+      <w:r>
+        <w:rPr>
+          <w:b w:val="0"/>
+        </w:rPr>
+        <w:t>: 15 held-out photos from 5 plants; candidate12 correct, baseline10 correct. Three candidate failures are recorded; no outdoor trial exists.</w:t>
+      </w:r>
+    </w:p>
+    <w:p>
+      <w:pPr>
+        <w:spacing w:line="336" w:lineRule="auto" w:after="180"/>
+      </w:pPr>
+      <w:r>
+        <w:rPr>
+          <w:b w:val="0"/>
+        </w:rPr>
+        <w:t xml:space="preserve">All </w:t>
+      </w:r>
+      <w:r>
+        <w:rPr>
+          <w:b/>
+        </w:rPr>
+        <w:t>input</w:t>
+      </w:r>
+      <w:r>
+        <w:rPr>
+          <w:b w:val="0"/>
+        </w:rPr>
+        <w:t>s and outcomes in this worked example are invented classroom data; no real model run is claimed.</w:t>
+      </w:r>
+    </w:p>
+    <w:p>
+      <w:pPr>
+        <w:spacing w:line="336" w:lineRule="auto" w:after="180"/>
+      </w:pPr>
+      <w:r>
+        <w:rPr>
+          <w:b w:val="0"/>
+        </w:rPr>
+        <w:t>The picture is a separate indoor plant-photo paper fixture:5 plant identities with 3 views each give 15 photo cases. Candidate12/15=80%, baseline 10/15≈66.7%. Related views do not become 15 independent plants. The three candidate failures are represented in the complete supplementary ledger below; their causes are not established. No outdoor observations are supplied.</w:t>
+      </w:r>
+    </w:p>
+    <w:p>
+      <w:pPr>
+        <w:spacing w:line="336" w:lineRule="auto" w:after="180"/>
+      </w:pPr>
+      <w:r>
+        <w:rPr>
+          <w:b w:val="0"/>
+        </w:rPr>
+        <w:t>Keep this record separate from the main 12-parcel defense and from the 72-row capstone kit.</w:t>
+      </w:r>
+    </w:p>
+    <w:tbl>
+      <w:tblPr>
+        <w:tblStyle w:val="LightShading-Accent1"/>
+        <w:tblW w:type="auto" w:w="0"/>
+        <w:tblLook w:firstColumn="1" w:firstRow="1" w:lastColumn="0" w:lastRow="0" w:noHBand="0" w:noVBand="1" w:val="04A0"/>
+      </w:tblPr>
+      <w:tblGrid>
+        <w:gridCol w:w="2556"/>
+        <w:gridCol w:w="2556"/>
+        <w:gridCol w:w="2556"/>
+        <w:gridCol w:w="2556"/>
+      </w:tblGrid>
+      <w:tr>
+        <w:trPr>
+          <w:tblHeader/>
+        </w:trPr>
+        <w:tc>
+          <w:tcPr>
+            <w:tcW w:type="dxa" w:w="2556"/>
+          </w:tcPr>
+          <w:p>
+            <w:r>
+              <w:t>Indoor picture photo / plant group</w:t>
+            </w:r>
+          </w:p>
+        </w:tc>
+        <w:tc>
+          <w:tcPr>
+            <w:tcW w:type="dxa" w:w="2556"/>
+          </w:tcPr>
+          <w:p>
+            <w:r>
+              <w:t>Toy reference</w:t>
+            </w:r>
+          </w:p>
+        </w:tc>
+        <w:tc>
+          <w:tcPr>
+            <w:tcW w:type="dxa" w:w="2556"/>
+          </w:tcPr>
+          <w:p>
+            <w:r>
+              <w:t>Candidate</w:t>
+            </w:r>
+          </w:p>
+        </w:tc>
+        <w:tc>
+          <w:tcPr>
+            <w:tcW w:type="dxa" w:w="2556"/>
+          </w:tcPr>
+          <w:p>
+            <w:r>
+              <w:t>Fixed clear baseline</w:t>
+            </w:r>
+          </w:p>
+        </w:tc>
+      </w:tr>
+      <w:tr>
+        <w:tc>
+          <w:tcPr>
+            <w:tcW w:type="dxa" w:w="2556"/>
+          </w:tcPr>
+          <w:p>
+            <w:r>
+              <w:t>F01 / G1</w:t>
+            </w:r>
+          </w:p>
+        </w:tc>
+        <w:tc>
+          <w:tcPr>
+            <w:tcW w:type="dxa" w:w="2556"/>
+          </w:tcPr>
+          <w:p>
+            <w:r>
+              <w:t>clear</w:t>
+            </w:r>
+          </w:p>
+        </w:tc>
+        <w:tc>
+          <w:tcPr>
+            <w:tcW w:type="dxa" w:w="2556"/>
+          </w:tcPr>
+          <w:p>
+            <w:r>
+              <w:t>clear</w:t>
+            </w:r>
+          </w:p>
+        </w:tc>
+        <w:tc>
+          <w:tcPr>
+            <w:tcW w:type="dxa" w:w="2556"/>
+          </w:tcPr>
+          <w:p>
+            <w:r>
+              <w:t>clear</w:t>
+            </w:r>
+          </w:p>
+        </w:tc>
+      </w:tr>
+      <w:tr>
+        <w:tc>
+          <w:tcPr>
+            <w:tcW w:type="dxa" w:w="2556"/>
+          </w:tcPr>
+          <w:p>
+            <w:r>
+              <w:t>F02 / G1</w:t>
+            </w:r>
+          </w:p>
+        </w:tc>
+        <w:tc>
+          <w:tcPr>
+            <w:tcW w:type="dxa" w:w="2556"/>
+          </w:tcPr>
+          <w:p>
+            <w:r>
+              <w:t>clear</w:t>
+            </w:r>
+          </w:p>
+        </w:tc>
+        <w:tc>
+          <w:tcPr>
+            <w:tcW w:type="dxa" w:w="2556"/>
+          </w:tcPr>
+          <w:p>
+            <w:r>
+              <w:t>clear</w:t>
+            </w:r>
+          </w:p>
+        </w:tc>
+        <w:tc>
+          <w:tcPr>
+            <w:tcW w:type="dxa" w:w="2556"/>
+          </w:tcPr>
+          <w:p>
+            <w:r>
+              <w:t>clear</w:t>
+            </w:r>
+          </w:p>
+        </w:tc>
+      </w:tr>
+      <w:tr>
+        <w:tc>
+          <w:tcPr>
+            <w:tcW w:type="dxa" w:w="2556"/>
+          </w:tcPr>
+          <w:p>
+            <w:r>
+              <w:t>F03 / G1</w:t>
+            </w:r>
+          </w:p>
+        </w:tc>
+        <w:tc>
+          <w:tcPr>
+            <w:tcW w:type="dxa" w:w="2556"/>
+          </w:tcPr>
+          <w:p>
+            <w:r>
+              <w:t>clear</w:t>
+            </w:r>
+          </w:p>
+        </w:tc>
+        <w:tc>
+          <w:tcPr>
+            <w:tcW w:type="dxa" w:w="2556"/>
+          </w:tcPr>
+          <w:p>
+            <w:r>
+              <w:t>blocked</w:t>
+            </w:r>
+          </w:p>
+        </w:tc>
+        <w:tc>
+          <w:tcPr>
+            <w:tcW w:type="dxa" w:w="2556"/>
+          </w:tcPr>
+          <w:p>
+            <w:r>
+              <w:t>clear</w:t>
+            </w:r>
+          </w:p>
+        </w:tc>
+      </w:tr>
+      <w:tr>
+        <w:tc>
+          <w:tcPr>
+            <w:tcW w:type="dxa" w:w="2556"/>
+          </w:tcPr>
+          <w:p>
+            <w:r>
+              <w:t>F04 / G2</w:t>
+            </w:r>
+          </w:p>
+        </w:tc>
+        <w:tc>
+          <w:tcPr>
+            <w:tcW w:type="dxa" w:w="2556"/>
+          </w:tcPr>
+          <w:p>
+            <w:r>
+              <w:t>clear</w:t>
+            </w:r>
+          </w:p>
+        </w:tc>
+        <w:tc>
+          <w:tcPr>
+            <w:tcW w:type="dxa" w:w="2556"/>
+          </w:tcPr>
+          <w:p>
+            <w:r>
+              <w:t>clear</w:t>
+            </w:r>
+          </w:p>
+        </w:tc>
+        <w:tc>
+          <w:tcPr>
+            <w:tcW w:type="dxa" w:w="2556"/>
+          </w:tcPr>
+          <w:p>
+            <w:r>
+              <w:t>clear</w:t>
+            </w:r>
+          </w:p>
+        </w:tc>
+      </w:tr>
+      <w:tr>
+        <w:tc>
+          <w:tcPr>
+            <w:tcW w:type="dxa" w:w="2556"/>
+          </w:tcPr>
+          <w:p>
+            <w:r>
+              <w:t>F05 / G2</w:t>
+            </w:r>
+          </w:p>
+        </w:tc>
+        <w:tc>
+          <w:tcPr>
+            <w:tcW w:type="dxa" w:w="2556"/>
+          </w:tcPr>
+          <w:p>
+            <w:r>
+              <w:t>clear</w:t>
+            </w:r>
+          </w:p>
+        </w:tc>
+        <w:tc>
+          <w:tcPr>
+            <w:tcW w:type="dxa" w:w="2556"/>
+          </w:tcPr>
+          <w:p>
+            <w:r>
+              <w:t>clear</w:t>
+            </w:r>
+          </w:p>
+        </w:tc>
+        <w:tc>
+          <w:tcPr>
+            <w:tcW w:type="dxa" w:w="2556"/>
+          </w:tcPr>
+          <w:p>
+            <w:r>
+              <w:t>clear</w:t>
+            </w:r>
+          </w:p>
+        </w:tc>
+      </w:tr>
+      <w:tr>
+        <w:tc>
+          <w:tcPr>
+            <w:tcW w:type="dxa" w:w="2556"/>
+          </w:tcPr>
+          <w:p>
+            <w:r>
+              <w:t>F06 / G2</w:t>
+            </w:r>
+          </w:p>
+        </w:tc>
+        <w:tc>
+          <w:tcPr>
+            <w:tcW w:type="dxa" w:w="2556"/>
+          </w:tcPr>
+          <w:p>
+            <w:r>
+              <w:t>clear</w:t>
+            </w:r>
+          </w:p>
+        </w:tc>
+        <w:tc>
+          <w:tcPr>
+            <w:tcW w:type="dxa" w:w="2556"/>
+          </w:tcPr>
+          <w:p>
+            <w:r>
+              <w:t>clear</w:t>
+            </w:r>
+          </w:p>
+        </w:tc>
+        <w:tc>
+          <w:tcPr>
+            <w:tcW w:type="dxa" w:w="2556"/>
+          </w:tcPr>
+          <w:p>
+            <w:r>
+              <w:t>clear</w:t>
+            </w:r>
+          </w:p>
+        </w:tc>
+      </w:tr>
+      <w:tr>
+        <w:tc>
+          <w:tcPr>
+            <w:tcW w:type="dxa" w:w="2556"/>
+          </w:tcPr>
+          <w:p>
+            <w:r>
+              <w:t>F07 / G3</w:t>
+            </w:r>
+          </w:p>
+        </w:tc>
+        <w:tc>
+          <w:tcPr>
+            <w:tcW w:type="dxa" w:w="2556"/>
+          </w:tcPr>
+          <w:p>
+            <w:r>
+              <w:t>clear</w:t>
+            </w:r>
+          </w:p>
+        </w:tc>
+        <w:tc>
+          <w:tcPr>
+            <w:tcW w:type="dxa" w:w="2556"/>
+          </w:tcPr>
+          <w:p>
+            <w:r>
+              <w:t>clear</w:t>
+            </w:r>
+          </w:p>
+        </w:tc>
+        <w:tc>
+          <w:tcPr>
+            <w:tcW w:type="dxa" w:w="2556"/>
+          </w:tcPr>
+          <w:p>
+            <w:r>
+              <w:t>clear</w:t>
+            </w:r>
+          </w:p>
+        </w:tc>
+      </w:tr>
+      <w:tr>
+        <w:tc>
+          <w:tcPr>
+            <w:tcW w:type="dxa" w:w="2556"/>
+          </w:tcPr>
+          <w:p>
+            <w:r>
+              <w:t>F08 / G3</w:t>
+            </w:r>
+          </w:p>
+        </w:tc>
+        <w:tc>
+          <w:tcPr>
+            <w:tcW w:type="dxa" w:w="2556"/>
+          </w:tcPr>
+          <w:p>
+            <w:r>
+              <w:t>clear</w:t>
+            </w:r>
+          </w:p>
+        </w:tc>
+        <w:tc>
+          <w:tcPr>
+            <w:tcW w:type="dxa" w:w="2556"/>
+          </w:tcPr>
+          <w:p>
+            <w:r>
+              <w:t>clear</w:t>
+            </w:r>
+          </w:p>
+        </w:tc>
+        <w:tc>
+          <w:tcPr>
+            <w:tcW w:type="dxa" w:w="2556"/>
+          </w:tcPr>
+          <w:p>
+            <w:r>
+              <w:t>clear</w:t>
+            </w:r>
+          </w:p>
+        </w:tc>
+      </w:tr>
+      <w:tr>
+        <w:tc>
+          <w:tcPr>
+            <w:tcW w:type="dxa" w:w="2556"/>
+          </w:tcPr>
+          <w:p>
+            <w:r>
+              <w:t>F09 / G3</w:t>
+            </w:r>
+          </w:p>
+        </w:tc>
+        <w:tc>
+          <w:tcPr>
+            <w:tcW w:type="dxa" w:w="2556"/>
+          </w:tcPr>
+          <w:p>
+            <w:r>
+              <w:t>clear</w:t>
+            </w:r>
+          </w:p>
+        </w:tc>
+        <w:tc>
+          <w:tcPr>
+            <w:tcW w:type="dxa" w:w="2556"/>
+          </w:tcPr>
+          <w:p>
+            <w:r>
+              <w:t>clear</w:t>
+            </w:r>
+          </w:p>
+        </w:tc>
+        <w:tc>
+          <w:tcPr>
+            <w:tcW w:type="dxa" w:w="2556"/>
+          </w:tcPr>
+          <w:p>
+            <w:r>
+              <w:t>clear</w:t>
+            </w:r>
+          </w:p>
+        </w:tc>
+      </w:tr>
+      <w:tr>
+        <w:tc>
+          <w:tcPr>
+            <w:tcW w:type="dxa" w:w="2556"/>
+          </w:tcPr>
+          <w:p>
+            <w:r>
+              <w:t>F10 / G4</w:t>
+            </w:r>
+          </w:p>
+        </w:tc>
+        <w:tc>
+          <w:tcPr>
+            <w:tcW w:type="dxa" w:w="2556"/>
+          </w:tcPr>
+          <w:p>
+            <w:r>
+              <w:t>clear</w:t>
+            </w:r>
+          </w:p>
+        </w:tc>
+        <w:tc>
+          <w:tcPr>
+            <w:tcW w:type="dxa" w:w="2556"/>
+          </w:tcPr>
+          <w:p>
+            <w:r>
+              <w:t>clear</w:t>
+            </w:r>
+          </w:p>
+        </w:tc>
+        <w:tc>
+          <w:tcPr>
+            <w:tcW w:type="dxa" w:w="2556"/>
+          </w:tcPr>
+          <w:p>
+            <w:r>
+              <w:t>clear</w:t>
+            </w:r>
+          </w:p>
+        </w:tc>
+      </w:tr>
+      <w:tr>
+        <w:tc>
+          <w:tcPr>
+            <w:tcW w:type="dxa" w:w="2556"/>
+          </w:tcPr>
+          <w:p>
+            <w:r>
+              <w:t>F11 / G4</w:t>
+            </w:r>
+          </w:p>
+        </w:tc>
+        <w:tc>
+          <w:tcPr>
+            <w:tcW w:type="dxa" w:w="2556"/>
+          </w:tcPr>
+          <w:p>
+            <w:r>
+              <w:t>blocked</w:t>
+            </w:r>
+          </w:p>
+        </w:tc>
+        <w:tc>
+          <w:tcPr>
+            <w:tcW w:type="dxa" w:w="2556"/>
+          </w:tcPr>
+          <w:p>
+            <w:r>
+              <w:t>clear</w:t>
+            </w:r>
+          </w:p>
+        </w:tc>
+        <w:tc>
+          <w:tcPr>
+            <w:tcW w:type="dxa" w:w="2556"/>
+          </w:tcPr>
+          <w:p>
+            <w:r>
+              <w:t>clear</w:t>
+            </w:r>
+          </w:p>
+        </w:tc>
+      </w:tr>
+      <w:tr>
+        <w:tc>
+          <w:tcPr>
+            <w:tcW w:type="dxa" w:w="2556"/>
+          </w:tcPr>
+          <w:p>
+            <w:r>
+              <w:t>F12 / G4</w:t>
+            </w:r>
+          </w:p>
+        </w:tc>
+        <w:tc>
+          <w:tcPr>
+            <w:tcW w:type="dxa" w:w="2556"/>
+          </w:tcPr>
+          <w:p>
+            <w:r>
+              <w:t>blocked</w:t>
+            </w:r>
+          </w:p>
+        </w:tc>
+        <w:tc>
+          <w:tcPr>
+            <w:tcW w:type="dxa" w:w="2556"/>
+          </w:tcPr>
+          <w:p>
+            <w:r>
+              <w:t>blocked</w:t>
+            </w:r>
+          </w:p>
+        </w:tc>
+        <w:tc>
+          <w:tcPr>
+            <w:tcW w:type="dxa" w:w="2556"/>
+          </w:tcPr>
+          <w:p>
+            <w:r>
+              <w:t>clear</w:t>
+            </w:r>
+          </w:p>
+        </w:tc>
+      </w:tr>
+      <w:tr>
+        <w:tc>
+          <w:tcPr>
+            <w:tcW w:type="dxa" w:w="2556"/>
+          </w:tcPr>
+          <w:p>
+            <w:r>
+              <w:t>F13 / G5</w:t>
+            </w:r>
+          </w:p>
+        </w:tc>
+        <w:tc>
+          <w:tcPr>
+            <w:tcW w:type="dxa" w:w="2556"/>
+          </w:tcPr>
+          <w:p>
+            <w:r>
+              <w:t>blocked</w:t>
+            </w:r>
+          </w:p>
+        </w:tc>
+        <w:tc>
+          <w:tcPr>
+            <w:tcW w:type="dxa" w:w="2556"/>
+          </w:tcPr>
+          <w:p>
+            <w:r>
+              <w:t>blocked</w:t>
+            </w:r>
+          </w:p>
+        </w:tc>
+        <w:tc>
+          <w:tcPr>
+            <w:tcW w:type="dxa" w:w="2556"/>
+          </w:tcPr>
+          <w:p>
+            <w:r>
+              <w:t>clear</w:t>
+            </w:r>
+          </w:p>
+        </w:tc>
+      </w:tr>
+      <w:tr>
+        <w:tc>
+          <w:tcPr>
+            <w:tcW w:type="dxa" w:w="2556"/>
+          </w:tcPr>
+          <w:p>
+            <w:r>
+              <w:t>F14 / G5</w:t>
+            </w:r>
+          </w:p>
+        </w:tc>
+        <w:tc>
+          <w:tcPr>
+            <w:tcW w:type="dxa" w:w="2556"/>
+          </w:tcPr>
+          <w:p>
+            <w:r>
+              <w:t>blocked</w:t>
+            </w:r>
+          </w:p>
+        </w:tc>
+        <w:tc>
+          <w:tcPr>
+            <w:tcW w:type="dxa" w:w="2556"/>
+          </w:tcPr>
+          <w:p>
+            <w:r>
+              <w:t>clear</w:t>
+            </w:r>
+          </w:p>
+        </w:tc>
+        <w:tc>
+          <w:tcPr>
+            <w:tcW w:type="dxa" w:w="2556"/>
+          </w:tcPr>
+          <w:p>
+            <w:r>
+              <w:t>clear</w:t>
+            </w:r>
+          </w:p>
+        </w:tc>
+      </w:tr>
+      <w:tr>
+        <w:tc>
+          <w:tcPr>
+            <w:tcW w:type="dxa" w:w="2556"/>
+          </w:tcPr>
+          <w:p>
+            <w:r>
+              <w:t>F15 / G5</w:t>
+            </w:r>
+          </w:p>
+        </w:tc>
+        <w:tc>
+          <w:tcPr>
+            <w:tcW w:type="dxa" w:w="2556"/>
+          </w:tcPr>
+          <w:p>
+            <w:r>
+              <w:t>blocked</w:t>
+            </w:r>
+          </w:p>
+        </w:tc>
+        <w:tc>
+          <w:tcPr>
+            <w:tcW w:type="dxa" w:w="2556"/>
+          </w:tcPr>
+          <w:p>
+            <w:r>
+              <w:t>blocked</w:t>
+            </w:r>
+          </w:p>
+        </w:tc>
+        <w:tc>
+          <w:tcPr>
+            <w:tcW w:type="dxa" w:w="2556"/>
+          </w:tcPr>
+          <w:p>
+            <w:r>
+              <w:t>clear</w:t>
+            </w:r>
+          </w:p>
+        </w:tc>
+      </w:tr>
+    </w:tbl>
+    <w:p>
+      <w:pPr>
+        <w:pStyle w:val="Heading2"/>
+      </w:pPr>
+      <w:r>
+        <w:t>Trace missing field evidence and publicity limits</w:t>
+      </w:r>
+    </w:p>
+    <w:p>
+      <w:r>
+        <w:drawing>
+          <wp:inline xmlns:a="http://schemas.openxmlformats.org/drawingml/2006/main" xmlns:pic="http://schemas.openxmlformats.org/drawingml/2006/picture">
+            <wp:extent cx="5486400" cy="3337560"/>
+            <wp:docPr id="1" name="Picture 1" descr="Show denominator: Candidate12/15=80%; baseline10/15≈66.7% on the same cases. → Show independence: Explain five held-out plant identities and three related views per plant. → Show failures: Present the three failure records and indoor-only limitation beside the headline rate."/>
+            <wp:cNvGraphicFramePr>
+              <a:graphicFrameLocks noChangeAspect="1"/>
+            </wp:cNvGraphicFramePr>
+            <a:graphic>
+              <a:graphicData uri="http://schemas.openxmlformats.org/drawingml/2006/picture">
+                <pic:pic>
+                  <pic:nvPicPr>
+                    <pic:cNvPr id="0" name="academy-story-ai-4-36-02.png"/>
+                    <pic:cNvPicPr/>
+                  </pic:nvPicPr>
+                  <pic:blipFill>
+                    <a:blip r:embed="rId9"/>
+                    <a:stretch>
+                      <a:fillRect/>
+                    </a:stretch>
+                  </pic:blipFill>
+                  <pic:spPr>
+                    <a:xfrm>
+                      <a:off x="0" y="0"/>
+                      <a:ext cx="5486400" cy="3337560"/>
+                    </a:xfrm>
+                    <a:prstGeom prst="rect"/>
+                  </pic:spPr>
+                </pic:pic>
+              </a:graphicData>
+            </a:graphic>
+          </wp:inline>
+        </w:drawing>
       </w:r>
     </w:p>
     <w:p>
@@ -701,7 +2673,114 @@
         <w:pStyle w:val="Heading3"/>
       </w:pPr>
       <w:r>
-        <w:t>Preparation for the connected explanation</w:t>
+        <w:t>Read the picture one step at a time</w:t>
+      </w:r>
+    </w:p>
+    <w:tbl>
+      <w:tblPr>
+        <w:tblStyle w:val="LightShading-Accent1"/>
+        <w:tblW w:type="auto" w:w="0"/>
+        <w:tblLook w:firstColumn="1" w:firstRow="1" w:lastColumn="0" w:lastRow="0" w:noHBand="0" w:noVBand="1" w:val="04A0"/>
+      </w:tblPr>
+      <w:tblGrid>
+        <w:gridCol w:w="5112"/>
+        <w:gridCol w:w="5112"/>
+      </w:tblGrid>
+      <w:tr>
+        <w:trPr>
+          <w:tblHeader/>
+        </w:trPr>
+        <w:tc>
+          <w:tcPr>
+            <w:tcW w:type="dxa" w:w="5112"/>
+          </w:tcPr>
+          <w:p>
+            <w:r>
+              <w:t>Step</w:t>
+            </w:r>
+          </w:p>
+        </w:tc>
+        <w:tc>
+          <w:tcPr>
+            <w:tcW w:type="dxa" w:w="5112"/>
+          </w:tcPr>
+          <w:p>
+            <w:r>
+              <w:t>What happens and why</w:t>
+            </w:r>
+          </w:p>
+        </w:tc>
+      </w:tr>
+      <w:tr>
+        <w:tc>
+          <w:tcPr>
+            <w:tcW w:type="dxa" w:w="5112"/>
+          </w:tcPr>
+          <w:p>
+            <w:r>
+              <w:t>1. Show denominator</w:t>
+            </w:r>
+          </w:p>
+        </w:tc>
+        <w:tc>
+          <w:tcPr>
+            <w:tcW w:type="dxa" w:w="5112"/>
+          </w:tcPr>
+          <w:p>
+            <w:r>
+              <w:t>Candidate12/15=80%; baseline10/15≈66.7% on the same cases.</w:t>
+            </w:r>
+          </w:p>
+        </w:tc>
+      </w:tr>
+      <w:tr>
+        <w:tc>
+          <w:tcPr>
+            <w:tcW w:type="dxa" w:w="5112"/>
+          </w:tcPr>
+          <w:p>
+            <w:r>
+              <w:t>2. Show independence</w:t>
+            </w:r>
+          </w:p>
+        </w:tc>
+        <w:tc>
+          <w:tcPr>
+            <w:tcW w:type="dxa" w:w="5112"/>
+          </w:tcPr>
+          <w:p>
+            <w:r>
+              <w:t>Explain five held-out plant identities and three related views per plant.</w:t>
+            </w:r>
+          </w:p>
+        </w:tc>
+      </w:tr>
+      <w:tr>
+        <w:tc>
+          <w:tcPr>
+            <w:tcW w:type="dxa" w:w="5112"/>
+          </w:tcPr>
+          <w:p>
+            <w:r>
+              <w:t>3. Show failures</w:t>
+            </w:r>
+          </w:p>
+        </w:tc>
+        <w:tc>
+          <w:tcPr>
+            <w:tcW w:type="dxa" w:w="5112"/>
+          </w:tcPr>
+          <w:p>
+            <w:r>
+              <w:t>Present the three failure records and indoor-only limitation beside the headline rate.</w:t>
+            </w:r>
+          </w:p>
+        </w:tc>
+      </w:tr>
+    </w:tbl>
+    <w:p>
+      <w:r>
+        <w:t>Match each pictured step to the supplied facts. This is a worked teaching case, not an independent assessment.</w:t>
       </w:r>
     </w:p>
     <w:p>
@@ -712,19 +2791,210 @@
         <w:rPr>
           <w:b w:val="0"/>
         </w:rPr>
-        <w:t xml:space="preserve">Teach two 45-minute sessions. This week focuses on machine learning project </w:t>
+        <w:t xml:space="preserve">Read the picture in order. Present the three failure records and indoor-only </w:t>
       </w:r>
       <w:r>
         <w:rPr>
           <w:b/>
         </w:rPr>
+        <w:t>limitation</w:t>
+      </w:r>
+      <w:r>
+        <w:rPr>
+          <w:b w:val="0"/>
+        </w:rPr>
+        <w:t xml:space="preserve"> beside the headline rate. The arrows show which recorded </w:t>
+      </w:r>
+      <w:r>
+        <w:rPr>
+          <w:b/>
+        </w:rPr>
+        <w:t>input</w:t>
+      </w:r>
+      <w:r>
+        <w:rPr>
+          <w:b w:val="0"/>
+        </w:rPr>
+        <w:t xml:space="preserve"> or intermediate result each decision uses.</w:t>
+      </w:r>
+    </w:p>
+    <w:p>
+      <w:pPr>
+        <w:spacing w:line="336" w:lineRule="auto" w:after="180"/>
+      </w:pPr>
+      <w:r>
+        <w:rPr>
+          <w:b w:val="0"/>
+        </w:rPr>
+        <w:t>Explain the deciding step aloud before checking the changed case; pointing to the final answer alone does not show how it follows.</w:t>
+      </w:r>
+    </w:p>
+    <w:p>
+      <w:pPr>
+        <w:spacing w:line="336" w:lineRule="auto" w:after="180"/>
+      </w:pPr>
+      <w:r>
+        <w:rPr>
+          <w:b w:val="0"/>
+        </w:rPr>
+        <w:t>Clear presentation helps review but does not increase the strength of a tiny or unrepresentative evaluation.</w:t>
+      </w:r>
+    </w:p>
+    <w:p>
+      <w:pPr>
+        <w:spacing w:line="336" w:lineRule="auto" w:after="180"/>
+      </w:pPr>
+      <w:r>
+        <w:rPr>
+          <w:b w:val="0"/>
+        </w:rPr>
+        <w:t>Change: The poster omits the baseline and calls the model “field ready”.</w:t>
+      </w:r>
+    </w:p>
+    <w:p>
+      <w:pPr>
+        <w:spacing w:line="336" w:lineRule="auto" w:after="180"/>
+      </w:pPr>
+      <w:r>
+        <w:rPr>
+          <w:b/>
+        </w:rPr>
+        <w:t>Prediction</w:t>
+      </w:r>
+      <w:r>
+        <w:rPr>
+          <w:b w:val="0"/>
+        </w:rPr>
+        <w:t xml:space="preserve">: The headline exceeds the supplied </w:t>
+      </w:r>
+      <w:r>
+        <w:rPr>
+          <w:b/>
+        </w:rPr>
+        <w:t>evidence</w:t>
+      </w:r>
+      <w:r>
+        <w:rPr>
+          <w:b w:val="0"/>
+        </w:rPr>
+        <w:t>.</w:t>
+      </w:r>
+    </w:p>
+    <w:p>
+      <w:pPr>
+        <w:spacing w:line="336" w:lineRule="auto" w:after="180"/>
+      </w:pPr>
+      <w:r>
+        <w:rPr>
+          <w:b w:val="0"/>
+        </w:rPr>
+        <w:t>Reason: No outdoor evaluation is supplied, and the comparative benefit is obscured without the same-case baseline.</w:t>
+      </w:r>
+    </w:p>
+    <w:p>
+      <w:pPr>
+        <w:pStyle w:val="Heading2"/>
+      </w:pPr>
+      <w:r>
+        <w:t>Additional16/20accuracy-only exercise · reference / check after trying</w:t>
+      </w:r>
+    </w:p>
+    <w:p>
+      <w:pPr>
+        <w:spacing w:line="336" w:lineRule="auto" w:after="180"/>
+      </w:pPr>
+      <w:r>
+        <w:rPr>
+          <w:b w:val="0"/>
+        </w:rPr>
+        <w:t>Final classifier gets16/20 correct; two of four errors are false negatives.</w:t>
+      </w:r>
+    </w:p>
+    <w:p>
+      <w:pPr>
+        <w:spacing w:line="336" w:lineRule="auto" w:after="180"/>
+      </w:pPr>
+      <w:r>
+        <w:rPr>
+          <w:b w:val="0"/>
+        </w:rPr>
+        <w:t>Report supported metrics and what is missing.</w:t>
+      </w:r>
+    </w:p>
+    <w:p>
+      <w:pPr>
+        <w:spacing w:line="336" w:lineRule="auto" w:after="180"/>
+      </w:pPr>
+      <w:r>
+        <w:rPr>
+          <w:b w:val="0"/>
+        </w:rPr>
+        <w:t>Accuracy</w:t>
+      </w:r>
+      <w:r>
+        <w:rPr>
+          <w:b/>
+        </w:rPr>
+        <w:t>80%</w:t>
+      </w:r>
+      <w:r>
+        <w:rPr>
+          <w:b w:val="0"/>
+        </w:rPr>
+        <w:t>. Recall cannot be computed from FN alone; actual positives or TP are needed. Show full matrix, limits and review path.</w:t>
+      </w:r>
+    </w:p>
+    <w:p>
+      <w:pPr>
+        <w:pStyle w:val="Heading2"/>
+      </w:pPr>
+      <w:r>
+        <w:t>Earlier wording, alternatives and picture transcripts · reference / check after trying</w:t>
+      </w:r>
+    </w:p>
+    <w:p>
+      <w:pPr>
+        <w:spacing w:line="336" w:lineRule="auto" w:after="180"/>
+      </w:pPr>
+      <w:r>
+        <w:rPr>
+          <w:b w:val="0"/>
+        </w:rPr>
+        <w:t>Explain the mechanism</w:t>
+      </w:r>
+    </w:p>
+    <w:p>
+      <w:pPr>
+        <w:spacing w:line="336" w:lineRule="auto" w:after="180"/>
+      </w:pPr>
+      <w:r>
+        <w:rPr>
+          <w:b w:val="0"/>
+        </w:rPr>
+        <w:t>Trace the information, fitted behavior, and evaluation proof separately.</w:t>
+      </w:r>
+    </w:p>
+    <w:p>
+      <w:pPr>
+        <w:spacing w:line="336" w:lineRule="auto" w:after="180"/>
+      </w:pPr>
+      <w:r>
+        <w:rPr>
+          <w:b w:val="0"/>
+        </w:rPr>
+        <w:t xml:space="preserve">QUESTION Recompute a fresh metric and answer an unseen failure case during the </w:t>
+      </w:r>
+      <w:r>
+        <w:rPr>
+          <w:b/>
+        </w:rPr>
         <w:t>defense</w:t>
       </w:r>
       <w:r>
         <w:rPr>
           <w:b w:val="0"/>
         </w:rPr>
-        <w:t>. Model the worked example first, collect the new W 4 case independently before feedback, and use the fresh retry to check transfer.</w:t>
+        <w:t>.</w:t>
       </w:r>
     </w:p>
     <w:p>
@@ -735,7 +3005,249 @@
         <w:rPr>
           <w:b w:val="0"/>
         </w:rPr>
-        <w:t>Award credit for traceable reasoning and bounded claims, including justified uncertainty.</w:t>
+        <w:t xml:space="preserve">MODEL IDEA A builder defends the complete </w:t>
+      </w:r>
+      <w:r>
+        <w:rPr>
+          <w:b/>
+        </w:rPr>
+        <w:t>evidence</w:t>
+      </w:r>
+      <w:r>
+        <w:rPr>
+          <w:b w:val="0"/>
+        </w:rPr>
+        <w:t xml:space="preserve"> chain: problem, data, code, model, metrics, errors, fairness, </w:t>
+      </w:r>
+      <w:r>
+        <w:rPr>
+          <w:b/>
+        </w:rPr>
+        <w:t>limitation</w:t>
+      </w:r>
+      <w:r>
+        <w:rPr>
+          <w:b w:val="0"/>
+        </w:rPr>
+        <w:t>s, and human oversight.</w:t>
+      </w:r>
+    </w:p>
+    <w:p>
+      <w:pPr>
+        <w:spacing w:line="336" w:lineRule="auto" w:after="180"/>
+      </w:pPr>
+      <w:r>
+        <w:rPr>
+          <w:b w:val="0"/>
+        </w:rPr>
+        <w:t xml:space="preserve">PROOF NEEDED Use an unseen case, visible calculation, error analysis, and a stated </w:t>
+      </w:r>
+      <w:r>
+        <w:rPr>
+          <w:b/>
+        </w:rPr>
+        <w:t>limitation</w:t>
+      </w:r>
+      <w:r>
+        <w:rPr>
+          <w:b w:val="0"/>
+        </w:rPr>
+        <w:t>.</w:t>
+      </w:r>
+    </w:p>
+    <w:p>
+      <w:pPr>
+        <w:spacing w:line="336" w:lineRule="auto" w:after="180"/>
+      </w:pPr>
+      <w:r>
+        <w:rPr>
+          <w:b w:val="0"/>
+        </w:rPr>
+        <w:t>UNDER THE HOOD Trace one leaf from source and split through pre</w:t>
+      </w:r>
+      <w:r>
+        <w:rPr>
+          <w:b/>
+        </w:rPr>
+        <w:t>process</w:t>
+      </w:r>
+      <w:r>
+        <w:rPr>
+          <w:b w:val="0"/>
+        </w:rPr>
+        <w:t xml:space="preserve">ing, model, </w:t>
+      </w:r>
+      <w:r>
+        <w:rPr>
+          <w:b/>
+        </w:rPr>
+        <w:t>prediction</w:t>
+      </w:r>
+      <w:r>
+        <w:rPr>
+          <w:b w:val="0"/>
+        </w:rPr>
+        <w:t>, and review. Recompute precision or recall from a fresh confusion matrix without notes.</w:t>
+      </w:r>
+    </w:p>
+    <w:p>
+      <w:pPr>
+        <w:spacing w:line="336" w:lineRule="auto" w:after="180"/>
+      </w:pPr>
+      <w:r>
+        <w:rPr>
+          <w:b w:val="0"/>
+        </w:rPr>
+        <w:t xml:space="preserve">Draw a fresh data → model → </w:t>
+      </w:r>
+      <w:r>
+        <w:rPr>
+          <w:b/>
+        </w:rPr>
+        <w:t>prediction</w:t>
+      </w:r>
+      <w:r>
+        <w:rPr>
+          <w:b w:val="0"/>
+        </w:rPr>
+        <w:t xml:space="preserve"> → evaluation trace:</w:t>
+      </w:r>
+    </w:p>
+    <w:p>
+      <w:pPr>
+        <w:spacing w:line="336" w:lineRule="auto" w:after="180"/>
+      </w:pPr>
+      <w:r>
+        <w:rPr>
+          <w:b w:val="0"/>
+        </w:rPr>
+        <w:t xml:space="preserve">Predict first. Then check each step. A correct answer without visible </w:t>
+      </w:r>
+      <w:r>
+        <w:rPr>
+          <w:b/>
+        </w:rPr>
+        <w:t>evidence</w:t>
+      </w:r>
+      <w:r>
+        <w:rPr>
+          <w:b w:val="0"/>
+        </w:rPr>
+        <w:t xml:space="preserve"> cannot be audited.</w:t>
+      </w:r>
+    </w:p>
+    <w:p>
+      <w:pPr>
+        <w:spacing w:line="336" w:lineRule="auto" w:after="180"/>
+      </w:pPr>
+      <w:r>
+        <w:rPr>
+          <w:b w:val="0"/>
+        </w:rPr>
+        <w:t>STEP 1 Trace one leaf from source and split through pre</w:t>
+      </w:r>
+      <w:r>
+        <w:rPr>
+          <w:b/>
+        </w:rPr>
+        <w:t>process</w:t>
+      </w:r>
+      <w:r>
+        <w:rPr>
+          <w:b w:val="0"/>
+        </w:rPr>
+        <w:t xml:space="preserve">ing, model, </w:t>
+      </w:r>
+      <w:r>
+        <w:rPr>
+          <w:b/>
+        </w:rPr>
+        <w:t>prediction</w:t>
+      </w:r>
+      <w:r>
+        <w:rPr>
+          <w:b w:val="0"/>
+        </w:rPr>
+        <w:t>, and review.</w:t>
+      </w:r>
+    </w:p>
+    <w:p>
+      <w:pPr>
+        <w:spacing w:line="336" w:lineRule="auto" w:after="180"/>
+      </w:pPr>
+      <w:r>
+        <w:rPr>
+          <w:b w:val="0"/>
+        </w:rPr>
+        <w:t>STEP 2 Recompute precision or recall from a fresh confusion matrix without notes.</w:t>
+      </w:r>
+    </w:p>
+    <w:p>
+      <w:pPr>
+        <w:spacing w:line="336" w:lineRule="auto" w:after="180"/>
+      </w:pPr>
+      <w:r>
+        <w:rPr>
+          <w:b w:val="0"/>
+        </w:rPr>
+        <w:t>STEP 3 Run an unseen low-light or missing-feature case and follow the documented fallback.</w:t>
+      </w:r>
+    </w:p>
+    <w:p>
+      <w:pPr>
+        <w:spacing w:line="336" w:lineRule="auto" w:after="180"/>
+      </w:pPr>
+      <w:r>
+        <w:rPr>
+          <w:b w:val="0"/>
+        </w:rPr>
+        <w:t xml:space="preserve">STEP 4 State intended use, do-not-use, subgroup </w:t>
+      </w:r>
+      <w:r>
+        <w:rPr>
+          <w:b/>
+        </w:rPr>
+        <w:t>limitation</w:t>
+      </w:r>
+      <w:r>
+        <w:rPr>
+          <w:b w:val="0"/>
+        </w:rPr>
+        <w:t>, provenance, and who remains accountable.</w:t>
+      </w:r>
+    </w:p>
+    <w:p>
+      <w:pPr>
+        <w:spacing w:line="336" w:lineRule="auto" w:after="180"/>
+      </w:pPr>
+      <w:r>
+        <w:rPr>
+          <w:b w:val="0"/>
+        </w:rPr>
+        <w:t>CHECK Verify the denominator, unit, split, class definition, and data version before interpreting a score.</w:t>
+      </w:r>
+    </w:p>
+    <w:p>
+      <w:pPr>
+        <w:spacing w:line="336" w:lineRule="auto" w:after="180"/>
+      </w:pPr>
+      <w:r>
+        <w:rPr>
+          <w:b w:val="0"/>
+        </w:rPr>
+        <w:t xml:space="preserve">Recalculate, retrace, or restate the </w:t>
+      </w:r>
+      <w:r>
+        <w:rPr>
+          <w:b/>
+        </w:rPr>
+        <w:t>evidence</w:t>
+      </w:r>
+      <w:r>
+        <w:rPr>
+          <w:b w:val="0"/>
+        </w:rPr>
+        <w:t xml:space="preserve"> independently:</w:t>
       </w:r>
     </w:p>
     <w:p>
@@ -743,98 +3255,7 @@
         <w:pStyle w:val="Heading3"/>
       </w:pPr>
       <w:r>
-        <w:t>Readiness answer</w:t>
-      </w:r>
-    </w:p>
-    <w:p>
-      <w:pPr>
-        <w:spacing w:line="336" w:lineRule="auto" w:after="180"/>
-      </w:pPr>
-      <w:r>
-        <w:rPr>
-          <w:b w:val="0"/>
-        </w:rPr>
-        <w:t xml:space="preserve">A result describes observed </w:t>
-      </w:r>
-      <w:r>
-        <w:rPr>
-          <w:b/>
-        </w:rPr>
-        <w:t>evidence</w:t>
-      </w:r>
-      <w:r>
-        <w:rPr>
-          <w:b w:val="0"/>
-        </w:rPr>
-        <w:t xml:space="preserve">; a claim must not extend beyond what that </w:t>
-      </w:r>
-      <w:r>
-        <w:rPr>
-          <w:b/>
-        </w:rPr>
-        <w:t>evidence</w:t>
-      </w:r>
-      <w:r>
-        <w:rPr>
-          <w:b w:val="0"/>
-        </w:rPr>
-        <w:t xml:space="preserve"> supports.</w:t>
-      </w:r>
-    </w:p>
-    <w:p>
-      <w:pPr>
-        <w:spacing w:line="336" w:lineRule="auto" w:after="180"/>
-      </w:pPr>
-      <w:r>
-        <w:rPr>
-          <w:b w:val="0"/>
-        </w:rPr>
-        <w:t>Printed student lesson and workbook</w:t>
-      </w:r>
-    </w:p>
-    <w:p>
-      <w:pPr>
-        <w:spacing w:line="336" w:lineRule="auto" w:after="180"/>
-      </w:pPr>
-      <w:r>
-        <w:rPr>
-          <w:b w:val="0"/>
-        </w:rPr>
-        <w:t>Paper, pencils and a calculator for fractions</w:t>
-      </w:r>
-    </w:p>
-    <w:p>
-      <w:pPr>
-        <w:spacing w:line="336" w:lineRule="auto" w:after="180"/>
-      </w:pPr>
-      <w:r>
-        <w:rPr>
-          <w:b w:val="0"/>
-        </w:rPr>
-        <w:t xml:space="preserve">The fictional examples and a blank </w:t>
-      </w:r>
-      <w:r>
-        <w:rPr>
-          <w:b/>
-        </w:rPr>
-        <w:t>evidence</w:t>
-      </w:r>
-      <w:r>
-        <w:rPr>
-          <w:b w:val="0"/>
-        </w:rPr>
-        <w:t xml:space="preserve"> table</w:t>
-      </w:r>
-    </w:p>
-    <w:p>
-      <w:pPr>
-        <w:spacing w:line="336" w:lineRule="auto" w:after="180"/>
-      </w:pPr>
-      <w:r>
-        <w:rPr>
-          <w:b w:val="0"/>
-        </w:rPr>
-        <w:t>Saved classroom project records for critique; no personal student dataset required</w:t>
+        <w:t>Concrete teaching case</w:t>
       </w:r>
     </w:p>
     <w:p>
@@ -842,65 +3263,7 @@
         <w:pStyle w:val="Heading3"/>
       </w:pPr>
       <w:r>
-        <w:t>End goal for the pictorial case</w:t>
-      </w:r>
-    </w:p>
-    <w:p>
-      <w:pPr>
-        <w:spacing w:line="336" w:lineRule="auto" w:after="180"/>
-      </w:pPr>
-      <w:r>
-        <w:rPr>
-          <w:b w:val="0"/>
-        </w:rPr>
-        <w:t xml:space="preserve">By the end, I can explain ml builder expo using a traced example and a stated </w:t>
-      </w:r>
-      <w:r>
-        <w:rPr>
-          <w:b/>
-        </w:rPr>
-        <w:t>limitation</w:t>
-      </w:r>
-      <w:r>
-        <w:rPr>
-          <w:b w:val="0"/>
-        </w:rPr>
-        <w:t>.</w:t>
-      </w:r>
-    </w:p>
-    <w:p>
-      <w:pPr>
-        <w:spacing w:line="336" w:lineRule="auto" w:after="180"/>
-      </w:pPr>
-      <w:r>
-        <w:rPr>
-          <w:b w:val="0"/>
-        </w:rPr>
-        <w:t>This added worked case illustrates the week’s main idea. Retain all original and connected topics; schedule its practice within the teaching cycle.</w:t>
-      </w:r>
-    </w:p>
-    <w:p>
-      <w:pPr>
-        <w:pStyle w:val="Heading1"/>
-      </w:pPr>
-      <w:r>
-        <w:t>02. Explain the mechanism</w:t>
-      </w:r>
-    </w:p>
-    <w:p>
-      <w:r>
-        <w:t>Model ML Builder Expo using the supplied case, labelled mechanism and reasoning. Make the scope of each conclusion explicit.</w:t>
-      </w:r>
-    </w:p>
-    <w:p>
-      <w:pPr>
-        <w:spacing w:line="336" w:lineRule="auto" w:after="180"/>
-      </w:pPr>
-      <w:r>
-        <w:rPr>
-          <w:b w:val="0"/>
-        </w:rPr>
-        <w:t>Trace the information, fitted behavior, and evaluation proof separately.</w:t>
+        <w:t>Exact explanation to model</w:t>
       </w:r>
     </w:p>
     <w:p>
@@ -908,601 +3271,7 @@
         <w:pStyle w:val="Heading3"/>
       </w:pPr>
       <w:r>
-        <w:t>Question to explain</w:t>
-      </w:r>
-    </w:p>
-    <w:p>
-      <w:pPr>
-        <w:spacing w:line="336" w:lineRule="auto" w:after="180"/>
-        <w:shd w:fill="F5F1FB"/>
-      </w:pPr>
-      <w:r>
-        <w:rPr>
-          <w:b w:val="0"/>
-        </w:rPr>
-        <w:t xml:space="preserve">QUESTION Recompute a fresh metric and answer an unseen failure case during the </w:t>
-      </w:r>
-      <w:r>
-        <w:rPr>
-          <w:b/>
-        </w:rPr>
-        <w:t>defense</w:t>
-      </w:r>
-      <w:r>
-        <w:rPr>
-          <w:b w:val="0"/>
-        </w:rPr>
-        <w:t>.</w:t>
-      </w:r>
-    </w:p>
-    <w:p>
-      <w:pPr>
-        <w:spacing w:line="336" w:lineRule="auto" w:after="180"/>
-      </w:pPr>
-      <w:r>
-        <w:rPr>
-          <w:b w:val="0"/>
-        </w:rPr>
-        <w:t xml:space="preserve">MODEL IDEA A builder defends the complete </w:t>
-      </w:r>
-      <w:r>
-        <w:rPr>
-          <w:b/>
-        </w:rPr>
-        <w:t>evidence</w:t>
-      </w:r>
-      <w:r>
-        <w:rPr>
-          <w:b w:val="0"/>
-        </w:rPr>
-        <w:t xml:space="preserve"> chain: problem, data, code, model, metrics, errors, fairness, </w:t>
-      </w:r>
-      <w:r>
-        <w:rPr>
-          <w:b/>
-        </w:rPr>
-        <w:t>limitation</w:t>
-      </w:r>
-      <w:r>
-        <w:rPr>
-          <w:b w:val="0"/>
-        </w:rPr>
-        <w:t>s, and human oversight.</w:t>
-      </w:r>
-    </w:p>
-    <w:p>
-      <w:pPr>
-        <w:spacing w:line="336" w:lineRule="auto" w:after="180"/>
-      </w:pPr>
-      <w:r>
-        <w:rPr>
-          <w:b w:val="0"/>
-        </w:rPr>
-        <w:t xml:space="preserve">PROOF NEEDED Use an unseen case, visible calculation, error analysis, and a stated </w:t>
-      </w:r>
-      <w:r>
-        <w:rPr>
-          <w:b/>
-        </w:rPr>
-        <w:t>limitation</w:t>
-      </w:r>
-      <w:r>
-        <w:rPr>
-          <w:b w:val="0"/>
-        </w:rPr>
-        <w:t>.</w:t>
-      </w:r>
-    </w:p>
-    <w:p>
-      <w:pPr>
-        <w:pStyle w:val="Heading3"/>
-      </w:pPr>
-      <w:r>
-        <w:t>How the mechanism works</w:t>
-      </w:r>
-    </w:p>
-    <w:p>
-      <w:pPr>
-        <w:spacing w:line="336" w:lineRule="auto" w:after="180"/>
-        <w:shd w:fill="F1F6F8"/>
-      </w:pPr>
-      <w:r>
-        <w:rPr>
-          <w:b w:val="0"/>
-        </w:rPr>
-        <w:t>UNDER THE HOOD Trace one leaf from source and split through pre</w:t>
-      </w:r>
-      <w:r>
-        <w:rPr>
-          <w:b/>
-        </w:rPr>
-        <w:t>process</w:t>
-      </w:r>
-      <w:r>
-        <w:rPr>
-          <w:b w:val="0"/>
-        </w:rPr>
-        <w:t xml:space="preserve">ing, model, </w:t>
-      </w:r>
-      <w:r>
-        <w:rPr>
-          <w:b/>
-        </w:rPr>
-        <w:t>prediction</w:t>
-      </w:r>
-      <w:r>
-        <w:rPr>
-          <w:b w:val="0"/>
-        </w:rPr>
-        <w:t>, and review. Recompute precision or recall from a fresh confusion matrix without notes.</w:t>
-      </w:r>
-    </w:p>
-    <w:p>
-      <w:pPr>
-        <w:spacing w:line="336" w:lineRule="auto" w:after="180"/>
-      </w:pPr>
-      <w:r>
-        <w:rPr>
-          <w:b w:val="0"/>
-        </w:rPr>
-        <w:t xml:space="preserve">Draw a fresh data → model → </w:t>
-      </w:r>
-      <w:r>
-        <w:rPr>
-          <w:b/>
-        </w:rPr>
-        <w:t>prediction</w:t>
-      </w:r>
-      <w:r>
-        <w:rPr>
-          <w:b w:val="0"/>
-        </w:rPr>
-        <w:t xml:space="preserve"> → evaluation trace:</w:t>
-      </w:r>
-    </w:p>
-    <w:p>
-      <w:pPr>
-        <w:spacing w:line="336" w:lineRule="auto" w:after="180"/>
-      </w:pPr>
-      <w:r>
-        <w:rPr>
-          <w:b w:val="0"/>
-        </w:rPr>
-        <w:t xml:space="preserve">Predict first. Then check each step. A correct answer without visible </w:t>
-      </w:r>
-      <w:r>
-        <w:rPr>
-          <w:b/>
-        </w:rPr>
-        <w:t>evidence</w:t>
-      </w:r>
-      <w:r>
-        <w:rPr>
-          <w:b w:val="0"/>
-        </w:rPr>
-        <w:t xml:space="preserve"> cannot be audited.</w:t>
-      </w:r>
-    </w:p>
-    <w:p>
-      <w:pPr>
-        <w:pStyle w:val="Heading3"/>
-      </w:pPr>
-      <w:r>
-        <w:t>Step 1</w:t>
-      </w:r>
-    </w:p>
-    <w:p>
-      <w:pPr>
-        <w:spacing w:line="336" w:lineRule="auto" w:after="180"/>
-        <w:shd w:fill="F4F9FC"/>
-      </w:pPr>
-      <w:r>
-        <w:rPr>
-          <w:b w:val="0"/>
-        </w:rPr>
-        <w:t>STEP 1 Trace one leaf from source and split through pre</w:t>
-      </w:r>
-      <w:r>
-        <w:rPr>
-          <w:b/>
-        </w:rPr>
-        <w:t>process</w:t>
-      </w:r>
-      <w:r>
-        <w:rPr>
-          <w:b w:val="0"/>
-        </w:rPr>
-        <w:t xml:space="preserve">ing, model, </w:t>
-      </w:r>
-      <w:r>
-        <w:rPr>
-          <w:b/>
-        </w:rPr>
-        <w:t>prediction</w:t>
-      </w:r>
-      <w:r>
-        <w:rPr>
-          <w:b w:val="0"/>
-        </w:rPr>
-        <w:t>, and review.</w:t>
-      </w:r>
-    </w:p>
-    <w:p>
-      <w:pPr>
-        <w:pStyle w:val="Heading3"/>
-      </w:pPr>
-      <w:r>
-        <w:t>Step 2</w:t>
-      </w:r>
-    </w:p>
-    <w:p>
-      <w:pPr>
-        <w:spacing w:line="336" w:lineRule="auto" w:after="180"/>
-        <w:shd w:fill="F4F9FC"/>
-      </w:pPr>
-      <w:r>
-        <w:rPr>
-          <w:b w:val="0"/>
-        </w:rPr>
-        <w:t>STEP 2 Recompute precision or recall from a fresh confusion matrix without notes.</w:t>
-      </w:r>
-    </w:p>
-    <w:p>
-      <w:pPr>
-        <w:pStyle w:val="Heading3"/>
-      </w:pPr>
-      <w:r>
-        <w:t>Step 3</w:t>
-      </w:r>
-    </w:p>
-    <w:p>
-      <w:pPr>
-        <w:spacing w:line="336" w:lineRule="auto" w:after="180"/>
-        <w:shd w:fill="F4F9FC"/>
-      </w:pPr>
-      <w:r>
-        <w:rPr>
-          <w:b w:val="0"/>
-        </w:rPr>
-        <w:t>STEP 3 Run an unseen low-light or missing-feature case and follow the documented fallback.</w:t>
-      </w:r>
-    </w:p>
-    <w:p>
-      <w:pPr>
-        <w:pStyle w:val="Heading3"/>
-      </w:pPr>
-      <w:r>
-        <w:t>Step 4</w:t>
-      </w:r>
-    </w:p>
-    <w:p>
-      <w:pPr>
-        <w:spacing w:line="336" w:lineRule="auto" w:after="180"/>
-        <w:shd w:fill="F4F9FC"/>
-      </w:pPr>
-      <w:r>
-        <w:rPr>
-          <w:b w:val="0"/>
-        </w:rPr>
-        <w:t xml:space="preserve">STEP 4 State intended use, do-not-use, subgroup </w:t>
-      </w:r>
-      <w:r>
-        <w:rPr>
-          <w:b/>
-        </w:rPr>
-        <w:t>limitation</w:t>
-      </w:r>
-      <w:r>
-        <w:rPr>
-          <w:b w:val="0"/>
-        </w:rPr>
-        <w:t>, provenance, and who remains accountable.</w:t>
-      </w:r>
-    </w:p>
-    <w:p>
-      <w:pPr>
-        <w:spacing w:line="336" w:lineRule="auto" w:after="180"/>
-      </w:pPr>
-      <w:r>
-        <w:rPr>
-          <w:b w:val="0"/>
-        </w:rPr>
-        <w:t>CHECK Verify the denominator, unit, split, class definition, and data version before interpreting a score.</w:t>
-      </w:r>
-    </w:p>
-    <w:p>
-      <w:pPr>
-        <w:spacing w:line="336" w:lineRule="auto" w:after="180"/>
-      </w:pPr>
-      <w:r>
-        <w:rPr>
-          <w:b w:val="0"/>
-        </w:rPr>
-        <w:t xml:space="preserve">Recalculate, retrace, or restate the </w:t>
-      </w:r>
-      <w:r>
-        <w:rPr>
-          <w:b/>
-        </w:rPr>
-        <w:t>evidence</w:t>
-      </w:r>
-      <w:r>
-        <w:rPr>
-          <w:b w:val="0"/>
-        </w:rPr>
-        <w:t xml:space="preserve"> independently:</w:t>
-      </w:r>
-    </w:p>
-    <w:p>
-      <w:pPr>
-        <w:pStyle w:val="Heading3"/>
-      </w:pPr>
-      <w:r>
-        <w:t>Concrete teaching case</w:t>
-      </w:r>
-    </w:p>
-    <w:p>
-      <w:pPr>
-        <w:pStyle w:val="Heading3"/>
-      </w:pPr>
-      <w:r>
-        <w:t>The teaching case</w:t>
-      </w:r>
-    </w:p>
-    <w:p>
-      <w:pPr>
-        <w:spacing w:line="336" w:lineRule="auto" w:after="180"/>
-        <w:shd w:fill="F1F6FC"/>
-      </w:pPr>
-      <w:r>
-        <w:rPr>
-          <w:b w:val="0"/>
-        </w:rPr>
-        <w:t>Final classifier gets16/20 correct; two of four errors are false negatives.</w:t>
-      </w:r>
-    </w:p>
-    <w:p>
-      <w:pPr>
-        <w:pStyle w:val="Heading3"/>
-      </w:pPr>
-      <w:r>
-        <w:t>The teaching case</w:t>
-      </w:r>
-    </w:p>
-    <w:p>
-      <w:pPr>
-        <w:spacing w:line="336" w:lineRule="auto" w:after="180"/>
-        <w:shd w:fill="F1F6FC"/>
-      </w:pPr>
-      <w:r>
-        <w:rPr>
-          <w:b w:val="0"/>
-        </w:rPr>
-        <w:t>Report supported metrics and what is missing.</w:t>
-      </w:r>
-    </w:p>
-    <w:p>
-      <w:pPr>
-        <w:pStyle w:val="Heading3"/>
-      </w:pPr>
-      <w:r>
-        <w:t>Exact explanation to model</w:t>
-      </w:r>
-    </w:p>
-    <w:p>
-      <w:pPr>
-        <w:pStyle w:val="Heading3"/>
-      </w:pPr>
-      <w:r>
-        <w:t>Why the result follows</w:t>
-      </w:r>
-    </w:p>
-    <w:p>
-      <w:pPr>
-        <w:spacing w:line="336" w:lineRule="auto" w:after="180"/>
-        <w:shd w:fill="F1F6FC"/>
-      </w:pPr>
-      <w:r>
-        <w:rPr>
-          <w:b w:val="0"/>
-        </w:rPr>
-        <w:t>Accuracy</w:t>
-      </w:r>
-      <w:r>
-        <w:rPr>
-          <w:b/>
-        </w:rPr>
-        <w:t>80%</w:t>
-      </w:r>
-      <w:r>
-        <w:rPr>
-          <w:b w:val="0"/>
-        </w:rPr>
-        <w:t>. Recall cannot be computed from FN alone; actual positives or TP are needed. Show full matrix, limits and review path.</w:t>
-      </w:r>
-    </w:p>
-    <w:p>
-      <w:pPr>
-        <w:pStyle w:val="Heading3"/>
-      </w:pPr>
-      <w:r>
         <w:t>Explain the added worked example</w:t>
-      </w:r>
-    </w:p>
-    <w:p>
-      <w:pPr>
-        <w:pStyle w:val="Heading3"/>
-      </w:pPr>
-      <w:r>
-        <w:t>Explain the added worked example · 1</w:t>
-      </w:r>
-    </w:p>
-    <w:p>
-      <w:pPr>
-        <w:spacing w:line="336" w:lineRule="auto" w:after="180"/>
-      </w:pPr>
-      <w:r>
-        <w:rPr>
-          <w:b w:val="0"/>
-        </w:rPr>
-        <w:t xml:space="preserve">The final </w:t>
-      </w:r>
-      <w:r>
-        <w:rPr>
-          <w:b/>
-        </w:rPr>
-        <w:t>defense</w:t>
-      </w:r>
-      <w:r>
-        <w:rPr>
-          <w:b w:val="0"/>
-        </w:rPr>
-        <w:t xml:space="preserve"> tells a coherent story: question, data, method, comparison, errors and limits. A strong project may conclude that the baseline is preferable or </w:t>
-      </w:r>
-      <w:r>
-        <w:rPr>
-          <w:b/>
-        </w:rPr>
-        <w:t>evidence</w:t>
-      </w:r>
-      <w:r>
-        <w:rPr>
-          <w:b w:val="0"/>
-        </w:rPr>
-        <w:t xml:space="preserve"> is insufficient.</w:t>
-      </w:r>
-    </w:p>
-    <w:p>
-      <w:pPr>
-        <w:spacing w:line="336" w:lineRule="auto" w:after="180"/>
-      </w:pPr>
-      <w:r>
-        <w:rPr>
-          <w:b w:val="0"/>
-        </w:rPr>
-        <w:t>The aim is sound reasoning and a reproducible investigation, not an impressive headline or polished unsupported claim.</w:t>
-      </w:r>
-    </w:p>
-    <w:p>
-      <w:pPr>
-        <w:spacing w:line="336" w:lineRule="auto" w:after="180"/>
-      </w:pPr>
-      <w:r>
-        <w:rPr>
-          <w:b w:val="0"/>
-        </w:rPr>
-        <w:t>Use fictional classroom data throughout this investigation. Keep the task, units, reference labels and data split visible as you reason.</w:t>
-      </w:r>
-    </w:p>
-    <w:p>
-      <w:pPr>
-        <w:spacing w:line="336" w:lineRule="auto" w:after="180"/>
-      </w:pPr>
-      <w:r>
-        <w:rPr>
-          <w:b w:val="0"/>
-        </w:rPr>
-        <w:t xml:space="preserve">Earlier weeks supplied the model-building </w:t>
-      </w:r>
-      <w:r>
-        <w:rPr>
-          <w:b/>
-        </w:rPr>
-        <w:t>process</w:t>
-      </w:r>
-      <w:r>
-        <w:rPr>
-          <w:b w:val="0"/>
-        </w:rPr>
-        <w:t xml:space="preserve">; this week examines machine learning project </w:t>
-      </w:r>
-      <w:r>
-        <w:rPr>
-          <w:b/>
-        </w:rPr>
-        <w:t>defense</w:t>
-      </w:r>
-      <w:r>
-        <w:rPr>
-          <w:b w:val="0"/>
-        </w:rPr>
-        <w:t>.</w:t>
-      </w:r>
-    </w:p>
-    <w:p>
-      <w:pPr>
-        <w:pStyle w:val="Heading3"/>
-      </w:pPr>
-      <w:r>
-        <w:t>Explain the added worked example · 2</w:t>
-      </w:r>
-    </w:p>
-    <w:p>
-      <w:pPr>
-        <w:spacing w:line="336" w:lineRule="auto" w:after="180"/>
-      </w:pPr>
-      <w:r>
-        <w:rPr>
-          <w:b w:val="0"/>
-        </w:rPr>
-        <w:t xml:space="preserve">Example opening: We compared a simple classifier with an always-clear </w:t>
-      </w:r>
-      <w:r>
-        <w:rPr>
-          <w:b/>
-        </w:rPr>
-        <w:t>training</w:t>
-      </w:r>
-      <w:r>
-        <w:rPr>
-          <w:b w:val="0"/>
-        </w:rPr>
-        <w:t xml:space="preserve"> baseline on fictional parcels. We froze the procedure before a 12-case test. Candidate accuracy was 9/12 versus baseline 8/12; candidate FP 1 FN 2.</w:t>
-      </w:r>
-    </w:p>
-    <w:p>
-      <w:pPr>
-        <w:spacing w:line="336" w:lineRule="auto" w:after="180"/>
-      </w:pPr>
-      <w:r>
-        <w:rPr>
-          <w:b w:val="0"/>
-        </w:rPr>
-        <w:t>These small synthetic results support a classroom comparison, not real parcel decisions. We would next investigate dim-condition coverage using new development data.</w:t>
-      </w:r>
-    </w:p>
-    <w:p>
-      <w:pPr>
-        <w:spacing w:line="336" w:lineRule="auto" w:after="180"/>
-      </w:pPr>
-      <w:r>
-        <w:rPr>
-          <w:b w:val="0"/>
-        </w:rPr>
-        <w:t xml:space="preserve">Before continuing, underline the decision rule and circle the </w:t>
-      </w:r>
-      <w:r>
-        <w:rPr>
-          <w:b/>
-        </w:rPr>
-        <w:t>evidence</w:t>
-      </w:r>
-      <w:r>
-        <w:rPr>
-          <w:b w:val="0"/>
-        </w:rPr>
-        <w:t xml:space="preserve"> that supports the conclusion. Explain the example to a partner without replacing the counts or conditions with a stronger claim.</w:t>
-      </w:r>
-    </w:p>
-    <w:p>
-      <w:pPr>
-        <w:spacing w:line="336" w:lineRule="auto" w:after="180"/>
-      </w:pPr>
-      <w:r>
-        <w:rPr>
-          <w:b w:val="0"/>
-        </w:rPr>
-        <w:t>Keep the distinction between an observed result and a proposed next step.</w:t>
       </w:r>
     </w:p>
     <w:p>
@@ -1986,85 +3755,10 @@
     </w:p>
     <w:p>
       <w:pPr>
-        <w:spacing w:line="336" w:lineRule="auto" w:after="180"/>
-      </w:pPr>
-      <w:r>
-        <w:rPr>
-          <w:b w:val="0"/>
-        </w:rPr>
-        <w:t>Present a plant-classifier expo claim that another team could check.</w:t>
-      </w:r>
-    </w:p>
-    <w:p>
-      <w:pPr>
         <w:pStyle w:val="Heading3"/>
       </w:pPr>
       <w:r>
         <w:t>The facts we will use</w:t>
-      </w:r>
-    </w:p>
-    <w:p>
-      <w:pPr>
-        <w:pStyle w:val="Heading3"/>
-      </w:pPr>
-      <w:r>
-        <w:t>Supplied facts</w:t>
-      </w:r>
-    </w:p>
-    <w:p>
-      <w:pPr>
-        <w:spacing w:line="336" w:lineRule="auto" w:after="180"/>
-        <w:shd w:fill="F1F6FC"/>
-      </w:pPr>
-      <w:r>
-        <w:rPr>
-          <w:b w:val="0"/>
-        </w:rPr>
-        <w:t xml:space="preserve">Toy expo </w:t>
-      </w:r>
-      <w:r>
-        <w:rPr>
-          <w:b/>
-        </w:rPr>
-        <w:t>evidence</w:t>
-      </w:r>
-      <w:r>
-        <w:rPr>
-          <w:b w:val="0"/>
-        </w:rPr>
-        <w:t>: 15 held-out photos from 5 plants; candidate12 correct, baseline10 correct. Three candidate failures are recorded; no outdoor trial exists.</w:t>
-      </w:r>
-    </w:p>
-    <w:p>
-      <w:pPr>
-        <w:pStyle w:val="Heading3"/>
-      </w:pPr>
-      <w:r>
-        <w:t>Supplied facts</w:t>
-      </w:r>
-    </w:p>
-    <w:p>
-      <w:pPr>
-        <w:spacing w:line="336" w:lineRule="auto" w:after="180"/>
-        <w:shd w:fill="F1F6FC"/>
-      </w:pPr>
-      <w:r>
-        <w:rPr>
-          <w:b w:val="0"/>
-        </w:rPr>
-        <w:t xml:space="preserve">All </w:t>
-      </w:r>
-      <w:r>
-        <w:rPr>
-          <w:b/>
-        </w:rPr>
-        <w:t>input</w:t>
-      </w:r>
-      <w:r>
-        <w:rPr>
-          <w:b w:val="0"/>
-        </w:rPr>
-        <w:t>s and outcomes in this worked example are invented classroom data; no real model run is claimed.</w:t>
       </w:r>
     </w:p>
     <w:p>
@@ -2072,7 +3766,7 @@
         <w:drawing>
           <wp:inline xmlns:a="http://schemas.openxmlformats.org/drawingml/2006/main" xmlns:pic="http://schemas.openxmlformats.org/drawingml/2006/picture">
             <wp:extent cx="5486400" cy="5261429"/>
-            <wp:docPr id="1" name="Picture 1" descr="ML Builder Expo. Show denominator: Candidate12/15=80%; baseline10/15≈66.7% on the same cases.. Show independence: Explain five held-out plant identities and three related views per plant.. Show failures: Present the three failure records and indoor-only limitation beside the headline rate."/>
+            <wp:docPr id="2" name="Picture 2" descr="ML Builder Expo. Show denominator: Candidate12/15=80%; baseline10/15≈66.7% on the same cases.. Show independence: Explain five held-out plant identities and three related views per plant.. Show failures: Present the three failure records and indoor-only limitation beside the headline rate."/>
             <wp:cNvGraphicFramePr>
               <a:graphicFrameLocks noChangeAspect="1"/>
             </wp:cNvGraphicFramePr>
@@ -2084,7 +3778,7 @@
                     <pic:cNvPicPr/>
                   </pic:nvPicPr>
                   <pic:blipFill>
-                    <a:blip r:embed="rId9"/>
+                    <a:blip r:embed="rId10"/>
                     <a:stretch>
                       <a:fillRect/>
                     </a:stretch>
@@ -2108,114 +3802,7 @@
         <w:pStyle w:val="Heading3"/>
       </w:pPr>
       <w:r>
-        <w:t>Read the picture one step at a time</w:t>
-      </w:r>
-    </w:p>
-    <w:tbl>
-      <w:tblPr>
-        <w:tblStyle w:val="LightShading-Accent1"/>
-        <w:tblW w:type="auto" w:w="0"/>
-        <w:tblLook w:firstColumn="1" w:firstRow="1" w:lastColumn="0" w:lastRow="0" w:noHBand="0" w:noVBand="1" w:val="04A0"/>
-      </w:tblPr>
-      <w:tblGrid>
-        <w:gridCol w:w="5112"/>
-        <w:gridCol w:w="5112"/>
-      </w:tblGrid>
-      <w:tr>
-        <w:trPr>
-          <w:tblHeader/>
-        </w:trPr>
-        <w:tc>
-          <w:tcPr>
-            <w:tcW w:type="dxa" w:w="5112"/>
-          </w:tcPr>
-          <w:p>
-            <w:r>
-              <w:t>Step</w:t>
-            </w:r>
-          </w:p>
-        </w:tc>
-        <w:tc>
-          <w:tcPr>
-            <w:tcW w:type="dxa" w:w="5112"/>
-          </w:tcPr>
-          <w:p>
-            <w:r>
-              <w:t>What happens and why</w:t>
-            </w:r>
-          </w:p>
-        </w:tc>
-      </w:tr>
-      <w:tr>
-        <w:tc>
-          <w:tcPr>
-            <w:tcW w:type="dxa" w:w="5112"/>
-          </w:tcPr>
-          <w:p>
-            <w:r>
-              <w:t>1. Show denominator</w:t>
-            </w:r>
-          </w:p>
-        </w:tc>
-        <w:tc>
-          <w:tcPr>
-            <w:tcW w:type="dxa" w:w="5112"/>
-          </w:tcPr>
-          <w:p>
-            <w:r>
-              <w:t>Candidate12/15=80%; baseline10/15≈66.7% on the same cases.</w:t>
-            </w:r>
-          </w:p>
-        </w:tc>
-      </w:tr>
-      <w:tr>
-        <w:tc>
-          <w:tcPr>
-            <w:tcW w:type="dxa" w:w="5112"/>
-          </w:tcPr>
-          <w:p>
-            <w:r>
-              <w:t>2. Show independence</w:t>
-            </w:r>
-          </w:p>
-        </w:tc>
-        <w:tc>
-          <w:tcPr>
-            <w:tcW w:type="dxa" w:w="5112"/>
-          </w:tcPr>
-          <w:p>
-            <w:r>
-              <w:t>Explain five held-out plant identities and three related views per plant.</w:t>
-            </w:r>
-          </w:p>
-        </w:tc>
-      </w:tr>
-      <w:tr>
-        <w:tc>
-          <w:tcPr>
-            <w:tcW w:type="dxa" w:w="5112"/>
-          </w:tcPr>
-          <w:p>
-            <w:r>
-              <w:t>3. Show failures</w:t>
-            </w:r>
-          </w:p>
-        </w:tc>
-        <w:tc>
-          <w:tcPr>
-            <w:tcW w:type="dxa" w:w="5112"/>
-          </w:tcPr>
-          <w:p>
-            <w:r>
-              <w:t>Present the three failure records and indoor-only limitation beside the headline rate.</w:t>
-            </w:r>
-          </w:p>
-        </w:tc>
-      </w:tr>
-    </w:tbl>
-    <w:p>
-      <w:r>
-        <w:t>Match each pictured step to the supplied facts. This is a worked teaching case, not an independent assessment.</w:t>
+        <w:t>Why this result follows</w:t>
       </w:r>
     </w:p>
     <w:p>
@@ -2223,7 +3810,7 @@
         <w:pStyle w:val="Heading3"/>
       </w:pPr>
       <w:r>
-        <w:t>Why this result follows</w:t>
+        <w:t>What this example does not establish</w:t>
       </w:r>
     </w:p>
     <w:p>
@@ -2231,55 +3818,454 @@
         <w:pStyle w:val="Heading3"/>
       </w:pPr>
       <w:r>
-        <w:t>Why the result follows</w:t>
+        <w:t>Change one thing in the pictured case</w:t>
+      </w:r>
+    </w:p>
+    <w:p>
+      <w:pPr>
+        <w:pStyle w:val="Heading3"/>
+      </w:pPr>
+      <w:r>
+        <w:t>Ask while showing the picture</w:t>
       </w:r>
     </w:p>
     <w:p>
       <w:pPr>
         <w:spacing w:line="336" w:lineRule="auto" w:after="180"/>
-        <w:shd w:fill="F1F6FC"/>
-      </w:pPr>
-      <w:r>
-        <w:rPr>
-          <w:b w:val="0"/>
-        </w:rPr>
-        <w:t xml:space="preserve">Read the picture in order. Present the three failure records and indoor-only </w:t>
+      </w:pPr>
+      <w:r>
+        <w:rPr>
+          <w:b w:val="0"/>
+        </w:rPr>
+        <w:t xml:space="preserve">Cover the result. Ask learners to name the </w:t>
       </w:r>
       <w:r>
         <w:rPr>
           <w:b/>
         </w:rPr>
-        <w:t>limitation</w:t>
-      </w:r>
-      <w:r>
-        <w:rPr>
-          <w:b w:val="0"/>
-        </w:rPr>
-        <w:t xml:space="preserve"> beside the headline rate. The arrows show which recorded </w:t>
+        <w:t>input</w:t>
+      </w:r>
+      <w:r>
+        <w:rPr>
+          <w:b w:val="0"/>
+        </w:rPr>
+        <w:t xml:space="preserve">s and predict the next step. Uncover one step, connect the icon to the actual procedure, and explain its </w:t>
       </w:r>
       <w:r>
         <w:rPr>
           <w:b/>
         </w:rPr>
+        <w:t>evidence</w:t>
+      </w:r>
+      <w:r>
+        <w:rPr>
+          <w:b w:val="0"/>
+        </w:rPr>
+        <w:t>. Then change the supplied condition and compare.</w:t>
+      </w:r>
+    </w:p>
+    <w:p>
+      <w:pPr>
+        <w:spacing w:line="336" w:lineRule="auto" w:after="180"/>
+      </w:pPr>
+      <w:r>
+        <w:rPr>
+          <w:b w:val="0"/>
+        </w:rPr>
+        <w:t>The picture is a representation; it does not document execution of a real AI model.</w:t>
+      </w:r>
+    </w:p>
+    <w:p>
+      <w:pPr>
+        <w:pStyle w:val="Heading1"/>
+      </w:pPr>
+      <w:r>
+        <w:t>03. Guide the calculation, then remove help</w:t>
+      </w:r>
+    </w:p>
+    <w:p>
+      <w:r>
+        <w:t>Collect each learner’s prediction before showing its key.</w:t>
+      </w:r>
+    </w:p>
+    <w:p>
+      <w:pPr>
+        <w:pStyle w:val="Heading2"/>
+      </w:pPr>
+      <w:r>
+        <w:t>Current completion task and checked key</w:t>
+      </w:r>
+    </w:p>
+    <w:p>
+      <w:pPr>
+        <w:spacing w:line="336" w:lineRule="auto" w:after="180"/>
+      </w:pPr>
+      <w:r>
+        <w:rPr>
+          <w:b w:val="0"/>
+        </w:rPr>
+        <w:t>Completion task: Name the files needed to audit one reported accuracy figure.</w:t>
+      </w:r>
+    </w:p>
+    <w:p>
+      <w:pPr>
+        <w:spacing w:line="336" w:lineRule="auto" w:after="180"/>
+      </w:pPr>
+      <w:r>
+        <w:rPr>
+          <w:b w:val="0"/>
+        </w:rPr>
+        <w:t xml:space="preserve">Teacher check: Teacher explanation: </w:t>
+      </w:r>
+      <w:r>
+        <w:rPr>
+          <w:b/>
+        </w:rPr>
+        <w:t>Prediction</w:t>
+      </w:r>
+      <w:r>
+        <w:rPr>
+          <w:b w:val="0"/>
+        </w:rPr>
+        <w:t xml:space="preserve"> ledger with references and </w:t>
+      </w:r>
+      <w:r>
+        <w:rPr>
+          <w:b/>
+        </w:rPr>
+        <w:t>output</w:t>
+      </w:r>
+      <w:r>
+        <w:rPr>
+          <w:b w:val="0"/>
+        </w:rPr>
+        <w:t>s, split membership, frozen model/run record and metric definition; count correct rows over all scored rows under the saved policy.</w:t>
+      </w:r>
+    </w:p>
+    <w:p>
+      <w:pPr>
+        <w:spacing w:line="336" w:lineRule="auto" w:after="180"/>
+      </w:pPr>
+      <w:r>
+        <w:rPr>
+          <w:b w:val="0"/>
+        </w:rPr>
+        <w:t xml:space="preserve">Start by identifying the given </w:t>
+      </w:r>
+      <w:r>
+        <w:rPr>
+          <w:b/>
+        </w:rPr>
         <w:t>input</w:t>
       </w:r>
       <w:r>
         <w:rPr>
           <w:b w:val="0"/>
         </w:rPr>
-        <w:t xml:space="preserve"> or intermediate result each decision uses.</w:t>
+        <w:t>s together. Leave the intermediate steps blank. If needed, model one step, then withdraw that help on the next step. Move to a full trace only when the partial trace is understood.</w:t>
       </w:r>
     </w:p>
     <w:p>
       <w:pPr>
         <w:spacing w:line="336" w:lineRule="auto" w:after="180"/>
-        <w:shd w:fill="F1F6FC"/>
-      </w:pPr>
-      <w:r>
-        <w:rPr>
-          <w:b w:val="0"/>
-        </w:rPr>
-        <w:t>Explain the deciding step aloud before checking the changed case; pointing to the final answer alone does not show how it follows.</w:t>
+      </w:pPr>
+      <w:r>
+        <w:rPr>
+          <w:b w:val="0"/>
+        </w:rPr>
+        <w:t>For partners, alternate explainer and checker; collect a response from every learner before discussion.</w:t>
+      </w:r>
+    </w:p>
+    <w:p>
+      <w:pPr>
+        <w:pStyle w:val="Heading2"/>
+      </w:pPr>
+      <w:r>
+        <w:t>Individual misconception check</w:t>
+      </w:r>
+    </w:p>
+    <w:p>
+      <w:pPr>
+        <w:spacing w:line="336" w:lineRule="auto" w:after="180"/>
+      </w:pPr>
+      <w:r>
+        <w:rPr>
+          <w:b w:val="0"/>
+        </w:rPr>
+        <w:t xml:space="preserve">Use the worked case for Machine learning project </w:t>
+      </w:r>
+      <w:r>
+        <w:rPr>
+          <w:b/>
+        </w:rPr>
+        <w:t>defense</w:t>
+      </w:r>
+      <w:r>
+        <w:rPr>
+          <w:b w:val="0"/>
+        </w:rPr>
+        <w:t>. Proposed explanation: “A final answer is enough”. Decide whether this explanation is supported.</w:t>
+      </w:r>
+    </w:p>
+    <w:p>
+      <w:pPr>
+        <w:spacing w:line="336" w:lineRule="auto" w:after="180"/>
+      </w:pPr>
+      <w:r>
+        <w:rPr>
+          <w:b w:val="0"/>
+        </w:rPr>
+        <w:t>Point to the step or supplied fact that decides; explain your repair if needed.</w:t>
+      </w:r>
+    </w:p>
+    <w:p>
+      <w:pPr>
+        <w:spacing w:line="336" w:lineRule="auto" w:after="180"/>
+      </w:pPr>
+      <w:r>
+        <w:rPr>
+          <w:b w:val="0"/>
+        </w:rPr>
+        <w:t>Expected correction: Ask for the relevant counts, units, procedure or saved record.</w:t>
+      </w:r>
+    </w:p>
+    <w:p>
+      <w:pPr>
+        <w:spacing w:line="336" w:lineRule="auto" w:after="180"/>
+      </w:pPr>
+      <w:r>
+        <w:rPr>
+          <w:b w:val="0"/>
+        </w:rPr>
+        <w:t>For this week: A valid response names the fictional task, reports an auditable baseline/candidate comparison with denominator, and restricts the claim to the evaluated setup.</w:t>
+      </w:r>
+    </w:p>
+    <w:p>
+      <w:pPr>
+        <w:spacing w:line="336" w:lineRule="auto" w:after="180"/>
+      </w:pPr>
+      <w:r>
+        <w:rPr>
+          <w:b w:val="0"/>
+        </w:rPr>
+        <w:t>Collect explanations, not only yes/no votes. If a misunderstanding is common, re-model the relevant step for the class.</w:t>
+      </w:r>
+    </w:p>
+    <w:p>
+      <w:pPr>
+        <w:spacing w:line="336" w:lineRule="auto" w:after="180"/>
+      </w:pPr>
+      <w:r>
+        <w:rPr>
+          <w:b w:val="0"/>
+        </w:rPr>
+        <w:t>If it affects a few learners, give a short targeted group explanation while others solve a more demanding variation.</w:t>
+      </w:r>
+    </w:p>
+    <w:p>
+      <w:pPr>
+        <w:pStyle w:val="Heading2"/>
+      </w:pPr>
+      <w:r>
+        <w:t>Pictorial question and changed-case reasoning</w:t>
+      </w:r>
+    </w:p>
+    <w:p>
+      <w:pPr>
+        <w:spacing w:line="336" w:lineRule="auto" w:after="180"/>
+      </w:pPr>
+      <w:r>
+        <w:rPr>
+          <w:b w:val="0"/>
+        </w:rPr>
+        <w:t xml:space="preserve">Which three supporting items should be visible at the expo? Point to the relevant step in the picture, then write the changed result and the rule or </w:t>
+      </w:r>
+      <w:r>
+        <w:rPr>
+          <w:b/>
+        </w:rPr>
+        <w:t>evidence</w:t>
+      </w:r>
+      <w:r>
+        <w:rPr>
+          <w:b w:val="0"/>
+        </w:rPr>
+        <w:t xml:space="preserve"> that supports it.</w:t>
+      </w:r>
+    </w:p>
+    <w:p>
+      <w:pPr>
+        <w:spacing w:line="336" w:lineRule="auto" w:after="180"/>
+      </w:pPr>
+      <w:r>
+        <w:rPr>
+          <w:b w:val="0"/>
+        </w:rPr>
+        <w:t xml:space="preserve">Show split/provenance, candidate-versus-baseline counts, and actual error records with the indoor-only scope. Changed-case check: The headline exceeds the supplied </w:t>
+      </w:r>
+      <w:r>
+        <w:rPr>
+          <w:b/>
+        </w:rPr>
+        <w:t>evidence</w:t>
+      </w:r>
+      <w:r>
+        <w:rPr>
+          <w:b w:val="0"/>
+        </w:rPr>
+        <w:t>.</w:t>
+      </w:r>
+    </w:p>
+    <w:p>
+      <w:pPr>
+        <w:spacing w:line="336" w:lineRule="auto" w:after="180"/>
+      </w:pPr>
+      <w:r>
+        <w:rPr>
+          <w:b w:val="0"/>
+        </w:rPr>
+        <w:t>No outdoor evaluation is supplied, and the comparative benefit is obscured without the same-case baseline.</w:t>
+      </w:r>
+    </w:p>
+    <w:p>
+      <w:pPr>
+        <w:spacing w:line="336" w:lineRule="auto" w:after="180"/>
+      </w:pPr>
+      <w:r>
+        <w:rPr>
+          <w:b w:val="0"/>
+        </w:rPr>
+        <w:t xml:space="preserve">Changed-case reasoning: The headline exceeds the supplied </w:t>
+      </w:r>
+      <w:r>
+        <w:rPr>
+          <w:b/>
+        </w:rPr>
+        <w:t>evidence</w:t>
+      </w:r>
+      <w:r>
+        <w:rPr>
+          <w:b w:val="0"/>
+        </w:rPr>
+        <w:t>. No outdoor evaluation is supplied, and the comparative benefit is obscured without the same-case baseline.</w:t>
+      </w:r>
+    </w:p>
+    <w:p>
+      <w:pPr>
+        <w:spacing w:line="336" w:lineRule="auto" w:after="180"/>
+      </w:pPr>
+      <w:r>
+        <w:rPr>
+          <w:b w:val="0"/>
+        </w:rPr>
+        <w:t xml:space="preserve">Collect each learner’s explanation before discussion. Use the first missing connection between </w:t>
+      </w:r>
+      <w:r>
+        <w:rPr>
+          <w:b/>
+        </w:rPr>
+        <w:t>input</w:t>
+      </w:r>
+      <w:r>
+        <w:rPr>
+          <w:b w:val="0"/>
+        </w:rPr>
+        <w:t xml:space="preserve">, deciding step and result to choose support. This question is worked-case practice, not fresh mastery </w:t>
+      </w:r>
+      <w:r>
+        <w:rPr>
+          <w:b/>
+        </w:rPr>
+        <w:t>evidence</w:t>
+      </w:r>
+      <w:r>
+        <w:rPr>
+          <w:b w:val="0"/>
+        </w:rPr>
+        <w:t>.</w:t>
+      </w:r>
+    </w:p>
+    <w:p>
+      <w:pPr>
+        <w:pStyle w:val="Heading2"/>
+      </w:pPr>
+      <w:r>
+        <w:t>Keep each learner explaining</w:t>
+      </w:r>
+    </w:p>
+    <w:p>
+      <w:pPr>
+        <w:spacing w:line="336" w:lineRule="auto" w:after="180"/>
+      </w:pPr>
+      <w:r>
+        <w:rPr>
+          <w:b w:val="0"/>
+        </w:rPr>
+        <w:t>Ask: Which facts are given, and which would we have to assume? Learners mark relevant details before discussing answers.</w:t>
+      </w:r>
+    </w:p>
+    <w:p>
+      <w:pPr>
+        <w:spacing w:line="336" w:lineRule="auto" w:after="180"/>
+      </w:pPr>
+      <w:r>
+        <w:rPr>
+          <w:b w:val="0"/>
+        </w:rPr>
+        <w:t>Say: Predict first. Show the rule, information path or calculation that would produce the result. A correct guess is not yet an explanation.</w:t>
+      </w:r>
+    </w:p>
+    <w:p>
+      <w:pPr>
+        <w:spacing w:line="336" w:lineRule="auto" w:after="180"/>
+      </w:pPr>
+      <w:r>
+        <w:rPr>
+          <w:b w:val="0"/>
+        </w:rPr>
+        <w:t xml:space="preserve">In pairs, one learner solves while the other checks </w:t>
+      </w:r>
+      <w:r>
+        <w:rPr>
+          <w:b/>
+        </w:rPr>
+        <w:t>evidence</w:t>
+      </w:r>
+      <w:r>
+        <w:rPr>
+          <w:b w:val="0"/>
+        </w:rPr>
+        <w:t>; exchange roles. Remove the worked answer before independent assessment.</w:t>
+      </w:r>
+    </w:p>
+    <w:p>
+      <w:pPr>
+        <w:pStyle w:val="Heading2"/>
+      </w:pPr>
+      <w:r>
+        <w:t>Earlier wording, alternatives and picture transcripts · reference / check after trying</w:t>
+      </w:r>
+    </w:p>
+    <w:p>
+      <w:pPr>
+        <w:spacing w:line="336" w:lineRule="auto" w:after="180"/>
+      </w:pPr>
+      <w:r>
+        <w:rPr>
+          <w:b w:val="0"/>
+        </w:rPr>
+        <w:t>Compact alternative: this two-session sequence covers selected core tasks. Use the three-session weekly plan for the full lesson, independent transfer, feedback and project work; allow extra time for extensions.</w:t>
+      </w:r>
+    </w:p>
+    <w:p>
+      <w:pPr>
+        <w:spacing w:line="336" w:lineRule="auto" w:after="180"/>
+      </w:pPr>
+      <w:r>
+        <w:rPr>
+          <w:b w:val="0"/>
+        </w:rPr>
+        <w:t>Demonstrate and guide practice</w:t>
       </w:r>
     </w:p>
     <w:p>
@@ -2287,7 +4273,75 @@
         <w:pStyle w:val="Heading3"/>
       </w:pPr>
       <w:r>
-        <w:t>What this example does not establish</w:t>
+        <w:t>Board sequence</w:t>
+      </w:r>
+    </w:p>
+    <w:p>
+      <w:pPr>
+        <w:spacing w:line="336" w:lineRule="auto" w:after="180"/>
+      </w:pPr>
+      <w:r>
+        <w:rPr>
+          <w:b w:val="0"/>
+        </w:rPr>
+        <w:t>Write the given facts: Final classifier gets16/20 correct; two of four errors are false negatives.</w:t>
+      </w:r>
+    </w:p>
+    <w:p>
+      <w:pPr>
+        <w:spacing w:line="336" w:lineRule="auto" w:after="180"/>
+      </w:pPr>
+      <w:r>
+        <w:rPr>
+          <w:b w:val="0"/>
+        </w:rPr>
+        <w:t>Write the question to explain: Report supported metrics and what is missing.</w:t>
+      </w:r>
+    </w:p>
+    <w:p>
+      <w:pPr>
+        <w:spacing w:line="336" w:lineRule="auto" w:after="180"/>
+      </w:pPr>
+      <w:r>
+        <w:rPr>
+          <w:b w:val="0"/>
+        </w:rPr>
+        <w:t xml:space="preserve">Reveal after </w:t>
+      </w:r>
+      <w:r>
+        <w:rPr>
+          <w:b/>
+        </w:rPr>
+        <w:t>prediction</w:t>
+      </w:r>
+      <w:r>
+        <w:rPr>
+          <w:b w:val="0"/>
+        </w:rPr>
+        <w:t>s: Accuracy</w:t>
+      </w:r>
+      <w:r>
+        <w:rPr>
+          <w:b/>
+        </w:rPr>
+        <w:t>80%</w:t>
+      </w:r>
+      <w:r>
+        <w:rPr>
+          <w:b w:val="0"/>
+        </w:rPr>
+        <w:t>. Recall cannot be computed from FN alone; actual positives or TP are needed. Show full matrix, limits and review path.</w:t>
+      </w:r>
+    </w:p>
+    <w:p>
+      <w:pPr>
+        <w:spacing w:line="336" w:lineRule="auto" w:after="180"/>
+      </w:pPr>
+      <w:r>
+        <w:rPr>
+          <w:b w:val="0"/>
+        </w:rPr>
+        <w:t>Use the earlier transfer question as additional practice. Reserve the selected fresh95%defense claim for the first individual attempt and record support used.</w:t>
       </w:r>
     </w:p>
     <w:p>
@@ -2295,418 +4349,18 @@
         <w:pStyle w:val="Heading3"/>
       </w:pPr>
       <w:r>
-        <w:t>Keep the stated limit</w:t>
+        <w:t>Classroom dialogue</w:t>
       </w:r>
     </w:p>
     <w:p>
       <w:pPr>
         <w:spacing w:line="336" w:lineRule="auto" w:after="180"/>
-        <w:shd w:fill="FFF5E6"/>
-      </w:pPr>
-      <w:r>
-        <w:rPr>
-          <w:b w:val="0"/>
-        </w:rPr>
-        <w:t>Clear presentation helps review but does not increase the strength of a tiny or unrepresentative evaluation.</w:t>
-      </w:r>
-    </w:p>
-    <w:p>
-      <w:pPr>
-        <w:pStyle w:val="Heading3"/>
-      </w:pPr>
-      <w:r>
-        <w:t>Change one thing in the pictured case</w:t>
-      </w:r>
-    </w:p>
-    <w:p>
-      <w:pPr>
-        <w:pStyle w:val="Heading3"/>
-      </w:pPr>
-      <w:r>
-        <w:t>Change one thing</w:t>
-      </w:r>
-    </w:p>
-    <w:p>
-      <w:pPr>
-        <w:spacing w:line="336" w:lineRule="auto" w:after="180"/>
-        <w:shd w:fill="F5F1FB"/>
-      </w:pPr>
-      <w:r>
-        <w:rPr>
-          <w:b w:val="0"/>
-        </w:rPr>
-        <w:t>Change: The poster omits the baseline and calls the model “field ready”.</w:t>
-      </w:r>
-    </w:p>
-    <w:p>
-      <w:pPr>
-        <w:pStyle w:val="Heading3"/>
-      </w:pPr>
-      <w:r>
-        <w:t>Predicted result</w:t>
-      </w:r>
-    </w:p>
-    <w:p>
-      <w:pPr>
-        <w:spacing w:line="336" w:lineRule="auto" w:after="180"/>
-        <w:shd w:fill="F1F6FC"/>
-      </w:pPr>
-      <w:r>
-        <w:rPr>
-          <w:b/>
-        </w:rPr>
-        <w:t>Prediction</w:t>
-      </w:r>
-      <w:r>
-        <w:rPr>
-          <w:b w:val="0"/>
-        </w:rPr>
-        <w:t xml:space="preserve">: The headline exceeds the supplied </w:t>
-      </w:r>
-      <w:r>
-        <w:rPr>
-          <w:b/>
-        </w:rPr>
-        <w:t>evidence</w:t>
-      </w:r>
-      <w:r>
-        <w:rPr>
-          <w:b w:val="0"/>
-        </w:rPr>
-        <w:t>.</w:t>
-      </w:r>
-    </w:p>
-    <w:p>
-      <w:pPr>
-        <w:pStyle w:val="Heading3"/>
-      </w:pPr>
-      <w:r>
-        <w:t>Why the result follows</w:t>
-      </w:r>
-    </w:p>
-    <w:p>
-      <w:pPr>
-        <w:spacing w:line="336" w:lineRule="auto" w:after="180"/>
-        <w:shd w:fill="F1F6FC"/>
-      </w:pPr>
-      <w:r>
-        <w:rPr>
-          <w:b w:val="0"/>
-        </w:rPr>
-        <w:t>Reason: No outdoor evaluation is supplied, and the comparative benefit is obscured without the same-case baseline.</w:t>
-      </w:r>
-    </w:p>
-    <w:p>
-      <w:pPr>
-        <w:pStyle w:val="Heading3"/>
-      </w:pPr>
-      <w:r>
-        <w:t>Ask while showing the picture</w:t>
-      </w:r>
-    </w:p>
-    <w:p>
-      <w:pPr>
-        <w:pStyle w:val="Heading3"/>
-      </w:pPr>
-      <w:r>
-        <w:t>Ask while showing the picture · 3</w:t>
-      </w:r>
-    </w:p>
-    <w:p>
-      <w:pPr>
-        <w:spacing w:line="336" w:lineRule="auto" w:after="180"/>
-      </w:pPr>
-      <w:r>
-        <w:rPr>
-          <w:b w:val="0"/>
-        </w:rPr>
-        <w:t xml:space="preserve">Cover the result. Ask learners to name the </w:t>
-      </w:r>
-      <w:r>
-        <w:rPr>
-          <w:b/>
-        </w:rPr>
-        <w:t>input</w:t>
-      </w:r>
-      <w:r>
-        <w:rPr>
-          <w:b w:val="0"/>
-        </w:rPr>
-        <w:t xml:space="preserve">s and predict the next step. Uncover one step, connect the icon to the actual procedure, and explain its </w:t>
-      </w:r>
-      <w:r>
-        <w:rPr>
-          <w:b/>
-        </w:rPr>
-        <w:t>evidence</w:t>
-      </w:r>
-      <w:r>
-        <w:rPr>
-          <w:b w:val="0"/>
-        </w:rPr>
-        <w:t>. Then change the supplied condition and compare.</w:t>
-      </w:r>
-    </w:p>
-    <w:p>
-      <w:pPr>
-        <w:spacing w:line="336" w:lineRule="auto" w:after="180"/>
-      </w:pPr>
-      <w:r>
-        <w:rPr>
-          <w:b w:val="0"/>
-        </w:rPr>
-        <w:t>The picture is a representation; it does not document execution of a real AI model.</w:t>
-      </w:r>
-    </w:p>
-    <w:p>
-      <w:pPr>
-        <w:pStyle w:val="Heading1"/>
-      </w:pPr>
-      <w:r>
-        <w:t>03. Demonstrate and guide practice</w:t>
-      </w:r>
-    </w:p>
-    <w:p>
-      <w:r>
-        <w:t>Demonstrate ML Builder Expo, reduce support deliberately and check individual reasoning before discussing answers.</w:t>
-      </w:r>
-    </w:p>
-    <w:p>
-      <w:pPr>
-        <w:pStyle w:val="Heading3"/>
-      </w:pPr>
-      <w:r>
-        <w:t>Choose the pacing route</w:t>
-      </w:r>
-    </w:p>
-    <w:p>
-      <w:pPr>
-        <w:spacing w:line="336" w:lineRule="auto" w:after="180"/>
-        <w:shd w:fill="F1F6F8"/>
-      </w:pPr>
-      <w:r>
-        <w:rPr>
-          <w:b w:val="0"/>
-        </w:rPr>
-        <w:t>Compact alternative: this two-session sequence covers selected core tasks. Use the three-session weekly plan for the full lesson, independent transfer, feedback and project work; allow extra time for extensions.</w:t>
-      </w:r>
-    </w:p>
-    <w:p>
-      <w:pPr>
-        <w:pStyle w:val="Heading3"/>
-      </w:pPr>
-      <w:r>
-        <w:t>Board sequence</w:t>
-      </w:r>
-    </w:p>
-    <w:p>
-      <w:pPr>
-        <w:pStyle w:val="Heading3"/>
-      </w:pPr>
-      <w:r>
-        <w:t>1. Put the facts on the board</w:t>
-      </w:r>
-    </w:p>
-    <w:p>
-      <w:pPr>
-        <w:spacing w:line="336" w:lineRule="auto" w:after="180"/>
-        <w:shd w:fill="F4F9FC"/>
-      </w:pPr>
-      <w:r>
-        <w:rPr>
-          <w:b w:val="0"/>
-        </w:rPr>
-        <w:t>Write the given facts: Final classifier gets16/20 correct; two of four errors are false negatives.</w:t>
-      </w:r>
-    </w:p>
-    <w:p>
-      <w:pPr>
-        <w:pStyle w:val="Heading3"/>
-      </w:pPr>
-      <w:r>
-        <w:t>2. State the decision to explain</w:t>
-      </w:r>
-    </w:p>
-    <w:p>
-      <w:pPr>
-        <w:spacing w:line="336" w:lineRule="auto" w:after="180"/>
-        <w:shd w:fill="F4F9FC"/>
-      </w:pPr>
-      <w:r>
-        <w:rPr>
-          <w:b w:val="0"/>
-        </w:rPr>
-        <w:t>Write the question to explain: Report supported metrics and what is missing.</w:t>
-      </w:r>
-    </w:p>
-    <w:p>
-      <w:pPr>
-        <w:pStyle w:val="Heading3"/>
-      </w:pPr>
-      <w:r>
-        <w:t>3. Reveal the worked reasoning</w:t>
-      </w:r>
-    </w:p>
-    <w:p>
-      <w:pPr>
-        <w:spacing w:line="336" w:lineRule="auto" w:after="180"/>
-        <w:shd w:fill="F1F6FC"/>
-      </w:pPr>
-      <w:r>
-        <w:rPr>
-          <w:b w:val="0"/>
-        </w:rPr>
-        <w:t xml:space="preserve">Reveal after </w:t>
-      </w:r>
-      <w:r>
-        <w:rPr>
-          <w:b/>
-        </w:rPr>
-        <w:t>prediction</w:t>
-      </w:r>
-      <w:r>
-        <w:rPr>
-          <w:b w:val="0"/>
-        </w:rPr>
-        <w:t>s: Accuracy</w:t>
-      </w:r>
-      <w:r>
-        <w:rPr>
-          <w:b/>
-        </w:rPr>
-        <w:t>80%</w:t>
-      </w:r>
-      <w:r>
-        <w:rPr>
-          <w:b w:val="0"/>
-        </w:rPr>
-        <w:t>. Recall cannot be computed from FN alone; actual positives or TP are needed. Show full matrix, limits and review path.</w:t>
-      </w:r>
-    </w:p>
-    <w:p>
-      <w:pPr>
-        <w:pStyle w:val="Heading3"/>
-      </w:pPr>
-      <w:r>
-        <w:t>Hold back the independent task</w:t>
-      </w:r>
-    </w:p>
-    <w:p>
-      <w:pPr>
-        <w:spacing w:line="336" w:lineRule="auto" w:after="180"/>
-        <w:shd w:fill="F5F1FB"/>
-      </w:pPr>
-      <w:r>
-        <w:rPr>
-          <w:b w:val="0"/>
-        </w:rPr>
-        <w:t xml:space="preserve">Keep for an independent attempt: Your expo model succeeds on three demonstration plants. What </w:t>
-      </w:r>
-      <w:r>
-        <w:rPr>
-          <w:b/>
-        </w:rPr>
-        <w:t>evidence</w:t>
-      </w:r>
-      <w:r>
-        <w:rPr>
-          <w:b w:val="0"/>
-        </w:rPr>
-        <w:t xml:space="preserve"> should accompany the demo and what </w:t>
-      </w:r>
-      <w:r>
-        <w:rPr>
-          <w:b/>
-        </w:rPr>
-        <w:t>limitation</w:t>
-      </w:r>
-      <w:r>
-        <w:rPr>
-          <w:b w:val="0"/>
-        </w:rPr>
-        <w:t xml:space="preserve"> should you state?</w:t>
-      </w:r>
-    </w:p>
-    <w:p>
-      <w:pPr>
-        <w:pStyle w:val="Heading3"/>
-      </w:pPr>
-      <w:r>
-        <w:t>Classroom dialogue</w:t>
-      </w:r>
-    </w:p>
-    <w:p>
-      <w:pPr>
-        <w:pStyle w:val="Heading3"/>
-      </w:pPr>
-      <w:r>
-        <w:t>Ask the class</w:t>
-      </w:r>
-    </w:p>
-    <w:p>
-      <w:pPr>
-        <w:spacing w:line="336" w:lineRule="auto" w:after="180"/>
-        <w:shd w:fill="F5F1FB"/>
-      </w:pPr>
-      <w:r>
-        <w:rPr>
-          <w:b w:val="0"/>
-        </w:rPr>
-        <w:t>Ask: Which facts are given, and which would we have to assume? Learners mark relevant details before discussing answers.</w:t>
-      </w:r>
-    </w:p>
-    <w:p>
-      <w:pPr>
-        <w:pStyle w:val="Heading3"/>
-      </w:pPr>
-      <w:r>
-        <w:t>Language to model</w:t>
-      </w:r>
-    </w:p>
-    <w:p>
-      <w:pPr>
-        <w:spacing w:line="336" w:lineRule="auto" w:after="180"/>
-        <w:shd w:fill="F1F6F8"/>
-      </w:pPr>
-      <w:r>
-        <w:rPr>
-          <w:b w:val="0"/>
-        </w:rPr>
-        <w:t>Say: Predict first. Show the rule, information path or calculation that would produce the result. A correct guess is not yet an explanation.</w:t>
-      </w:r>
-    </w:p>
-    <w:p>
-      <w:pPr>
-        <w:spacing w:line="336" w:lineRule="auto" w:after="180"/>
       </w:pPr>
       <w:r>
         <w:rPr>
           <w:b w:val="0"/>
         </w:rPr>
         <w:t>Reveal reasoning one step at a time. Explain why a tempting alternative fails. Write units and denominators for arithmetic, trace conditions for decisions, and identify supporting sources for claims.</w:t>
-      </w:r>
-    </w:p>
-    <w:p>
-      <w:pPr>
-        <w:spacing w:line="336" w:lineRule="auto" w:after="180"/>
-      </w:pPr>
-      <w:r>
-        <w:rPr>
-          <w:b w:val="0"/>
-        </w:rPr>
-        <w:t xml:space="preserve">In pairs, one learner solves while the other checks </w:t>
-      </w:r>
-      <w:r>
-        <w:rPr>
-          <w:b/>
-        </w:rPr>
-        <w:t>evidence</w:t>
-      </w:r>
-      <w:r>
-        <w:rPr>
-          <w:b w:val="0"/>
-        </w:rPr>
-        <w:t>; exchange roles. Remove the worked answer before independent assessment.</w:t>
       </w:r>
     </w:p>
     <w:p>
@@ -3032,486 +4686,111 @@
         <w:pStyle w:val="Heading3"/>
       </w:pPr>
       <w:r>
-        <w:t>Completion practice</w:t>
+        <w:t>Individual reasoning check</w:t>
+      </w:r>
+    </w:p>
+    <w:p>
+      <w:pPr>
+        <w:pStyle w:val="Heading3"/>
+      </w:pPr>
+      <w:r>
+        <w:t>Pictorial practice question</w:t>
+      </w:r>
+    </w:p>
+    <w:p>
+      <w:pPr>
+        <w:pStyle w:val="Heading3"/>
+      </w:pPr>
+      <w:r>
+        <w:t>Reasoned teacher answer</w:t>
+      </w:r>
+    </w:p>
+    <w:p>
+      <w:pPr>
+        <w:pStyle w:val="Heading1"/>
+      </w:pPr>
+      <w:r>
+        <w:t>04. Run the complete supplied investigation</w:t>
+      </w:r>
+    </w:p>
+    <w:p>
+      <w:r>
+        <w:t>Keep predictions, observed or supplied outcomes and unmeasured cases separate.</w:t>
+      </w:r>
+    </w:p>
+    <w:p>
+      <w:pPr>
+        <w:pStyle w:val="Heading2"/>
+      </w:pPr>
+      <w:r>
+        <w:t>Supplied inputs and checked guidance</w:t>
       </w:r>
     </w:p>
     <w:p>
       <w:pPr>
         <w:spacing w:line="336" w:lineRule="auto" w:after="180"/>
-        <w:shd w:fill="F5F1FB"/>
-      </w:pPr>
-      <w:r>
-        <w:rPr>
-          <w:b w:val="0"/>
-        </w:rPr>
-        <w:t>Completion task: Name the files needed to audit one reported accuracy figure.</w:t>
-      </w:r>
-    </w:p>
-    <w:p>
-      <w:pPr>
-        <w:pStyle w:val="Heading3"/>
-      </w:pPr>
-      <w:r>
-        <w:t>Reasoning to listen for</w:t>
-      </w:r>
-    </w:p>
-    <w:p>
-      <w:pPr>
-        <w:spacing w:line="336" w:lineRule="auto" w:after="180"/>
-        <w:shd w:fill="F1F6FC"/>
-      </w:pPr>
-      <w:r>
-        <w:rPr>
-          <w:b w:val="0"/>
-        </w:rPr>
-        <w:t xml:space="preserve">Teacher check: Teacher explanation: </w:t>
-      </w:r>
-      <w:r>
-        <w:rPr>
-          <w:b/>
-        </w:rPr>
-        <w:t>Prediction</w:t>
-      </w:r>
-      <w:r>
-        <w:rPr>
-          <w:b w:val="0"/>
-        </w:rPr>
-        <w:t xml:space="preserve"> ledger with references and </w:t>
-      </w:r>
-      <w:r>
-        <w:rPr>
-          <w:b/>
-        </w:rPr>
-        <w:t>output</w:t>
-      </w:r>
-      <w:r>
-        <w:rPr>
-          <w:b w:val="0"/>
-        </w:rPr>
-        <w:t>s, split membership, frozen model/run record and metric definition; count correct rows over all scored rows under the saved policy.</w:t>
-      </w:r>
-    </w:p>
-    <w:p>
-      <w:pPr>
-        <w:spacing w:line="336" w:lineRule="auto" w:after="180"/>
-      </w:pPr>
-      <w:r>
-        <w:rPr>
-          <w:b w:val="0"/>
-        </w:rPr>
-        <w:t xml:space="preserve">Start by identifying the given </w:t>
-      </w:r>
-      <w:r>
-        <w:rPr>
-          <w:b/>
-        </w:rPr>
-        <w:t>input</w:t>
-      </w:r>
-      <w:r>
-        <w:rPr>
-          <w:b w:val="0"/>
-        </w:rPr>
-        <w:t>s together. Leave the intermediate steps blank. If needed, model one step, then withdraw that help on the next step. Move to a full trace only when the partial trace is understood.</w:t>
-      </w:r>
-    </w:p>
-    <w:p>
-      <w:pPr>
-        <w:spacing w:line="336" w:lineRule="auto" w:after="180"/>
-      </w:pPr>
-      <w:r>
-        <w:rPr>
-          <w:b w:val="0"/>
-        </w:rPr>
-        <w:t>For partners, alternate explainer and checker; collect a response from every learner before discussion.</w:t>
-      </w:r>
-    </w:p>
-    <w:p>
-      <w:pPr>
-        <w:pStyle w:val="Heading3"/>
-      </w:pPr>
-      <w:r>
-        <w:t>Individual reasoning check</w:t>
-      </w:r>
-    </w:p>
-    <w:p>
-      <w:pPr>
-        <w:spacing w:line="336" w:lineRule="auto" w:after="180"/>
-      </w:pPr>
-      <w:r>
-        <w:rPr>
-          <w:b w:val="0"/>
-        </w:rPr>
-        <w:t xml:space="preserve">Use the worked case for Machine learning project </w:t>
-      </w:r>
-      <w:r>
-        <w:rPr>
-          <w:b/>
-        </w:rPr>
-        <w:t>defense</w:t>
-      </w:r>
-      <w:r>
-        <w:rPr>
-          <w:b w:val="0"/>
-        </w:rPr>
-        <w:t>. Proposed explanation: “A final answer is enough”. Decide whether this explanation is supported.</w:t>
-      </w:r>
-    </w:p>
-    <w:p>
-      <w:pPr>
-        <w:spacing w:line="336" w:lineRule="auto" w:after="180"/>
-      </w:pPr>
-      <w:r>
-        <w:rPr>
-          <w:b w:val="0"/>
-        </w:rPr>
-        <w:t>Point to the step or supplied fact that decides; explain your repair if needed.</w:t>
-      </w:r>
-    </w:p>
-    <w:p>
-      <w:pPr>
-        <w:pStyle w:val="Heading3"/>
-      </w:pPr>
-      <w:r>
-        <w:t>Expected repair</w:t>
-      </w:r>
-    </w:p>
-    <w:p>
-      <w:pPr>
-        <w:spacing w:line="336" w:lineRule="auto" w:after="180"/>
-        <w:shd w:fill="F1F6FC"/>
-      </w:pPr>
-      <w:r>
-        <w:rPr>
-          <w:b w:val="0"/>
-        </w:rPr>
-        <w:t>Expected correction: Ask for the relevant counts, units, procedure or saved record.</w:t>
-      </w:r>
-    </w:p>
-    <w:p>
-      <w:pPr>
-        <w:spacing w:line="336" w:lineRule="auto" w:after="180"/>
-        <w:shd w:fill="F1F6FC"/>
-      </w:pPr>
-      <w:r>
-        <w:rPr>
-          <w:b w:val="0"/>
-        </w:rPr>
-        <w:t>For this week: A valid response names the fictional task, reports an auditable baseline/candidate comparison with denominator, and restricts the claim to the evaluated setup.</w:t>
-      </w:r>
-    </w:p>
-    <w:p>
-      <w:pPr>
-        <w:spacing w:line="336" w:lineRule="auto" w:after="180"/>
-      </w:pPr>
-      <w:r>
-        <w:rPr>
-          <w:b w:val="0"/>
-        </w:rPr>
-        <w:t>Collect explanations, not only yes/no votes. If a misunderstanding is common, re-model the relevant step for the class.</w:t>
-      </w:r>
-    </w:p>
-    <w:p>
-      <w:pPr>
-        <w:spacing w:line="336" w:lineRule="auto" w:after="180"/>
-      </w:pPr>
-      <w:r>
-        <w:rPr>
-          <w:b w:val="0"/>
-        </w:rPr>
-        <w:t>If it affects a few learners, give a short targeted group explanation while others solve a more demanding variation.</w:t>
-      </w:r>
-    </w:p>
-    <w:p>
-      <w:pPr>
-        <w:pStyle w:val="Heading3"/>
-      </w:pPr>
-      <w:r>
-        <w:t>Pictorial practice question</w:t>
-      </w:r>
-    </w:p>
-    <w:p>
-      <w:pPr>
-        <w:spacing w:line="336" w:lineRule="auto" w:after="180"/>
-      </w:pPr>
-      <w:r>
-        <w:rPr>
-          <w:b w:val="0"/>
-        </w:rPr>
-        <w:t xml:space="preserve">Which three supporting items should be visible at the expo? Point to the relevant step in the picture, then write the changed result and the rule or </w:t>
-      </w:r>
-      <w:r>
-        <w:rPr>
-          <w:b/>
-        </w:rPr>
-        <w:t>evidence</w:t>
-      </w:r>
-      <w:r>
-        <w:rPr>
-          <w:b w:val="0"/>
-        </w:rPr>
-        <w:t xml:space="preserve"> that supports it.</w:t>
-      </w:r>
-    </w:p>
-    <w:p>
-      <w:pPr>
-        <w:pStyle w:val="Heading3"/>
-      </w:pPr>
-      <w:r>
-        <w:t>Reasoned teacher answer</w:t>
-      </w:r>
-    </w:p>
-    <w:p>
-      <w:pPr>
-        <w:spacing w:line="336" w:lineRule="auto" w:after="180"/>
-      </w:pPr>
-      <w:r>
-        <w:rPr>
-          <w:b w:val="0"/>
-        </w:rPr>
-        <w:t xml:space="preserve">Show split/provenance, candidate-versus-baseline counts, and actual error records with the indoor-only scope. Changed-case check: The headline exceeds the supplied </w:t>
-      </w:r>
-      <w:r>
-        <w:rPr>
-          <w:b/>
-        </w:rPr>
-        <w:t>evidence</w:t>
-      </w:r>
-      <w:r>
-        <w:rPr>
-          <w:b w:val="0"/>
-        </w:rPr>
-        <w:t>.</w:t>
-      </w:r>
-    </w:p>
-    <w:p>
-      <w:pPr>
-        <w:spacing w:line="336" w:lineRule="auto" w:after="180"/>
-      </w:pPr>
-      <w:r>
-        <w:rPr>
-          <w:b w:val="0"/>
-        </w:rPr>
-        <w:t>No outdoor evaluation is supplied, and the comparative benefit is obscured without the same-case baseline.</w:t>
-      </w:r>
-    </w:p>
-    <w:p>
-      <w:pPr>
-        <w:spacing w:line="336" w:lineRule="auto" w:after="180"/>
-      </w:pPr>
-      <w:r>
-        <w:rPr>
-          <w:b w:val="0"/>
-        </w:rPr>
-        <w:t xml:space="preserve">Changed-case reasoning: The headline exceeds the supplied </w:t>
-      </w:r>
-      <w:r>
-        <w:rPr>
-          <w:b/>
-        </w:rPr>
-        <w:t>evidence</w:t>
-      </w:r>
-      <w:r>
-        <w:rPr>
-          <w:b w:val="0"/>
-        </w:rPr>
-        <w:t>. No outdoor evaluation is supplied, and the comparative benefit is obscured without the same-case baseline.</w:t>
-      </w:r>
-    </w:p>
-    <w:p>
-      <w:pPr>
-        <w:spacing w:line="336" w:lineRule="auto" w:after="180"/>
-      </w:pPr>
-      <w:r>
-        <w:rPr>
-          <w:b w:val="0"/>
-        </w:rPr>
-        <w:t xml:space="preserve">Collect each learner’s explanation before discussion. Use the first missing connection between </w:t>
-      </w:r>
-      <w:r>
-        <w:rPr>
-          <w:b/>
-        </w:rPr>
-        <w:t>input</w:t>
-      </w:r>
-      <w:r>
-        <w:rPr>
-          <w:b w:val="0"/>
-        </w:rPr>
-        <w:t xml:space="preserve">, deciding step and result to choose support. This question is worked-case practice, not fresh mastery </w:t>
-      </w:r>
-      <w:r>
-        <w:rPr>
-          <w:b/>
-        </w:rPr>
-        <w:t>evidence</w:t>
-      </w:r>
-      <w:r>
-        <w:rPr>
-          <w:b w:val="0"/>
-        </w:rPr>
-        <w:t>.</w:t>
-      </w:r>
-    </w:p>
-    <w:p>
-      <w:pPr>
-        <w:pStyle w:val="Heading1"/>
-      </w:pPr>
-      <w:r>
-        <w:t>04. Run the weekly evidence lab</w:t>
-      </w:r>
-    </w:p>
-    <w:p>
-      <w:r>
-        <w:t>Run the ML Builder Expo investigation and use the first unsupported step to choose a teaching response.</w:t>
-      </w:r>
-    </w:p>
-    <w:p>
-      <w:pPr>
-        <w:spacing w:line="336" w:lineRule="auto" w:after="180"/>
-      </w:pPr>
-      <w:r>
-        <w:rPr>
-          <w:b w:val="0"/>
-        </w:rPr>
-        <w:t>Keep the test conditions fixed, record every result, and change only one planned factor.</w:t>
-      </w:r>
-    </w:p>
-    <w:p>
-      <w:pPr>
-        <w:spacing w:line="336" w:lineRule="auto" w:after="180"/>
-        <w:shd w:fill="F4F9FC"/>
-      </w:pPr>
-      <w:r>
-        <w:rPr>
-          <w:b w:val="0"/>
-        </w:rPr>
-        <w:t xml:space="preserve">1. Write the hypothesis and expected </w:t>
-      </w:r>
-      <w:r>
-        <w:rPr>
-          <w:b/>
-        </w:rPr>
-        <w:t>evidence</w:t>
-      </w:r>
-      <w:r>
-        <w:rPr>
-          <w:b w:val="0"/>
-        </w:rPr>
-        <w:t xml:space="preserve"> before running.</w:t>
-      </w:r>
-    </w:p>
-    <w:p>
-      <w:pPr>
-        <w:spacing w:line="336" w:lineRule="auto" w:after="180"/>
-        <w:shd w:fill="F4F9FC"/>
-      </w:pPr>
-      <w:r>
-        <w:rPr>
-          <w:b w:val="0"/>
-        </w:rPr>
-        <w:t xml:space="preserve">2. Expo </w:t>
-      </w:r>
-      <w:r>
-        <w:rPr>
-          <w:b/>
-        </w:rPr>
-        <w:t>Defense</w:t>
-      </w:r>
-      <w:r>
-        <w:rPr>
-          <w:b w:val="0"/>
-        </w:rPr>
-        <w:t xml:space="preserve">: present the </w:t>
-      </w:r>
-      <w:r>
-        <w:rPr>
-          <w:b/>
-        </w:rPr>
-        <w:t>evidence</w:t>
-      </w:r>
-      <w:r>
-        <w:rPr>
-          <w:b w:val="0"/>
-        </w:rPr>
-        <w:t xml:space="preserve"> bundle, accept a fresh calculation and transfer case, explain one failure, and defend a </w:t>
-      </w:r>
-      <w:r>
-        <w:rPr>
-          <w:b/>
-        </w:rPr>
-        <w:t>release decision</w:t>
-      </w:r>
-      <w:r>
-        <w:rPr>
-          <w:b w:val="0"/>
-        </w:rPr>
-        <w:t>.</w:t>
-      </w:r>
-    </w:p>
-    <w:p>
-      <w:pPr>
-        <w:spacing w:line="336" w:lineRule="auto" w:after="180"/>
-        <w:shd w:fill="F4F9FC"/>
-      </w:pPr>
-      <w:r>
-        <w:rPr>
-          <w:b w:val="0"/>
-        </w:rPr>
+      </w:pPr>
+      <w:r>
+        <w:rPr>
+          <w:b w:val="0"/>
+        </w:rPr>
+        <w:t>Main paper audit returns 9/12 versus8/12; candidateerrorsR08/R09/R10. Request absent actual artifacts and do not infer dim lighting from unlabeled conditions. PictureerrorsF03/F11/F14 are three views fromfiveplants, not 15 independentplants. Selected95%claim requires same-case baseline, split/development/freeze history and full errors/conditions/limits; polish supplies none of these.</w:t>
+      </w:r>
+    </w:p>
+    <w:p>
+      <w:pPr>
+        <w:pStyle w:val="Heading2"/>
+      </w:pPr>
+      <w:r>
+        <w:t>Predict, investigate and record</w:t>
+      </w:r>
+    </w:p>
+    <w:p>
+      <w:pPr>
+        <w:pStyle w:val="ListNumber"/>
+      </w:pPr>
+      <w:r>
+        <w:t>1. Write the hypothesis and expected evidence before running.</w:t>
+      </w:r>
+    </w:p>
+    <w:p>
+      <w:pPr>
+        <w:pStyle w:val="ListNumber"/>
+      </w:pPr>
+      <w:r>
+        <w:t>2. Expo Defense: present the evidence bundle, accept a fresh calculation and transfer case, explain one failure, and defend a release decision.</w:t>
+      </w:r>
+    </w:p>
+    <w:p>
+      <w:pPr>
+        <w:pStyle w:val="ListNumber"/>
+      </w:pPr>
+      <w:r>
         <w:t>3. Run one normal, one boundary, one missing, and one shifted case.</w:t>
       </w:r>
     </w:p>
     <w:p>
       <w:pPr>
-        <w:spacing w:line="336" w:lineRule="auto" w:after="180"/>
-        <w:shd w:fill="F4F9FC"/>
-      </w:pPr>
-      <w:r>
-        <w:rPr>
-          <w:b w:val="0"/>
-        </w:rPr>
+        <w:pStyle w:val="ListNumber"/>
+      </w:pPr>
+      <w:r>
         <w:t>4. Calculate the metric from raw counts or row-level errors.</w:t>
       </w:r>
     </w:p>
     <w:p>
       <w:pPr>
-        <w:spacing w:line="336" w:lineRule="auto" w:after="180"/>
-        <w:shd w:fill="F4F9FC"/>
-      </w:pPr>
-      <w:r>
-        <w:rPr>
-          <w:b w:val="0"/>
-        </w:rPr>
+        <w:pStyle w:val="ListNumber"/>
+      </w:pPr>
+      <w:r>
         <w:t>5. Interpret what changed, what did not, and what remains unsafe or unknown.</w:t>
       </w:r>
     </w:p>
     <w:p>
       <w:pPr>
-        <w:pStyle w:val="Heading3"/>
-      </w:pPr>
-      <w:r>
-        <w:t>Make the lab runnable</w:t>
-      </w:r>
-    </w:p>
-    <w:p>
-      <w:pPr>
-        <w:spacing w:line="336" w:lineRule="auto" w:after="180"/>
-      </w:pPr>
-      <w:r>
-        <w:rPr>
-          <w:b w:val="0"/>
-        </w:rPr>
-        <w:t>Use the concrete case as the shared normal case and the independent question as a second case. Each pair creates a boundary or missing-information case and predicts its result before testing.</w:t>
-      </w:r>
-    </w:p>
-    <w:p>
-      <w:pPr>
-        <w:spacing w:line="336" w:lineRule="auto" w:after="180"/>
-      </w:pPr>
-      <w:r>
-        <w:rPr>
-          <w:b w:val="0"/>
-        </w:rPr>
-        <w:t>Keep the expected result separate from an observed mistake.</w:t>
+        <w:pStyle w:val="Heading2"/>
+      </w:pPr>
+      <w:r>
+        <w:t>Keep the experiment ledger</w:t>
       </w:r>
     </w:p>
     <w:tbl>
@@ -3662,10 +4941,10 @@
     </w:tbl>
     <w:p>
       <w:pPr>
-        <w:pStyle w:val="Heading3"/>
-      </w:pPr>
-      <w:r>
-        <w:t>Diagnose and reteach</w:t>
+        <w:pStyle w:val="Heading2"/>
+      </w:pPr>
+      <w:r>
+        <w:t>Diagnose the current misconceptions</w:t>
       </w:r>
     </w:p>
     <w:p>
@@ -3676,7 +4955,7 @@
         <w:rPr>
           <w:b w:val="0"/>
         </w:rPr>
-        <w:t>MISCONCEPTION TO REPAIR A smooth prepared demo proves the model is reliable and ready for use.</w:t>
+        <w:t>A final answer is enough: Ask for the relevant counts, units, procedure or saved record.</w:t>
       </w:r>
     </w:p>
     <w:p>
@@ -3687,7 +4966,7 @@
         <w:rPr>
           <w:b w:val="0"/>
         </w:rPr>
-        <w:t>For guessing, return to given facts and request a trace. For vocabulary without application, use one example and one non-example. For arithmetic errors, check the setup before the calculation.</w:t>
+        <w:t>For this week: A valid response names the fictional task, reports an auditable baseline/candidate comparison with denominator, and restricts the claim to the evaluated setup.</w:t>
       </w:r>
     </w:p>
     <w:p>
@@ -3698,15 +4977,43 @@
         <w:rPr>
           <w:b w:val="0"/>
         </w:rPr>
-        <w:t>Finish with a different uncoached case before recording mastery.</w:t>
-      </w:r>
-    </w:p>
-    <w:p>
-      <w:pPr>
-        <w:pStyle w:val="Heading3"/>
-      </w:pPr>
-      <w:r>
-        <w:t>Address these additional misconceptions</w:t>
+        <w:t xml:space="preserve">A stronger claim makes a stronger project: A valid response links a documented </w:t>
+      </w:r>
+      <w:r>
+        <w:rPr>
+          <w:b/>
+        </w:rPr>
+        <w:t>limitation</w:t>
+      </w:r>
+      <w:r>
+        <w:rPr>
+          <w:b w:val="0"/>
+        </w:rPr>
+        <w:t xml:space="preserve"> to new development </w:t>
+      </w:r>
+      <w:r>
+        <w:rPr>
+          <w:b/>
+        </w:rPr>
+        <w:t>evidence</w:t>
+      </w:r>
+      <w:r>
+        <w:rPr>
+          <w:b w:val="0"/>
+        </w:rPr>
+        <w:t xml:space="preserve">, records any revised version, and reserves fresh independent final-test </w:t>
+      </w:r>
+      <w:r>
+        <w:rPr>
+          <w:b/>
+        </w:rPr>
+        <w:t>evidence</w:t>
+      </w:r>
+      <w:r>
+        <w:rPr>
+          <w:b w:val="0"/>
+        </w:rPr>
+        <w:t xml:space="preserve"> for a later frozen evaluation.</w:t>
       </w:r>
     </w:p>
     <w:p>
@@ -3717,7 +5024,19 @@
         <w:rPr>
           <w:b w:val="0"/>
         </w:rPr>
-        <w:t>A final answer is enough: Ask for the relevant counts, units, procedure or saved record.</w:t>
+        <w:t xml:space="preserve">The new case can be copied from the example: The independent task changes the </w:t>
+      </w:r>
+      <w:r>
+        <w:rPr>
+          <w:b/>
+        </w:rPr>
+        <w:t>evidence</w:t>
+      </w:r>
+      <w:r>
+        <w:rPr>
+          <w:b w:val="0"/>
+        </w:rPr>
+        <w:t>. Require a fresh explanation: Request the baseline on the same cases, split/development history and full error counts/limits.</w:t>
       </w:r>
     </w:p>
     <w:p>
@@ -3728,108 +5047,27 @@
         <w:rPr>
           <w:b w:val="0"/>
         </w:rPr>
-        <w:t>For this week: A valid response names the fictional task, reports an auditable baseline/candidate comparison with denominator, and restricts the claim to the evaluated setup.</w:t>
-      </w:r>
-    </w:p>
-    <w:p>
-      <w:pPr>
-        <w:spacing w:line="336" w:lineRule="auto" w:after="180"/>
-      </w:pPr>
-      <w:r>
-        <w:rPr>
-          <w:b w:val="0"/>
-        </w:rPr>
-        <w:t xml:space="preserve">A stronger claim makes a stronger project: A valid response links a documented </w:t>
+        <w:t xml:space="preserve">A polished presentation cannot establish validity or supported use without auditable </w:t>
       </w:r>
       <w:r>
         <w:rPr>
           <w:b/>
         </w:rPr>
-        <w:t>limitation</w:t>
-      </w:r>
-      <w:r>
-        <w:rPr>
-          <w:b w:val="0"/>
-        </w:rPr>
-        <w:t xml:space="preserve"> to new development </w:t>
-      </w:r>
-      <w:r>
-        <w:rPr>
-          <w:b/>
-        </w:rPr>
         <w:t>evidence</w:t>
       </w:r>
       <w:r>
         <w:rPr>
           <w:b w:val="0"/>
         </w:rPr>
-        <w:t xml:space="preserve">, records any revised version, and reserves fresh independent final-test </w:t>
-      </w:r>
-      <w:r>
-        <w:rPr>
-          <w:b/>
-        </w:rPr>
-        <w:t>evidence</w:t>
-      </w:r>
-      <w:r>
-        <w:rPr>
-          <w:b w:val="0"/>
-        </w:rPr>
-        <w:t xml:space="preserve"> for a later frozen evaluation.</w:t>
-      </w:r>
-    </w:p>
-    <w:p>
-      <w:pPr>
-        <w:spacing w:line="336" w:lineRule="auto" w:after="180"/>
-      </w:pPr>
-      <w:r>
-        <w:rPr>
-          <w:b w:val="0"/>
-        </w:rPr>
-        <w:t xml:space="preserve">The new case can be copied from the example: The independent task changes the </w:t>
-      </w:r>
-      <w:r>
-        <w:rPr>
-          <w:b/>
-        </w:rPr>
-        <w:t>evidence</w:t>
-      </w:r>
-      <w:r>
-        <w:rPr>
-          <w:b w:val="0"/>
-        </w:rPr>
-        <w:t>. Require a fresh explanation: Request the baseline on the same cases, split/development history and full error counts/limits.</w:t>
-      </w:r>
-    </w:p>
-    <w:p>
-      <w:pPr>
-        <w:spacing w:line="336" w:lineRule="auto" w:after="180"/>
-      </w:pPr>
-      <w:r>
-        <w:rPr>
-          <w:b w:val="0"/>
-        </w:rPr>
-        <w:t xml:space="preserve">A polished presentation cannot establish validity or supported use without auditable </w:t>
-      </w:r>
-      <w:r>
-        <w:rPr>
-          <w:b/>
-        </w:rPr>
-        <w:t>evidence</w:t>
-      </w:r>
-      <w:r>
-        <w:rPr>
-          <w:b w:val="0"/>
-        </w:rPr>
         <w:t>.</w:t>
       </w:r>
     </w:p>
     <w:p>
       <w:pPr>
-        <w:pStyle w:val="Heading3"/>
-      </w:pPr>
-      <w:r>
-        <w:t>Match the support to the first error</w:t>
+        <w:pStyle w:val="Heading2"/>
+      </w:pPr>
+      <w:r>
+        <w:t>Choose accessible support</w:t>
       </w:r>
     </w:p>
     <w:tbl>
@@ -4002,15 +5240,572 @@
     </w:p>
     <w:p>
       <w:pPr>
+        <w:pStyle w:val="Heading2"/>
+      </w:pPr>
+      <w:r>
+        <w:t>Earlier wording, alternatives and picture transcripts · reference / check after trying</w:t>
+      </w:r>
+    </w:p>
+    <w:p>
+      <w:pPr>
+        <w:spacing w:line="336" w:lineRule="auto" w:after="180"/>
+      </w:pPr>
+      <w:r>
+        <w:rPr>
+          <w:b w:val="0"/>
+        </w:rPr>
+        <w:t>Run the weekly evidence lab</w:t>
+      </w:r>
+    </w:p>
+    <w:p>
+      <w:pPr>
+        <w:spacing w:line="336" w:lineRule="auto" w:after="180"/>
+      </w:pPr>
+      <w:r>
+        <w:rPr>
+          <w:b w:val="0"/>
+        </w:rPr>
+        <w:t>Keep the test conditions fixed, record every result, and change only one planned factor.</w:t>
+      </w:r>
+    </w:p>
+    <w:p>
+      <w:pPr>
+        <w:pStyle w:val="Heading3"/>
+      </w:pPr>
+      <w:r>
+        <w:t>Make the lab runnable</w:t>
+      </w:r>
+    </w:p>
+    <w:p>
+      <w:pPr>
+        <w:spacing w:line="336" w:lineRule="auto" w:after="180"/>
+      </w:pPr>
+      <w:r>
+        <w:rPr>
+          <w:b w:val="0"/>
+        </w:rPr>
+        <w:t>Use the supplied complete investigation for shared practice. Reserve the selected fresh95%defense claim for the individual first attempt before hints or feedback; earlier transfer questions remain additional practice.</w:t>
+      </w:r>
+    </w:p>
+    <w:p>
+      <w:pPr>
+        <w:pStyle w:val="Heading3"/>
+      </w:pPr>
+      <w:r>
+        <w:t>Diagnose and reteach</w:t>
+      </w:r>
+    </w:p>
+    <w:p>
+      <w:pPr>
+        <w:spacing w:line="336" w:lineRule="auto" w:after="180"/>
+      </w:pPr>
+      <w:r>
+        <w:rPr>
+          <w:b w:val="0"/>
+        </w:rPr>
+        <w:t>MISCONCEPTION TO REPAIR A smooth prepared demo proves the model is reliable and ready for use.</w:t>
+      </w:r>
+    </w:p>
+    <w:p>
+      <w:pPr>
+        <w:spacing w:line="336" w:lineRule="auto" w:after="180"/>
+      </w:pPr>
+      <w:r>
+        <w:rPr>
+          <w:b w:val="0"/>
+        </w:rPr>
+        <w:t>For guessing, return to given facts and request a trace. For vocabulary without application, use one example and one non-example. For arithmetic errors, check the setup before the calculation.</w:t>
+      </w:r>
+    </w:p>
+    <w:p>
+      <w:pPr>
+        <w:spacing w:line="336" w:lineRule="auto" w:after="180"/>
+      </w:pPr>
+      <w:r>
+        <w:rPr>
+          <w:b w:val="0"/>
+        </w:rPr>
+        <w:t>Finish with a different uncoached case before recording mastery.</w:t>
+      </w:r>
+    </w:p>
+    <w:p>
+      <w:pPr>
+        <w:pStyle w:val="Heading3"/>
+      </w:pPr>
+      <w:r>
+        <w:t>Address these additional misconceptions</w:t>
+      </w:r>
+    </w:p>
+    <w:p>
+      <w:pPr>
+        <w:pStyle w:val="Heading3"/>
+      </w:pPr>
+      <w:r>
+        <w:t>Match the support to the first error</w:t>
+      </w:r>
+    </w:p>
+    <w:p>
+      <w:pPr>
         <w:pStyle w:val="Heading1"/>
       </w:pPr>
       <w:r>
-        <w:t>05. Assess and explain the answers</w:t>
-      </w:r>
-    </w:p>
-    <w:p>
-      <w:r>
-        <w:t>Use the ML Builder Expo questions, teacher keys and criteria after the relevant attempts. Previously discussed cases are practice; protect the separately selected independent task.</w:t>
+        <w:t>05. Assess the selected experiment transfer</w:t>
+      </w:r>
+    </w:p>
+    <w:p>
+      <w:r>
+        <w:t>Keep this key until after a first attempt; record any help and prior exposure.</w:t>
+      </w:r>
+    </w:p>
+    <w:p>
+      <w:pPr>
+        <w:pStyle w:val="Heading2"/>
+      </w:pPr>
+      <w:r>
+        <w:t>Selected independent task and checked key</w:t>
+      </w:r>
+    </w:p>
+    <w:p>
+      <w:pPr>
+        <w:spacing w:line="336" w:lineRule="auto" w:after="180"/>
+      </w:pPr>
+      <w:r>
+        <w:rPr>
+          <w:b w:val="0"/>
+        </w:rPr>
+        <w:t xml:space="preserve">Selected case: Review a </w:t>
+      </w:r>
+      <w:r>
+        <w:rPr>
+          <w:b/>
+        </w:rPr>
+        <w:t>defense</w:t>
+      </w:r>
+      <w:r>
+        <w:rPr>
+          <w:b w:val="0"/>
+        </w:rPr>
+        <w:t xml:space="preserve"> claiming 95 percent success on 20 cases but omitting the baseline, split history and errors. Give three revision requests and explain why polish is insufficient.</w:t>
+      </w:r>
+    </w:p>
+    <w:p>
+      <w:pPr>
+        <w:spacing w:line="336" w:lineRule="auto" w:after="180"/>
+      </w:pPr>
+      <w:r>
+        <w:rPr>
+          <w:b w:val="0"/>
+        </w:rPr>
+        <w:t xml:space="preserve">Teacher explanation: Request the baseline on the same cases, split/development history and full error counts/limits. A polished presentation cannot establish validity or supported use without auditable </w:t>
+      </w:r>
+      <w:r>
+        <w:rPr>
+          <w:b/>
+        </w:rPr>
+        <w:t>evidence</w:t>
+      </w:r>
+      <w:r>
+        <w:rPr>
+          <w:b w:val="0"/>
+        </w:rPr>
+        <w:t>.</w:t>
+      </w:r>
+    </w:p>
+    <w:p>
+      <w:pPr>
+        <w:pStyle w:val="Heading2"/>
+      </w:pPr>
+      <w:r>
+        <w:t>Judge trace, scope and support</w:t>
+      </w:r>
+    </w:p>
+    <w:tbl>
+      <w:tblPr>
+        <w:tblStyle w:val="LightShading-Accent1"/>
+        <w:tblW w:type="auto" w:w="0"/>
+        <w:tblLook w:firstColumn="1" w:firstRow="1" w:lastColumn="0" w:lastRow="0" w:noHBand="0" w:noVBand="1" w:val="04A0"/>
+      </w:tblPr>
+      <w:tblGrid>
+        <w:gridCol w:w="5112"/>
+        <w:gridCol w:w="5112"/>
+      </w:tblGrid>
+      <w:tr>
+        <w:trPr>
+          <w:tblHeader/>
+        </w:trPr>
+        <w:tc>
+          <w:tcPr>
+            <w:tcW w:type="dxa" w:w="5112"/>
+          </w:tcPr>
+          <w:p>
+            <w:r>
+              <w:t>Dimension</w:t>
+            </w:r>
+          </w:p>
+        </w:tc>
+        <w:tc>
+          <w:tcPr>
+            <w:tcW w:type="dxa" w:w="5112"/>
+          </w:tcPr>
+          <w:p>
+            <w:r>
+              <w:t>Evidence required</w:t>
+            </w:r>
+          </w:p>
+        </w:tc>
+      </w:tr>
+      <w:tr>
+        <w:tc>
+          <w:tcPr>
+            <w:tcW w:type="dxa" w:w="5112"/>
+          </w:tcPr>
+          <w:p>
+            <w:r>
+              <w:t>Explanation</w:t>
+            </w:r>
+          </w:p>
+        </w:tc>
+        <w:tc>
+          <w:tcPr>
+            <w:tcW w:type="dxa" w:w="5112"/>
+          </w:tcPr>
+          <w:p>
+            <w:r>
+              <w:t>Names the applicable idea or procedure and ties it to the supplied facts.</w:t>
+            </w:r>
+          </w:p>
+        </w:tc>
+      </w:tr>
+      <w:tr>
+        <w:tc>
+          <w:tcPr>
+            <w:tcW w:type="dxa" w:w="5112"/>
+          </w:tcPr>
+          <w:p>
+            <w:r>
+              <w:t>Trace and result</w:t>
+            </w:r>
+          </w:p>
+        </w:tc>
+        <w:tc>
+          <w:tcPr>
+            <w:tcW w:type="dxa" w:w="5112"/>
+          </w:tcPr>
+          <w:p>
+            <w:r>
+              <w:t>Preserves the given inputs and shows the relevant intermediate steps; distinguishes a prediction from an observed execution.</w:t>
+            </w:r>
+          </w:p>
+        </w:tc>
+      </w:tr>
+      <w:tr>
+        <w:tc>
+          <w:tcPr>
+            <w:tcW w:type="dxa" w:w="5112"/>
+          </w:tcPr>
+          <w:p>
+            <w:r>
+              <w:t>Limits</w:t>
+            </w:r>
+          </w:p>
+        </w:tc>
+        <w:tc>
+          <w:tcPr>
+            <w:tcW w:type="dxa" w:w="5112"/>
+          </w:tcPr>
+          <w:p>
+            <w:r>
+              <w:t>States the assumptions, missing evidence or conditions under which the result would change.</w:t>
+            </w:r>
+          </w:p>
+        </w:tc>
+      </w:tr>
+    </w:tbl>
+    <w:p>
+      <w:pPr>
+        <w:spacing w:line="336" w:lineRule="auto" w:after="180"/>
+      </w:pPr>
+      <w:r>
+        <w:rPr>
+          <w:b w:val="0"/>
+        </w:rPr>
+        <w:t>Record each dimension as not yet, with support, or independent. Accept a valid alternative procedure with a defensible trace.</w:t>
+      </w:r>
+    </w:p>
+    <w:p>
+      <w:pPr>
+        <w:spacing w:line="336" w:lineRule="auto" w:after="180"/>
+      </w:pPr>
+      <w:r>
+        <w:rPr>
+          <w:b w:val="0"/>
+        </w:rPr>
+        <w:t xml:space="preserve">Do not penalise an honestly recorded model failure if the learner correctly explains its </w:t>
+      </w:r>
+      <w:r>
+        <w:rPr>
+          <w:b/>
+        </w:rPr>
+        <w:t>evidence</w:t>
+      </w:r>
+      <w:r>
+        <w:rPr>
+          <w:b w:val="0"/>
+        </w:rPr>
+        <w:t xml:space="preserve"> and limits.</w:t>
+      </w:r>
+    </w:p>
+    <w:p>
+      <w:pPr>
+        <w:pStyle w:val="Heading2"/>
+      </w:pPr>
+      <w:r>
+        <w:t>Give one repair action</w:t>
+      </w:r>
+    </w:p>
+    <w:p>
+      <w:pPr>
+        <w:spacing w:line="336" w:lineRule="auto" w:after="180"/>
+      </w:pPr>
+      <w:r>
+        <w:rPr>
+          <w:b w:val="0"/>
+        </w:rPr>
+        <w:t>Name the earliest unsupported step and give one action to repair it. Have the learner make that repair now and explain why. Then assess the relevant skill on a fresh, fully specified case.</w:t>
+      </w:r>
+    </w:p>
+    <w:p>
+      <w:pPr>
+        <w:spacing w:line="336" w:lineRule="auto" w:after="180"/>
+      </w:pPr>
+      <w:r>
+        <w:rPr>
+          <w:b w:val="0"/>
+        </w:rPr>
+        <w:t>Confirm it was not previously practised with feedback; solve and check the new case before assigning it. A follow-up design prompt is a starting brief, not automatically an equivalent test.</w:t>
+      </w:r>
+    </w:p>
+    <w:p>
+      <w:pPr>
+        <w:pStyle w:val="Heading2"/>
+      </w:pPr>
+      <w:r>
+        <w:t>W1 Write an opening</w:t>
+      </w:r>
+    </w:p>
+    <w:p>
+      <w:pPr>
+        <w:spacing w:line="336" w:lineRule="auto" w:after="180"/>
+      </w:pPr>
+      <w:r>
+        <w:rPr>
+          <w:b w:val="0"/>
+        </w:rPr>
+        <w:t>Draft a three-sentence opening with purpose, a result and a limit.</w:t>
+      </w:r>
+    </w:p>
+    <w:p>
+      <w:pPr>
+        <w:spacing w:line="336" w:lineRule="auto" w:after="180"/>
+      </w:pPr>
+      <w:r>
+        <w:rPr>
+          <w:b w:val="0"/>
+        </w:rPr>
+        <w:t>Teacher explanation: A valid response names the fictional task, reports an auditable baseline/candidate comparison with denominator, and restricts the claim to the evaluated setup.</w:t>
+      </w:r>
+    </w:p>
+    <w:p>
+      <w:pPr>
+        <w:pStyle w:val="Heading2"/>
+      </w:pPr>
+      <w:r>
+        <w:t>W2 Trace evidence</w:t>
+      </w:r>
+    </w:p>
+    <w:p>
+      <w:pPr>
+        <w:spacing w:line="336" w:lineRule="auto" w:after="180"/>
+      </w:pPr>
+      <w:r>
+        <w:rPr>
+          <w:b w:val="0"/>
+        </w:rPr>
+        <w:t>Name the files needed to audit one reported accuracy figure.</w:t>
+      </w:r>
+    </w:p>
+    <w:p>
+      <w:pPr>
+        <w:spacing w:line="336" w:lineRule="auto" w:after="180"/>
+      </w:pPr>
+      <w:r>
+        <w:rPr>
+          <w:b w:val="0"/>
+        </w:rPr>
+        <w:t xml:space="preserve">Teacher explanation: </w:t>
+      </w:r>
+      <w:r>
+        <w:rPr>
+          <w:b/>
+        </w:rPr>
+        <w:t>Prediction</w:t>
+      </w:r>
+      <w:r>
+        <w:rPr>
+          <w:b w:val="0"/>
+        </w:rPr>
+        <w:t xml:space="preserve"> ledger with references and </w:t>
+      </w:r>
+      <w:r>
+        <w:rPr>
+          <w:b/>
+        </w:rPr>
+        <w:t>output</w:t>
+      </w:r>
+      <w:r>
+        <w:rPr>
+          <w:b w:val="0"/>
+        </w:rPr>
+        <w:t>s, split membership, frozen model/run record and metric definition; count correct rows over all scored rows under the saved policy.</w:t>
+      </w:r>
+    </w:p>
+    <w:p>
+      <w:pPr>
+        <w:pStyle w:val="Heading2"/>
+      </w:pPr>
+      <w:r>
+        <w:t>W3 Answer critique</w:t>
+      </w:r>
+    </w:p>
+    <w:p>
+      <w:pPr>
+        <w:spacing w:line="336" w:lineRule="auto" w:after="180"/>
+      </w:pPr>
+      <w:r>
+        <w:rPr>
+          <w:b w:val="0"/>
+        </w:rPr>
+        <w:t>A peer asks whether your model works for every school. Give a supported response.</w:t>
+      </w:r>
+    </w:p>
+    <w:p>
+      <w:pPr>
+        <w:spacing w:line="336" w:lineRule="auto" w:after="180"/>
+      </w:pPr>
+      <w:r>
+        <w:rPr>
+          <w:b w:val="0"/>
+        </w:rPr>
+        <w:t xml:space="preserve">Teacher explanation: No universal conclusion is supported. State the actual synthetic dataset and conditions, missing coverage and what additional appropriate </w:t>
+      </w:r>
+      <w:r>
+        <w:rPr>
+          <w:b/>
+        </w:rPr>
+        <w:t>evidence</w:t>
+      </w:r>
+      <w:r>
+        <w:rPr>
+          <w:b w:val="0"/>
+        </w:rPr>
+        <w:t xml:space="preserve"> would be needed.</w:t>
+      </w:r>
+    </w:p>
+    <w:p>
+      <w:pPr>
+        <w:pStyle w:val="Heading2"/>
+      </w:pPr>
+      <w:r>
+        <w:t>W5 Plan the next step</w:t>
+      </w:r>
+    </w:p>
+    <w:p>
+      <w:pPr>
+        <w:spacing w:line="336" w:lineRule="auto" w:after="180"/>
+      </w:pPr>
+      <w:r>
+        <w:rPr>
+          <w:b w:val="0"/>
+        </w:rPr>
+        <w:t xml:space="preserve">Write one next investigation tied to an observed </w:t>
+      </w:r>
+      <w:r>
+        <w:rPr>
+          <w:b/>
+        </w:rPr>
+        <w:t>limitation</w:t>
+      </w:r>
+      <w:r>
+        <w:rPr>
+          <w:b w:val="0"/>
+        </w:rPr>
+        <w:t>, and identify what must stay held out.</w:t>
+      </w:r>
+    </w:p>
+    <w:p>
+      <w:pPr>
+        <w:spacing w:line="336" w:lineRule="auto" w:after="180"/>
+      </w:pPr>
+      <w:r>
+        <w:rPr>
+          <w:b w:val="0"/>
+        </w:rPr>
+        <w:t xml:space="preserve">Teacher explanation: A valid response links a documented </w:t>
+      </w:r>
+      <w:r>
+        <w:rPr>
+          <w:b/>
+        </w:rPr>
+        <w:t>limitation</w:t>
+      </w:r>
+      <w:r>
+        <w:rPr>
+          <w:b w:val="0"/>
+        </w:rPr>
+        <w:t xml:space="preserve"> to new development </w:t>
+      </w:r>
+      <w:r>
+        <w:rPr>
+          <w:b/>
+        </w:rPr>
+        <w:t>evidence</w:t>
+      </w:r>
+      <w:r>
+        <w:rPr>
+          <w:b w:val="0"/>
+        </w:rPr>
+        <w:t xml:space="preserve">, records any revised version, and reserves fresh independent final-test </w:t>
+      </w:r>
+      <w:r>
+        <w:rPr>
+          <w:b/>
+        </w:rPr>
+        <w:t>evidence</w:t>
+      </w:r>
+      <w:r>
+        <w:rPr>
+          <w:b w:val="0"/>
+        </w:rPr>
+        <w:t xml:space="preserve"> for a later frozen evaluation.</w:t>
+      </w:r>
+    </w:p>
+    <w:p>
+      <w:pPr>
+        <w:pStyle w:val="Heading2"/>
+      </w:pPr>
+      <w:r>
+        <w:t>Earlier wording, alternatives and picture transcripts · reference / check after trying</w:t>
+      </w:r>
+    </w:p>
+    <w:p>
+      <w:pPr>
+        <w:spacing w:line="336" w:lineRule="auto" w:after="180"/>
+      </w:pPr>
+      <w:r>
+        <w:rPr>
+          <w:b w:val="0"/>
+        </w:rPr>
+        <w:t>Assess and explain the answers</w:t>
       </w:r>
     </w:p>
     <w:p>
@@ -4023,34 +5818,68 @@
     </w:p>
     <w:p>
       <w:pPr>
+        <w:spacing w:line="336" w:lineRule="auto" w:after="180"/>
+      </w:pPr>
+      <w:r>
+        <w:rPr>
+          <w:b w:val="0"/>
+        </w:rPr>
+        <w:t>Accuracy</w:t>
+      </w:r>
+      <w:r>
+        <w:rPr>
+          <w:b/>
+        </w:rPr>
+        <w:t>80%</w:t>
+      </w:r>
+      <w:r>
+        <w:rPr>
+          <w:b w:val="0"/>
+        </w:rPr>
+        <w:t>. Recall cannot be computed from FN alone; actual positives or TP are needed. Show full matrix, limits and review path.</w:t>
+      </w:r>
+    </w:p>
+    <w:p>
+      <w:pPr>
         <w:pStyle w:val="Heading3"/>
       </w:pPr>
       <w:r>
-        <w:t>Teacher key · Worked case answer</w:t>
+        <w:t>Additional transfer practice question</w:t>
       </w:r>
     </w:p>
     <w:p>
       <w:pPr>
         <w:spacing w:line="336" w:lineRule="auto" w:after="180"/>
-        <w:shd w:fill="F1F6FC"/>
-      </w:pPr>
-      <w:r>
-        <w:rPr>
-          <w:b w:val="0"/>
-        </w:rPr>
-        <w:t>Accuracy</w:t>
+      </w:pPr>
+      <w:r>
+        <w:rPr>
+          <w:b w:val="0"/>
+        </w:rPr>
+        <w:t xml:space="preserve">Your expo model succeeds on three demonstration plants. What </w:t>
       </w:r>
       <w:r>
         <w:rPr>
           <w:b/>
         </w:rPr>
-        <w:t>80%</w:t>
-      </w:r>
-      <w:r>
-        <w:rPr>
-          <w:b w:val="0"/>
-        </w:rPr>
-        <w:t>. Recall cannot be computed from FN alone; actual positives or TP are needed. Show full matrix, limits and review path.</w:t>
+        <w:t>evidence</w:t>
+      </w:r>
+      <w:r>
+        <w:rPr>
+          <w:b w:val="0"/>
+        </w:rPr>
+        <w:t xml:space="preserve"> should accompany the demo and what </w:t>
+      </w:r>
+      <w:r>
+        <w:rPr>
+          <w:b/>
+        </w:rPr>
+        <w:t>limitation</w:t>
+      </w:r>
+      <w:r>
+        <w:rPr>
+          <w:b w:val="0"/>
+        </w:rPr>
+        <w:t xml:space="preserve"> should you state?</w:t>
       </w:r>
     </w:p>
     <w:p>
@@ -4058,73 +5887,12 @@
         <w:pStyle w:val="Heading3"/>
       </w:pPr>
       <w:r>
-        <w:t>Independent question</w:t>
-      </w:r>
-    </w:p>
-    <w:p>
-      <w:pPr>
-        <w:pStyle w:val="Heading3"/>
-      </w:pPr>
-      <w:r>
-        <w:t>Independent question · withhold the key</w:t>
+        <w:t>Reasoned practice answer</w:t>
       </w:r>
     </w:p>
     <w:p>
       <w:pPr>
         <w:spacing w:line="336" w:lineRule="auto" w:after="180"/>
-        <w:shd w:fill="F5F1FB"/>
-      </w:pPr>
-      <w:r>
-        <w:rPr>
-          <w:b w:val="0"/>
-        </w:rPr>
-        <w:t xml:space="preserve">Your expo model succeeds on three demonstration plants. What </w:t>
-      </w:r>
-      <w:r>
-        <w:rPr>
-          <w:b/>
-        </w:rPr>
-        <w:t>evidence</w:t>
-      </w:r>
-      <w:r>
-        <w:rPr>
-          <w:b w:val="0"/>
-        </w:rPr>
-        <w:t xml:space="preserve"> should accompany the demo and what </w:t>
-      </w:r>
-      <w:r>
-        <w:rPr>
-          <w:b/>
-        </w:rPr>
-        <w:t>limitation</w:t>
-      </w:r>
-      <w:r>
-        <w:rPr>
-          <w:b w:val="0"/>
-        </w:rPr>
-        <w:t xml:space="preserve"> should you state?</w:t>
-      </w:r>
-    </w:p>
-    <w:p>
-      <w:pPr>
-        <w:pStyle w:val="Heading3"/>
-      </w:pPr>
-      <w:r>
-        <w:t>Expected independent answer</w:t>
-      </w:r>
-    </w:p>
-    <w:p>
-      <w:pPr>
-        <w:pStyle w:val="Heading3"/>
-      </w:pPr>
-      <w:r>
-        <w:t>Teacher key · Expected independent answer</w:t>
-      </w:r>
-    </w:p>
-    <w:p>
-      <w:pPr>
-        <w:spacing w:line="336" w:lineRule="auto" w:after="180"/>
-        <w:shd w:fill="F1F6FC"/>
       </w:pPr>
       <w:r>
         <w:rPr>
@@ -4430,234 +6198,411 @@
     </w:p>
     <w:p>
       <w:pPr>
+        <w:spacing w:line="336" w:lineRule="auto" w:after="180"/>
+      </w:pPr>
+      <w:r>
+        <w:rPr>
+          <w:b w:val="0"/>
+        </w:rPr>
+        <w:t>Total=40; accuracy=32/40=</w:t>
+      </w:r>
+      <w:r>
+        <w:rPr>
+          <w:b/>
+        </w:rPr>
+        <w:t>80%</w:t>
+      </w:r>
+      <w:r>
+        <w:rPr>
+          <w:b w:val="0"/>
+        </w:rPr>
+        <w:t>; precision=12/17≈70.6%; recall=12/15=</w:t>
+      </w:r>
+      <w:r>
+        <w:rPr>
+          <w:b/>
+        </w:rPr>
+        <w:t>80%</w:t>
+      </w:r>
+      <w:r>
+        <w:rPr>
+          <w:b w:val="0"/>
+        </w:rPr>
+        <w:t xml:space="preserve">. These describe the tested set only. Show conditions and subgroup counts, and route missing or out-of-scope </w:t>
+      </w:r>
+      <w:r>
+        <w:rPr>
+          <w:b/>
+        </w:rPr>
+        <w:t>input</w:t>
+      </w:r>
+      <w:r>
+        <w:rPr>
+          <w:b w:val="0"/>
+        </w:rPr>
+        <w:t>s to review under a predefined policy.</w:t>
+      </w:r>
+    </w:p>
+    <w:p>
+      <w:pPr>
         <w:pStyle w:val="Heading3"/>
       </w:pPr>
       <w:r>
-        <w:t>Teacher key · Original transfer answer</w:t>
+        <w:t>Explanations for the additional workbook examples</w:t>
+      </w:r>
+    </w:p>
+    <w:p>
+      <w:pPr>
+        <w:pStyle w:val="Heading3"/>
+      </w:pPr>
+      <w:r>
+        <w:t>W1 Write an opening</w:t>
+      </w:r>
+    </w:p>
+    <w:p>
+      <w:pPr>
+        <w:pStyle w:val="Heading3"/>
+      </w:pPr>
+      <w:r>
+        <w:t>W2 Trace evidence</w:t>
+      </w:r>
+    </w:p>
+    <w:p>
+      <w:pPr>
+        <w:pStyle w:val="Heading3"/>
+      </w:pPr>
+      <w:r>
+        <w:t>W3 Answer critique</w:t>
+      </w:r>
+    </w:p>
+    <w:p>
+      <w:pPr>
+        <w:pStyle w:val="Heading3"/>
+      </w:pPr>
+      <w:r>
+        <w:t>W4 Apply independently</w:t>
       </w:r>
     </w:p>
     <w:p>
       <w:pPr>
         <w:spacing w:line="336" w:lineRule="auto" w:after="180"/>
-        <w:shd w:fill="F1F6FC"/>
-      </w:pPr>
-      <w:r>
-        <w:rPr>
-          <w:b w:val="0"/>
-        </w:rPr>
-        <w:t>Total=40; accuracy=32/40=</w:t>
+      </w:pPr>
+      <w:r>
+        <w:rPr>
+          <w:b w:val="0"/>
+        </w:rPr>
+        <w:t xml:space="preserve">Review a </w:t>
       </w:r>
       <w:r>
         <w:rPr>
           <w:b/>
         </w:rPr>
-        <w:t>80%</w:t>
-      </w:r>
-      <w:r>
-        <w:rPr>
-          <w:b w:val="0"/>
-        </w:rPr>
-        <w:t>; precision=12/17≈70.6%; recall=12/15=</w:t>
+        <w:t>defense</w:t>
+      </w:r>
+      <w:r>
+        <w:rPr>
+          <w:b w:val="0"/>
+        </w:rPr>
+        <w:t xml:space="preserve"> claiming 95 percent success on 20 cases but omitting the baseline, split history and errors. Give three revision requests and explain why polish is insufficient.</w:t>
+      </w:r>
+    </w:p>
+    <w:p>
+      <w:pPr>
+        <w:spacing w:line="336" w:lineRule="auto" w:after="180"/>
+      </w:pPr>
+      <w:r>
+        <w:rPr>
+          <w:b w:val="0"/>
+        </w:rPr>
+        <w:t xml:space="preserve">Teacher explanation: Request the baseline on the same cases, split/development history and full error counts/limits. A polished presentation cannot establish validity or supported use without auditable </w:t>
       </w:r>
       <w:r>
         <w:rPr>
           <w:b/>
         </w:rPr>
-        <w:t>80%</w:t>
-      </w:r>
-      <w:r>
-        <w:rPr>
-          <w:b w:val="0"/>
-        </w:rPr>
-        <w:t xml:space="preserve">. These describe the tested set only. Show conditions and subgroup counts, and route missing or out-of-scope </w:t>
+        <w:t>evidence</w:t>
+      </w:r>
+      <w:r>
+        <w:rPr>
+          <w:b w:val="0"/>
+        </w:rPr>
+        <w:t>.</w:t>
+      </w:r>
+    </w:p>
+    <w:p>
+      <w:pPr>
+        <w:pStyle w:val="Heading3"/>
+      </w:pPr>
+      <w:r>
+        <w:t>W5 Plan the next step</w:t>
+      </w:r>
+    </w:p>
+    <w:p>
+      <w:pPr>
+        <w:pStyle w:val="Heading3"/>
+      </w:pPr>
+      <w:r>
+        <w:t>Assess independent transfer</w:t>
+      </w:r>
+    </w:p>
+    <w:p>
+      <w:pPr>
+        <w:pStyle w:val="Heading3"/>
+      </w:pPr>
+      <w:r>
+        <w:t>Selected case answer</w:t>
+      </w:r>
+    </w:p>
+    <w:p>
+      <w:pPr>
+        <w:pStyle w:val="Heading3"/>
+      </w:pPr>
+      <w:r>
+        <w:t>Feedback that the learner uses</w:t>
+      </w:r>
+    </w:p>
+    <w:p>
+      <w:pPr>
+        <w:pStyle w:val="Heading2"/>
+      </w:pPr>
+      <w:r>
+        <w:t>Optional unexposed calculation and checked key · reference / check after trying</w:t>
+      </w:r>
+    </w:p>
+    <w:p>
+      <w:pPr>
+        <w:spacing w:line="336" w:lineRule="auto" w:after="180"/>
+      </w:pPr>
+      <w:r>
+        <w:rPr>
+          <w:b w:val="0"/>
+        </w:rPr>
+        <w:t>Optional teacher-only fresh calculation, assign only if this learner has not already seen it:TN 5, FP 2, FN 1, TP 4, blocked positive, total 12. Key accuracy 9/12=75%, precision 4/6≈66.7%, recall 4/5=80%; baseline not supplied, so no superiority claim. Record prior exposure/help. This additional calculation is separate from the selected 95%review task and does not certify mastery of every ML skill.</w:t>
+      </w:r>
+    </w:p>
+    <w:p>
+      <w:pPr>
+        <w:pStyle w:val="Heading1"/>
+      </w:pPr>
+      <w:r>
+        <w:t>06. Connect, support and revisit the experiment</w:t>
+      </w:r>
+    </w:p>
+    <w:p>
+      <w:r>
+        <w:t>Retain failures and assess a fresh parallel case after help.</w:t>
+      </w:r>
+    </w:p>
+    <w:p>
+      <w:pPr>
+        <w:pStyle w:val="Heading2"/>
+      </w:pPr>
+      <w:r>
+        <w:t>Project evidence</w:t>
+      </w:r>
+    </w:p>
+    <w:p>
+      <w:pPr>
+        <w:spacing w:line="336" w:lineRule="auto" w:after="180"/>
+      </w:pPr>
+      <w:r>
+        <w:rPr>
+          <w:b w:val="0"/>
+        </w:rPr>
+        <w:t xml:space="preserve">Deliver the final Responsible Plant Classifier product card, live </w:t>
       </w:r>
       <w:r>
         <w:rPr>
           <w:b/>
         </w:rPr>
+        <w:t>evidence</w:t>
+      </w:r>
+      <w:r>
+        <w:rPr>
+          <w:b w:val="0"/>
+        </w:rPr>
+        <w:t xml:space="preserve"> trace, model card, and human-oversight commitment.</w:t>
+      </w:r>
+    </w:p>
+    <w:p>
+      <w:pPr>
+        <w:spacing w:line="336" w:lineRule="auto" w:after="180"/>
+      </w:pPr>
+      <w:r>
+        <w:rPr>
+          <w:b w:val="0"/>
+        </w:rPr>
+        <w:t xml:space="preserve">Keep the decision, </w:t>
+      </w:r>
+      <w:r>
+        <w:rPr>
+          <w:b/>
+        </w:rPr>
         <w:t>input</w:t>
       </w:r>
       <w:r>
         <w:rPr>
           <w:b w:val="0"/>
         </w:rPr>
-        <w:t>s to review under a predefined policy.</w:t>
-      </w:r>
-    </w:p>
-    <w:p>
-      <w:pPr>
-        <w:pStyle w:val="Heading3"/>
-      </w:pPr>
-      <w:r>
-        <w:t>Explanations for the additional workbook examples</w:t>
-      </w:r>
-    </w:p>
-    <w:p>
-      <w:pPr>
-        <w:pStyle w:val="Heading3"/>
-      </w:pPr>
-      <w:r>
-        <w:t>W1 Write an opening</w:t>
-      </w:r>
-    </w:p>
-    <w:p>
-      <w:pPr>
-        <w:pStyle w:val="Heading3"/>
-      </w:pPr>
-      <w:r>
-        <w:t>Workbook question · W1</w:t>
+        <w:t xml:space="preserve">, result, explanation and remaining </w:t>
+      </w:r>
+      <w:r>
+        <w:rPr>
+          <w:b/>
+        </w:rPr>
+        <w:t>limitation</w:t>
+      </w:r>
+      <w:r>
+        <w:rPr>
+          <w:b w:val="0"/>
+        </w:rPr>
+        <w:t xml:space="preserve"> in the project </w:t>
+      </w:r>
+      <w:r>
+        <w:rPr>
+          <w:b/>
+        </w:rPr>
+        <w:t>evidence</w:t>
+      </w:r>
+      <w:r>
+        <w:rPr>
+          <w:b w:val="0"/>
+        </w:rPr>
+        <w:t xml:space="preserve"> record. Retrieve this record next week rather than restarting the project.</w:t>
       </w:r>
     </w:p>
     <w:p>
       <w:pPr>
         <w:spacing w:line="336" w:lineRule="auto" w:after="180"/>
-        <w:shd w:fill="F5F1FB"/>
-      </w:pPr>
-      <w:r>
-        <w:rPr>
-          <w:b w:val="0"/>
-        </w:rPr>
-        <w:t>Draft a three-sentence opening with purpose, a result and a limit.</w:t>
-      </w:r>
-    </w:p>
-    <w:p>
-      <w:pPr>
-        <w:pStyle w:val="Heading3"/>
-      </w:pPr>
-      <w:r>
-        <w:t>Teacher reasoning · W1</w:t>
+      </w:pPr>
+      <w:r>
+        <w:rPr>
+          <w:b w:val="0"/>
+        </w:rPr>
+        <w:t xml:space="preserve">For your Responsible Plant Classifier, save the </w:t>
+      </w:r>
+      <w:r>
+        <w:rPr>
+          <w:b/>
+        </w:rPr>
+        <w:t>input</w:t>
+      </w:r>
+      <w:r>
+        <w:rPr>
+          <w:b w:val="0"/>
+        </w:rPr>
+        <w:t xml:space="preserve">, procedure, observed result and </w:t>
+      </w:r>
+      <w:r>
+        <w:rPr>
+          <w:b/>
+        </w:rPr>
+        <w:t>limitation</w:t>
+      </w:r>
+      <w:r>
+        <w:rPr>
+          <w:b w:val="0"/>
+        </w:rPr>
+        <w:t xml:space="preserve"> of this check.</w:t>
       </w:r>
     </w:p>
     <w:p>
       <w:pPr>
         <w:spacing w:line="336" w:lineRule="auto" w:after="180"/>
-        <w:shd w:fill="F1F6FC"/>
-      </w:pPr>
-      <w:r>
-        <w:rPr>
-          <w:b w:val="0"/>
-        </w:rPr>
-        <w:t>Teacher explanation: A valid response names the fictional task, reports an auditable baseline/candidate comparison with denominator, and restricts the claim to the evaluated setup.</w:t>
-      </w:r>
-    </w:p>
-    <w:p>
-      <w:pPr>
-        <w:pStyle w:val="Heading3"/>
-      </w:pPr>
-      <w:r>
-        <w:t>W2 Trace evidence</w:t>
-      </w:r>
-    </w:p>
-    <w:p>
-      <w:pPr>
-        <w:pStyle w:val="Heading3"/>
-      </w:pPr>
-      <w:r>
-        <w:t>Workbook question · W2</w:t>
+      </w:pPr>
+      <w:r>
+        <w:rPr>
+          <w:b w:val="0"/>
+        </w:rPr>
+        <w:t>Label this worked example as practice; use a different, previously unreviewed case when checking independent understanding.</w:t>
+      </w:r>
+    </w:p>
+    <w:p>
+      <w:pPr>
+        <w:pStyle w:val="Heading2"/>
+      </w:pPr>
+      <w:r>
+        <w:t>Support and selected reassessment</w:t>
       </w:r>
     </w:p>
     <w:p>
       <w:pPr>
         <w:spacing w:line="336" w:lineRule="auto" w:after="180"/>
-        <w:shd w:fill="F5F1FB"/>
-      </w:pPr>
-      <w:r>
-        <w:rPr>
-          <w:b w:val="0"/>
-        </w:rPr>
-        <w:t>Name the files needed to audit one reported accuracy figure.</w:t>
-      </w:r>
-    </w:p>
-    <w:p>
-      <w:pPr>
-        <w:pStyle w:val="Heading3"/>
-      </w:pPr>
-      <w:r>
-        <w:t>Teacher reasoning · W2</w:t>
+      </w:pPr>
+      <w:r>
+        <w:rPr>
+          <w:b w:val="0"/>
+        </w:rPr>
+        <w:t>Use a tiny labelled dataset, explicit units and a named positive class. Stretch: require a baseline, held-out evaluation and subgroup or shifted-condition analysis with denominators.</w:t>
       </w:r>
     </w:p>
     <w:p>
       <w:pPr>
         <w:spacing w:line="336" w:lineRule="auto" w:after="180"/>
-        <w:shd w:fill="F1F6FC"/>
-      </w:pPr>
-      <w:r>
-        <w:rPr>
-          <w:b w:val="0"/>
-        </w:rPr>
-        <w:t xml:space="preserve">Teacher explanation: </w:t>
+      </w:pPr>
+      <w:r>
+        <w:rPr>
+          <w:b w:val="0"/>
+        </w:rPr>
+        <w:t xml:space="preserve">Provide a blank </w:t>
       </w:r>
       <w:r>
         <w:rPr>
           <w:b/>
         </w:rPr>
-        <w:t>Prediction</w:t>
-      </w:r>
-      <w:r>
-        <w:rPr>
-          <w:b w:val="0"/>
-        </w:rPr>
-        <w:t xml:space="preserve"> ledger with references and </w:t>
+        <w:t>evidence</w:t>
+      </w:r>
+      <w:r>
+        <w:rPr>
+          <w:b w:val="0"/>
+        </w:rPr>
+        <w:t xml:space="preserve"> table and allow a verbal explanation before writing. Highlight the given conditions without supplying the W 4 conclusion. Use </w:t>
       </w:r>
       <w:r>
         <w:rPr>
           <w:b/>
         </w:rPr>
-        <w:t>output</w:t>
-      </w:r>
-      <w:r>
-        <w:rPr>
-          <w:b w:val="0"/>
-        </w:rPr>
-        <w:t>s, split membership, frozen model/run record and metric definition; count correct rows over all scored rows under the saved policy.</w:t>
-      </w:r>
-    </w:p>
-    <w:p>
-      <w:pPr>
-        <w:pStyle w:val="Heading3"/>
-      </w:pPr>
-      <w:r>
-        <w:t>W3 Answer critique</w:t>
-      </w:r>
-    </w:p>
-    <w:p>
-      <w:pPr>
-        <w:pStyle w:val="Heading3"/>
-      </w:pPr>
-      <w:r>
-        <w:t>Workbook question · W3</w:t>
+        <w:t>defense</w:t>
+      </w:r>
+      <w:r>
+        <w:rPr>
+          <w:b w:val="0"/>
+        </w:rPr>
+        <w:t xml:space="preserve"> and </w:t>
+      </w:r>
+      <w:r>
+        <w:rPr>
+          <w:b/>
+        </w:rPr>
+        <w:t>traceability</w:t>
+      </w:r>
+      <w:r>
+        <w:rPr>
+          <w:b w:val="0"/>
+        </w:rPr>
+        <w:t xml:space="preserve"> in full sentences.</w:t>
       </w:r>
     </w:p>
     <w:p>
       <w:pPr>
         <w:spacing w:line="336" w:lineRule="auto" w:after="180"/>
-        <w:shd w:fill="F5F1FB"/>
-      </w:pPr>
-      <w:r>
-        <w:rPr>
-          <w:b w:val="0"/>
-        </w:rPr>
-        <w:t>A peer asks whether your model works for every school. Give a supported response.</w:t>
-      </w:r>
-    </w:p>
-    <w:p>
-      <w:pPr>
-        <w:pStyle w:val="Heading3"/>
-      </w:pPr>
-      <w:r>
-        <w:t>Teacher reasoning · W3</w:t>
+      </w:pPr>
+      <w:r>
+        <w:rPr>
+          <w:b w:val="0"/>
+        </w:rPr>
+        <w:t>Extension: alter one condition in the worked example and explain which conclusion changes and which remains supported.</w:t>
       </w:r>
     </w:p>
     <w:p>
       <w:pPr>
         <w:spacing w:line="336" w:lineRule="auto" w:after="180"/>
-        <w:shd w:fill="F1F6FC"/>
-      </w:pPr>
-      <w:r>
-        <w:rPr>
-          <w:b w:val="0"/>
-        </w:rPr>
-        <w:t xml:space="preserve">Teacher explanation: No universal conclusion is supported. State the actual synthetic dataset and conditions, missing coverage and what additional appropriate </w:t>
+      </w:pPr>
+      <w:r>
+        <w:rPr>
+          <w:b w:val="0"/>
+        </w:rPr>
+        <w:t xml:space="preserve">For independent W 4, require: Request the baseline on the same cases, split/development history and full error counts/limits. A polished presentation cannot establish validity or supported use without auditable </w:t>
       </w:r>
       <w:r>
         <w:rPr>
@@ -4669,35 +6614,18 @@
         <w:rPr>
           <w:b w:val="0"/>
         </w:rPr>
-        <w:t xml:space="preserve"> would be needed.</w:t>
-      </w:r>
-    </w:p>
-    <w:p>
-      <w:pPr>
-        <w:pStyle w:val="Heading3"/>
-      </w:pPr>
-      <w:r>
-        <w:t>W4 Apply independently</w:t>
-      </w:r>
-    </w:p>
-    <w:p>
-      <w:pPr>
-        <w:pStyle w:val="Heading3"/>
-      </w:pPr>
-      <w:r>
-        <w:t>Workbook question · W4</w:t>
+        <w:t>.</w:t>
       </w:r>
     </w:p>
     <w:p>
       <w:pPr>
         <w:spacing w:line="336" w:lineRule="auto" w:after="180"/>
-        <w:shd w:fill="F5F1FB"/>
-      </w:pPr>
-      <w:r>
-        <w:rPr>
-          <w:b w:val="0"/>
-        </w:rPr>
-        <w:t xml:space="preserve">Review a </w:t>
+      </w:pPr>
+      <w:r>
+        <w:rPr>
+          <w:b w:val="0"/>
+        </w:rPr>
+        <w:t xml:space="preserve">Fresh retry: a learner says our baseline won, so the project failed. Ask for a </w:t>
       </w:r>
       <w:r>
         <w:rPr>
@@ -4709,692 +6637,24 @@
         <w:rPr>
           <w:b w:val="0"/>
         </w:rPr>
-        <w:t xml:space="preserve"> claiming 95 percent success on 20 cases but omitting the baseline, split history and errors. Give three revision requests and explain why polish is insufficient.</w:t>
-      </w:r>
-    </w:p>
-    <w:p>
-      <w:pPr>
-        <w:pStyle w:val="Heading3"/>
-      </w:pPr>
-      <w:r>
-        <w:t>Teacher reasoning · W4</w:t>
+        <w:t xml:space="preserve"> explaining the valid comparison, retained baseline, limits and an </w:t>
+      </w:r>
+      <w:r>
+        <w:rPr>
+          <w:b/>
+        </w:rPr>
+        <w:t>evidence</w:t>
+      </w:r>
+      <w:r>
+        <w:rPr>
+          <w:b w:val="0"/>
+        </w:rPr>
+        <w:t>-based next investigation; do not reward invented improvement.</w:t>
       </w:r>
     </w:p>
     <w:p>
       <w:pPr>
         <w:spacing w:line="336" w:lineRule="auto" w:after="180"/>
-        <w:shd w:fill="F1F6FC"/>
-      </w:pPr>
-      <w:r>
-        <w:rPr>
-          <w:b w:val="0"/>
-        </w:rPr>
-        <w:t xml:space="preserve">Teacher explanation: Request the baseline on the same cases, split/development history and full error counts/limits. A polished presentation cannot establish validity or supported use without auditable </w:t>
-      </w:r>
-      <w:r>
-        <w:rPr>
-          <w:b/>
-        </w:rPr>
-        <w:t>evidence</w:t>
-      </w:r>
-      <w:r>
-        <w:rPr>
-          <w:b w:val="0"/>
-        </w:rPr>
-        <w:t>.</w:t>
-      </w:r>
-    </w:p>
-    <w:p>
-      <w:pPr>
-        <w:pStyle w:val="Heading3"/>
-      </w:pPr>
-      <w:r>
-        <w:t>W5 Plan the next step</w:t>
-      </w:r>
-    </w:p>
-    <w:p>
-      <w:pPr>
-        <w:pStyle w:val="Heading3"/>
-      </w:pPr>
-      <w:r>
-        <w:t>Workbook question · W5</w:t>
-      </w:r>
-    </w:p>
-    <w:p>
-      <w:pPr>
-        <w:spacing w:line="336" w:lineRule="auto" w:after="180"/>
-        <w:shd w:fill="F5F1FB"/>
-      </w:pPr>
-      <w:r>
-        <w:rPr>
-          <w:b w:val="0"/>
-        </w:rPr>
-        <w:t xml:space="preserve">Write one next investigation tied to an observed </w:t>
-      </w:r>
-      <w:r>
-        <w:rPr>
-          <w:b/>
-        </w:rPr>
-        <w:t>limitation</w:t>
-      </w:r>
-      <w:r>
-        <w:rPr>
-          <w:b w:val="0"/>
-        </w:rPr>
-        <w:t>, and identify what must stay held out.</w:t>
-      </w:r>
-    </w:p>
-    <w:p>
-      <w:pPr>
-        <w:pStyle w:val="Heading3"/>
-      </w:pPr>
-      <w:r>
-        <w:t>Teacher reasoning · W5</w:t>
-      </w:r>
-    </w:p>
-    <w:p>
-      <w:pPr>
-        <w:spacing w:line="336" w:lineRule="auto" w:after="180"/>
-        <w:shd w:fill="F1F6FC"/>
-      </w:pPr>
-      <w:r>
-        <w:rPr>
-          <w:b w:val="0"/>
-        </w:rPr>
-        <w:t xml:space="preserve">Teacher explanation: A valid response links a documented </w:t>
-      </w:r>
-      <w:r>
-        <w:rPr>
-          <w:b/>
-        </w:rPr>
-        <w:t>limitation</w:t>
-      </w:r>
-      <w:r>
-        <w:rPr>
-          <w:b w:val="0"/>
-        </w:rPr>
-        <w:t xml:space="preserve"> to new development </w:t>
-      </w:r>
-      <w:r>
-        <w:rPr>
-          <w:b/>
-        </w:rPr>
-        <w:t>evidence</w:t>
-      </w:r>
-      <w:r>
-        <w:rPr>
-          <w:b w:val="0"/>
-        </w:rPr>
-        <w:t xml:space="preserve">, records any revised version, and reserves fresh independent final-test </w:t>
-      </w:r>
-      <w:r>
-        <w:rPr>
-          <w:b/>
-        </w:rPr>
-        <w:t>evidence</w:t>
-      </w:r>
-      <w:r>
-        <w:rPr>
-          <w:b w:val="0"/>
-        </w:rPr>
-        <w:t xml:space="preserve"> for a later frozen evaluation.</w:t>
-      </w:r>
-    </w:p>
-    <w:p>
-      <w:pPr>
-        <w:pStyle w:val="Heading3"/>
-      </w:pPr>
-      <w:r>
-        <w:t>Assess independent transfer</w:t>
-      </w:r>
-    </w:p>
-    <w:p>
-      <w:pPr>
-        <w:pStyle w:val="Heading3"/>
-      </w:pPr>
-      <w:r>
-        <w:t>Independent question · withhold the key</w:t>
-      </w:r>
-    </w:p>
-    <w:p>
-      <w:pPr>
-        <w:spacing w:line="336" w:lineRule="auto" w:after="180"/>
-        <w:shd w:fill="F5F1FB"/>
-      </w:pPr>
-      <w:r>
-        <w:rPr>
-          <w:b w:val="0"/>
-        </w:rPr>
-        <w:t xml:space="preserve">Selected case: Review a </w:t>
-      </w:r>
-      <w:r>
-        <w:rPr>
-          <w:b/>
-        </w:rPr>
-        <w:t>defense</w:t>
-      </w:r>
-      <w:r>
-        <w:rPr>
-          <w:b w:val="0"/>
-        </w:rPr>
-        <w:t xml:space="preserve"> claiming 95 percent success on 20 cases but omitting the baseline, split history and errors. Give three revision requests and explain why polish is insufficient.</w:t>
-      </w:r>
-    </w:p>
-    <w:p>
-      <w:pPr>
-        <w:pStyle w:val="Heading3"/>
-      </w:pPr>
-      <w:r>
-        <w:t>Selected case answer</w:t>
-      </w:r>
-    </w:p>
-    <w:p>
-      <w:pPr>
-        <w:pStyle w:val="Heading3"/>
-      </w:pPr>
-      <w:r>
-        <w:t>Teacher key · Selected case answer</w:t>
-      </w:r>
-    </w:p>
-    <w:p>
-      <w:pPr>
-        <w:spacing w:line="336" w:lineRule="auto" w:after="180"/>
-        <w:shd w:fill="F1F6FC"/>
-      </w:pPr>
-      <w:r>
-        <w:rPr>
-          <w:b w:val="0"/>
-        </w:rPr>
-        <w:t xml:space="preserve">Teacher explanation: Request the baseline on the same cases, split/development history and full error counts/limits. A polished presentation cannot establish validity or supported use without auditable </w:t>
-      </w:r>
-      <w:r>
-        <w:rPr>
-          <w:b/>
-        </w:rPr>
-        <w:t>evidence</w:t>
-      </w:r>
-      <w:r>
-        <w:rPr>
-          <w:b w:val="0"/>
-        </w:rPr>
-        <w:t>.</w:t>
-      </w:r>
-    </w:p>
-    <w:tbl>
-      <w:tblPr>
-        <w:tblStyle w:val="LightShading-Accent1"/>
-        <w:tblW w:type="auto" w:w="0"/>
-        <w:tblLook w:firstColumn="1" w:firstRow="1" w:lastColumn="0" w:lastRow="0" w:noHBand="0" w:noVBand="1" w:val="04A0"/>
-      </w:tblPr>
-      <w:tblGrid>
-        <w:gridCol w:w="5112"/>
-        <w:gridCol w:w="5112"/>
-      </w:tblGrid>
-      <w:tr>
-        <w:trPr>
-          <w:tblHeader/>
-        </w:trPr>
-        <w:tc>
-          <w:tcPr>
-            <w:tcW w:type="dxa" w:w="5112"/>
-          </w:tcPr>
-          <w:p>
-            <w:r>
-              <w:t>Dimension</w:t>
-            </w:r>
-          </w:p>
-        </w:tc>
-        <w:tc>
-          <w:tcPr>
-            <w:tcW w:type="dxa" w:w="5112"/>
-          </w:tcPr>
-          <w:p>
-            <w:r>
-              <w:t>Evidence required</w:t>
-            </w:r>
-          </w:p>
-        </w:tc>
-      </w:tr>
-      <w:tr>
-        <w:tc>
-          <w:tcPr>
-            <w:tcW w:type="dxa" w:w="5112"/>
-          </w:tcPr>
-          <w:p>
-            <w:r>
-              <w:t>Explanation</w:t>
-            </w:r>
-          </w:p>
-        </w:tc>
-        <w:tc>
-          <w:tcPr>
-            <w:tcW w:type="dxa" w:w="5112"/>
-          </w:tcPr>
-          <w:p>
-            <w:r>
-              <w:t>Names the applicable idea or procedure and ties it to the supplied facts.</w:t>
-            </w:r>
-          </w:p>
-        </w:tc>
-      </w:tr>
-      <w:tr>
-        <w:tc>
-          <w:tcPr>
-            <w:tcW w:type="dxa" w:w="5112"/>
-          </w:tcPr>
-          <w:p>
-            <w:r>
-              <w:t>Trace and result</w:t>
-            </w:r>
-          </w:p>
-        </w:tc>
-        <w:tc>
-          <w:tcPr>
-            <w:tcW w:type="dxa" w:w="5112"/>
-          </w:tcPr>
-          <w:p>
-            <w:r>
-              <w:t>Preserves the given inputs and shows the relevant intermediate steps; distinguishes a prediction from an observed execution.</w:t>
-            </w:r>
-          </w:p>
-        </w:tc>
-      </w:tr>
-      <w:tr>
-        <w:tc>
-          <w:tcPr>
-            <w:tcW w:type="dxa" w:w="5112"/>
-          </w:tcPr>
-          <w:p>
-            <w:r>
-              <w:t>Limits</w:t>
-            </w:r>
-          </w:p>
-        </w:tc>
-        <w:tc>
-          <w:tcPr>
-            <w:tcW w:type="dxa" w:w="5112"/>
-          </w:tcPr>
-          <w:p>
-            <w:r>
-              <w:t>States the assumptions, missing evidence or conditions under which the result would change.</w:t>
-            </w:r>
-          </w:p>
-        </w:tc>
-      </w:tr>
-    </w:tbl>
-    <w:p>
-      <w:pPr>
-        <w:pStyle w:val="Heading3"/>
-      </w:pPr>
-      <w:r>
-        <w:t>Teacher key · Selected case answer</w:t>
-      </w:r>
-    </w:p>
-    <w:p>
-      <w:pPr>
-        <w:spacing w:line="336" w:lineRule="auto" w:after="180"/>
-        <w:shd w:fill="F1F6FC"/>
-      </w:pPr>
-      <w:r>
-        <w:rPr>
-          <w:b w:val="0"/>
-        </w:rPr>
-        <w:t>Record each dimension as not yet, with support, or independent. Accept a valid alternative procedure with a defensible trace.</w:t>
-      </w:r>
-    </w:p>
-    <w:p>
-      <w:pPr>
-        <w:spacing w:line="336" w:lineRule="auto" w:after="180"/>
-        <w:shd w:fill="F1F6FC"/>
-      </w:pPr>
-      <w:r>
-        <w:rPr>
-          <w:b w:val="0"/>
-        </w:rPr>
-        <w:t xml:space="preserve">Do not penalise an honestly recorded model failure if the learner correctly explains its </w:t>
-      </w:r>
-      <w:r>
-        <w:rPr>
-          <w:b/>
-        </w:rPr>
-        <w:t>evidence</w:t>
-      </w:r>
-      <w:r>
-        <w:rPr>
-          <w:b w:val="0"/>
-        </w:rPr>
-        <w:t xml:space="preserve"> and limits.</w:t>
-      </w:r>
-    </w:p>
-    <w:p>
-      <w:pPr>
-        <w:pStyle w:val="Heading3"/>
-      </w:pPr>
-      <w:r>
-        <w:t>Feedback that the learner uses</w:t>
-      </w:r>
-    </w:p>
-    <w:p>
-      <w:pPr>
-        <w:spacing w:line="336" w:lineRule="auto" w:after="180"/>
-      </w:pPr>
-      <w:r>
-        <w:rPr>
-          <w:b w:val="0"/>
-        </w:rPr>
-        <w:t>Name the earliest unsupported step and give one action to repair it. Have the learner make that repair now and explain why. Then assess the relevant skill on a fresh, fully specified case.</w:t>
-      </w:r>
-    </w:p>
-    <w:p>
-      <w:pPr>
-        <w:spacing w:line="336" w:lineRule="auto" w:after="180"/>
-      </w:pPr>
-      <w:r>
-        <w:rPr>
-          <w:b w:val="0"/>
-        </w:rPr>
-        <w:t>Confirm it was not previously practised with feedback; solve and check the new case before assigning it. A follow-up design prompt is a starting brief, not automatically an equivalent test.</w:t>
-      </w:r>
-    </w:p>
-    <w:p>
-      <w:pPr>
-        <w:pStyle w:val="Heading1"/>
-      </w:pPr>
-      <w:r>
-        <w:t>06. Connect and extend learning</w:t>
-      </w:r>
-    </w:p>
-    <w:p>
-      <w:r>
-        <w:t>Connect ML Builder Expo to Responsible Plant Classifier, adapt support and plan a later changed-case check.</w:t>
-      </w:r>
-    </w:p>
-    <w:p>
-      <w:pPr>
-        <w:pStyle w:val="Heading3"/>
-      </w:pPr>
-      <w:r>
-        <w:t>Responsible Plant Classifier</w:t>
-      </w:r>
-    </w:p>
-    <w:p>
-      <w:pPr>
-        <w:spacing w:line="336" w:lineRule="auto" w:after="180"/>
-      </w:pPr>
-      <w:r>
-        <w:rPr>
-          <w:b w:val="0"/>
-        </w:rPr>
-        <w:t xml:space="preserve">Deliver the final Responsible Plant Classifier product card, live </w:t>
-      </w:r>
-      <w:r>
-        <w:rPr>
-          <w:b/>
-        </w:rPr>
-        <w:t>evidence</w:t>
-      </w:r>
-      <w:r>
-        <w:rPr>
-          <w:b w:val="0"/>
-        </w:rPr>
-        <w:t xml:space="preserve"> trace, model card, and human-oversight commitment.</w:t>
-      </w:r>
-    </w:p>
-    <w:p>
-      <w:pPr>
-        <w:spacing w:line="336" w:lineRule="auto" w:after="180"/>
-      </w:pPr>
-      <w:r>
-        <w:rPr>
-          <w:b w:val="0"/>
-        </w:rPr>
-        <w:t xml:space="preserve">Keep the decision, </w:t>
-      </w:r>
-      <w:r>
-        <w:rPr>
-          <w:b/>
-        </w:rPr>
-        <w:t>input</w:t>
-      </w:r>
-      <w:r>
-        <w:rPr>
-          <w:b w:val="0"/>
-        </w:rPr>
-        <w:t xml:space="preserve">, result, explanation and remaining </w:t>
-      </w:r>
-      <w:r>
-        <w:rPr>
-          <w:b/>
-        </w:rPr>
-        <w:t>limitation</w:t>
-      </w:r>
-      <w:r>
-        <w:rPr>
-          <w:b w:val="0"/>
-        </w:rPr>
-        <w:t xml:space="preserve"> in the project </w:t>
-      </w:r>
-      <w:r>
-        <w:rPr>
-          <w:b/>
-        </w:rPr>
-        <w:t>evidence</w:t>
-      </w:r>
-      <w:r>
-        <w:rPr>
-          <w:b w:val="0"/>
-        </w:rPr>
-        <w:t xml:space="preserve"> record. Retrieve this record next week rather than restarting the project.</w:t>
-      </w:r>
-    </w:p>
-    <w:p>
-      <w:pPr>
-        <w:pStyle w:val="Heading3"/>
-      </w:pPr>
-      <w:r>
-        <w:t>Support and stretch</w:t>
-      </w:r>
-    </w:p>
-    <w:p>
-      <w:pPr>
-        <w:spacing w:line="336" w:lineRule="auto" w:after="180"/>
-      </w:pPr>
-      <w:r>
-        <w:rPr>
-          <w:b w:val="0"/>
-        </w:rPr>
-        <w:t>Use a tiny labelled dataset, explicit units and a named positive class. Stretch: require a baseline, held-out evaluation and subgroup or shifted-condition analysis with denominators.</w:t>
-      </w:r>
-    </w:p>
-    <w:p>
-      <w:pPr>
-        <w:pStyle w:val="Heading3"/>
-      </w:pPr>
-      <w:r>
-        <w:t>Exit reflection</w:t>
-      </w:r>
-    </w:p>
-    <w:p>
-      <w:pPr>
-        <w:spacing w:line="336" w:lineRule="auto" w:after="180"/>
-      </w:pPr>
-      <w:r>
-        <w:rPr>
-          <w:b w:val="0"/>
-        </w:rPr>
-        <w:t xml:space="preserve">Ask for one decision the learner can now justify and one situation requiring more </w:t>
-      </w:r>
-      <w:r>
-        <w:rPr>
-          <w:b/>
-        </w:rPr>
-        <w:t>evidence</w:t>
-      </w:r>
-      <w:r>
-        <w:rPr>
-          <w:b w:val="0"/>
-        </w:rPr>
-        <w:t xml:space="preserve"> or human review. Confidence ratings are separate from correct independent performance.</w:t>
-      </w:r>
-    </w:p>
-    <w:p>
-      <w:pPr>
-        <w:pStyle w:val="Heading3"/>
-      </w:pPr>
-      <w:r>
-        <w:t>Bridge to the next week</w:t>
-      </w:r>
-    </w:p>
-    <w:p>
-      <w:pPr>
-        <w:spacing w:line="336" w:lineRule="auto" w:after="180"/>
-      </w:pPr>
-      <w:r>
-        <w:rPr>
-          <w:b w:val="0"/>
-        </w:rPr>
-        <w:t xml:space="preserve">Review the full project </w:t>
-      </w:r>
-      <w:r>
-        <w:rPr>
-          <w:b/>
-        </w:rPr>
-        <w:t>evidence</w:t>
-      </w:r>
-      <w:r>
-        <w:rPr>
-          <w:b w:val="0"/>
-        </w:rPr>
-        <w:t xml:space="preserve"> and choose concepts needing another independent attempt before the next level. One expo is not proof of mastery of all AI.</w:t>
-      </w:r>
-    </w:p>
-    <w:p>
-      <w:pPr>
-        <w:pStyle w:val="Heading3"/>
-      </w:pPr>
-      <w:r>
-        <w:t>Support and fresh reassessment</w:t>
-      </w:r>
-    </w:p>
-    <w:p>
-      <w:pPr>
-        <w:spacing w:line="336" w:lineRule="auto" w:after="180"/>
-      </w:pPr>
-      <w:r>
-        <w:rPr>
-          <w:b w:val="0"/>
-        </w:rPr>
-        <w:t xml:space="preserve">Provide a blank </w:t>
-      </w:r>
-      <w:r>
-        <w:rPr>
-          <w:b/>
-        </w:rPr>
-        <w:t>evidence</w:t>
-      </w:r>
-      <w:r>
-        <w:rPr>
-          <w:b w:val="0"/>
-        </w:rPr>
-        <w:t xml:space="preserve"> table and allow a verbal explanation before writing. Highlight the given conditions without supplying the W 4 conclusion. Use </w:t>
-      </w:r>
-      <w:r>
-        <w:rPr>
-          <w:b/>
-        </w:rPr>
-        <w:t>defense</w:t>
-      </w:r>
-      <w:r>
-        <w:rPr>
-          <w:b w:val="0"/>
-        </w:rPr>
-        <w:t xml:space="preserve"> and </w:t>
-      </w:r>
-      <w:r>
-        <w:rPr>
-          <w:b/>
-        </w:rPr>
-        <w:t>traceability</w:t>
-      </w:r>
-      <w:r>
-        <w:rPr>
-          <w:b w:val="0"/>
-        </w:rPr>
-        <w:t xml:space="preserve"> in full sentences.</w:t>
-      </w:r>
-    </w:p>
-    <w:p>
-      <w:pPr>
-        <w:spacing w:line="336" w:lineRule="auto" w:after="180"/>
-      </w:pPr>
-      <w:r>
-        <w:rPr>
-          <w:b w:val="0"/>
-        </w:rPr>
-        <w:t>Extension: alter one condition in the worked example and explain which conclusion changes and which remains supported.</w:t>
-      </w:r>
-    </w:p>
-    <w:p>
-      <w:pPr>
-        <w:spacing w:line="336" w:lineRule="auto" w:after="180"/>
-      </w:pPr>
-      <w:r>
-        <w:rPr>
-          <w:b w:val="0"/>
-        </w:rPr>
-        <w:t xml:space="preserve">For independent W 4, require: Request the baseline on the same cases, split/development history and full error counts/limits. A polished presentation cannot establish validity or supported use without auditable </w:t>
-      </w:r>
-      <w:r>
-        <w:rPr>
-          <w:b/>
-        </w:rPr>
-        <w:t>evidence</w:t>
-      </w:r>
-      <w:r>
-        <w:rPr>
-          <w:b w:val="0"/>
-        </w:rPr>
-        <w:t>.</w:t>
-      </w:r>
-    </w:p>
-    <w:p>
-      <w:pPr>
-        <w:spacing w:line="336" w:lineRule="auto" w:after="180"/>
-      </w:pPr>
-      <w:r>
-        <w:rPr>
-          <w:b w:val="0"/>
-        </w:rPr>
-        <w:t xml:space="preserve">Fresh retry: a learner says our baseline won, so the project failed. Ask for a </w:t>
-      </w:r>
-      <w:r>
-        <w:rPr>
-          <w:b/>
-        </w:rPr>
-        <w:t>defense</w:t>
-      </w:r>
-      <w:r>
-        <w:rPr>
-          <w:b w:val="0"/>
-        </w:rPr>
-        <w:t xml:space="preserve"> explaining the valid comparison, retained baseline, limits and an </w:t>
-      </w:r>
-      <w:r>
-        <w:rPr>
-          <w:b/>
-        </w:rPr>
-        <w:t>evidence</w:t>
-      </w:r>
-      <w:r>
-        <w:rPr>
-          <w:b w:val="0"/>
-        </w:rPr>
-        <w:t>-based next investigation; do not reward invented improvement.</w:t>
-      </w:r>
-    </w:p>
-    <w:p>
-      <w:pPr>
-        <w:spacing w:line="336" w:lineRule="auto" w:after="180"/>
       </w:pPr>
       <w:r>
         <w:rPr>
@@ -5405,45 +6665,10 @@
     </w:p>
     <w:p>
       <w:pPr>
-        <w:spacing w:line="336" w:lineRule="auto" w:after="180"/>
-      </w:pPr>
-      <w:r>
-        <w:rPr>
-          <w:b w:val="0"/>
-        </w:rPr>
-        <w:t xml:space="preserve">Level 4 (Grade 9) is complete. Use the project </w:t>
-      </w:r>
-      <w:r>
-        <w:rPr>
-          <w:b/>
-        </w:rPr>
-        <w:t>defense</w:t>
-      </w:r>
-      <w:r>
-        <w:rPr>
-          <w:b w:val="0"/>
-        </w:rPr>
-        <w:t xml:space="preserve"> and independent work to assess readiness for the next level. Revisit split integrity, model </w:t>
-      </w:r>
-      <w:r>
-        <w:rPr>
-          <w:b/>
-        </w:rPr>
-        <w:t>fitting</w:t>
-      </w:r>
-      <w:r>
-        <w:rPr>
-          <w:b w:val="0"/>
-        </w:rPr>
-        <w:t xml:space="preserve"> and evaluation before advancing if those foundations are not yet secure.</w:t>
-      </w:r>
-    </w:p>
-    <w:p>
-      <w:pPr>
-        <w:pStyle w:val="Heading3"/>
-      </w:pPr>
-      <w:r>
-        <w:t>Plan the delayed return</w:t>
+        <w:pStyle w:val="Heading2"/>
+      </w:pPr>
+      <w:r>
+        <w:t>Delayed return</w:t>
       </w:r>
     </w:p>
     <w:p>
@@ -5660,83 +6885,200 @@
     </w:p>
     <w:p>
       <w:pPr>
+        <w:pStyle w:val="Heading2"/>
+      </w:pPr>
+      <w:r>
+        <w:t>Bridge and reflection</w:t>
+      </w:r>
+    </w:p>
+    <w:p>
+      <w:pPr>
+        <w:spacing w:line="336" w:lineRule="auto" w:after="180"/>
+      </w:pPr>
+      <w:r>
+        <w:rPr>
+          <w:b w:val="0"/>
+        </w:rPr>
+        <w:t xml:space="preserve">Ask for one decision the learner can now justify and one situation requiring more </w:t>
+      </w:r>
+      <w:r>
+        <w:rPr>
+          <w:b/>
+        </w:rPr>
+        <w:t>evidence</w:t>
+      </w:r>
+      <w:r>
+        <w:rPr>
+          <w:b w:val="0"/>
+        </w:rPr>
+        <w:t xml:space="preserve"> or human review. Confidence ratings are separate from correct independent performance.</w:t>
+      </w:r>
+    </w:p>
+    <w:p>
+      <w:pPr>
+        <w:spacing w:line="336" w:lineRule="auto" w:after="180"/>
+      </w:pPr>
+      <w:r>
+        <w:rPr>
+          <w:b w:val="0"/>
+        </w:rPr>
+        <w:t xml:space="preserve">Review the full project </w:t>
+      </w:r>
+      <w:r>
+        <w:rPr>
+          <w:b/>
+        </w:rPr>
+        <w:t>evidence</w:t>
+      </w:r>
+      <w:r>
+        <w:rPr>
+          <w:b w:val="0"/>
+        </w:rPr>
+        <w:t xml:space="preserve"> and choose concepts needing another independent attempt before the next level. One expo is not proof of mastery of all AI.</w:t>
+      </w:r>
+    </w:p>
+    <w:p>
+      <w:pPr>
+        <w:spacing w:line="336" w:lineRule="auto" w:after="180"/>
+      </w:pPr>
+      <w:r>
+        <w:rPr>
+          <w:b w:val="0"/>
+        </w:rPr>
+        <w:t xml:space="preserve">Level 4 (Grade 9) is complete. Use the project </w:t>
+      </w:r>
+      <w:r>
+        <w:rPr>
+          <w:b/>
+        </w:rPr>
+        <w:t>defense</w:t>
+      </w:r>
+      <w:r>
+        <w:rPr>
+          <w:b w:val="0"/>
+        </w:rPr>
+        <w:t xml:space="preserve"> and independent work to assess readiness for the next level. Revisit split integrity, model </w:t>
+      </w:r>
+      <w:r>
+        <w:rPr>
+          <w:b/>
+        </w:rPr>
+        <w:t>fitting</w:t>
+      </w:r>
+      <w:r>
+        <w:rPr>
+          <w:b w:val="0"/>
+        </w:rPr>
+        <w:t xml:space="preserve"> and evaluation before advancing if those foundations are not yet secure.</w:t>
+      </w:r>
+    </w:p>
+    <w:p>
+      <w:pPr>
+        <w:pStyle w:val="Heading2"/>
+      </w:pPr>
+      <w:r>
+        <w:t>Earlier wording, alternatives and picture transcripts · reference / check after trying</w:t>
+      </w:r>
+    </w:p>
+    <w:p>
+      <w:pPr>
+        <w:spacing w:line="336" w:lineRule="auto" w:after="180"/>
+      </w:pPr>
+      <w:r>
+        <w:rPr>
+          <w:b w:val="0"/>
+        </w:rPr>
+        <w:t>Connect and extend learning</w:t>
+      </w:r>
+    </w:p>
+    <w:p>
+      <w:pPr>
         <w:pStyle w:val="Heading3"/>
       </w:pPr>
       <w:r>
+        <w:t>Responsible Plant Classifier</w:t>
+      </w:r>
+    </w:p>
+    <w:p>
+      <w:pPr>
+        <w:pStyle w:val="Heading3"/>
+      </w:pPr>
+      <w:r>
+        <w:t>Support and stretch</w:t>
+      </w:r>
+    </w:p>
+    <w:p>
+      <w:pPr>
+        <w:pStyle w:val="Heading3"/>
+      </w:pPr>
+      <w:r>
+        <w:t>Exit reflection</w:t>
+      </w:r>
+    </w:p>
+    <w:p>
+      <w:pPr>
+        <w:pStyle w:val="Heading3"/>
+      </w:pPr>
+      <w:r>
+        <w:t>Bridge to the next week</w:t>
+      </w:r>
+    </w:p>
+    <w:p>
+      <w:pPr>
+        <w:pStyle w:val="Heading3"/>
+      </w:pPr>
+      <w:r>
+        <w:t>Support and fresh reassessment</w:t>
+      </w:r>
+    </w:p>
+    <w:p>
+      <w:pPr>
+        <w:pStyle w:val="Heading3"/>
+      </w:pPr>
+      <w:r>
+        <w:t>Plan the delayed return</w:t>
+      </w:r>
+    </w:p>
+    <w:p>
+      <w:pPr>
+        <w:pStyle w:val="Heading3"/>
+      </w:pPr>
+      <w:r>
         <w:t>Project evidence from this case</w:t>
       </w:r>
     </w:p>
     <w:p>
       <w:pPr>
+        <w:pStyle w:val="Heading1"/>
+      </w:pPr>
+      <w:r>
+        <w:t>Reference bank and extra practice</w:t>
+      </w:r>
+    </w:p>
+    <w:p>
+      <w:pPr>
+        <w:pStyle w:val="Heading1"/>
+      </w:pPr>
+      <w:r>
+        <w:t>07. Reference · Alternative planning checklist</w:t>
+      </w:r>
+    </w:p>
+    <w:p>
+      <w:r>
+        <w:t>Use alongside the main route without repeating the whole cycle.</w:t>
+      </w:r>
+    </w:p>
+    <w:p>
+      <w:pPr>
+        <w:pStyle w:val="Heading2"/>
+      </w:pPr>
+      <w:r>
+        <w:t>Planning and assessment reference</w:t>
+      </w:r>
+    </w:p>
+    <w:p>
+      <w:pPr>
         <w:spacing w:line="336" w:lineRule="auto" w:after="180"/>
-      </w:pPr>
-      <w:r>
-        <w:rPr>
-          <w:b w:val="0"/>
-        </w:rPr>
-        <w:t xml:space="preserve">For your Responsible Plant Classifier, save the </w:t>
-      </w:r>
-      <w:r>
-        <w:rPr>
-          <w:b/>
-        </w:rPr>
-        <w:t>input</w:t>
-      </w:r>
-      <w:r>
-        <w:rPr>
-          <w:b w:val="0"/>
-        </w:rPr>
-        <w:t xml:space="preserve">, procedure, observed result and </w:t>
-      </w:r>
-      <w:r>
-        <w:rPr>
-          <w:b/>
-        </w:rPr>
-        <w:t>limitation</w:t>
-      </w:r>
-      <w:r>
-        <w:rPr>
-          <w:b w:val="0"/>
-        </w:rPr>
-        <w:t xml:space="preserve"> of this check.</w:t>
-      </w:r>
-    </w:p>
-    <w:p>
-      <w:pPr>
-        <w:spacing w:line="336" w:lineRule="auto" w:after="180"/>
-      </w:pPr>
-      <w:r>
-        <w:rPr>
-          <w:b w:val="0"/>
-        </w:rPr>
-        <w:t>Label this worked example as practice; use a different, previously unreviewed case when checking independent understanding.</w:t>
-      </w:r>
-    </w:p>
-    <w:p>
-      <w:pPr>
-        <w:pStyle w:val="Heading1"/>
-      </w:pPr>
-      <w:r>
-        <w:t>07. Prepare, teach and assess</w:t>
-      </w:r>
-    </w:p>
-    <w:p>
-      <w:r>
-        <w:t>Use this preparation summary alongside the detailed ML Builder Expo lesson; it is a checklist rather than a replacement for the full sequence.</w:t>
-      </w:r>
-    </w:p>
-    <w:p>
-      <w:pPr>
-        <w:pStyle w:val="Heading3"/>
-      </w:pPr>
-      <w:r>
-        <w:t>Teaching target</w:t>
-      </w:r>
-    </w:p>
-    <w:p>
-      <w:pPr>
-        <w:spacing w:line="336" w:lineRule="auto" w:after="180"/>
-        <w:shd w:fill="EDF7F3"/>
       </w:pPr>
       <w:r>
         <w:rPr>
@@ -5930,16 +7272,7 @@
     </w:p>
     <w:p>
       <w:pPr>
-        <w:pStyle w:val="Heading3"/>
-      </w:pPr>
-      <w:r>
-        <w:t>Supported practice answer</w:t>
-      </w:r>
-    </w:p>
-    <w:p>
-      <w:pPr>
         <w:spacing w:line="336" w:lineRule="auto" w:after="180"/>
-        <w:shd w:fill="F1F6FC"/>
       </w:pPr>
       <w:r>
         <w:rPr>
@@ -6008,16 +7341,7 @@
     </w:p>
     <w:p>
       <w:pPr>
-        <w:pStyle w:val="Heading3"/>
-      </w:pPr>
-      <w:r>
-        <w:t>Repair the misconception</w:t>
-      </w:r>
-    </w:p>
-    <w:p>
-      <w:pPr>
         <w:spacing w:line="336" w:lineRule="auto" w:after="180"/>
-        <w:shd w:fill="FFF5E6"/>
       </w:pPr>
       <w:r>
         <w:rPr>
@@ -6029,7 +7353,6 @@
     <w:p>
       <w:pPr>
         <w:spacing w:line="336" w:lineRule="auto" w:after="180"/>
-        <w:shd w:fill="FFF5E6"/>
       </w:pPr>
       <w:r>
         <w:rPr>
@@ -6040,16 +7363,7 @@
     </w:p>
     <w:p>
       <w:pPr>
-        <w:pStyle w:val="Heading3"/>
-      </w:pPr>
-      <w:r>
-        <w:t>Support without giving away the answer</w:t>
-      </w:r>
-    </w:p>
-    <w:p>
-      <w:pPr>
         <w:spacing w:line="336" w:lineRule="auto" w:after="180"/>
-        <w:shd w:fill="F1F6F8"/>
       </w:pPr>
       <w:r>
         <w:rPr>
@@ -6072,16 +7386,7 @@
     </w:p>
     <w:p>
       <w:pPr>
-        <w:pStyle w:val="Heading3"/>
-      </w:pPr>
-      <w:r>
-        <w:t>Extend the reasoning</w:t>
-      </w:r>
-    </w:p>
-    <w:p>
-      <w:pPr>
         <w:spacing w:line="336" w:lineRule="auto" w:after="180"/>
-        <w:shd w:fill="F5F1FB"/>
       </w:pPr>
       <w:r>
         <w:rPr>
@@ -6117,7 +7422,6 @@
     <w:p>
       <w:pPr>
         <w:spacing w:line="336" w:lineRule="auto" w:after="180"/>
-        <w:shd w:fill="F5F1FB"/>
       </w:pPr>
       <w:r>
         <w:rPr>
@@ -6128,16 +7432,7 @@
     </w:p>
     <w:p>
       <w:pPr>
-        <w:pStyle w:val="Heading3"/>
-      </w:pPr>
-      <w:r>
-        <w:t>Protect the independent attempt</w:t>
-      </w:r>
-    </w:p>
-    <w:p>
-      <w:pPr>
         <w:spacing w:line="336" w:lineRule="auto" w:after="180"/>
-        <w:shd w:fill="FFF5E6"/>
       </w:pPr>
       <w:r>
         <w:rPr>
@@ -6332,16 +7627,7 @@
     </w:tbl>
     <w:p>
       <w:pPr>
-        <w:pStyle w:val="Heading3"/>
-      </w:pPr>
-      <w:r>
-        <w:t>Project checkpoint</w:t>
-      </w:r>
-    </w:p>
-    <w:p>
-      <w:pPr>
         <w:spacing w:line="336" w:lineRule="auto" w:after="180"/>
-        <w:shd w:fill="EDF7F3"/>
       </w:pPr>
       <w:r>
         <w:rPr>
@@ -6390,12 +7676,20 @@
         <w:pStyle w:val="Heading1"/>
       </w:pPr>
       <w:r>
-        <w:t>08. Use feedback, labs and repair paths</w:t>
-      </w:r>
-    </w:p>
-    <w:p>
-      <w:r>
-        <w:t>Use feedback, earlier review and portfolios purposefully. Apply the coding routine only when this lesson has an executable lab.</w:t>
+        <w:t>08. Reference · Feedback and evidence records</w:t>
+      </w:r>
+    </w:p>
+    <w:p>
+      <w:r>
+        <w:t>Keep supported rehearsal separate from independent performance.</w:t>
+      </w:r>
+    </w:p>
+    <w:p>
+      <w:pPr>
+        <w:pStyle w:val="Heading2"/>
+      </w:pPr>
+      <w:r>
+        <w:t>Record and repair</w:t>
       </w:r>
     </w:p>
     <w:p>
@@ -6434,10 +7728,56 @@
     </w:p>
     <w:p>
       <w:pPr>
-        <w:pStyle w:val="Heading3"/>
-      </w:pPr>
-      <w:r>
-        <w:t>For later coding lessons</w:t>
+        <w:spacing w:line="336" w:lineRule="auto" w:after="180"/>
+      </w:pPr>
+      <w:r>
+        <w:rPr>
+          <w:b w:val="0"/>
+        </w:rPr>
+        <w:t>Use the earlier worked-explanation links to address a specific missing building block, then return to the current question. Adapt this suggestion after observing the learner; it is not an automatic diagnosis.</w:t>
+      </w:r>
+    </w:p>
+    <w:p>
+      <w:pPr>
+        <w:spacing w:line="336" w:lineRule="auto" w:after="180"/>
+      </w:pPr>
+      <w:r>
+        <w:rPr>
+          <w:b w:val="0"/>
+        </w:rPr>
+        <w:t xml:space="preserve">Collect the completed-work portfolio as </w:t>
+      </w:r>
+      <w:r>
+        <w:rPr>
+          <w:b/>
+        </w:rPr>
+        <w:t>evidence</w:t>
+      </w:r>
+      <w:r>
+        <w:rPr>
+          <w:b w:val="0"/>
+        </w:rPr>
+        <w:t xml:space="preserve">. Record support separately from correctness, and assess explanation, trace/test and </w:t>
+      </w:r>
+      <w:r>
+        <w:rPr>
+          <w:b/>
+        </w:rPr>
+        <w:t>limitation</w:t>
+      </w:r>
+      <w:r>
+        <w:rPr>
+          <w:b w:val="0"/>
+        </w:rPr>
+        <w:t>s. Progress ticks and quiz selections alone do not establish mastery.</w:t>
+      </w:r>
+    </w:p>
+    <w:p>
+      <w:pPr>
+        <w:pStyle w:val="Heading2"/>
+      </w:pPr>
+      <w:r>
+        <w:t>Earlier wording, alternatives and picture transcripts · reference / check after trying</w:t>
       </w:r>
     </w:p>
     <w:p>
@@ -6448,7 +7788,6 @@
     <w:p>
       <w:pPr>
         <w:spacing w:line="336" w:lineRule="auto" w:after="180"/>
-        <w:shd w:fill="F1F6F8"/>
       </w:pPr>
       <w:r>
         <w:rPr>
@@ -6471,89 +7810,20 @@
     </w:p>
     <w:p>
       <w:pPr>
-        <w:spacing w:line="336" w:lineRule="auto" w:after="180"/>
-      </w:pPr>
-      <w:r>
-        <w:rPr>
-          <w:b w:val="0"/>
-        </w:rPr>
-        <w:t>Use the earlier worked-explanation links to address a specific missing building block, then return to the current question. Adapt this suggestion after observing the learner; it is not an automatic diagnosis.</w:t>
-      </w:r>
-    </w:p>
-    <w:p>
-      <w:pPr>
-        <w:spacing w:line="336" w:lineRule="auto" w:after="180"/>
-      </w:pPr>
-      <w:r>
-        <w:rPr>
-          <w:b w:val="0"/>
-        </w:rPr>
-        <w:t xml:space="preserve">Collect the completed-work portfolio as </w:t>
-      </w:r>
-      <w:r>
-        <w:rPr>
-          <w:b/>
-        </w:rPr>
-        <w:t>evidence</w:t>
-      </w:r>
-      <w:r>
-        <w:rPr>
-          <w:b w:val="0"/>
-        </w:rPr>
-        <w:t xml:space="preserve">. Record support separately from correctness, and assess explanation, trace/test and </w:t>
-      </w:r>
-      <w:r>
-        <w:rPr>
-          <w:b/>
-        </w:rPr>
-        <w:t>limitation</w:t>
-      </w:r>
-      <w:r>
-        <w:rPr>
-          <w:b w:val="0"/>
-        </w:rPr>
-        <w:t>s. Progress ticks and quiz selections alone do not establish mastery.</w:t>
-      </w:r>
-    </w:p>
-    <w:p>
-      <w:pPr>
         <w:pStyle w:val="Heading1"/>
       </w:pPr>
       <w:r>
-        <w:t>09. Visual concept journey</w:t>
-      </w:r>
-    </w:p>
-    <w:p>
-      <w:r>
-        <w:t>Show one ML Builder Expo graphic at a time, request a prediction and discuss its trace before the independent assessment.</w:t>
-      </w:r>
-    </w:p>
-    <w:p>
-      <w:pPr>
-        <w:spacing w:line="336" w:lineRule="auto" w:after="180"/>
-      </w:pPr>
-      <w:r>
-        <w:rPr>
-          <w:b w:val="0"/>
-        </w:rPr>
-        <w:t xml:space="preserve">Use one picture at a time. Hide a worked result before asking for a </w:t>
-      </w:r>
-      <w:r>
-        <w:rPr>
-          <w:b/>
-        </w:rPr>
-        <w:t>prediction</w:t>
-      </w:r>
-      <w:r>
-        <w:rPr>
-          <w:b w:val="0"/>
-        </w:rPr>
-        <w:t>, then reveal it for feedback. These are supported teaching cases; retain the separate independent assessment for a fresh first attempt.</w:t>
-      </w:r>
-    </w:p>
-    <w:p>
-      <w:pPr>
-        <w:pStyle w:val="Heading3"/>
+        <w:t>09. Reference · Teach with the six pictures</w:t>
+      </w:r>
+    </w:p>
+    <w:p>
+      <w:r>
+        <w:t>Choose one picture for a specific reasoning move.</w:t>
+      </w:r>
+    </w:p>
+    <w:p>
+      <w:pPr>
+        <w:pStyle w:val="Heading2"/>
       </w:pPr>
       <w:r>
         <w:t>01. ML Builder Expo: the case</w:t>
@@ -6564,7 +7834,7 @@
         <w:drawing>
           <wp:inline xmlns:a="http://schemas.openxmlformats.org/drawingml/2006/main" xmlns:pic="http://schemas.openxmlformats.org/drawingml/2006/picture">
             <wp:extent cx="5486400" cy="3142488"/>
-            <wp:docPr id="2" name="Picture 2" descr="Present a plant-classifier expo claim that another team could check. Supplied facts: Toy expo evidence: 15 held-out photos from 5 plants; candidate12 correct, baseline10 correct. Three candidate failures are recorded; no outdoor trial exists. All inputs and outcomes in this worked example are invented classroom data; no real model run is claimed."/>
+            <wp:docPr id="3" name="Picture 3" descr="Present a plant-classifier expo claim that another team could check. Supplied facts: Toy expo evidence: 15 held-out photos from 5 plants; candidate12 correct, baseline10 correct. Three candidate failures are recorded; no outdoor trial exists. All inputs and outcomes in this worked example are invented classroom data; no real model run is claimed."/>
             <wp:cNvGraphicFramePr>
               <a:graphicFrameLocks noChangeAspect="1"/>
             </wp:cNvGraphicFramePr>
@@ -6576,7 +7846,7 @@
                     <pic:cNvPicPr/>
                   </pic:nvPicPr>
                   <pic:blipFill>
-                    <a:blip r:embed="rId10"/>
+                    <a:blip r:embed="rId11"/>
                     <a:stretch>
                       <a:fillRect/>
                     </a:stretch>
@@ -6644,7 +7914,6 @@
     <w:p>
       <w:pPr>
         <w:spacing w:line="336" w:lineRule="auto" w:after="180"/>
-        <w:shd w:fill="F5F1FB"/>
       </w:pPr>
       <w:r>
         <w:rPr>
@@ -6655,16 +7924,7 @@
     </w:p>
     <w:p>
       <w:pPr>
-        <w:pStyle w:val="Heading3"/>
-      </w:pPr>
-      <w:r>
-        <w:t>Discuss while showing the picture</w:t>
-      </w:r>
-    </w:p>
-    <w:p>
-      <w:pPr>
         <w:spacing w:line="336" w:lineRule="auto" w:after="180"/>
-        <w:shd w:fill="F1F6F8"/>
       </w:pPr>
       <w:r>
         <w:rPr>
@@ -6675,7 +7935,7 @@
     </w:p>
     <w:p>
       <w:pPr>
-        <w:pStyle w:val="Heading3"/>
+        <w:pStyle w:val="Heading2"/>
       </w:pPr>
       <w:r>
         <w:t>02. Follow the deciding steps</w:t>
@@ -6686,7 +7946,7 @@
         <w:drawing>
           <wp:inline xmlns:a="http://schemas.openxmlformats.org/drawingml/2006/main" xmlns:pic="http://schemas.openxmlformats.org/drawingml/2006/picture">
             <wp:extent cx="5486400" cy="3337560"/>
-            <wp:docPr id="3" name="Picture 3" descr="Show denominator: Candidate12/15=80%; baseline10/15≈66.7% on the same cases. → Show independence: Explain five held-out plant identities and three related views per plant. → Show failures: Present the three failure records and indoor-only limitation beside the headline rate."/>
+            <wp:docPr id="4" name="Picture 4" descr="Show denominator: Candidate12/15=80%; baseline10/15≈66.7% on the same cases. → Show independence: Explain five held-out plant identities and three related views per plant. → Show failures: Present the three failure records and indoor-only limitation beside the headline rate."/>
             <wp:cNvGraphicFramePr>
               <a:graphicFrameLocks noChangeAspect="1"/>
             </wp:cNvGraphicFramePr>
@@ -6698,7 +7958,7 @@
                     <pic:cNvPicPr/>
                   </pic:nvPicPr>
                   <pic:blipFill>
-                    <a:blip r:embed="rId11"/>
+                    <a:blip r:embed="rId9"/>
                     <a:stretch>
                       <a:fillRect/>
                     </a:stretch>
@@ -6755,7 +8015,6 @@
     <w:p>
       <w:pPr>
         <w:spacing w:line="336" w:lineRule="auto" w:after="180"/>
-        <w:shd w:fill="F5F1FB"/>
       </w:pPr>
       <w:r>
         <w:rPr>
@@ -6778,16 +8037,7 @@
     </w:p>
     <w:p>
       <w:pPr>
-        <w:pStyle w:val="Heading3"/>
-      </w:pPr>
-      <w:r>
-        <w:t>Discuss while showing the picture</w:t>
-      </w:r>
-    </w:p>
-    <w:p>
-      <w:pPr>
         <w:spacing w:line="336" w:lineRule="auto" w:after="180"/>
-        <w:shd w:fill="F1F6F8"/>
       </w:pPr>
       <w:r>
         <w:rPr>
@@ -6810,7 +8060,7 @@
     </w:p>
     <w:p>
       <w:pPr>
-        <w:pStyle w:val="Heading3"/>
+        <w:pStyle w:val="Heading2"/>
       </w:pPr>
       <w:r>
         <w:t>03. Machine learning project defense at a glance</w:t>
@@ -6821,7 +8071,7 @@
         <w:drawing>
           <wp:inline xmlns:a="http://schemas.openxmlformats.org/drawingml/2006/main" xmlns:pic="http://schemas.openxmlformats.org/drawingml/2006/picture">
             <wp:extent cx="5486400" cy="2834640"/>
-            <wp:docPr id="4" name="Picture 4" descr="Machine learning project defense at a glance. Show the process | Task data splits versions | Explain one prediction. Show the evidence | Baseline metrics errors | Trace one reported number. Show the limits | Unsupported uses next step | Answer peer questions"/>
+            <wp:docPr id="5" name="Picture 5" descr="Machine learning project defense at a glance. Show the process | Task data splits versions | Explain one prediction. Show the evidence | Baseline metrics errors | Trace one reported number. Show the limits | Unsupported uses next step | Answer peer questions"/>
             <wp:cNvGraphicFramePr>
               <a:graphicFrameLocks noChangeAspect="1"/>
             </wp:cNvGraphicFramePr>
@@ -6925,7 +8175,6 @@
     <w:p>
       <w:pPr>
         <w:spacing w:line="336" w:lineRule="auto" w:after="180"/>
-        <w:shd w:fill="F5F1FB"/>
       </w:pPr>
       <w:r>
         <w:rPr>
@@ -6936,16 +8185,7 @@
     </w:p>
     <w:p>
       <w:pPr>
-        <w:pStyle w:val="Heading3"/>
-      </w:pPr>
-      <w:r>
-        <w:t>Discuss while showing the picture</w:t>
-      </w:r>
-    </w:p>
-    <w:p>
-      <w:pPr>
         <w:spacing w:line="336" w:lineRule="auto" w:after="180"/>
-        <w:shd w:fill="F1F6F8"/>
       </w:pPr>
       <w:r>
         <w:rPr>
@@ -6956,7 +8196,7 @@
     </w:p>
     <w:p>
       <w:pPr>
-        <w:pStyle w:val="Heading3"/>
+        <w:pStyle w:val="Heading2"/>
       </w:pPr>
       <w:r>
         <w:t>04. Change one thing. Trace what follows.</w:t>
@@ -6967,7 +8207,7 @@
         <w:drawing>
           <wp:inline xmlns:a="http://schemas.openxmlformats.org/drawingml/2006/main" xmlns:pic="http://schemas.openxmlformats.org/drawingml/2006/picture">
             <wp:extent cx="5486400" cy="3191256"/>
-            <wp:docPr id="5" name="Picture 5" descr="Original case: Present the three failure records and indoor-only limitation beside the headline rate. Changed condition: The poster omits the baseline and calls the model “field ready”. Expected result: The headline exceeds the supplied evidence. Reason: No outdoor evaluation is supplied, and the comparative benefit is obscured without the same-case baseline."/>
+            <wp:docPr id="6" name="Picture 6" descr="Original case: Present the three failure records and indoor-only limitation beside the headline rate. Changed condition: The poster omits the baseline and calls the model “field ready”. Expected result: The headline exceeds the supplied evidence. Reason: No outdoor evaluation is supplied, and the comparative benefit is obscured without the same-case baseline."/>
             <wp:cNvGraphicFramePr>
               <a:graphicFrameLocks noChangeAspect="1"/>
             </wp:cNvGraphicFramePr>
@@ -7047,7 +8287,6 @@
     <w:p>
       <w:pPr>
         <w:spacing w:line="336" w:lineRule="auto" w:after="180"/>
-        <w:shd w:fill="F5F1FB"/>
       </w:pPr>
       <w:r>
         <w:rPr>
@@ -7058,16 +8297,7 @@
     </w:p>
     <w:p>
       <w:pPr>
-        <w:pStyle w:val="Heading3"/>
-      </w:pPr>
-      <w:r>
-        <w:t>Discuss while showing the picture</w:t>
-      </w:r>
-    </w:p>
-    <w:p>
-      <w:pPr>
         <w:spacing w:line="336" w:lineRule="auto" w:after="180"/>
-        <w:shd w:fill="F1F6F8"/>
       </w:pPr>
       <w:r>
         <w:rPr>
@@ -7079,7 +8309,6 @@
     <w:p>
       <w:pPr>
         <w:spacing w:line="336" w:lineRule="auto" w:after="180"/>
-        <w:shd w:fill="F1F6F8"/>
       </w:pPr>
       <w:r>
         <w:rPr>
@@ -7090,7 +8319,7 @@
     </w:p>
     <w:p>
       <w:pPr>
-        <w:pStyle w:val="Heading3"/>
+        <w:pStyle w:val="Heading2"/>
       </w:pPr>
       <w:r>
         <w:t>05. Connect the explanation to its limit</w:t>
@@ -7101,7 +8330,7 @@
         <w:drawing>
           <wp:inline xmlns:a="http://schemas.openxmlformats.org/drawingml/2006/main" xmlns:pic="http://schemas.openxmlformats.org/drawingml/2006/picture">
             <wp:extent cx="5486400" cy="2834640"/>
-            <wp:docPr id="6" name="Picture 6" descr="Read the picture in order. Present the three failure records and indoor-only limitation beside the headline rate. The arrows show which recorded input or intermediate result each decision uses. Explain the deciding step aloud before checking the changed case; pointing to the final answer alone does not show how it follows. Limit: Clear presentation helps review but does not increase the strength of a tiny or unrepresentative evaluation."/>
+            <wp:docPr id="7" name="Picture 7" descr="Read the picture in order. Present the three failure records and indoor-only limitation beside the headline rate. The arrows show which recorded input or intermediate result each decision uses. Explain the deciding step aloud before checking the changed case; pointing to the final answer alone does not show how it follows. Limit: Clear presentation helps review but does not increase the strength of a tiny or unrepresentative evaluation."/>
             <wp:cNvGraphicFramePr>
               <a:graphicFrameLocks noChangeAspect="1"/>
             </wp:cNvGraphicFramePr>
@@ -7192,7 +8421,6 @@
     <w:p>
       <w:pPr>
         <w:spacing w:line="336" w:lineRule="auto" w:after="180"/>
-        <w:shd w:fill="F5F1FB"/>
       </w:pPr>
       <w:r>
         <w:rPr>
@@ -7203,16 +8431,7 @@
     </w:p>
     <w:p>
       <w:pPr>
-        <w:pStyle w:val="Heading3"/>
-      </w:pPr>
-      <w:r>
-        <w:t>Discuss while showing the picture</w:t>
-      </w:r>
-    </w:p>
-    <w:p>
-      <w:pPr>
         <w:spacing w:line="336" w:lineRule="auto" w:after="180"/>
-        <w:shd w:fill="F1F6F8"/>
       </w:pPr>
       <w:r>
         <w:rPr>
@@ -7224,7 +8443,6 @@
     <w:p>
       <w:pPr>
         <w:spacing w:line="336" w:lineRule="auto" w:after="180"/>
-        <w:shd w:fill="F1F6F8"/>
       </w:pPr>
       <w:r>
         <w:rPr>
@@ -7235,7 +8453,7 @@
     </w:p>
     <w:p>
       <w:pPr>
-        <w:pStyle w:val="Heading3"/>
+        <w:pStyle w:val="Heading2"/>
       </w:pPr>
       <w:r>
         <w:t>06. Make the idea visible in your project</w:t>
@@ -7246,7 +8464,7 @@
         <w:drawing>
           <wp:inline xmlns:a="http://schemas.openxmlformats.org/drawingml/2006/main" xmlns:pic="http://schemas.openxmlformats.org/drawingml/2006/picture">
             <wp:extent cx="5486400" cy="3681984"/>
-            <wp:docPr id="7" name="Picture 7" descr="For your Responsible Plant Classifier, save the input, procedure, observed result and limitation of this check. Label this worked example as practice; use a different, previously unreviewed case when checking independent understanding. Draw your input, deciding step, result and limit. Supported question: Which three supporting items should be visible at the expo? Point to the relevant step in the picture, then write the changed result and the rule or evidence that supports it."/>
+            <wp:docPr id="8" name="Picture 8" descr="For your Responsible Plant Classifier, save the input, procedure, observed result and limitation of this check. Label this worked example as practice; use a different, previously unreviewed case when checking independent understanding. Draw your input, deciding step, result and limit. Supported question: Which three supporting items should be visible at the expo? Point to the relevant step in the picture, then write the changed result and the rule or evidence that supports it."/>
             <wp:cNvGraphicFramePr>
               <a:graphicFrameLocks noChangeAspect="1"/>
             </wp:cNvGraphicFramePr>
@@ -7361,7 +8579,6 @@
     <w:p>
       <w:pPr>
         <w:spacing w:line="336" w:lineRule="auto" w:after="180"/>
-        <w:shd w:fill="F5F1FB"/>
       </w:pPr>
       <w:r>
         <w:rPr>
@@ -7384,70 +8601,138 @@
     </w:p>
     <w:p>
       <w:pPr>
+        <w:spacing w:line="336" w:lineRule="auto" w:after="180"/>
+      </w:pPr>
+      <w:r>
+        <w:rPr>
+          <w:b w:val="0"/>
+        </w:rPr>
+        <w:t xml:space="preserve">Teacher prompt: Draw your project trace and justify the deciding step using </w:t>
+      </w:r>
+      <w:r>
+        <w:rPr>
+          <w:b/>
+        </w:rPr>
+        <w:t>evidence</w:t>
+      </w:r>
+      <w:r>
+        <w:rPr>
+          <w:b w:val="0"/>
+        </w:rPr>
+        <w:t>. Ask learners to describe one label or arrow in ordinary words. Use the adjacent transcript if the image is difficult to see.</w:t>
+      </w:r>
+    </w:p>
+    <w:p>
+      <w:pPr>
+        <w:spacing w:line="336" w:lineRule="auto" w:after="180"/>
+      </w:pPr>
+      <w:r>
+        <w:rPr>
+          <w:b w:val="0"/>
+        </w:rPr>
+        <w:t xml:space="preserve">Supported practice key: Show split/provenance, candidate-versus-baseline counts, and actual error records with the indoor-only scope. Changed-case check: The headline exceeds the supplied </w:t>
+      </w:r>
+      <w:r>
+        <w:rPr>
+          <w:b/>
+        </w:rPr>
+        <w:t>evidence</w:t>
+      </w:r>
+      <w:r>
+        <w:rPr>
+          <w:b w:val="0"/>
+        </w:rPr>
+        <w:t>.</w:t>
+      </w:r>
+    </w:p>
+    <w:p>
+      <w:pPr>
+        <w:spacing w:line="336" w:lineRule="auto" w:after="180"/>
+      </w:pPr>
+      <w:r>
+        <w:rPr>
+          <w:b w:val="0"/>
+        </w:rPr>
+        <w:t>No outdoor evaluation is supplied, and the comparative benefit is obscured without the same-case baseline.</w:t>
+      </w:r>
+    </w:p>
+    <w:p>
+      <w:pPr>
+        <w:pStyle w:val="Heading2"/>
+      </w:pPr>
+      <w:r>
+        <w:t>Earlier wording, alternatives and picture transcripts · reference / check after trying</w:t>
+      </w:r>
+    </w:p>
+    <w:p>
+      <w:pPr>
+        <w:spacing w:line="336" w:lineRule="auto" w:after="180"/>
+      </w:pPr>
+      <w:r>
+        <w:rPr>
+          <w:b w:val="0"/>
+        </w:rPr>
+        <w:t xml:space="preserve">Use one picture at a time. Hide a worked result before asking for a </w:t>
+      </w:r>
+      <w:r>
+        <w:rPr>
+          <w:b/>
+        </w:rPr>
+        <w:t>prediction</w:t>
+      </w:r>
+      <w:r>
+        <w:rPr>
+          <w:b w:val="0"/>
+        </w:rPr>
+        <w:t>, then reveal it for feedback. These are supported teaching cases; retain the separate independent assessment for a fresh first attempt.</w:t>
+      </w:r>
+    </w:p>
+    <w:p>
+      <w:pPr>
         <w:pStyle w:val="Heading3"/>
       </w:pPr>
       <w:r>
-        <w:t>Discuss while showing the picture</w:t>
-      </w:r>
-    </w:p>
-    <w:p>
-      <w:pPr>
-        <w:spacing w:line="336" w:lineRule="auto" w:after="180"/>
-        <w:shd w:fill="F1F6F8"/>
-      </w:pPr>
-      <w:r>
-        <w:rPr>
-          <w:b w:val="0"/>
-        </w:rPr>
-        <w:t xml:space="preserve">Teacher prompt: Draw your project trace and justify the deciding step using </w:t>
-      </w:r>
-      <w:r>
-        <w:rPr>
-          <w:b/>
-        </w:rPr>
-        <w:t>evidence</w:t>
-      </w:r>
-      <w:r>
-        <w:rPr>
-          <w:b w:val="0"/>
-        </w:rPr>
-        <w:t>. Ask learners to describe one label or arrow in ordinary words. Use the adjacent transcript if the image is difficult to see.</w:t>
-      </w:r>
-    </w:p>
-    <w:p>
-      <w:pPr>
-        <w:spacing w:line="336" w:lineRule="auto" w:after="180"/>
-        <w:shd w:fill="F1F6F8"/>
-      </w:pPr>
-      <w:r>
-        <w:rPr>
-          <w:b w:val="0"/>
-        </w:rPr>
-        <w:t xml:space="preserve">Supported practice key: Show split/provenance, candidate-versus-baseline counts, and actual error records with the indoor-only scope. Changed-case check: The headline exceeds the supplied </w:t>
-      </w:r>
-      <w:r>
-        <w:rPr>
-          <w:b/>
-        </w:rPr>
-        <w:t>evidence</w:t>
-      </w:r>
-      <w:r>
-        <w:rPr>
-          <w:b w:val="0"/>
-        </w:rPr>
-        <w:t>.</w:t>
-      </w:r>
-    </w:p>
-    <w:p>
-      <w:pPr>
-        <w:spacing w:line="336" w:lineRule="auto" w:after="180"/>
-        <w:shd w:fill="F1F6F8"/>
-      </w:pPr>
-      <w:r>
-        <w:rPr>
-          <w:b w:val="0"/>
-        </w:rPr>
-        <w:t>No outdoor evaluation is supplied, and the comparative benefit is obscured without the same-case baseline.</w:t>
+        <w:t>01. ML Builder Expo: the case</w:t>
+      </w:r>
+    </w:p>
+    <w:p>
+      <w:pPr>
+        <w:pStyle w:val="Heading3"/>
+      </w:pPr>
+      <w:r>
+        <w:t>02. Follow the deciding steps</w:t>
+      </w:r>
+    </w:p>
+    <w:p>
+      <w:pPr>
+        <w:pStyle w:val="Heading3"/>
+      </w:pPr>
+      <w:r>
+        <w:t>03. Machine learning project defense at a glance</w:t>
+      </w:r>
+    </w:p>
+    <w:p>
+      <w:pPr>
+        <w:pStyle w:val="Heading3"/>
+      </w:pPr>
+      <w:r>
+        <w:t>04. Change one thing. Trace what follows.</w:t>
+      </w:r>
+    </w:p>
+    <w:p>
+      <w:pPr>
+        <w:pStyle w:val="Heading3"/>
+      </w:pPr>
+      <w:r>
+        <w:t>05. Connect the explanation to its limit</w:t>
+      </w:r>
+    </w:p>
+    <w:p>
+      <w:pPr>
+        <w:pStyle w:val="Heading3"/>
+      </w:pPr>
+      <w:r>
+        <w:t>06. Make the idea visible in your project</w:t>
       </w:r>
     </w:p>
     <w:sectPr>
